--- a/Извештај.docx
+++ b/Извештај.docx
@@ -16545,7 +16545,6 @@
         <w:t xml:space="preserve"> „</w:t>
       </w:r>
       <w:proofErr w:type="spellStart"/>
-      <w:proofErr w:type="gramStart"/>
       <w:r>
         <w:rPr>
           <w:rStyle w:val="skip-quote-patch"/>
@@ -16561,16 +16560,7 @@
           <w:color w:val="0F1115"/>
           <w:szCs w:val="30"/>
         </w:rPr>
-        <w:t>“ —</w:t>
-      </w:r>
-      <w:proofErr w:type="gramEnd"/>
-      <w:r>
-        <w:rPr>
-          <w:rStyle w:val="skip-quote-patch"/>
-          <w:color w:val="0F1115"/>
-          <w:szCs w:val="30"/>
-        </w:rPr>
-        <w:t xml:space="preserve"> </w:t>
+        <w:t xml:space="preserve">“ — </w:t>
       </w:r>
       <w:proofErr w:type="spellStart"/>
       <w:r>
@@ -21502,15 +21492,7 @@
           <w:color w:val="0F1115"/>
           <w:szCs w:val="30"/>
         </w:rPr>
-        <w:t xml:space="preserve"> — 668 (23,2%</w:t>
-      </w:r>
-      <w:proofErr w:type="gramStart"/>
-      <w:r>
-        <w:rPr>
-          <w:color w:val="0F1115"/>
-          <w:szCs w:val="30"/>
-        </w:rPr>
-        <w:t xml:space="preserve">), </w:t>
+        <w:t xml:space="preserve"> — 668 (23,2%), </w:t>
       </w:r>
       <w:r>
         <w:rPr>
@@ -21530,7 +21512,6 @@
         <w:t>што</w:t>
       </w:r>
       <w:proofErr w:type="spellEnd"/>
-      <w:proofErr w:type="gramEnd"/>
       <w:r>
         <w:rPr>
           <w:color w:val="0F1115"/>
@@ -29024,7 +29005,7 @@
         <w:rPr>
           <w:color w:val="0F1115"/>
           <w:szCs w:val="30"/>
-          <w:lang w:val="sr-Cyrl-RS"/>
+          <w:lang w:val="en-US"/>
         </w:rPr>
       </w:pPr>
     </w:p>
@@ -29043,71 +29024,653 @@
     </w:p>
     <w:p>
       <w:pPr>
+        <w:pStyle w:val="Heading1"/>
+        <w:shd w:val="clear" w:color="auto" w:fill="FFFFFF"/>
+        <w:spacing w:after="299" w:afterAutospacing="0" w:line="636" w:lineRule="atLeast"/>
+        <w:jc w:val="both"/>
+        <w:rPr>
+          <w:color w:val="0F1115"/>
+          <w:sz w:val="45"/>
+          <w:szCs w:val="45"/>
+        </w:rPr>
+      </w:pPr>
+      <w:r>
+        <w:rPr>
+          <w:color w:val="0F1115"/>
+          <w:sz w:val="45"/>
+          <w:szCs w:val="45"/>
+          <w:lang w:val="sr-Cyrl-RS"/>
+        </w:rPr>
+        <w:lastRenderedPageBreak/>
+        <w:t>3</w:t>
+      </w:r>
+      <w:r>
+        <w:rPr>
+          <w:color w:val="0F1115"/>
+          <w:sz w:val="45"/>
+          <w:szCs w:val="45"/>
+        </w:rPr>
+        <w:t xml:space="preserve">. </w:t>
+      </w:r>
+      <w:r>
+        <w:rPr>
+          <w:color w:val="0F1115"/>
+          <w:sz w:val="45"/>
+          <w:szCs w:val="45"/>
+          <w:lang w:val="sr-Cyrl-RS"/>
+        </w:rPr>
+        <w:t>Обучавање и евалуација модела</w:t>
+      </w:r>
+    </w:p>
+    <w:p>
+      <w:pPr>
         <w:shd w:val="clear" w:color="auto" w:fill="FFFFFF"/>
         <w:spacing w:before="268" w:after="268"/>
         <w:ind w:firstLine="720"/>
         <w:jc w:val="both"/>
         <w:rPr>
-          <w:color w:val="0F1115"/>
-          <w:szCs w:val="30"/>
           <w:lang w:val="sr-Cyrl-RS"/>
         </w:rPr>
       </w:pPr>
-    </w:p>
-    <w:p>
-      <w:pPr>
-        <w:pStyle w:val="Heading1"/>
-        <w:shd w:val="clear" w:color="auto" w:fill="FFFFFF"/>
-        <w:spacing w:after="299" w:afterAutospacing="0" w:line="636" w:lineRule="atLeast"/>
-        <w:jc w:val="both"/>
-        <w:rPr>
-          <w:color w:val="0F1115"/>
-          <w:sz w:val="45"/>
-          <w:szCs w:val="45"/>
+      <w:r>
+        <w:t xml:space="preserve">У </w:t>
+      </w:r>
+      <w:proofErr w:type="spellStart"/>
+      <w:r>
+        <w:t>трећој</w:t>
+      </w:r>
+      <w:proofErr w:type="spellEnd"/>
+      <w:r>
+        <w:t xml:space="preserve"> </w:t>
+      </w:r>
+      <w:proofErr w:type="spellStart"/>
+      <w:r>
+        <w:t>фази</w:t>
+      </w:r>
+      <w:proofErr w:type="spellEnd"/>
+      <w:r>
+        <w:t xml:space="preserve"> </w:t>
+      </w:r>
+      <w:proofErr w:type="spellStart"/>
+      <w:r>
+        <w:t>истраживања</w:t>
+      </w:r>
+      <w:proofErr w:type="spellEnd"/>
+      <w:r>
+        <w:t xml:space="preserve"> </w:t>
+      </w:r>
+      <w:proofErr w:type="spellStart"/>
+      <w:r>
+        <w:t>разматрају</w:t>
+      </w:r>
+      <w:proofErr w:type="spellEnd"/>
+      <w:r>
+        <w:t xml:space="preserve"> </w:t>
+      </w:r>
+      <w:proofErr w:type="spellStart"/>
+      <w:r>
+        <w:t>се</w:t>
+      </w:r>
+      <w:proofErr w:type="spellEnd"/>
+      <w:r>
+        <w:t xml:space="preserve"> </w:t>
+      </w:r>
+      <w:proofErr w:type="spellStart"/>
+      <w:r>
+        <w:t>различити</w:t>
+      </w:r>
+      <w:proofErr w:type="spellEnd"/>
+      <w:r>
+        <w:t xml:space="preserve"> </w:t>
+      </w:r>
+      <w:proofErr w:type="spellStart"/>
+      <w:r>
+        <w:t>приступи</w:t>
+      </w:r>
+      <w:proofErr w:type="spellEnd"/>
+      <w:r>
+        <w:t xml:space="preserve"> </w:t>
+      </w:r>
+      <w:proofErr w:type="spellStart"/>
+      <w:r>
+        <w:t>класификацији</w:t>
+      </w:r>
+      <w:proofErr w:type="spellEnd"/>
+      <w:r>
+        <w:t xml:space="preserve"> </w:t>
+      </w:r>
+      <w:proofErr w:type="spellStart"/>
+      <w:r>
+        <w:t>става</w:t>
+      </w:r>
+      <w:proofErr w:type="spellEnd"/>
+      <w:r>
+        <w:t xml:space="preserve"> (</w:t>
+      </w:r>
+      <w:r>
+        <w:rPr>
+          <w:i/>
+          <w:iCs/>
+        </w:rPr>
+        <w:t>stance classification</w:t>
+      </w:r>
+      <w:r>
+        <w:t xml:space="preserve">) </w:t>
+      </w:r>
+      <w:proofErr w:type="spellStart"/>
+      <w:r>
+        <w:t>коментара</w:t>
+      </w:r>
+      <w:proofErr w:type="spellEnd"/>
+      <w:r>
+        <w:t xml:space="preserve"> </w:t>
+      </w:r>
+      <w:proofErr w:type="spellStart"/>
+      <w:r>
+        <w:t>који</w:t>
+      </w:r>
+      <w:proofErr w:type="spellEnd"/>
+      <w:r>
+        <w:t xml:space="preserve"> </w:t>
+      </w:r>
+      <w:proofErr w:type="spellStart"/>
+      <w:r>
+        <w:t>се</w:t>
+      </w:r>
+      <w:proofErr w:type="spellEnd"/>
+      <w:r>
+        <w:t xml:space="preserve"> </w:t>
+      </w:r>
+      <w:proofErr w:type="spellStart"/>
+      <w:r>
+        <w:t>односе</w:t>
+      </w:r>
+      <w:proofErr w:type="spellEnd"/>
+      <w:r>
+        <w:t xml:space="preserve"> </w:t>
+      </w:r>
+      <w:proofErr w:type="spellStart"/>
+      <w:r>
+        <w:t>на</w:t>
+      </w:r>
+      <w:proofErr w:type="spellEnd"/>
+      <w:r>
+        <w:t xml:space="preserve"> </w:t>
+      </w:r>
+      <w:proofErr w:type="spellStart"/>
+      <w:r>
+        <w:t>студентске</w:t>
+      </w:r>
+      <w:proofErr w:type="spellEnd"/>
+      <w:r>
+        <w:t xml:space="preserve"> </w:t>
+      </w:r>
+      <w:proofErr w:type="spellStart"/>
+      <w:r>
+        <w:t>протесте</w:t>
+      </w:r>
+      <w:proofErr w:type="spellEnd"/>
+      <w:r>
+        <w:t xml:space="preserve"> у </w:t>
+      </w:r>
+      <w:proofErr w:type="spellStart"/>
+      <w:r>
+        <w:t>Србији</w:t>
+      </w:r>
+      <w:proofErr w:type="spellEnd"/>
+      <w:r>
+        <w:t xml:space="preserve">. </w:t>
+      </w:r>
+      <w:proofErr w:type="spellStart"/>
+      <w:r>
+        <w:t>Циљ</w:t>
+      </w:r>
+      <w:proofErr w:type="spellEnd"/>
+      <w:r>
+        <w:t xml:space="preserve"> </w:t>
+      </w:r>
+      <w:proofErr w:type="spellStart"/>
+      <w:r>
+        <w:t>ове</w:t>
+      </w:r>
+      <w:proofErr w:type="spellEnd"/>
+      <w:r>
+        <w:t xml:space="preserve"> </w:t>
+      </w:r>
+      <w:proofErr w:type="spellStart"/>
+      <w:r>
+        <w:t>фазе</w:t>
+      </w:r>
+      <w:proofErr w:type="spellEnd"/>
+      <w:r>
+        <w:t xml:space="preserve"> </w:t>
+      </w:r>
+      <w:proofErr w:type="spellStart"/>
+      <w:r>
+        <w:t>је</w:t>
+      </w:r>
+      <w:proofErr w:type="spellEnd"/>
+      <w:r>
+        <w:t xml:space="preserve"> </w:t>
+      </w:r>
+      <w:proofErr w:type="spellStart"/>
+      <w:r>
+        <w:t>да</w:t>
+      </w:r>
+      <w:proofErr w:type="spellEnd"/>
+      <w:r>
+        <w:t xml:space="preserve"> </w:t>
+      </w:r>
+      <w:proofErr w:type="spellStart"/>
+      <w:r>
+        <w:t>се</w:t>
+      </w:r>
+      <w:proofErr w:type="spellEnd"/>
+      <w:r>
+        <w:t xml:space="preserve"> </w:t>
+      </w:r>
+      <w:proofErr w:type="spellStart"/>
+      <w:r>
+        <w:t>успостави</w:t>
+      </w:r>
+      <w:proofErr w:type="spellEnd"/>
+      <w:r>
+        <w:t xml:space="preserve"> </w:t>
+      </w:r>
+      <w:proofErr w:type="spellStart"/>
+      <w:r>
+        <w:t>репрезентативна</w:t>
+      </w:r>
+      <w:proofErr w:type="spellEnd"/>
+      <w:r>
+        <w:t xml:space="preserve"> </w:t>
+      </w:r>
+      <w:r>
+        <w:rPr>
+          <w:i/>
+          <w:iCs/>
+        </w:rPr>
+        <w:t>baseline</w:t>
+      </w:r>
+      <w:r>
+        <w:t xml:space="preserve"> </w:t>
+      </w:r>
+      <w:proofErr w:type="spellStart"/>
+      <w:r>
+        <w:t>вредност</w:t>
+      </w:r>
+      <w:proofErr w:type="spellEnd"/>
+      <w:r>
+        <w:t xml:space="preserve"> </w:t>
+      </w:r>
+      <w:proofErr w:type="spellStart"/>
+      <w:r>
+        <w:t>применом</w:t>
+      </w:r>
+      <w:proofErr w:type="spellEnd"/>
+      <w:r>
+        <w:t xml:space="preserve"> </w:t>
+      </w:r>
+      <w:proofErr w:type="spellStart"/>
+      <w:r>
+        <w:t>класичних</w:t>
+      </w:r>
+      <w:proofErr w:type="spellEnd"/>
+      <w:r>
+        <w:t xml:space="preserve"> </w:t>
+      </w:r>
+      <w:proofErr w:type="spellStart"/>
+      <w:r>
+        <w:t>алгоритама</w:t>
+      </w:r>
+      <w:proofErr w:type="spellEnd"/>
+      <w:r>
+        <w:t xml:space="preserve"> </w:t>
+      </w:r>
+      <w:proofErr w:type="spellStart"/>
+      <w:r>
+        <w:t>машинског</w:t>
+      </w:r>
+      <w:proofErr w:type="spellEnd"/>
+      <w:r>
+        <w:t xml:space="preserve"> </w:t>
+      </w:r>
+      <w:proofErr w:type="spellStart"/>
+      <w:r>
+        <w:t>учења</w:t>
+      </w:r>
+      <w:proofErr w:type="spellEnd"/>
+      <w:r>
+        <w:t xml:space="preserve">, а </w:t>
+      </w:r>
+      <w:proofErr w:type="spellStart"/>
+      <w:r>
+        <w:t>затим</w:t>
+      </w:r>
+      <w:proofErr w:type="spellEnd"/>
+      <w:r>
+        <w:t xml:space="preserve"> </w:t>
+      </w:r>
+      <w:proofErr w:type="spellStart"/>
+      <w:r>
+        <w:t>испита</w:t>
+      </w:r>
+      <w:proofErr w:type="spellEnd"/>
+      <w:r>
+        <w:t xml:space="preserve"> у </w:t>
+      </w:r>
+      <w:proofErr w:type="spellStart"/>
+      <w:r>
+        <w:t>којој</w:t>
+      </w:r>
+      <w:proofErr w:type="spellEnd"/>
+      <w:r>
+        <w:t xml:space="preserve"> </w:t>
+      </w:r>
+      <w:proofErr w:type="spellStart"/>
+      <w:r>
+        <w:t>мери</w:t>
+      </w:r>
+      <w:proofErr w:type="spellEnd"/>
+      <w:r>
+        <w:t xml:space="preserve"> </w:t>
+      </w:r>
+      <w:r>
+        <w:rPr>
+          <w:i/>
+          <w:iCs/>
+        </w:rPr>
+        <w:t>Transformer</w:t>
+      </w:r>
+      <w:r>
+        <w:t xml:space="preserve"> </w:t>
+      </w:r>
+      <w:proofErr w:type="spellStart"/>
+      <w:r>
+        <w:t>модели</w:t>
+      </w:r>
+      <w:proofErr w:type="spellEnd"/>
+      <w:r>
+        <w:t xml:space="preserve"> </w:t>
+      </w:r>
+      <w:proofErr w:type="spellStart"/>
+      <w:r>
+        <w:t>могу</w:t>
+      </w:r>
+      <w:proofErr w:type="spellEnd"/>
+      <w:r>
+        <w:t xml:space="preserve"> </w:t>
+      </w:r>
+      <w:proofErr w:type="spellStart"/>
+      <w:r>
+        <w:t>да</w:t>
+      </w:r>
+      <w:proofErr w:type="spellEnd"/>
+      <w:r>
+        <w:t xml:space="preserve"> </w:t>
+      </w:r>
+      <w:proofErr w:type="spellStart"/>
+      <w:r>
+        <w:t>унапреде</w:t>
+      </w:r>
+      <w:proofErr w:type="spellEnd"/>
+      <w:r>
+        <w:t xml:space="preserve"> </w:t>
+      </w:r>
+      <w:proofErr w:type="spellStart"/>
+      <w:r>
+        <w:t>резултате</w:t>
+      </w:r>
+      <w:proofErr w:type="spellEnd"/>
+      <w:r>
+        <w:t xml:space="preserve">. </w:t>
+      </w:r>
+      <w:proofErr w:type="spellStart"/>
+      <w:r>
+        <w:t>Експерименти</w:t>
+      </w:r>
+      <w:proofErr w:type="spellEnd"/>
+      <w:r>
+        <w:t xml:space="preserve"> </w:t>
+      </w:r>
+      <w:proofErr w:type="spellStart"/>
+      <w:r>
+        <w:t>су</w:t>
+      </w:r>
+      <w:proofErr w:type="spellEnd"/>
+      <w:r>
+        <w:t xml:space="preserve"> </w:t>
+      </w:r>
+      <w:proofErr w:type="spellStart"/>
+      <w:r>
+        <w:t>подељени</w:t>
+      </w:r>
+      <w:proofErr w:type="spellEnd"/>
+      <w:r>
+        <w:t xml:space="preserve"> </w:t>
+      </w:r>
+      <w:proofErr w:type="spellStart"/>
+      <w:r>
+        <w:t>на</w:t>
+      </w:r>
+      <w:proofErr w:type="spellEnd"/>
+      <w:r>
+        <w:t xml:space="preserve"> </w:t>
+      </w:r>
+      <w:r>
+        <w:rPr>
           <w:lang w:val="sr-Cyrl-RS"/>
         </w:rPr>
-      </w:pPr>
-      <w:r>
-        <w:rPr>
-          <w:color w:val="0F1115"/>
-          <w:sz w:val="45"/>
-          <w:szCs w:val="45"/>
+        <w:t xml:space="preserve">два </w:t>
+      </w:r>
+      <w:proofErr w:type="spellStart"/>
+      <w:r>
+        <w:t>приступа</w:t>
+      </w:r>
+      <w:proofErr w:type="spellEnd"/>
+      <w:r>
+        <w:t xml:space="preserve">: </w:t>
+      </w:r>
+      <w:proofErr w:type="spellStart"/>
+      <w:r>
+        <w:t>класичне</w:t>
+      </w:r>
+      <w:proofErr w:type="spellEnd"/>
+      <w:r>
+        <w:t xml:space="preserve"> </w:t>
+      </w:r>
+      <w:proofErr w:type="spellStart"/>
+      <w:r>
+        <w:t>моделе</w:t>
+      </w:r>
+      <w:proofErr w:type="spellEnd"/>
+      <w:r>
+        <w:t xml:space="preserve"> </w:t>
+      </w:r>
+      <w:proofErr w:type="spellStart"/>
+      <w:r>
+        <w:t>машинског</w:t>
+      </w:r>
+      <w:proofErr w:type="spellEnd"/>
+      <w:r>
+        <w:t xml:space="preserve"> </w:t>
+      </w:r>
+      <w:proofErr w:type="spellStart"/>
+      <w:r>
+        <w:t>учења</w:t>
+      </w:r>
+      <w:proofErr w:type="spellEnd"/>
+      <w:r>
+        <w:rPr>
           <w:lang w:val="sr-Cyrl-RS"/>
         </w:rPr>
-        <w:lastRenderedPageBreak/>
-        <w:t>3</w:t>
-      </w:r>
-      <w:r>
-        <w:rPr>
-          <w:color w:val="0F1115"/>
-          <w:sz w:val="45"/>
-          <w:szCs w:val="45"/>
-        </w:rPr>
+        <w:t xml:space="preserve"> и</w:t>
+      </w:r>
+      <w:r>
+        <w:t xml:space="preserve"> </w:t>
+      </w:r>
+      <w:proofErr w:type="spellStart"/>
+      <w:r>
+        <w:t>енкодер</w:t>
+      </w:r>
+      <w:proofErr w:type="spellEnd"/>
+      <w:r>
+        <w:t xml:space="preserve"> </w:t>
+      </w:r>
+      <w:r>
+        <w:rPr>
+          <w:i/>
+          <w:iCs/>
+        </w:rPr>
+        <w:t>Transformer</w:t>
+      </w:r>
+      <w:r>
+        <w:t xml:space="preserve"> </w:t>
+      </w:r>
+      <w:proofErr w:type="spellStart"/>
+      <w:r>
+        <w:t>моделе</w:t>
+      </w:r>
+      <w:proofErr w:type="spellEnd"/>
+      <w:r>
         <w:t xml:space="preserve">. </w:t>
       </w:r>
-      <w:r>
-        <w:rPr>
-          <w:color w:val="0F1115"/>
-          <w:sz w:val="45"/>
-          <w:szCs w:val="45"/>
-          <w:lang w:val="sr-Cyrl-RS"/>
-        </w:rPr>
-        <w:t>Обучавање и евалуација модела</w:t>
-      </w:r>
-    </w:p>
-    <w:p>
-      <w:pPr>
-        <w:pStyle w:val="Heading1"/>
-        <w:shd w:val="clear" w:color="auto" w:fill="FFFFFF"/>
-        <w:spacing w:after="299" w:afterAutospacing="0" w:line="636" w:lineRule="atLeast"/>
-        <w:jc w:val="both"/>
-        <w:rPr>
-          <w:color w:val="0F1115"/>
-          <w:sz w:val="45"/>
-          <w:szCs w:val="45"/>
-          <w:lang w:val="sr-Cyrl-RS"/>
-        </w:rPr>
-      </w:pPr>
+      <w:proofErr w:type="spellStart"/>
+      <w:r>
+        <w:t>Посебна</w:t>
+      </w:r>
+      <w:proofErr w:type="spellEnd"/>
+      <w:r>
+        <w:t xml:space="preserve"> </w:t>
+      </w:r>
+      <w:proofErr w:type="spellStart"/>
+      <w:r>
+        <w:t>пажња</w:t>
+      </w:r>
+      <w:proofErr w:type="spellEnd"/>
+      <w:r>
+        <w:t xml:space="preserve"> </w:t>
+      </w:r>
+      <w:proofErr w:type="spellStart"/>
+      <w:r>
+        <w:t>посвећена</w:t>
+      </w:r>
+      <w:proofErr w:type="spellEnd"/>
+      <w:r>
+        <w:t xml:space="preserve"> </w:t>
+      </w:r>
+      <w:proofErr w:type="spellStart"/>
+      <w:r>
+        <w:t>је</w:t>
+      </w:r>
+      <w:proofErr w:type="spellEnd"/>
+      <w:r>
+        <w:t xml:space="preserve"> </w:t>
+      </w:r>
+      <w:proofErr w:type="spellStart"/>
+      <w:r>
+        <w:t>утицају</w:t>
+      </w:r>
+      <w:proofErr w:type="spellEnd"/>
+      <w:r>
+        <w:t xml:space="preserve"> </w:t>
+      </w:r>
+      <w:proofErr w:type="spellStart"/>
+      <w:r>
+        <w:t>начина</w:t>
+      </w:r>
+      <w:proofErr w:type="spellEnd"/>
+      <w:r>
+        <w:t xml:space="preserve"> </w:t>
+      </w:r>
+      <w:proofErr w:type="spellStart"/>
+      <w:r>
+        <w:t>представљања</w:t>
+      </w:r>
+      <w:proofErr w:type="spellEnd"/>
+      <w:r>
+        <w:t xml:space="preserve"> </w:t>
+      </w:r>
+      <w:proofErr w:type="spellStart"/>
+      <w:r>
+        <w:t>текста</w:t>
+      </w:r>
+      <w:proofErr w:type="spellEnd"/>
+      <w:r>
+        <w:t xml:space="preserve"> и </w:t>
+      </w:r>
+      <w:proofErr w:type="spellStart"/>
+      <w:r>
+        <w:t>претпроцесирања</w:t>
+      </w:r>
+      <w:proofErr w:type="spellEnd"/>
+      <w:r>
+        <w:t xml:space="preserve">, </w:t>
+      </w:r>
+      <w:proofErr w:type="spellStart"/>
+      <w:r>
+        <w:t>као</w:t>
+      </w:r>
+      <w:proofErr w:type="spellEnd"/>
+      <w:r>
+        <w:t xml:space="preserve"> и </w:t>
+      </w:r>
+      <w:proofErr w:type="spellStart"/>
+      <w:r>
+        <w:t>фер</w:t>
+      </w:r>
+      <w:proofErr w:type="spellEnd"/>
+      <w:r>
+        <w:t xml:space="preserve"> </w:t>
+      </w:r>
+      <w:proofErr w:type="spellStart"/>
+      <w:r>
+        <w:t>поређењу</w:t>
+      </w:r>
+      <w:proofErr w:type="spellEnd"/>
+      <w:r>
+        <w:t xml:space="preserve"> </w:t>
+      </w:r>
+      <w:proofErr w:type="spellStart"/>
+      <w:r>
+        <w:t>модела</w:t>
+      </w:r>
+      <w:proofErr w:type="spellEnd"/>
+      <w:r>
+        <w:t xml:space="preserve"> </w:t>
+      </w:r>
+      <w:proofErr w:type="spellStart"/>
+      <w:r>
+        <w:t>применом</w:t>
+      </w:r>
+      <w:proofErr w:type="spellEnd"/>
+      <w:r>
+        <w:t xml:space="preserve"> </w:t>
+      </w:r>
+      <w:proofErr w:type="spellStart"/>
+      <w:r>
+        <w:t>стратификоване</w:t>
+      </w:r>
+      <w:proofErr w:type="spellEnd"/>
+      <w:r>
+        <w:t xml:space="preserve"> </w:t>
+      </w:r>
+      <w:proofErr w:type="spellStart"/>
+      <w:r>
+        <w:t>унакрсне</w:t>
+      </w:r>
+      <w:proofErr w:type="spellEnd"/>
+      <w:r>
+        <w:t xml:space="preserve"> </w:t>
+      </w:r>
+      <w:proofErr w:type="spellStart"/>
+      <w:r>
+        <w:t>валидације</w:t>
+      </w:r>
+      <w:proofErr w:type="spellEnd"/>
+      <w:r>
+        <w:t>.</w:t>
+      </w:r>
     </w:p>
     <w:p>
       <w:pPr>
@@ -31283,7 +31846,6 @@
   <w:style w:type="character" w:default="1" w:styleId="DefaultParagraphFont">
     <w:name w:val="Default Paragraph Font"/>
     <w:uiPriority w:val="1"/>
-    <w:semiHidden/>
     <w:unhideWhenUsed/>
   </w:style>
   <w:style w:type="table" w:default="1" w:styleId="TableNormal">

--- a/Извештај.docx
+++ b/Извештај.docx
@@ -1,6 +1,6 @@
 
 <file path=word/document.xml><?xml version="1.0" encoding="utf-8"?>
-<w:document xmlns:ve="http://schemas.openxmlformats.org/markup-compatibility/2006" xmlns:o="urn:schemas-microsoft-com:office:office" xmlns:r="http://schemas.openxmlformats.org/officeDocument/2006/relationships" xmlns:m="http://schemas.openxmlformats.org/officeDocument/2006/math" xmlns:v="urn:schemas-microsoft-com:vml" xmlns:wp="http://schemas.openxmlformats.org/drawingml/2006/wordprocessingDrawing" xmlns:w10="urn:schemas-microsoft-com:office:word" xmlns:w="http://schemas.openxmlformats.org/wordprocessingml/2006/main" xmlns:wne="http://schemas.microsoft.com/office/word/2006/wordml">
+<w:document xmlns:wpc="http://schemas.microsoft.com/office/word/2010/wordprocessingCanvas" xmlns:cx="http://schemas.microsoft.com/office/drawing/2014/chartex" xmlns:cx1="http://schemas.microsoft.com/office/drawing/2015/9/8/chartex" xmlns:cx2="http://schemas.microsoft.com/office/drawing/2015/10/21/chartex" xmlns:cx3="http://schemas.microsoft.com/office/drawing/2016/5/9/chartex" xmlns:cx4="http://schemas.microsoft.com/office/drawing/2016/5/10/chartex" xmlns:cx5="http://schemas.microsoft.com/office/drawing/2016/5/11/chartex" xmlns:cx6="http://schemas.microsoft.com/office/drawing/2016/5/12/chartex" xmlns:cx7="http://schemas.microsoft.com/office/drawing/2016/5/13/chartex" xmlns:cx8="http://schemas.microsoft.com/office/drawing/2016/5/14/chartex" xmlns:mc="http://schemas.openxmlformats.org/markup-compatibility/2006" xmlns:aink="http://schemas.microsoft.com/office/drawing/2016/ink" xmlns:am3d="http://schemas.microsoft.com/office/drawing/2017/model3d" xmlns:o="urn:schemas-microsoft-com:office:office" xmlns:oel="http://schemas.microsoft.com/office/2019/extlst" xmlns:r="http://schemas.openxmlformats.org/officeDocument/2006/relationships" xmlns:m="http://schemas.openxmlformats.org/officeDocument/2006/math" xmlns:v="urn:schemas-microsoft-com:vml" xmlns:wp14="http://schemas.microsoft.com/office/word/2010/wordprocessingDrawing" xmlns:wp="http://schemas.openxmlformats.org/drawingml/2006/wordprocessingDrawing" xmlns:w10="urn:schemas-microsoft-com:office:word" xmlns:w="http://schemas.openxmlformats.org/wordprocessingml/2006/main" xmlns:w14="http://schemas.microsoft.com/office/word/2010/wordml" xmlns:w15="http://schemas.microsoft.com/office/word/2012/wordml" xmlns:w16cei="http://schemas.microsoft.com/office/word/2026/wordml/cei" xmlns:w16cex="http://schemas.microsoft.com/office/word/2018/wordml/cex" xmlns:w16cid="http://schemas.microsoft.com/office/word/2016/wordml/cid" xmlns:w16="http://schemas.microsoft.com/office/word/2018/wordml" xmlns:w16du="http://schemas.microsoft.com/office/word/2023/wordml/word16du" xmlns:w16sdtdh="http://schemas.microsoft.com/office/word/2020/wordml/sdtdatahash" xmlns:w16sdtfl="http://schemas.microsoft.com/office/word/2024/wordml/sdtformatlock" xmlns:w16se="http://schemas.microsoft.com/office/word/2015/wordml/symex" xmlns:wpg="http://schemas.microsoft.com/office/word/2010/wordprocessingGroup" xmlns:wpi="http://schemas.microsoft.com/office/word/2010/wordprocessingInk" xmlns:wne="http://schemas.microsoft.com/office/word/2006/wordml" xmlns:wps="http://schemas.microsoft.com/office/word/2010/wordprocessingShape" mc:Ignorable="w14 w15 w16se w16cid w16 w16cex w16sdtdh w16sdtfl w16du wp14">
   <w:body>
     <w:p>
       <w:pPr>
@@ -67,7 +67,7 @@
           <w:lang w:val="en-US"/>
         </w:rPr>
         <w:drawing>
-          <wp:inline distT="0" distB="0" distL="0" distR="0">
+          <wp:inline distT="0" distB="0" distL="0" distR="0" wp14:anchorId="72ED46A9" wp14:editId="13BCBD67">
             <wp:extent cx="1415415" cy="1654175"/>
             <wp:effectExtent l="0" t="0" r="0" b="0"/>
             <wp:docPr id="1" name="Picture 1" descr="proba"/>
@@ -382,6 +382,7 @@
               <w:noProof/>
               <w:kern w:val="2"/>
               <w:lang w:val="en-US"/>
+              <w14:ligatures w14:val="standardContextual"/>
             </w:rPr>
           </w:pPr>
           <w:r>
@@ -412,7 +413,7 @@
                 <w:bCs/>
                 <w:noProof/>
                 <w:kern w:val="36"/>
-                <w:lang/>
+                <w:lang w:val="sr-Cyrl-RS"/>
               </w:rPr>
               <w:t>риказ проблема и теме</w:t>
             </w:r>
@@ -477,6 +478,7 @@
               <w:noProof/>
               <w:kern w:val="2"/>
               <w:lang w:val="en-US"/>
+              <w14:ligatures w14:val="standardContextual"/>
             </w:rPr>
           </w:pPr>
           <w:hyperlink w:anchor="_Toc238141427" w:history="1">
@@ -548,6 +550,7 @@
               <w:noProof/>
               <w:kern w:val="2"/>
               <w:lang w:val="en-US"/>
+              <w14:ligatures w14:val="standardContextual"/>
             </w:rPr>
           </w:pPr>
           <w:hyperlink w:anchor="_Toc238141428" w:history="1">
@@ -619,6 +622,7 @@
               <w:noProof/>
               <w:kern w:val="2"/>
               <w:lang w:val="en-US"/>
+              <w14:ligatures w14:val="standardContextual"/>
             </w:rPr>
           </w:pPr>
           <w:hyperlink w:anchor="_Toc238141429" w:history="1">
@@ -633,7 +637,7 @@
               <w:rPr>
                 <w:rStyle w:val="Hyperlink"/>
                 <w:noProof/>
-                <w:lang/>
+                <w:lang w:val="sr-Cyrl-RS"/>
               </w:rPr>
               <w:t>рикупљање података</w:t>
             </w:r>
@@ -698,6 +702,7 @@
               <w:noProof/>
               <w:kern w:val="2"/>
               <w:lang w:val="en-US"/>
+              <w14:ligatures w14:val="standardContextual"/>
             </w:rPr>
           </w:pPr>
           <w:hyperlink w:anchor="_Toc238141430" w:history="1">
@@ -769,6 +774,7 @@
               <w:noProof/>
               <w:kern w:val="2"/>
               <w:lang w:val="en-US"/>
+              <w14:ligatures w14:val="standardContextual"/>
             </w:rPr>
           </w:pPr>
           <w:hyperlink w:anchor="_Toc238141431" w:history="1">
@@ -840,6 +846,7 @@
               <w:noProof/>
               <w:kern w:val="2"/>
               <w:lang w:val="en-US"/>
+              <w14:ligatures w14:val="standardContextual"/>
             </w:rPr>
           </w:pPr>
           <w:hyperlink w:anchor="_Toc238141432" w:history="1">
@@ -911,6 +918,7 @@
               <w:noProof/>
               <w:kern w:val="2"/>
               <w:lang w:val="en-US"/>
+              <w14:ligatures w14:val="standardContextual"/>
             </w:rPr>
           </w:pPr>
           <w:hyperlink w:anchor="_Toc238141433" w:history="1">
@@ -982,6 +990,7 @@
               <w:noProof/>
               <w:kern w:val="2"/>
               <w:lang w:val="en-US"/>
+              <w14:ligatures w14:val="standardContextual"/>
             </w:rPr>
           </w:pPr>
           <w:hyperlink w:anchor="_Toc238141434" w:history="1">
@@ -1068,6 +1077,7 @@
               <w:noProof/>
               <w:kern w:val="2"/>
               <w:lang w:val="en-US"/>
+              <w14:ligatures w14:val="standardContextual"/>
             </w:rPr>
           </w:pPr>
           <w:hyperlink w:anchor="_Toc238141435" w:history="1">
@@ -1139,6 +1149,7 @@
               <w:noProof/>
               <w:kern w:val="2"/>
               <w:lang w:val="en-US"/>
+              <w14:ligatures w14:val="standardContextual"/>
             </w:rPr>
           </w:pPr>
           <w:hyperlink w:anchor="_Toc238141436" w:history="1">
@@ -1210,6 +1221,7 @@
               <w:noProof/>
               <w:kern w:val="2"/>
               <w:lang w:val="en-US"/>
+              <w14:ligatures w14:val="standardContextual"/>
             </w:rPr>
           </w:pPr>
           <w:hyperlink w:anchor="_Toc238141437" w:history="1">
@@ -1281,6 +1293,7 @@
               <w:noProof/>
               <w:kern w:val="2"/>
               <w:lang w:val="en-US"/>
+              <w14:ligatures w14:val="standardContextual"/>
             </w:rPr>
           </w:pPr>
           <w:hyperlink w:anchor="_Toc238141438" w:history="1">
@@ -1288,7 +1301,7 @@
               <w:rPr>
                 <w:rStyle w:val="Hyperlink"/>
                 <w:noProof/>
-                <w:lang/>
+                <w:lang w:val="sr-Cyrl-RS"/>
               </w:rPr>
               <w:t>3</w:t>
             </w:r>
@@ -1303,7 +1316,7 @@
               <w:rPr>
                 <w:rStyle w:val="Hyperlink"/>
                 <w:noProof/>
-                <w:lang/>
+                <w:lang w:val="sr-Cyrl-RS"/>
               </w:rPr>
               <w:t>Обучавање и евалуација модела</w:t>
             </w:r>
@@ -1368,6 +1381,7 @@
               <w:noProof/>
               <w:kern w:val="2"/>
               <w:lang w:val="en-US"/>
+              <w14:ligatures w14:val="standardContextual"/>
             </w:rPr>
           </w:pPr>
           <w:hyperlink w:anchor="_Toc238141439" w:history="1">
@@ -1375,7 +1389,7 @@
               <w:rPr>
                 <w:rStyle w:val="Hyperlink"/>
                 <w:noProof/>
-                <w:lang/>
+                <w:lang w:val="sr-Cyrl-RS"/>
               </w:rPr>
               <w:t>3.1</w:t>
             </w:r>
@@ -1406,7 +1420,7 @@
               <w:rPr>
                 <w:rStyle w:val="Hyperlink"/>
                 <w:noProof/>
-                <w:lang/>
+                <w:lang w:val="sr-Cyrl-RS"/>
               </w:rPr>
               <w:t>модели</w:t>
             </w:r>
@@ -1471,6 +1485,7 @@
               <w:noProof/>
               <w:kern w:val="2"/>
               <w:lang w:val="en-US"/>
+              <w14:ligatures w14:val="standardContextual"/>
             </w:rPr>
           </w:pPr>
           <w:hyperlink w:anchor="_Toc238141440" w:history="1">
@@ -1478,7 +1493,7 @@
               <w:rPr>
                 <w:rStyle w:val="Hyperlink"/>
                 <w:noProof/>
-                <w:lang/>
+                <w:lang w:val="sr-Cyrl-RS"/>
               </w:rPr>
               <w:t>3.1.</w:t>
             </w:r>
@@ -1493,7 +1508,7 @@
               <w:rPr>
                 <w:rStyle w:val="Hyperlink"/>
                 <w:noProof/>
-                <w:lang/>
+                <w:lang w:val="sr-Cyrl-RS"/>
               </w:rPr>
               <w:t>етпроцесирање и репрезентација текста</w:t>
             </w:r>
@@ -1558,6 +1573,7 @@
               <w:noProof/>
               <w:kern w:val="2"/>
               <w:lang w:val="en-US"/>
+              <w14:ligatures w14:val="standardContextual"/>
             </w:rPr>
           </w:pPr>
           <w:hyperlink w:anchor="_Toc238141441" w:history="1">
@@ -1565,7 +1581,7 @@
               <w:rPr>
                 <w:rStyle w:val="Hyperlink"/>
                 <w:noProof/>
-                <w:lang/>
+                <w:lang w:val="sr-Cyrl-RS"/>
               </w:rPr>
               <w:t>3.1.</w:t>
             </w:r>
@@ -1580,7 +1596,7 @@
               <w:rPr>
                 <w:rStyle w:val="Hyperlink"/>
                 <w:noProof/>
-                <w:lang/>
+                <w:lang w:val="sr-Cyrl-RS"/>
               </w:rPr>
               <w:t>Евалуација</w:t>
             </w:r>
@@ -1645,6 +1661,7 @@
               <w:noProof/>
               <w:kern w:val="2"/>
               <w:lang w:val="en-US"/>
+              <w14:ligatures w14:val="standardContextual"/>
             </w:rPr>
           </w:pPr>
           <w:hyperlink w:anchor="_Toc238141442" w:history="1">
@@ -1652,7 +1669,7 @@
               <w:rPr>
                 <w:rStyle w:val="Hyperlink"/>
                 <w:noProof/>
-                <w:lang/>
+                <w:lang w:val="sr-Cyrl-RS"/>
               </w:rPr>
               <w:t>3.1.</w:t>
             </w:r>
@@ -1667,7 +1684,7 @@
               <w:rPr>
                 <w:rStyle w:val="Hyperlink"/>
                 <w:noProof/>
-                <w:lang/>
+                <w:lang w:val="sr-Cyrl-RS"/>
               </w:rPr>
               <w:t>Резултати</w:t>
             </w:r>
@@ -1732,6 +1749,7 @@
               <w:noProof/>
               <w:kern w:val="2"/>
               <w:lang w:val="en-US"/>
+              <w14:ligatures w14:val="standardContextual"/>
             </w:rPr>
           </w:pPr>
           <w:hyperlink w:anchor="_Toc238141443" w:history="1">
@@ -1739,7 +1757,7 @@
               <w:rPr>
                 <w:rStyle w:val="Hyperlink"/>
                 <w:noProof/>
-                <w:lang/>
+                <w:lang w:val="sr-Cyrl-RS"/>
               </w:rPr>
               <w:t>3.1.4</w:t>
             </w:r>
@@ -1754,7 +1772,7 @@
               <w:rPr>
                 <w:rStyle w:val="Hyperlink"/>
                 <w:noProof/>
-                <w:lang/>
+                <w:lang w:val="sr-Cyrl-RS"/>
               </w:rPr>
               <w:t>Дискусија</w:t>
             </w:r>
@@ -1819,6 +1837,7 @@
               <w:noProof/>
               <w:kern w:val="2"/>
               <w:lang w:val="en-US"/>
+              <w14:ligatures w14:val="standardContextual"/>
             </w:rPr>
           </w:pPr>
           <w:hyperlink w:anchor="_Toc238141444" w:history="1">
@@ -1890,6 +1909,7 @@
               <w:noProof/>
               <w:kern w:val="2"/>
               <w:lang w:val="en-US"/>
+              <w14:ligatures w14:val="standardContextual"/>
             </w:rPr>
           </w:pPr>
           <w:hyperlink w:anchor="_Toc238141445" w:history="1">
@@ -1897,7 +1917,7 @@
               <w:rPr>
                 <w:rStyle w:val="Hyperlink"/>
                 <w:noProof/>
-                <w:lang/>
+                <w:lang w:val="sr-Cyrl-RS"/>
               </w:rPr>
               <w:t>3.</w:t>
             </w:r>
@@ -1920,7 +1940,7 @@
               <w:rPr>
                 <w:rStyle w:val="Hyperlink"/>
                 <w:noProof/>
-                <w:lang/>
+                <w:lang w:val="sr-Cyrl-RS"/>
               </w:rPr>
               <w:t>Модели</w:t>
             </w:r>
@@ -1985,6 +2005,7 @@
               <w:noProof/>
               <w:kern w:val="2"/>
               <w:lang w:val="en-US"/>
+              <w14:ligatures w14:val="standardContextual"/>
             </w:rPr>
           </w:pPr>
           <w:hyperlink w:anchor="_Toc238141446" w:history="1">
@@ -1992,7 +2013,7 @@
               <w:rPr>
                 <w:rStyle w:val="Hyperlink"/>
                 <w:noProof/>
-                <w:lang/>
+                <w:lang w:val="sr-Cyrl-RS"/>
               </w:rPr>
               <w:t>3.</w:t>
             </w:r>
@@ -2008,7 +2029,7 @@
               <w:rPr>
                 <w:rStyle w:val="Hyperlink"/>
                 <w:noProof/>
-                <w:lang/>
+                <w:lang w:val="sr-Cyrl-RS"/>
               </w:rPr>
               <w:t>2</w:t>
             </w:r>
@@ -2023,7 +2044,7 @@
               <w:rPr>
                 <w:rStyle w:val="Hyperlink"/>
                 <w:noProof/>
-                <w:lang/>
+                <w:lang w:val="sr-Cyrl-RS"/>
               </w:rPr>
               <w:t>Поставка и хиперпараметри</w:t>
             </w:r>
@@ -2088,6 +2109,7 @@
               <w:noProof/>
               <w:kern w:val="2"/>
               <w:lang w:val="en-US"/>
+              <w14:ligatures w14:val="standardContextual"/>
             </w:rPr>
           </w:pPr>
           <w:hyperlink w:anchor="_Toc238141447" w:history="1">
@@ -2095,7 +2117,7 @@
               <w:rPr>
                 <w:rStyle w:val="Hyperlink"/>
                 <w:noProof/>
-                <w:lang/>
+                <w:lang w:val="sr-Cyrl-RS"/>
               </w:rPr>
               <w:t>3.</w:t>
             </w:r>
@@ -2111,7 +2133,7 @@
               <w:rPr>
                 <w:rStyle w:val="Hyperlink"/>
                 <w:noProof/>
-                <w:lang/>
+                <w:lang w:val="sr-Cyrl-RS"/>
               </w:rPr>
               <w:t>3</w:t>
             </w:r>
@@ -2126,7 +2148,7 @@
               <w:rPr>
                 <w:rStyle w:val="Hyperlink"/>
                 <w:noProof/>
-                <w:lang/>
+                <w:lang w:val="sr-Cyrl-RS"/>
               </w:rPr>
               <w:t>Резултати</w:t>
             </w:r>
@@ -2191,6 +2213,7 @@
               <w:noProof/>
               <w:kern w:val="2"/>
               <w:lang w:val="en-US"/>
+              <w14:ligatures w14:val="standardContextual"/>
             </w:rPr>
           </w:pPr>
           <w:hyperlink w:anchor="_Toc238141448" w:history="1">
@@ -2198,7 +2221,7 @@
               <w:rPr>
                 <w:rStyle w:val="Hyperlink"/>
                 <w:noProof/>
-                <w:lang/>
+                <w:lang w:val="sr-Cyrl-RS"/>
               </w:rPr>
               <w:t>3.</w:t>
             </w:r>
@@ -2214,7 +2237,7 @@
               <w:rPr>
                 <w:rStyle w:val="Hyperlink"/>
                 <w:noProof/>
-                <w:lang/>
+                <w:lang w:val="sr-Cyrl-RS"/>
               </w:rPr>
               <w:t>4</w:t>
             </w:r>
@@ -2229,7 +2252,7 @@
               <w:rPr>
                 <w:rStyle w:val="Hyperlink"/>
                 <w:noProof/>
-                <w:lang/>
+                <w:lang w:val="sr-Cyrl-RS"/>
               </w:rPr>
               <w:t>Дискусија</w:t>
             </w:r>
@@ -2294,6 +2317,7 @@
               <w:noProof/>
               <w:kern w:val="2"/>
               <w:lang w:val="en-US"/>
+              <w14:ligatures w14:val="standardContextual"/>
             </w:rPr>
           </w:pPr>
           <w:hyperlink w:anchor="_Toc238141449" w:history="1">
@@ -2301,7 +2325,7 @@
               <w:rPr>
                 <w:rStyle w:val="Hyperlink"/>
                 <w:noProof/>
-                <w:lang/>
+                <w:lang w:val="sr-Cyrl-RS"/>
               </w:rPr>
               <w:t>4</w:t>
             </w:r>
@@ -2316,7 +2340,7 @@
               <w:rPr>
                 <w:rStyle w:val="Hyperlink"/>
                 <w:noProof/>
-                <w:lang/>
+                <w:lang w:val="sr-Cyrl-RS"/>
               </w:rPr>
               <w:t>Закључак</w:t>
             </w:r>
@@ -2460,6 +2484,62 @@
     <w:p>
       <w:pPr>
         <w:jc w:val="both"/>
+        <w:rPr>
+          <w:lang w:val="en-US"/>
+        </w:rPr>
+      </w:pPr>
+    </w:p>
+    <w:p>
+      <w:pPr>
+        <w:jc w:val="both"/>
+        <w:rPr>
+          <w:lang w:val="en-US"/>
+        </w:rPr>
+      </w:pPr>
+    </w:p>
+    <w:p>
+      <w:pPr>
+        <w:jc w:val="both"/>
+        <w:rPr>
+          <w:lang w:val="en-US"/>
+        </w:rPr>
+      </w:pPr>
+    </w:p>
+    <w:p>
+      <w:pPr>
+        <w:jc w:val="both"/>
+        <w:rPr>
+          <w:lang w:val="en-US"/>
+        </w:rPr>
+      </w:pPr>
+    </w:p>
+    <w:p>
+      <w:pPr>
+        <w:jc w:val="both"/>
+        <w:rPr>
+          <w:lang w:val="en-US"/>
+        </w:rPr>
+      </w:pPr>
+    </w:p>
+    <w:p>
+      <w:pPr>
+        <w:jc w:val="both"/>
+        <w:rPr>
+          <w:lang w:val="en-US"/>
+        </w:rPr>
+      </w:pPr>
+    </w:p>
+    <w:p>
+      <w:pPr>
+        <w:jc w:val="both"/>
+        <w:rPr>
+          <w:lang w:val="en-US"/>
+        </w:rPr>
+      </w:pPr>
+    </w:p>
+    <w:p>
+      <w:pPr>
+        <w:jc w:val="both"/>
       </w:pPr>
     </w:p>
     <w:p>
@@ -2489,7 +2569,6 @@
           <w:szCs w:val="40"/>
           <w:lang w:val="en-US"/>
         </w:rPr>
-        <w:lastRenderedPageBreak/>
         <w:t>1. П</w:t>
       </w:r>
       <w:r>
@@ -2500,7 +2579,7 @@
           <w:kern w:val="36"/>
           <w:sz w:val="40"/>
           <w:szCs w:val="40"/>
-          <w:lang/>
+          <w:lang w:val="sr-Cyrl-RS"/>
         </w:rPr>
         <w:t>риказ проблема и теме</w:t>
       </w:r>
@@ -2536,7 +2615,71 @@
           <w:szCs w:val="27"/>
           <w:lang w:val="en-US"/>
         </w:rPr>
-        <w:t>Предмет овог пројекта је класификација политичких ставова у коментарима на друштвеним мрежама који се односе на студентске протесте у Србији. Овај задатак припада области обраде природних језика, тачније задатку анализе сентимента и класификације текста, чији је циљ аутоматско одређивање политичке оријентације и става аутора коментара на основу самог текста.</w:t>
+        <w:t xml:space="preserve">Предмет </w:t>
+      </w:r>
+      <w:del w:id="2" w:author="Nikola Babić" w:date="2026-08-20T18:52:00Z" w16du:dateUtc="2026-08-20T16:52:00Z">
+        <w:r>
+          <w:rPr>
+            <w:color w:val="0F1115"/>
+            <w:szCs w:val="27"/>
+            <w:lang w:val="en-US"/>
+          </w:rPr>
+          <w:delText xml:space="preserve">овог </w:delText>
+        </w:r>
+      </w:del>
+      <w:ins w:id="3" w:author="Nikola Babić" w:date="2026-08-20T18:52:00Z" w16du:dateUtc="2026-08-20T16:52:00Z">
+        <w:r>
+          <w:rPr>
+            <w:color w:val="0F1115"/>
+            <w:szCs w:val="27"/>
+            <w:lang w:val="sr-Cyrl-RS"/>
+          </w:rPr>
+          <w:t>изучавања овог</w:t>
+        </w:r>
+        <w:r>
+          <w:rPr>
+            <w:color w:val="0F1115"/>
+            <w:szCs w:val="27"/>
+            <w:lang w:val="en-US"/>
+          </w:rPr>
+          <w:t xml:space="preserve"> </w:t>
+        </w:r>
+      </w:ins>
+      <w:r>
+        <w:rPr>
+          <w:color w:val="0F1115"/>
+          <w:szCs w:val="27"/>
+          <w:lang w:val="en-US"/>
+        </w:rPr>
+        <w:t xml:space="preserve">пројекта је класификација политичких ставова у коментарима на друштвеним мрежама који се односе на </w:t>
+      </w:r>
+      <w:commentRangeStart w:id="4"/>
+      <w:r>
+        <w:rPr>
+          <w:color w:val="0F1115"/>
+          <w:szCs w:val="27"/>
+          <w:lang w:val="en-US"/>
+        </w:rPr>
+        <w:t>студентске протесте у Србији</w:t>
+      </w:r>
+      <w:commentRangeEnd w:id="4"/>
+      <w:r>
+        <w:rPr>
+          <w:rStyle w:val="CommentReference"/>
+          <w:color w:val="0F1115"/>
+          <w:sz w:val="24"/>
+          <w:szCs w:val="27"/>
+          <w:lang w:val="en-US"/>
+        </w:rPr>
+        <w:commentReference w:id="4"/>
+      </w:r>
+      <w:r>
+        <w:rPr>
+          <w:color w:val="0F1115"/>
+          <w:szCs w:val="27"/>
+          <w:lang w:val="en-US"/>
+        </w:rPr>
+        <w:t>. Овај задатак припада области обраде природних језика, тачније задатку анализе сентимента и класификације текста, чији је циљ аутоматско одређивање политичке оријентације и става аутора коментара на основу самог текста.</w:t>
       </w:r>
     </w:p>
     <w:p>
@@ -2578,7 +2721,63 @@
           <w:szCs w:val="27"/>
           <w:lang w:val="en-US"/>
         </w:rPr>
-        <w:t>За тематски домен одабрани су коментари са друштвених мрежа поводом студентских протеста у Србији, који су се догодили у периоду 2024-2026. године. Ова тема је изабрана због високог степена поларизације у јавном дискурсу, што омогућава јасно разликовање различитих политичких ставова. Са друге стране, коментари на друштвеним мрежама карактеришу се неформалним језиком, честом употребом сленга, скраћеница и правописних грешака, што чини задатак додатно изазовним и релевантним за истраживање у области обраде природних језика.</w:t>
+        <w:t xml:space="preserve">За тематски домен одабрани су коментари са друштвених мрежа </w:t>
+      </w:r>
+      <w:commentRangeStart w:id="5"/>
+      <w:r>
+        <w:rPr>
+          <w:color w:val="0F1115"/>
+          <w:szCs w:val="27"/>
+          <w:lang w:val="en-US"/>
+        </w:rPr>
+        <w:t>поводом студентских протеста у Србији, који су се догодили у периоду 2024-2026. године</w:t>
+      </w:r>
+      <w:commentRangeEnd w:id="5"/>
+      <w:r>
+        <w:rPr>
+          <w:rStyle w:val="CommentReference"/>
+          <w:color w:val="0F1115"/>
+          <w:sz w:val="24"/>
+          <w:szCs w:val="27"/>
+          <w:lang w:val="en-US"/>
+        </w:rPr>
+        <w:commentReference w:id="5"/>
+      </w:r>
+      <w:r>
+        <w:rPr>
+          <w:color w:val="0F1115"/>
+          <w:szCs w:val="27"/>
+          <w:lang w:val="en-US"/>
+        </w:rPr>
+        <w:t xml:space="preserve">. Ова тема је изабрана због високог степена поларизације у јавном дискурсу, што омогућава јасно разликовање различитих политичких ставова. Са друге стране, коментари на друштвеним мрежама карактеришу се неформалним језиком, </w:t>
+      </w:r>
+      <w:commentRangeStart w:id="6"/>
+      <w:r>
+        <w:rPr>
+          <w:color w:val="0F1115"/>
+          <w:szCs w:val="27"/>
+          <w:lang w:val="en-US"/>
+        </w:rPr>
+        <w:t>честом употребом сленга</w:t>
+      </w:r>
+      <w:commentRangeEnd w:id="6"/>
+      <w:r>
+        <w:rPr>
+          <w:rStyle w:val="CommentReference"/>
+          <w:color w:val="0F1115"/>
+          <w:sz w:val="24"/>
+          <w:szCs w:val="27"/>
+          <w:lang w:val="en-US"/>
+        </w:rPr>
+        <w:commentReference w:id="6"/>
+      </w:r>
+      <w:r>
+        <w:rPr>
+          <w:color w:val="0F1115"/>
+          <w:szCs w:val="27"/>
+          <w:lang w:val="en-US"/>
+        </w:rPr>
+        <w:t>, скраћеница и правописних грешака, што чини задатак додатно изазовним и релевантним за истраживање у области обраде природних језика.</w:t>
       </w:r>
     </w:p>
     <w:p>
@@ -2607,11 +2806,11 @@
         <w:pStyle w:val="Heading2"/>
         <w:jc w:val="both"/>
       </w:pPr>
-      <w:bookmarkStart w:id="2" w:name="_Toc238141427"/>
+      <w:bookmarkStart w:id="7" w:name="_Toc238141427"/>
       <w:r>
         <w:t>1.1. Категорије политичких ставова у скупу података</w:t>
       </w:r>
-      <w:bookmarkEnd w:id="2"/>
+      <w:bookmarkEnd w:id="7"/>
     </w:p>
     <w:p>
       <w:pPr>
@@ -2631,7 +2830,45 @@
           <w:szCs w:val="27"/>
           <w:lang w:val="en-US"/>
         </w:rPr>
-        <w:t>Скуп података обухвата коментаре који су класификовани у три категорије политичких ставова према односу према студентским протестима и ширим политичким контекстом:</w:t>
+        <w:t>Скуп података обухвата коментаре који су класификовани у три категорије политичких ставова</w:t>
+      </w:r>
+      <w:del w:id="8" w:author="Nikola Babić" w:date="2026-08-20T18:54:00Z" w16du:dateUtc="2026-08-20T16:54:00Z">
+        <w:r>
+          <w:rPr>
+            <w:color w:val="0F1115"/>
+            <w:szCs w:val="27"/>
+            <w:lang w:val="en-US"/>
+          </w:rPr>
+          <w:delText xml:space="preserve"> </w:delText>
+        </w:r>
+      </w:del>
+      <w:ins w:id="9" w:author="Nikola Babić" w:date="2026-08-20T18:54:00Z" w16du:dateUtc="2026-08-20T16:54:00Z">
+        <w:r>
+          <w:rPr>
+            <w:color w:val="0F1115"/>
+            <w:szCs w:val="27"/>
+            <w:lang w:val="sr-Cyrl-RS"/>
+          </w:rPr>
+          <w:t>у односу на подршку тренутној власти</w:t>
+        </w:r>
+      </w:ins>
+      <w:del w:id="10" w:author="Nikola Babić" w:date="2026-08-20T18:54:00Z" w16du:dateUtc="2026-08-20T16:54:00Z">
+        <w:r>
+          <w:rPr>
+            <w:color w:val="0F1115"/>
+            <w:szCs w:val="27"/>
+            <w:lang w:val="en-US"/>
+          </w:rPr>
+          <w:delText>према односу према студентским протестима и ширим политичким контекстом</w:delText>
+        </w:r>
+      </w:del>
+      <w:r>
+        <w:rPr>
+          <w:color w:val="0F1115"/>
+          <w:szCs w:val="27"/>
+          <w:lang w:val="en-US"/>
+        </w:rPr>
+        <w:t>:</w:t>
       </w:r>
     </w:p>
     <w:p>
@@ -2657,14 +2894,44 @@
           <w:color w:val="0F1115"/>
           <w:lang w:val="en-US"/>
         </w:rPr>
-        <w:t>Против власти / Подршка протестима</w:t>
-      </w:r>
-      <w:r>
-        <w:rPr>
-          <w:color w:val="0F1115"/>
-          <w:lang w:val="en-US"/>
-        </w:rPr>
-        <w:t> – коментари који изражавају критички став према власти и подршку студентским протестима. Карактерише их лексика подршке („подржавам", „браво студенти", „истина", „правда", „смењивање"), позитивна емотивна обојеност према протестима, честа критика институција и позивање на транспарентност и одговорност.</w:t>
+        <w:lastRenderedPageBreak/>
+        <w:t xml:space="preserve">Против власти </w:t>
+      </w:r>
+      <w:del w:id="11" w:author="Nikola Babić" w:date="2026-08-20T18:54:00Z" w16du:dateUtc="2026-08-20T16:54:00Z">
+        <w:r>
+          <w:rPr>
+            <w:b/>
+            <w:bCs/>
+            <w:color w:val="0F1115"/>
+            <w:lang w:val="en-US"/>
+          </w:rPr>
+          <w:delText>/</w:delText>
+        </w:r>
+      </w:del>
+      <w:del w:id="12" w:author="Nikola Babić" w:date="2026-08-20T18:50:00Z" w16du:dateUtc="2026-08-20T16:50:00Z">
+        <w:r>
+          <w:rPr>
+            <w:b/>
+            <w:bCs/>
+            <w:color w:val="0F1115"/>
+            <w:lang w:val="en-US"/>
+          </w:rPr>
+          <w:delText xml:space="preserve"> Подршка протестима</w:delText>
+        </w:r>
+        <w:r>
+          <w:rPr>
+            <w:color w:val="0F1115"/>
+            <w:lang w:val="en-US"/>
+          </w:rPr>
+          <w:delText> </w:delText>
+        </w:r>
+      </w:del>
+      <w:r>
+        <w:rPr>
+          <w:color w:val="0F1115"/>
+          <w:lang w:val="en-US"/>
+        </w:rPr>
+        <w:t>– коментари који изражавају критички став према власти и подршку студентским протестима. Карактерише их лексика подршке („подржавам", „браво студенти", „истина", „правда", „смењивање"), позитивна емотивна обојеност према протестима, честа критика институција и позивање на транспарентност и одговорност.</w:t>
       </w:r>
     </w:p>
     <w:p>
@@ -2690,22 +2957,58 @@
           <w:color w:val="0F1115"/>
           <w:lang w:val="en-US"/>
         </w:rPr>
-        <w:t>За власт / Противљење протестима</w:t>
-      </w:r>
-      <w:r>
-        <w:rPr>
-          <w:color w:val="0F1115"/>
-          <w:lang w:val="en-US"/>
-        </w:rPr>
-        <w:t xml:space="preserve"> – коментари који изражавају подршку властима и противљење студентским протестима. Карактерише их лексика </w:t>
-      </w:r>
-      <w:r>
-        <w:rPr>
-          <w:color w:val="0F1115"/>
-          <w:lang w:val="en-US"/>
-        </w:rPr>
-        <w:lastRenderedPageBreak/>
-        <w:t>противљења („наплаћени протести", „студенти су марионете", „ред и закон", „одржавање стабилности"), негативна емотивна обојеност према протестима и честа афирмација државних институција и тренутног руководства.</w:t>
+        <w:t>За власт</w:t>
+      </w:r>
+      <w:del w:id="13" w:author="Nikola Babić" w:date="2026-08-20T18:54:00Z" w16du:dateUtc="2026-08-20T16:54:00Z">
+        <w:r>
+          <w:rPr>
+            <w:b/>
+            <w:bCs/>
+            <w:color w:val="0F1115"/>
+            <w:lang w:val="en-US"/>
+          </w:rPr>
+          <w:delText xml:space="preserve"> / Противљење протестима</w:delText>
+        </w:r>
+        <w:r>
+          <w:rPr>
+            <w:color w:val="0F1115"/>
+            <w:lang w:val="en-US"/>
+          </w:rPr>
+          <w:delText> </w:delText>
+        </w:r>
+      </w:del>
+      <w:r>
+        <w:rPr>
+          <w:color w:val="0F1115"/>
+          <w:lang w:val="en-US"/>
+        </w:rPr>
+        <w:t xml:space="preserve">– коментари који изражавају подршку властима и противљење студентским протестима. Карактерише их лексика противљења </w:t>
+      </w:r>
+      <w:commentRangeStart w:id="14"/>
+      <w:r>
+        <w:rPr>
+          <w:color w:val="0F1115"/>
+          <w:lang w:val="en-US"/>
+        </w:rPr>
+        <w:t>(„наплаћени протести", „студенти су марионете", „ред и закон", „одржавање стабилности"</w:t>
+      </w:r>
+      <w:commentRangeEnd w:id="14"/>
+      <w:r>
+        <w:rPr>
+          <w:rStyle w:val="CommentReference"/>
+          <w:color w:val="0F1115"/>
+          <w:sz w:val="24"/>
+          <w:szCs w:val="24"/>
+          <w:lang w:val="en-US"/>
+        </w:rPr>
+        <w:commentReference w:id="14"/>
+      </w:r>
+      <w:r>
+        <w:rPr>
+          <w:color w:val="0F1115"/>
+          <w:lang w:val="en-US"/>
+        </w:rPr>
+        <w:t>), негативна емотивна обојеност према протестима и честа афирмација државних институција и тренутног руководства.</w:t>
       </w:r>
     </w:p>
     <w:p>
@@ -2731,15 +3034,34 @@
           <w:color w:val="0F1115"/>
           <w:lang w:val="en-US"/>
         </w:rPr>
-        <w:t>Неутрални / Информативни</w:t>
-      </w:r>
-      <w:r>
-        <w:rPr>
-          <w:color w:val="0F1115"/>
-          <w:szCs w:val="27"/>
-          <w:lang w:val="en-US"/>
-        </w:rPr>
-        <w:t> – коментари који износе чињенице, преносе информације или постављају питања без израженог става. Карактерише их објективан тон, неутрална лексика, често позивање на изворе или пренос информација са других платформи, без експлицитног заузимања стране.</w:t>
+        <w:t>Неутрални</w:t>
+      </w:r>
+      <w:del w:id="15" w:author="Nikola Babić" w:date="2026-08-20T18:55:00Z" w16du:dateUtc="2026-08-20T16:55:00Z">
+        <w:r>
+          <w:rPr>
+            <w:b/>
+            <w:bCs/>
+            <w:color w:val="0F1115"/>
+            <w:lang w:val="en-US"/>
+          </w:rPr>
+          <w:delText xml:space="preserve"> / Информативни</w:delText>
+        </w:r>
+        <w:r>
+          <w:rPr>
+            <w:color w:val="0F1115"/>
+            <w:szCs w:val="27"/>
+            <w:lang w:val="en-US"/>
+          </w:rPr>
+          <w:delText> </w:delText>
+        </w:r>
+      </w:del>
+      <w:r>
+        <w:rPr>
+          <w:color w:val="0F1115"/>
+          <w:szCs w:val="27"/>
+          <w:lang w:val="en-US"/>
+        </w:rPr>
+        <w:t>– коментари који износе чињенице, преносе информације или постављају питања без израженог става. Карактерише их објективан тон, неутрална лексика, често позивање на изворе или пренос информација са других платформи, без експлицитног заузимања стране.</w:t>
       </w:r>
     </w:p>
     <w:p>
@@ -2777,7 +3099,7 @@
           <w:sz w:val="32"/>
         </w:rPr>
       </w:pPr>
-      <w:bookmarkStart w:id="3" w:name="_Toc238141428"/>
+      <w:bookmarkStart w:id="16" w:name="_Toc238141428"/>
       <w:r>
         <w:rPr>
           <w:sz w:val="32"/>
@@ -2787,7 +3109,7 @@
       <w:r>
         <w:t>.2. Циљ пројекта</w:t>
       </w:r>
-      <w:bookmarkEnd w:id="3"/>
+      <w:bookmarkEnd w:id="16"/>
     </w:p>
     <w:p>
       <w:pPr>
@@ -2798,16 +3120,62 @@
         <w:rPr>
           <w:color w:val="0F1115"/>
           <w:szCs w:val="27"/>
-          <w:lang/>
-        </w:rPr>
-      </w:pPr>
-      <w:r>
-        <w:rPr>
-          <w:color w:val="0F1115"/>
-          <w:szCs w:val="27"/>
-          <w:lang w:val="en-US"/>
-        </w:rPr>
-        <w:t>Главни циљеви овог пројекта су имплементација, анализа и поређење различитих рачунарских решења која на основу текста једног коментара имају задатак да предвиде политички став који коментар изражава. Поред саме предикције, важан аспект рада односи се на испитивање лингвистичких и стилских одлика које највише доприносе ефикасном разликовању и диференцијацији обухваћених категорија. Истраживање је структурирано кроз неколико кључних фаза, почевши од прикупљања сирових података, преко детаљне анотације, па све до напредног моделовања и евалуације добијених резултата.</w:t>
+          <w:lang w:val="sr-Cyrl-RS"/>
+        </w:rPr>
+      </w:pPr>
+      <w:r>
+        <w:rPr>
+          <w:color w:val="0F1115"/>
+          <w:szCs w:val="27"/>
+          <w:lang w:val="en-US"/>
+        </w:rPr>
+        <w:t xml:space="preserve">Главни циљеви овог пројекта су имплементација, анализа и поређење различитих рачунарских решења која на основу текста једног коментара имају задатак да предвиде политички став који коментар изражава. Поред саме предикције, важан аспект рада односи се на испитивање лингвистичких и стилских одлика које највише доприносе ефикасном разликовању и диференцијацији обухваћених категорија. Истраживање је структурирано кроз неколико кључних фаза, почевши од прикупљања </w:t>
+      </w:r>
+      <w:ins w:id="17" w:author="Nikola Babić" w:date="2026-08-20T19:01:00Z" w16du:dateUtc="2026-08-20T17:01:00Z">
+        <w:r>
+          <w:rPr>
+            <w:color w:val="0F1115"/>
+            <w:szCs w:val="27"/>
+            <w:lang w:val="sr-Cyrl-RS"/>
+          </w:rPr>
+          <w:t>необрађених</w:t>
+        </w:r>
+      </w:ins>
+      <w:del w:id="18" w:author="Nikola Babić" w:date="2026-08-20T19:01:00Z" w16du:dateUtc="2026-08-20T17:01:00Z">
+        <w:r>
+          <w:rPr>
+            <w:color w:val="0F1115"/>
+            <w:szCs w:val="27"/>
+            <w:lang w:val="en-US"/>
+          </w:rPr>
+          <w:delText xml:space="preserve">сирових </w:delText>
+        </w:r>
+      </w:del>
+      <w:r>
+        <w:rPr>
+          <w:color w:val="0F1115"/>
+          <w:szCs w:val="27"/>
+          <w:lang w:val="en-US"/>
+        </w:rPr>
+        <w:t xml:space="preserve">података, преко </w:t>
+      </w:r>
+      <w:del w:id="19" w:author="Nikola Babić" w:date="2026-08-20T18:59:00Z" w16du:dateUtc="2026-08-20T16:59:00Z">
+        <w:r>
+          <w:rPr>
+            <w:color w:val="0F1115"/>
+            <w:szCs w:val="27"/>
+            <w:lang w:val="en-US"/>
+          </w:rPr>
+          <w:delText xml:space="preserve">детаљне </w:delText>
+        </w:r>
+      </w:del>
+      <w:r>
+        <w:rPr>
+          <w:color w:val="0F1115"/>
+          <w:szCs w:val="27"/>
+          <w:lang w:val="en-US"/>
+        </w:rPr>
+        <w:t>анотације, па све до напредног моделовања и евалуације добијених резултата.</w:t>
       </w:r>
     </w:p>
     <w:p>
@@ -2819,7 +3187,7 @@
         <w:rPr>
           <w:color w:val="0F1115"/>
           <w:szCs w:val="27"/>
-          <w:lang/>
+          <w:lang w:val="sr-Cyrl-RS"/>
         </w:rPr>
       </w:pPr>
     </w:p>
@@ -2832,7 +3200,7 @@
         <w:rPr>
           <w:color w:val="0F1115"/>
           <w:szCs w:val="27"/>
-          <w:lang/>
+          <w:lang w:val="sr-Cyrl-RS"/>
         </w:rPr>
       </w:pPr>
     </w:p>
@@ -2845,7 +3213,7 @@
         <w:rPr>
           <w:color w:val="0F1115"/>
           <w:szCs w:val="27"/>
-          <w:lang/>
+          <w:lang w:val="sr-Cyrl-RS"/>
         </w:rPr>
       </w:pPr>
     </w:p>
@@ -2858,7 +3226,7 @@
         <w:rPr>
           <w:color w:val="0F1115"/>
           <w:szCs w:val="27"/>
-          <w:lang/>
+          <w:lang w:val="sr-Cyrl-RS"/>
         </w:rPr>
       </w:pPr>
     </w:p>
@@ -2871,7 +3239,7 @@
         <w:rPr>
           <w:color w:val="0F1115"/>
           <w:szCs w:val="27"/>
-          <w:lang/>
+          <w:lang w:val="sr-Cyrl-RS"/>
         </w:rPr>
       </w:pPr>
     </w:p>
@@ -2884,7 +3252,7 @@
         <w:rPr>
           <w:color w:val="0F1115"/>
           <w:szCs w:val="27"/>
-          <w:lang/>
+          <w:lang w:val="sr-Cyrl-RS"/>
         </w:rPr>
       </w:pPr>
     </w:p>
@@ -2897,7 +3265,7 @@
         <w:rPr>
           <w:color w:val="0F1115"/>
           <w:szCs w:val="27"/>
-          <w:lang/>
+          <w:lang w:val="sr-Cyrl-RS"/>
         </w:rPr>
       </w:pPr>
     </w:p>
@@ -2924,17 +3292,16 @@
           <w:color w:val="0F1115"/>
           <w:sz w:val="45"/>
           <w:szCs w:val="45"/>
-          <w:lang/>
-        </w:rPr>
-      </w:pPr>
-      <w:bookmarkStart w:id="4" w:name="_Toc238141429"/>
+          <w:lang w:val="sr-Cyrl-RS"/>
+        </w:rPr>
+      </w:pPr>
+      <w:bookmarkStart w:id="20" w:name="_Toc238141429"/>
       <w:r>
         <w:rPr>
           <w:color w:val="0F1115"/>
           <w:sz w:val="45"/>
           <w:szCs w:val="45"/>
         </w:rPr>
-        <w:lastRenderedPageBreak/>
         <w:t>2. П</w:t>
       </w:r>
       <w:r>
@@ -2942,11 +3309,11 @@
           <w:color w:val="0F1115"/>
           <w:sz w:val="45"/>
           <w:szCs w:val="45"/>
-          <w:lang/>
+          <w:lang w:val="sr-Cyrl-RS"/>
         </w:rPr>
         <w:t>рикупљање података</w:t>
       </w:r>
-      <w:bookmarkEnd w:id="4"/>
+      <w:bookmarkEnd w:id="20"/>
     </w:p>
     <w:p>
       <w:pPr>
@@ -2965,7 +3332,82 @@
           <w:color w:val="0F1115"/>
           <w:szCs w:val="30"/>
         </w:rPr>
-        <w:t>У овом поглављу описан је целокупан процес формирања корпуса — од прикупљања сирових коментара са друштвених мрежа, преко чишћења и стандардизације, до ручне анотације и коначне експлоративне анализе прикупљеног материјала.</w:t>
+        <w:t xml:space="preserve">У овом поглављу описан је целокупан процес формирања корпуса </w:t>
+      </w:r>
+      <w:del w:id="21" w:author="Nikola Babić" w:date="2026-08-20T18:59:00Z" w16du:dateUtc="2026-08-20T16:59:00Z">
+        <w:r>
+          <w:rPr>
+            <w:color w:val="0F1115"/>
+            <w:szCs w:val="30"/>
+          </w:rPr>
+          <w:delText>—</w:delText>
+        </w:r>
+      </w:del>
+      <w:r>
+        <w:rPr>
+          <w:color w:val="0F1115"/>
+          <w:szCs w:val="30"/>
+        </w:rPr>
+        <w:t xml:space="preserve"> од прикупљања </w:t>
+      </w:r>
+      <w:ins w:id="22" w:author="Nikola Babić" w:date="2026-08-20T19:01:00Z" w16du:dateUtc="2026-08-20T17:01:00Z">
+        <w:r>
+          <w:rPr>
+            <w:color w:val="0F1115"/>
+            <w:szCs w:val="30"/>
+            <w:lang w:val="sr-Cyrl-RS"/>
+          </w:rPr>
+          <w:t>необрађених</w:t>
+        </w:r>
+      </w:ins>
+      <w:del w:id="23" w:author="Nikola Babić" w:date="2026-08-20T19:01:00Z" w16du:dateUtc="2026-08-20T17:01:00Z">
+        <w:r>
+          <w:rPr>
+            <w:color w:val="0F1115"/>
+            <w:szCs w:val="30"/>
+          </w:rPr>
+          <w:delText xml:space="preserve">сирових </w:delText>
+        </w:r>
+      </w:del>
+      <w:r>
+        <w:rPr>
+          <w:color w:val="0F1115"/>
+          <w:szCs w:val="30"/>
+        </w:rPr>
+        <w:t xml:space="preserve">коментара са друштвених мрежа, </w:t>
+      </w:r>
+      <w:del w:id="24" w:author="Nikola Babić" w:date="2026-08-20T19:02:00Z" w16du:dateUtc="2026-08-20T17:02:00Z">
+        <w:r>
+          <w:rPr>
+            <w:color w:val="0F1115"/>
+            <w:szCs w:val="30"/>
+          </w:rPr>
+          <w:delText xml:space="preserve">преко </w:delText>
+        </w:r>
+      </w:del>
+      <w:r>
+        <w:rPr>
+          <w:color w:val="0F1115"/>
+          <w:szCs w:val="30"/>
+        </w:rPr>
+        <w:t>чишћења и стандардизације, до ручне анотације</w:t>
+      </w:r>
+      <w:ins w:id="25" w:author="Nikola Babić" w:date="2026-08-20T19:02:00Z" w16du:dateUtc="2026-08-20T17:02:00Z">
+        <w:r>
+          <w:rPr>
+            <w:color w:val="0F1115"/>
+            <w:szCs w:val="30"/>
+            <w:lang w:val="sr-Cyrl-RS"/>
+          </w:rPr>
+          <w:t xml:space="preserve"> коришћењем специјализовано израђених алата анотације за овај проблем</w:t>
+        </w:r>
+      </w:ins>
+      <w:r>
+        <w:rPr>
+          <w:color w:val="0F1115"/>
+          <w:szCs w:val="30"/>
+        </w:rPr>
+        <w:t xml:space="preserve"> и коначне експлоративне анализе прикупљеног материјала.</w:t>
       </w:r>
     </w:p>
     <w:p>
@@ -2973,11 +3415,35 @@
         <w:pStyle w:val="Heading2"/>
         <w:jc w:val="both"/>
       </w:pPr>
-      <w:bookmarkStart w:id="5" w:name="_Toc238141430"/>
-      <w:r>
-        <w:t>2.1. Прикупљање сирових података са друштвених мрежа</w:t>
-      </w:r>
-      <w:bookmarkEnd w:id="5"/>
+      <w:bookmarkStart w:id="26" w:name="_Toc238141430"/>
+      <w:r>
+        <w:t xml:space="preserve">2.1. Прикупљање </w:t>
+      </w:r>
+      <w:ins w:id="27" w:author="Nikola Babić" w:date="2026-08-20T19:05:00Z" w16du:dateUtc="2026-08-20T17:05:00Z">
+        <w:r>
+          <w:rPr>
+            <w:lang w:val="sr-Cyrl-RS"/>
+          </w:rPr>
+          <w:t>необрађених</w:t>
+        </w:r>
+      </w:ins>
+      <w:ins w:id="28" w:author="Nikola Babić" w:date="2026-08-20T19:03:00Z" w16du:dateUtc="2026-08-20T17:03:00Z">
+        <w:r>
+          <w:rPr>
+            <w:lang w:val="sr-Cyrl-RS"/>
+          </w:rPr>
+          <w:t xml:space="preserve"> </w:t>
+        </w:r>
+      </w:ins>
+      <w:del w:id="29" w:author="Nikola Babić" w:date="2026-08-20T19:03:00Z" w16du:dateUtc="2026-08-20T17:03:00Z">
+        <w:r>
+          <w:delText xml:space="preserve">сирових </w:delText>
+        </w:r>
+      </w:del>
+      <w:r>
+        <w:t>података са друштвених мрежа</w:t>
+      </w:r>
+      <w:bookmarkEnd w:id="26"/>
     </w:p>
     <w:p>
       <w:pPr>
@@ -2991,12 +3457,181 @@
           <w:szCs w:val="30"/>
         </w:rPr>
       </w:pPr>
-      <w:r>
-        <w:rPr>
-          <w:color w:val="0F1115"/>
-          <w:szCs w:val="30"/>
-        </w:rPr>
-        <w:t>Полазну грађу за ово истраживање чинили су јавно доступни коментари са четири друштвене мреже: Instagram, X, YouTube и Facebook. Одабир ових платформи није случајан — оне представљају најпосећеније канале за расправу о друштвено-политичким темама у српском јавном простору, са значајно различитим демографским профилима корисника и обрасцима комуникације.</w:t>
+      <w:ins w:id="30" w:author="Nikola Babić" w:date="2026-08-20T19:04:00Z" w16du:dateUtc="2026-08-20T17:04:00Z">
+        <w:r>
+          <w:rPr>
+            <w:color w:val="0F1115"/>
+            <w:szCs w:val="30"/>
+            <w:lang w:val="sr-Cyrl-RS"/>
+          </w:rPr>
+          <w:t>Извор за корпус података модела</w:t>
+        </w:r>
+      </w:ins>
+      <w:ins w:id="31" w:author="Nikola Babić" w:date="2026-08-20T19:05:00Z" w16du:dateUtc="2026-08-20T17:05:00Z">
+        <w:r>
+          <w:rPr>
+            <w:color w:val="0F1115"/>
+            <w:szCs w:val="30"/>
+            <w:lang w:val="sr-Cyrl-RS"/>
+          </w:rPr>
+          <w:t xml:space="preserve">, </w:t>
+        </w:r>
+      </w:ins>
+      <w:ins w:id="32" w:author="Nikola Babić" w:date="2026-08-20T19:04:00Z" w16du:dateUtc="2026-08-20T17:04:00Z">
+        <w:r>
+          <w:rPr>
+            <w:color w:val="0F1115"/>
+            <w:szCs w:val="30"/>
+            <w:lang w:val="sr-Cyrl-RS"/>
+          </w:rPr>
+          <w:t xml:space="preserve"> </w:t>
+        </w:r>
+      </w:ins>
+      <w:del w:id="33" w:author="Nikola Babić" w:date="2026-08-20T19:04:00Z" w16du:dateUtc="2026-08-20T17:04:00Z">
+        <w:r>
+          <w:rPr>
+            <w:color w:val="0F1115"/>
+            <w:szCs w:val="30"/>
+          </w:rPr>
+          <w:delText xml:space="preserve">Полазну грађу </w:delText>
+        </w:r>
+      </w:del>
+      <w:r>
+        <w:rPr>
+          <w:color w:val="0F1115"/>
+          <w:szCs w:val="30"/>
+        </w:rPr>
+        <w:t xml:space="preserve">за ово истраживање чинили су јавно доступни коментари са четири друштвене мреже: </w:t>
+      </w:r>
+      <w:r>
+        <w:rPr>
+          <w:b/>
+          <w:bCs/>
+          <w:color w:val="0F1115"/>
+          <w:szCs w:val="30"/>
+          <w:rPrChange w:id="34" w:author="Nikola Babić" w:date="2026-08-20T19:05:00Z" w16du:dateUtc="2026-08-20T17:05:00Z">
+            <w:rPr>
+              <w:color w:val="0F1115"/>
+              <w:szCs w:val="30"/>
+            </w:rPr>
+          </w:rPrChange>
+        </w:rPr>
+        <w:t>Instagram</w:t>
+      </w:r>
+      <w:r>
+        <w:rPr>
+          <w:color w:val="0F1115"/>
+          <w:szCs w:val="30"/>
+        </w:rPr>
+        <w:t xml:space="preserve">, </w:t>
+      </w:r>
+      <w:r>
+        <w:rPr>
+          <w:b/>
+          <w:bCs/>
+          <w:color w:val="0F1115"/>
+          <w:szCs w:val="30"/>
+          <w:rPrChange w:id="35" w:author="Nikola Babić" w:date="2026-08-20T19:05:00Z" w16du:dateUtc="2026-08-20T17:05:00Z">
+            <w:rPr>
+              <w:color w:val="0F1115"/>
+              <w:szCs w:val="30"/>
+            </w:rPr>
+          </w:rPrChange>
+        </w:rPr>
+        <w:t>X</w:t>
+      </w:r>
+      <w:r>
+        <w:rPr>
+          <w:color w:val="0F1115"/>
+          <w:szCs w:val="30"/>
+        </w:rPr>
+        <w:t xml:space="preserve">, </w:t>
+      </w:r>
+      <w:r>
+        <w:rPr>
+          <w:b/>
+          <w:bCs/>
+          <w:color w:val="0F1115"/>
+          <w:szCs w:val="30"/>
+          <w:rPrChange w:id="36" w:author="Nikola Babić" w:date="2026-08-20T19:05:00Z" w16du:dateUtc="2026-08-20T17:05:00Z">
+            <w:rPr>
+              <w:color w:val="0F1115"/>
+              <w:szCs w:val="30"/>
+            </w:rPr>
+          </w:rPrChange>
+        </w:rPr>
+        <w:t>YouTube</w:t>
+      </w:r>
+      <w:r>
+        <w:rPr>
+          <w:color w:val="0F1115"/>
+          <w:szCs w:val="30"/>
+        </w:rPr>
+        <w:t xml:space="preserve"> и </w:t>
+      </w:r>
+      <w:r>
+        <w:rPr>
+          <w:b/>
+          <w:bCs/>
+          <w:color w:val="0F1115"/>
+          <w:szCs w:val="30"/>
+          <w:rPrChange w:id="37" w:author="Nikola Babić" w:date="2026-08-20T19:05:00Z" w16du:dateUtc="2026-08-20T17:05:00Z">
+            <w:rPr>
+              <w:color w:val="0F1115"/>
+              <w:szCs w:val="30"/>
+            </w:rPr>
+          </w:rPrChange>
+        </w:rPr>
+        <w:t>Facebook</w:t>
+      </w:r>
+      <w:r>
+        <w:rPr>
+          <w:color w:val="0F1115"/>
+          <w:szCs w:val="30"/>
+        </w:rPr>
+        <w:t xml:space="preserve">. </w:t>
+      </w:r>
+      <w:del w:id="38" w:author="Nikola Babić" w:date="2026-08-20T19:06:00Z" w16du:dateUtc="2026-08-20T17:06:00Z">
+        <w:r>
+          <w:rPr>
+            <w:color w:val="0F1115"/>
+            <w:szCs w:val="30"/>
+          </w:rPr>
+          <w:delText>Одабир ових платформи није случајан —</w:delText>
+        </w:r>
+      </w:del>
+      <w:r>
+        <w:rPr>
+          <w:color w:val="0F1115"/>
+          <w:szCs w:val="30"/>
+        </w:rPr>
+        <w:t xml:space="preserve"> </w:t>
+      </w:r>
+      <w:ins w:id="39" w:author="Nikola Babić" w:date="2026-08-20T19:06:00Z" w16du:dateUtc="2026-08-20T17:06:00Z">
+        <w:r>
+          <w:rPr>
+            <w:color w:val="0F1115"/>
+            <w:szCs w:val="30"/>
+            <w:lang w:val="sr-Cyrl-RS"/>
+          </w:rPr>
+          <w:t>Управо ове платформе</w:t>
+        </w:r>
+      </w:ins>
+      <w:del w:id="40" w:author="Nikola Babić" w:date="2026-08-20T19:06:00Z" w16du:dateUtc="2026-08-20T17:06:00Z">
+        <w:r>
+          <w:rPr>
+            <w:color w:val="0F1115"/>
+            <w:szCs w:val="30"/>
+          </w:rPr>
+          <w:delText>оне</w:delText>
+        </w:r>
+      </w:del>
+      <w:r>
+        <w:rPr>
+          <w:color w:val="0F1115"/>
+          <w:szCs w:val="30"/>
+        </w:rPr>
+        <w:t xml:space="preserve"> представљају најпосећеније канале за расправу о друштвено-политичким темама у српском јавном простору, са значајно различитим демографским профилима корисника и обрасцима комуникације.</w:t>
       </w:r>
     </w:p>
     <w:p>
@@ -3016,7 +3651,70 @@
           <w:color w:val="0F1115"/>
           <w:szCs w:val="30"/>
         </w:rPr>
-        <w:t>Прикупљање је вршено претраживањем објава које се односе на студентске протесте у периоду 2024–2026. године, након чега су екстраховани сви коментари испод тих објава. Укупан број сирових коментара износио је 10.870, док је након чишћења задржано 8.912 коментара.</w:t>
+        <w:t xml:space="preserve">Прикупљање је вршено претраживањем објава које се односе на студентске протесте у периоду 2024–2026. године, након чега су екстраховани сви коментари испод </w:t>
+      </w:r>
+      <w:del w:id="41" w:author="Nikola Babić" w:date="2026-08-20T19:07:00Z" w16du:dateUtc="2026-08-20T17:07:00Z">
+        <w:r>
+          <w:rPr>
+            <w:color w:val="0F1115"/>
+            <w:szCs w:val="30"/>
+          </w:rPr>
+          <w:delText xml:space="preserve">тих </w:delText>
+        </w:r>
+      </w:del>
+      <w:ins w:id="42" w:author="Nikola Babić" w:date="2026-08-20T19:07:00Z" w16du:dateUtc="2026-08-20T17:07:00Z">
+        <w:r>
+          <w:rPr>
+            <w:color w:val="0F1115"/>
+            <w:szCs w:val="30"/>
+            <w:lang w:val="sr-Cyrl-RS"/>
+          </w:rPr>
+          <w:t>одабраних репрезента</w:t>
+        </w:r>
+      </w:ins>
+      <w:ins w:id="43" w:author="Nikola Babić" w:date="2026-08-20T19:08:00Z" w16du:dateUtc="2026-08-20T17:08:00Z">
+        <w:r>
+          <w:rPr>
+            <w:color w:val="0F1115"/>
+            <w:szCs w:val="30"/>
+            <w:lang w:val="sr-Cyrl-RS"/>
+          </w:rPr>
+          <w:t>тивнихи</w:t>
+        </w:r>
+      </w:ins>
+      <w:ins w:id="44" w:author="Nikola Babić" w:date="2026-08-20T19:07:00Z" w16du:dateUtc="2026-08-20T17:07:00Z">
+        <w:r>
+          <w:rPr>
+            <w:color w:val="0F1115"/>
+            <w:szCs w:val="30"/>
+          </w:rPr>
+          <w:t xml:space="preserve"> </w:t>
+        </w:r>
+      </w:ins>
+      <w:r>
+        <w:rPr>
+          <w:color w:val="0F1115"/>
+          <w:szCs w:val="30"/>
+        </w:rPr>
+        <w:t xml:space="preserve">објава. Укупан број сирових коментара износио је </w:t>
+      </w:r>
+      <w:commentRangeStart w:id="45"/>
+      <w:r>
+        <w:rPr>
+          <w:color w:val="0F1115"/>
+          <w:szCs w:val="30"/>
+        </w:rPr>
+        <w:t>10.870, док је након чишћења задржано 8.912 коментара.</w:t>
+      </w:r>
+      <w:commentRangeEnd w:id="45"/>
+      <w:r>
+        <w:rPr>
+          <w:rStyle w:val="CommentReference"/>
+          <w:color w:val="0F1115"/>
+          <w:sz w:val="24"/>
+          <w:szCs w:val="30"/>
+        </w:rPr>
+        <w:commentReference w:id="45"/>
       </w:r>
     </w:p>
     <w:p>
@@ -3038,8 +3736,9 @@
           <w:shd w:val="clear" w:color="000000" w:fill="000000"/>
           <w:lang w:val="en-US"/>
         </w:rPr>
+        <w:lastRenderedPageBreak/>
         <w:drawing>
-          <wp:inline distT="0" distB="0" distL="0" distR="0">
+          <wp:inline distT="0" distB="0" distL="0" distR="0" wp14:anchorId="4ABAE392" wp14:editId="69D47E13">
             <wp:extent cx="4992675" cy="3434080"/>
             <wp:effectExtent l="0" t="0" r="0" b="0"/>
             <wp:docPr id="17" name="Picture 17" descr="C:\Users\korisnik\Desktop\Ana Bulatovic\opj\nlp-student-protest-stance-classification\phase3_model_training\output\data_analysis\06_phase1_by_platform.png"/>
@@ -3056,7 +3755,7 @@
                     </pic:cNvPicPr>
                   </pic:nvPicPr>
                   <pic:blipFill rotWithShape="1">
-                    <a:blip r:embed="rId7" cstate="print"/>
+                    <a:blip r:embed="rId11" cstate="print"/>
                     <a:srcRect l="2370" t="1958"/>
                     <a:stretch>
                       <a:fillRect/>
@@ -3076,7 +3775,7 @@
                     </a:ln>
                     <a:extLst>
                       <a:ext uri="{53640926-AAD7-44D8-BBD7-CCE9431645EC}">
-                        <a14:shadowObscured xmlns:a14="http://schemas.microsoft.com/office/drawing/2010/main" xmlns:wps="http://schemas.microsoft.com/office/word/2010/wordprocessingShape" xmlns:wpi="http://schemas.microsoft.com/office/word/2010/wordprocessingInk" xmlns:wpg="http://schemas.microsoft.com/office/word/2010/wordprocessingGroup" xmlns:w16se="http://schemas.microsoft.com/office/word/2015/wordml/symex" xmlns:w16sdtfl="http://schemas.microsoft.com/office/word/2024/wordml/sdtformatlock" xmlns:w16sdtdh="http://schemas.microsoft.com/office/word/2020/wordml/sdtdatahash" xmlns:w16du="http://schemas.microsoft.com/office/word/2023/wordml/word16du" xmlns:w16="http://schemas.microsoft.com/office/word/2018/wordml" xmlns:w16cid="http://schemas.microsoft.com/office/word/2016/wordml/cid" xmlns:w16cex="http://schemas.microsoft.com/office/word/2018/wordml/cex" xmlns:w16cei="http://schemas.microsoft.com/office/word/2026/wordml/cei" xmlns:w15="http://schemas.microsoft.com/office/word/2012/wordml" xmlns:w14="http://schemas.microsoft.com/office/word/2010/wordml" xmlns:w="http://schemas.openxmlformats.org/wordprocessingml/2006/main" xmlns:w10="urn:schemas-microsoft-com:office:word" xmlns:wp14="http://schemas.microsoft.com/office/word/2010/wordprocessingDrawing" xmlns:v="urn:schemas-microsoft-com:vml" xmlns:oel="http://schemas.microsoft.com/office/2019/extlst" xmlns:o="urn:schemas-microsoft-com:office:office" xmlns:am3d="http://schemas.microsoft.com/office/drawing/2017/model3d" xmlns:aink="http://schemas.microsoft.com/office/drawing/2016/ink" xmlns:mc="http://schemas.openxmlformats.org/markup-compatibility/2006" xmlns:cx8="http://schemas.microsoft.com/office/drawing/2016/5/14/chartex" xmlns:cx7="http://schemas.microsoft.com/office/drawing/2016/5/13/chartex" xmlns:cx6="http://schemas.microsoft.com/office/drawing/2016/5/12/chartex" xmlns:cx5="http://schemas.microsoft.com/office/drawing/2016/5/11/chartex" xmlns:cx4="http://schemas.microsoft.com/office/drawing/2016/5/10/chartex" xmlns:cx3="http://schemas.microsoft.com/office/drawing/2016/5/9/chartex" xmlns:cx2="http://schemas.microsoft.com/office/drawing/2015/10/21/chartex" xmlns:cx1="http://schemas.microsoft.com/office/drawing/2015/9/8/chartex" xmlns:cx="http://schemas.microsoft.com/office/drawing/2014/chartex" xmlns:wpc="http://schemas.microsoft.com/office/word/2010/wordprocessingCanvas" xmlns=""/>
+                        <a14:shadowObscured xmlns:a14="http://schemas.microsoft.com/office/drawing/2010/main"/>
                       </a:ext>
                     </a:extLst>
                   </pic:spPr>
@@ -3092,13 +3791,13 @@
         <w:jc w:val="center"/>
         <w:rPr>
           <w:szCs w:val="32"/>
-          <w:lang/>
+          <w:lang w:val="sr-Cyrl-RS"/>
         </w:rPr>
       </w:pPr>
       <w:r>
         <w:rPr>
           <w:szCs w:val="32"/>
-          <w:lang/>
+          <w:lang w:val="sr-Cyrl-RS"/>
         </w:rPr>
         <w:t>Слика 2.1 Прикупљени коментари по платформи</w:t>
       </w:r>
@@ -3120,14 +3819,13 @@
           <w:color w:val="0F1115"/>
           <w:szCs w:val="30"/>
         </w:rPr>
-        <w:lastRenderedPageBreak/>
         <w:t>Као што се види</w:t>
       </w:r>
       <w:r>
         <w:rPr>
           <w:color w:val="0F1115"/>
           <w:szCs w:val="30"/>
-          <w:lang/>
+          <w:lang w:val="sr-Cyrl-RS"/>
         </w:rPr>
         <w:t xml:space="preserve"> на Слици 2.1</w:t>
       </w:r>
@@ -3136,18 +3834,51 @@
           <w:color w:val="0F1115"/>
           <w:szCs w:val="30"/>
         </w:rPr>
-        <w:t>, Instagram је најзаступљенија платформа у сировом корпусу са 6.605 коментара, док су остале платформе подједнако заступљене са око 1.200–1.600 коментара.</w:t>
+        <w:t xml:space="preserve">, Instagram је најзаступљенија платформа у </w:t>
+      </w:r>
+      <w:del w:id="46" w:author="Nikola Babić" w:date="2026-08-20T19:23:00Z" w16du:dateUtc="2026-08-20T17:23:00Z">
+        <w:r>
+          <w:rPr>
+            <w:color w:val="0F1115"/>
+            <w:szCs w:val="30"/>
+          </w:rPr>
+          <w:delText xml:space="preserve">сировом </w:delText>
+        </w:r>
+      </w:del>
+      <w:ins w:id="47" w:author="Nikola Babić" w:date="2026-08-20T19:23:00Z" w16du:dateUtc="2026-08-20T17:23:00Z">
+        <w:r>
+          <w:rPr>
+            <w:color w:val="0F1115"/>
+            <w:szCs w:val="30"/>
+            <w:lang w:val="sr-Cyrl-RS"/>
+          </w:rPr>
+          <w:t>необрађеном</w:t>
+        </w:r>
+        <w:r>
+          <w:rPr>
+            <w:color w:val="0F1115"/>
+            <w:szCs w:val="30"/>
+          </w:rPr>
+          <w:t xml:space="preserve"> </w:t>
+        </w:r>
+      </w:ins>
+      <w:r>
+        <w:rPr>
+          <w:color w:val="0F1115"/>
+          <w:szCs w:val="30"/>
+        </w:rPr>
+        <w:t>корпусу са 6.605 коментара, док су остале платформе подједнако заступљене са око 1.200–1.600 коментара.</w:t>
       </w:r>
     </w:p>
     <w:p>
       <w:pPr>
         <w:pStyle w:val="Heading2"/>
       </w:pPr>
-      <w:bookmarkStart w:id="6" w:name="_Toc238141431"/>
+      <w:bookmarkStart w:id="48" w:name="_Toc238141431"/>
       <w:r>
         <w:t>2.2. Чишћење и стандардизација корпуса</w:t>
       </w:r>
-      <w:bookmarkEnd w:id="6"/>
+      <w:bookmarkEnd w:id="48"/>
     </w:p>
     <w:p>
       <w:pPr>
@@ -3168,7 +3899,35 @@
           <w:szCs w:val="30"/>
           <w:lang w:val="en-GB"/>
         </w:rPr>
-        <w:t xml:space="preserve">Сирови коментари са друштвених мрежа карактеришу се различитим облицима неформалности који би значајно отежали рад класификационих модела. Будући да су текстови са друштвених мрежа кратки, неформални и често садрже симболе без лексичког садржаја, чишћење је рађено у два нивоа: </w:t>
+        <w:t xml:space="preserve">Сирови коментари са друштвених мрежа карактеришу се различитим облицима неформалности који би значајно отежали рад </w:t>
+      </w:r>
+      <w:commentRangeStart w:id="49"/>
+      <w:r>
+        <w:rPr>
+          <w:color w:val="0F1115"/>
+          <w:szCs w:val="30"/>
+          <w:lang w:val="en-GB"/>
+        </w:rPr>
+        <w:t>класификационих модела</w:t>
+      </w:r>
+      <w:commentRangeEnd w:id="49"/>
+      <w:r>
+        <w:rPr>
+          <w:rStyle w:val="CommentReference"/>
+          <w:color w:val="0F1115"/>
+          <w:sz w:val="24"/>
+          <w:szCs w:val="30"/>
+          <w:lang w:val="en-GB"/>
+        </w:rPr>
+        <w:commentReference w:id="49"/>
+      </w:r>
+      <w:r>
+        <w:rPr>
+          <w:color w:val="0F1115"/>
+          <w:szCs w:val="30"/>
+          <w:lang w:val="en-GB"/>
+        </w:rPr>
+        <w:t xml:space="preserve">. Будући да су текстови са друштвених мрежа кратки, неформални и често садрже симболе без лексичког садржаја, чишћење је рађено у два нивоа: </w:t>
       </w:r>
     </w:p>
     <w:p>
@@ -3193,7 +3952,43 @@
           <w:szCs w:val="30"/>
           <w:lang w:val="en-GB"/>
         </w:rPr>
-        <w:t xml:space="preserve">припрема сировог корпуса пре анотације </w:t>
+        <w:t xml:space="preserve">припрема </w:t>
+      </w:r>
+      <w:del w:id="50" w:author="Nikola Babić" w:date="2026-08-20T19:25:00Z" w16du:dateUtc="2026-08-20T17:25:00Z">
+        <w:r>
+          <w:rPr>
+            <w:color w:val="0F1115"/>
+            <w:szCs w:val="30"/>
+            <w:lang w:val="en-GB"/>
+          </w:rPr>
+          <w:delText xml:space="preserve">сировог </w:delText>
+        </w:r>
+      </w:del>
+      <w:ins w:id="51" w:author="Nikola Babić" w:date="2026-08-20T19:25:00Z" w16du:dateUtc="2026-08-20T17:25:00Z">
+        <w:r>
+          <w:rPr>
+            <w:color w:val="0F1115"/>
+            <w:szCs w:val="30"/>
+            <w:lang w:val="sr-Cyrl-RS"/>
+          </w:rPr>
+          <w:t>необрађеног</w:t>
+        </w:r>
+        <w:r>
+          <w:rPr>
+            <w:color w:val="0F1115"/>
+            <w:szCs w:val="30"/>
+            <w:lang w:val="en-GB"/>
+          </w:rPr>
+          <w:t xml:space="preserve"> </w:t>
+        </w:r>
+      </w:ins>
+      <w:r>
+        <w:rPr>
+          <w:color w:val="0F1115"/>
+          <w:szCs w:val="30"/>
+          <w:lang w:val="en-GB"/>
+        </w:rPr>
+        <w:t xml:space="preserve">корпуса пре анотације </w:t>
       </w:r>
     </w:p>
     <w:p>
@@ -3260,16 +4055,53 @@
           <w:sz w:val="32"/>
         </w:rPr>
       </w:pPr>
-      <w:bookmarkStart w:id="7" w:name="_Toc238141432"/>
+      <w:bookmarkStart w:id="52" w:name="_Toc238141432"/>
       <w:r>
         <w:rPr>
           <w:rFonts w:ascii="Times New Roman" w:hAnsi="Times New Roman" w:cs="Times New Roman"/>
           <w:color w:val="auto"/>
           <w:sz w:val="32"/>
         </w:rPr>
-        <w:t>2.2.1. Припрема сировог корпуса</w:t>
-      </w:r>
-      <w:bookmarkEnd w:id="7"/>
+        <w:t xml:space="preserve">2.2.1. Припрема </w:t>
+      </w:r>
+      <w:del w:id="53" w:author="Nikola Babić" w:date="2026-08-20T19:26:00Z" w16du:dateUtc="2026-08-20T17:26:00Z">
+        <w:r>
+          <w:rPr>
+            <w:rFonts w:ascii="Times New Roman" w:hAnsi="Times New Roman" w:cs="Times New Roman"/>
+            <w:color w:val="auto"/>
+            <w:sz w:val="32"/>
+          </w:rPr>
+          <w:delText xml:space="preserve">сировог </w:delText>
+        </w:r>
+      </w:del>
+      <w:ins w:id="54" w:author="Nikola Babić" w:date="2026-08-20T19:26:00Z" w16du:dateUtc="2026-08-20T17:26:00Z">
+        <w:r>
+          <w:rPr>
+            <w:rFonts w:ascii="Times New Roman" w:hAnsi="Times New Roman" w:cs="Times New Roman"/>
+            <w:color w:val="auto"/>
+            <w:sz w:val="32"/>
+            <w:lang w:val="sr-Cyrl-RS"/>
+          </w:rPr>
+          <w:t>необрађеног</w:t>
+        </w:r>
+        <w:r>
+          <w:rPr>
+            <w:rFonts w:ascii="Times New Roman" w:hAnsi="Times New Roman" w:cs="Times New Roman"/>
+            <w:color w:val="auto"/>
+            <w:sz w:val="32"/>
+          </w:rPr>
+          <w:t xml:space="preserve"> </w:t>
+        </w:r>
+      </w:ins>
+      <w:r>
+        <w:rPr>
+          <w:rFonts w:ascii="Times New Roman" w:hAnsi="Times New Roman" w:cs="Times New Roman"/>
+          <w:color w:val="auto"/>
+          <w:sz w:val="32"/>
+        </w:rPr>
+        <w:t>корпуса</w:t>
+      </w:r>
+      <w:bookmarkEnd w:id="52"/>
       <w:r>
         <w:rPr>
           <w:rFonts w:ascii="Times New Roman" w:hAnsi="Times New Roman" w:cs="Times New Roman"/>
@@ -3296,7 +4128,40 @@
           <w:color w:val="0F1115"/>
           <w:szCs w:val="30"/>
         </w:rPr>
-        <w:t>Сви експорти чувају се у UTF-8 формату. Празни коментари (који садрже само белине) одбацују се одмах.</w:t>
+        <w:t xml:space="preserve">Сви </w:t>
+      </w:r>
+      <w:del w:id="55" w:author="Nikola Babić" w:date="2026-08-20T19:27:00Z" w16du:dateUtc="2026-08-20T17:27:00Z">
+        <w:r>
+          <w:rPr>
+            <w:color w:val="0F1115"/>
+            <w:szCs w:val="30"/>
+          </w:rPr>
+          <w:delText xml:space="preserve">експорти </w:delText>
+        </w:r>
+      </w:del>
+      <w:ins w:id="56" w:author="Nikola Babić" w:date="2026-08-20T19:27:00Z" w16du:dateUtc="2026-08-20T17:27:00Z">
+        <w:r>
+          <w:rPr>
+            <w:color w:val="0F1115"/>
+            <w:szCs w:val="30"/>
+            <w:lang w:val="sr-Cyrl-RS"/>
+          </w:rPr>
+          <w:t>преузети коментари</w:t>
+        </w:r>
+        <w:r>
+          <w:rPr>
+            <w:color w:val="0F1115"/>
+            <w:szCs w:val="30"/>
+          </w:rPr>
+          <w:t xml:space="preserve"> </w:t>
+        </w:r>
+      </w:ins>
+      <w:r>
+        <w:rPr>
+          <w:color w:val="0F1115"/>
+          <w:szCs w:val="30"/>
+        </w:rPr>
+        <w:t>чувају се у UTF-8 формату. Празни коментари (који садрже само белине) одбацују се одмах.</w:t>
       </w:r>
     </w:p>
     <w:p>
@@ -3316,7 +4181,74 @@
           <w:color w:val="0F1115"/>
           <w:szCs w:val="30"/>
         </w:rPr>
-        <w:t>Емотикони и сродни графички симболи уклањају се регуларним изразом, након чега се узастопне белине сабијају у један размак. Овај корак је спроведен из два разлога. Прво, емотикони могу унети семантичку двосмисленост — исти симбол (нпр. палчеви горе) може пратити и коментаре подршке протестима и оне са саркастичном намером. Њихово задржавање уносило би буку у податке и довело до погрешног повезивања са класама. Друго, циљ је да у анотацију не уђу примери без језичког садржаја, јер се став не може поуздано одредити из самог емотикона. Коментари који након овог корака немају преостали текст (само емотикони, само симболи) одбацују се.</w:t>
+        <w:t>Емотикони и сродни графички симболи уклањају се регуларним изразом, након чега се узастопне белине сабијају у један размак. Овај корак је спроведен из два разлога. Прво, емотикони могу унети семантичку двосмисленост</w:t>
+      </w:r>
+      <w:del w:id="57" w:author="Nikola Babić" w:date="2026-08-20T19:27:00Z" w16du:dateUtc="2026-08-20T17:27:00Z">
+        <w:r>
+          <w:rPr>
+            <w:color w:val="0F1115"/>
+            <w:szCs w:val="30"/>
+          </w:rPr>
+          <w:delText xml:space="preserve"> —</w:delText>
+        </w:r>
+      </w:del>
+      <w:ins w:id="58" w:author="Nikola Babić" w:date="2026-08-20T19:27:00Z" w16du:dateUtc="2026-08-20T17:27:00Z">
+        <w:r>
+          <w:rPr>
+            <w:color w:val="0F1115"/>
+            <w:szCs w:val="30"/>
+            <w:lang w:val="sr-Cyrl-RS"/>
+          </w:rPr>
+          <w:t>,</w:t>
+        </w:r>
+      </w:ins>
+      <w:r>
+        <w:rPr>
+          <w:color w:val="0F1115"/>
+          <w:szCs w:val="30"/>
+        </w:rPr>
+        <w:t xml:space="preserve"> исти симбол (нпр. палчеви горе) може пратити и коментаре подршке протестима и оне са саркастичном намером. </w:t>
+      </w:r>
+      <w:r>
+        <w:rPr>
+          <w:color w:val="0F1115"/>
+          <w:szCs w:val="30"/>
+        </w:rPr>
+        <w:lastRenderedPageBreak/>
+        <w:t xml:space="preserve">Њихово задржавање уносило би </w:t>
+      </w:r>
+      <w:del w:id="59" w:author="Nikola Babić" w:date="2026-08-20T19:29:00Z" w16du:dateUtc="2026-08-20T17:29:00Z">
+        <w:r>
+          <w:rPr>
+            <w:color w:val="0F1115"/>
+            <w:szCs w:val="30"/>
+          </w:rPr>
+          <w:delText xml:space="preserve">буку </w:delText>
+        </w:r>
+      </w:del>
+      <w:ins w:id="60" w:author="Nikola Babić" w:date="2026-08-20T19:29:00Z" w16du:dateUtc="2026-08-20T17:29:00Z">
+        <w:r>
+          <w:rPr>
+            <w:color w:val="0F1115"/>
+            <w:szCs w:val="30"/>
+            <w:lang w:val="sr-Cyrl-RS"/>
+          </w:rPr>
+          <w:t>шум</w:t>
+        </w:r>
+        <w:r>
+          <w:rPr>
+            <w:color w:val="0F1115"/>
+            <w:szCs w:val="30"/>
+          </w:rPr>
+          <w:t xml:space="preserve"> </w:t>
+        </w:r>
+      </w:ins>
+      <w:r>
+        <w:rPr>
+          <w:color w:val="0F1115"/>
+          <w:szCs w:val="30"/>
+        </w:rPr>
+        <w:t>у податке и довело до погрешног повезивања са класама. Друго, циљ је да у анотацију не уђу примери без језичког садржаја, јер се став не може поуздано одредити из самог емотикона. Коментари који након овог корака немају преостали текст (само емотикони, само симболи) одбацују се.</w:t>
       </w:r>
     </w:p>
     <w:p>
@@ -3329,6 +4261,13 @@
         <w:rPr>
           <w:color w:val="0F1115"/>
           <w:szCs w:val="30"/>
+          <w:lang w:val="sr-Cyrl-RS"/>
+          <w:rPrChange w:id="61" w:author="Nikola Babić" w:date="2026-08-20T19:30:00Z" w16du:dateUtc="2026-08-20T17:30:00Z">
+            <w:rPr>
+              <w:color w:val="0F1115"/>
+              <w:szCs w:val="30"/>
+            </w:rPr>
+          </w:rPrChange>
         </w:rPr>
       </w:pPr>
       <w:r>
@@ -3337,26 +4276,40 @@
           <w:color w:val="0F1115"/>
           <w:szCs w:val="30"/>
         </w:rPr>
-        <w:t>Правопис, ћирилица/латиница и садржај коментара нису „исправљани</w:t>
-      </w:r>
-      <w:proofErr w:type="gramStart"/>
-      <w:r>
-        <w:rPr>
-          <w:rStyle w:val="skip-quote-patch"/>
-          <w:color w:val="0F1115"/>
-          <w:szCs w:val="30"/>
-        </w:rPr>
-        <w:t>“ —</w:t>
-      </w:r>
-      <w:proofErr w:type="gramEnd"/>
-      <w:r>
-        <w:rPr>
-          <w:rStyle w:val="skip-quote-patch"/>
-          <w:color w:val="0F1115"/>
-          <w:szCs w:val="30"/>
-        </w:rPr>
-        <w:t xml:space="preserve"> текст остаје онакав какав је корисник написао, како би модел видео стварну употребу језика на мрежама.</w:t>
-      </w:r>
+        <w:t xml:space="preserve">Правопис, ћирилица/латиница и садржај коментара нису </w:t>
+      </w:r>
+      <w:del w:id="62" w:author="Nikola Babić" w:date="2026-08-20T19:30:00Z" w16du:dateUtc="2026-08-20T17:30:00Z">
+        <w:r>
+          <w:rPr>
+            <w:rStyle w:val="skip-quote-patch"/>
+            <w:color w:val="0F1115"/>
+            <w:szCs w:val="30"/>
+          </w:rPr>
+          <w:delText>„исправљани“ — текст остаје онакав какав је корисник написао, како би модел видео стварну употребу језика на мрежама.</w:delText>
+        </w:r>
+      </w:del>
+      <w:ins w:id="63" w:author="Nikola Babić" w:date="2026-08-20T19:30:00Z" w16du:dateUtc="2026-08-20T17:30:00Z">
+        <w:r>
+          <w:rPr>
+            <w:rStyle w:val="skip-quote-patch"/>
+            <w:color w:val="0F1115"/>
+            <w:szCs w:val="30"/>
+            <w:lang w:val="sr-Cyrl-RS"/>
+          </w:rPr>
+          <w:t>већински исправљани, исправљане су словне грешке у куцању где је то би</w:t>
+        </w:r>
+      </w:ins>
+      <w:ins w:id="64" w:author="Nikola Babić" w:date="2026-08-20T19:31:00Z" w16du:dateUtc="2026-08-20T17:31:00Z">
+        <w:r>
+          <w:rPr>
+            <w:rStyle w:val="skip-quote-patch"/>
+            <w:color w:val="0F1115"/>
+            <w:szCs w:val="30"/>
+            <w:lang w:val="sr-Cyrl-RS"/>
+          </w:rPr>
+          <w:t>ло уочено и процењено као ненамерна грешка.</w:t>
+        </w:r>
+      </w:ins>
     </w:p>
     <w:p>
       <w:pPr>
@@ -3371,7 +4324,7 @@
           <w:szCs w:val="37"/>
         </w:rPr>
       </w:pPr>
-      <w:bookmarkStart w:id="8" w:name="_Toc238141433"/>
+      <w:bookmarkStart w:id="65" w:name="_Toc238141433"/>
       <w:r>
         <w:rPr>
           <w:rFonts w:ascii="Times New Roman" w:hAnsi="Times New Roman" w:cs="Times New Roman"/>
@@ -3381,7 +4334,7 @@
         </w:rPr>
         <w:t>2.2.2. Анотациони скуп</w:t>
       </w:r>
-      <w:bookmarkEnd w:id="8"/>
+      <w:bookmarkEnd w:id="65"/>
       <w:r>
         <w:rPr>
           <w:rFonts w:ascii="Times New Roman" w:hAnsi="Times New Roman" w:cs="Times New Roman"/>
@@ -3409,7 +4362,169 @@
           <w:color w:val="0F1115"/>
           <w:szCs w:val="30"/>
         </w:rPr>
-        <w:t>Из очишћеног корпуса ручно је издвојен подскуп за обележавање. Приликом уписа ознаке текст се не нормализује додатно — остаје оригинални коментар, уз URL и класу — како се не би изгубио сигнал кратких и мешовитих записа.</w:t>
+        <w:t xml:space="preserve">Из очишћеног корпуса ручно је </w:t>
+      </w:r>
+      <w:ins w:id="66" w:author="Nikola Babić" w:date="2026-08-20T19:32:00Z" w16du:dateUtc="2026-08-20T17:32:00Z">
+        <w:r>
+          <w:rPr>
+            <w:color w:val="0F1115"/>
+            <w:szCs w:val="30"/>
+            <w:lang w:val="sr-Cyrl-RS"/>
+          </w:rPr>
+          <w:t xml:space="preserve">коришћењем специјализованог алата, </w:t>
+        </w:r>
+      </w:ins>
+      <w:r>
+        <w:rPr>
+          <w:color w:val="0F1115"/>
+          <w:szCs w:val="30"/>
+        </w:rPr>
+        <w:t>издвојен подскуп</w:t>
+      </w:r>
+      <w:ins w:id="67" w:author="Nikola Babić" w:date="2026-08-20T19:32:00Z" w16du:dateUtc="2026-08-20T17:32:00Z">
+        <w:r>
+          <w:rPr>
+            <w:color w:val="0F1115"/>
+            <w:szCs w:val="30"/>
+            <w:lang w:val="sr-Cyrl-RS"/>
+          </w:rPr>
+          <w:t xml:space="preserve"> података</w:t>
+        </w:r>
+      </w:ins>
+      <w:r>
+        <w:rPr>
+          <w:color w:val="0F1115"/>
+          <w:szCs w:val="30"/>
+        </w:rPr>
+        <w:t xml:space="preserve"> за обележавање</w:t>
+      </w:r>
+      <w:ins w:id="68" w:author="Nikola Babić" w:date="2026-08-20T19:33:00Z" w16du:dateUtc="2026-08-20T17:33:00Z">
+        <w:r>
+          <w:rPr>
+            <w:color w:val="0F1115"/>
+            <w:szCs w:val="30"/>
+            <w:lang w:val="sr-Cyrl-RS"/>
+          </w:rPr>
+          <w:t xml:space="preserve"> који је био смислен и одговарао теми проучавања</w:t>
+        </w:r>
+      </w:ins>
+      <w:r>
+        <w:rPr>
+          <w:color w:val="0F1115"/>
+          <w:szCs w:val="30"/>
+        </w:rPr>
+        <w:t>.</w:t>
+      </w:r>
+      <w:ins w:id="69" w:author="Nikola Babić" w:date="2026-08-20T19:34:00Z" w16du:dateUtc="2026-08-20T17:34:00Z">
+        <w:r>
+          <w:rPr>
+            <w:color w:val="0F1115"/>
+            <w:szCs w:val="30"/>
+            <w:lang w:val="sr-Cyrl-RS"/>
+          </w:rPr>
+          <w:t xml:space="preserve"> Одбацивани су коментари који превише дивергирају од теме објаве и немају политичку конотацију.</w:t>
+        </w:r>
+        <w:r>
+          <w:rPr>
+            <w:color w:val="0F1115"/>
+            <w:szCs w:val="30"/>
+            <w:lang w:val="sr-Cyrl-RS"/>
+          </w:rPr>
+          <w:t xml:space="preserve"> Пример филтрираних коментара јесу </w:t>
+        </w:r>
+      </w:ins>
+      <w:ins w:id="70" w:author="Nikola Babić" w:date="2026-08-20T19:35:00Z" w16du:dateUtc="2026-08-20T17:35:00Z">
+        <w:r>
+          <w:rPr>
+            <w:color w:val="0F1115"/>
+            <w:szCs w:val="30"/>
+            <w:lang w:val="sr-Cyrl-RS"/>
+          </w:rPr>
+          <w:t>препирке и вређања током коментарисања објава.</w:t>
+        </w:r>
+      </w:ins>
+      <w:r>
+        <w:rPr>
+          <w:color w:val="0F1115"/>
+          <w:szCs w:val="30"/>
+        </w:rPr>
+        <w:t xml:space="preserve"> Приликом уписа ознаке текст се не нормализује додатно</w:t>
+      </w:r>
+      <w:ins w:id="71" w:author="Nikola Babić" w:date="2026-08-20T19:31:00Z" w16du:dateUtc="2026-08-20T17:31:00Z">
+        <w:r>
+          <w:rPr>
+            <w:color w:val="0F1115"/>
+            <w:szCs w:val="30"/>
+            <w:lang w:val="sr-Cyrl-RS"/>
+          </w:rPr>
+          <w:t>,</w:t>
+        </w:r>
+      </w:ins>
+      <w:r>
+        <w:rPr>
+          <w:color w:val="0F1115"/>
+          <w:szCs w:val="30"/>
+        </w:rPr>
+        <w:t xml:space="preserve"> </w:t>
+      </w:r>
+      <w:del w:id="72" w:author="Nikola Babić" w:date="2026-08-20T19:31:00Z" w16du:dateUtc="2026-08-20T17:31:00Z">
+        <w:r>
+          <w:rPr>
+            <w:color w:val="0F1115"/>
+            <w:szCs w:val="30"/>
+          </w:rPr>
+          <w:delText xml:space="preserve">— </w:delText>
+        </w:r>
+      </w:del>
+      <w:r>
+        <w:rPr>
+          <w:color w:val="0F1115"/>
+          <w:szCs w:val="30"/>
+        </w:rPr>
+        <w:t xml:space="preserve">остаје оригинални коментар, уз URL и </w:t>
+      </w:r>
+      <w:ins w:id="73" w:author="Nikola Babić" w:date="2026-08-20T19:32:00Z" w16du:dateUtc="2026-08-20T17:32:00Z">
+        <w:r>
+          <w:rPr>
+            <w:color w:val="0F1115"/>
+            <w:szCs w:val="30"/>
+            <w:lang w:val="sr-Cyrl-RS"/>
+          </w:rPr>
+          <w:t xml:space="preserve">анотирану </w:t>
+        </w:r>
+      </w:ins>
+      <w:r>
+        <w:rPr>
+          <w:color w:val="0F1115"/>
+          <w:szCs w:val="30"/>
+        </w:rPr>
+        <w:t>класу</w:t>
+      </w:r>
+      <w:del w:id="74" w:author="Nikola Babić" w:date="2026-08-20T19:31:00Z" w16du:dateUtc="2026-08-20T17:31:00Z">
+        <w:r>
+          <w:rPr>
+            <w:color w:val="0F1115"/>
+            <w:szCs w:val="30"/>
+          </w:rPr>
+          <w:delText xml:space="preserve"> —</w:delText>
+        </w:r>
+      </w:del>
+      <w:ins w:id="75" w:author="Nikola Babić" w:date="2026-08-20T19:31:00Z" w16du:dateUtc="2026-08-20T17:31:00Z">
+        <w:r>
+          <w:rPr>
+            <w:color w:val="0F1115"/>
+            <w:szCs w:val="30"/>
+            <w:lang w:val="sr-Cyrl-RS"/>
+          </w:rPr>
+          <w:t xml:space="preserve"> </w:t>
+        </w:r>
+      </w:ins>
+      <w:r>
+        <w:rPr>
+          <w:color w:val="0F1115"/>
+          <w:szCs w:val="30"/>
+        </w:rPr>
+        <w:t xml:space="preserve"> како се не би изгубио сигнал кратких и мешовитих записа.</w:t>
       </w:r>
     </w:p>
     <w:p>
@@ -3425,7 +4540,7 @@
           <w:szCs w:val="37"/>
         </w:rPr>
       </w:pPr>
-      <w:bookmarkStart w:id="9" w:name="_Toc238141434"/>
+      <w:bookmarkStart w:id="76" w:name="_Toc238141434"/>
       <w:r>
         <w:rPr>
           <w:rFonts w:ascii="Times New Roman" w:hAnsi="Times New Roman" w:cs="Times New Roman"/>
@@ -3433,7 +4548,6 @@
           <w:sz w:val="32"/>
           <w:szCs w:val="37"/>
         </w:rPr>
-        <w:lastRenderedPageBreak/>
         <w:t xml:space="preserve">2.2.3. Претпроцесирање за </w:t>
       </w:r>
       <w:r>
@@ -3455,7 +4569,7 @@
         </w:rPr>
         <w:t xml:space="preserve"> моделе</w:t>
       </w:r>
-      <w:bookmarkEnd w:id="9"/>
+      <w:bookmarkEnd w:id="76"/>
       <w:r>
         <w:rPr>
           <w:rFonts w:ascii="Times New Roman" w:hAnsi="Times New Roman" w:cs="Times New Roman"/>
@@ -3552,7 +4666,33 @@
           <w:color w:val="0F1115"/>
           <w:szCs w:val="30"/>
         </w:rPr>
-        <w:t>стемовање — једноставно скидање честих српских наставака;</w:t>
+        <w:t xml:space="preserve">стемовање </w:t>
+      </w:r>
+      <w:ins w:id="77" w:author="Nikola Babić" w:date="2026-08-20T19:37:00Z" w16du:dateUtc="2026-08-20T17:37:00Z">
+        <w:r>
+          <w:rPr>
+            <w:color w:val="0F1115"/>
+            <w:szCs w:val="30"/>
+            <w:lang w:val="sr-Cyrl-RS"/>
+          </w:rPr>
+          <w:t>-</w:t>
+        </w:r>
+      </w:ins>
+      <w:del w:id="78" w:author="Nikola Babić" w:date="2026-08-20T19:37:00Z" w16du:dateUtc="2026-08-20T17:37:00Z">
+        <w:r>
+          <w:rPr>
+            <w:color w:val="0F1115"/>
+            <w:szCs w:val="30"/>
+          </w:rPr>
+          <w:delText>—</w:delText>
+        </w:r>
+      </w:del>
+      <w:r>
+        <w:rPr>
+          <w:color w:val="0F1115"/>
+          <w:szCs w:val="30"/>
+        </w:rPr>
+        <w:t xml:space="preserve"> једноставно скидање честих српских наставака;</w:t>
       </w:r>
     </w:p>
     <w:p>
@@ -3575,7 +4715,33 @@
           <w:color w:val="0F1115"/>
           <w:szCs w:val="30"/>
         </w:rPr>
-        <w:t>лематизација — пакет </w:t>
+        <w:t xml:space="preserve">лематизација </w:t>
+      </w:r>
+      <w:ins w:id="79" w:author="Nikola Babić" w:date="2026-08-20T19:37:00Z" w16du:dateUtc="2026-08-20T17:37:00Z">
+        <w:r>
+          <w:rPr>
+            <w:color w:val="0F1115"/>
+            <w:szCs w:val="30"/>
+            <w:lang w:val="sr-Cyrl-RS"/>
+          </w:rPr>
+          <w:t>-</w:t>
+        </w:r>
+      </w:ins>
+      <w:del w:id="80" w:author="Nikola Babić" w:date="2026-08-20T19:37:00Z" w16du:dateUtc="2026-08-20T17:37:00Z">
+        <w:r>
+          <w:rPr>
+            <w:color w:val="0F1115"/>
+            <w:szCs w:val="30"/>
+          </w:rPr>
+          <w:delText>—</w:delText>
+        </w:r>
+      </w:del>
+      <w:r>
+        <w:rPr>
+          <w:color w:val="0F1115"/>
+          <w:szCs w:val="30"/>
+        </w:rPr>
+        <w:t xml:space="preserve"> пакет </w:t>
       </w:r>
       <w:r>
         <w:rPr>
@@ -3684,7 +4850,7 @@
           <w:szCs w:val="37"/>
         </w:rPr>
       </w:pPr>
-      <w:bookmarkStart w:id="10" w:name="_Toc238141435"/>
+      <w:bookmarkStart w:id="81" w:name="_Toc238141435"/>
       <w:r>
         <w:rPr>
           <w:rFonts w:ascii="Times New Roman" w:hAnsi="Times New Roman" w:cs="Times New Roman"/>
@@ -3694,7 +4860,7 @@
         </w:rPr>
         <w:t>2.2.4. Енкодерски модели</w:t>
       </w:r>
-      <w:bookmarkEnd w:id="10"/>
+      <w:bookmarkEnd w:id="81"/>
       <w:r>
         <w:rPr>
           <w:rFonts w:ascii="Times New Roman" w:hAnsi="Times New Roman" w:cs="Times New Roman"/>
@@ -3722,7 +4888,43 @@
           <w:color w:val="0F1115"/>
           <w:szCs w:val="30"/>
         </w:rPr>
-        <w:t>BERTић и mBERT користе сопствени подречни токенизатор. Додатно ручно чишћење (стемовање/лематизација) се на њих не примењује, јер би нарушило репрезентацију коју модел већ учи из сировог текста.</w:t>
+        <w:t xml:space="preserve">BERTић и mBERT користе сопствени подречни токенизатор. Додатно ручно чишћење (стемовање/лематизација) се на њих не примењује, јер би нарушило репрезентацију коју модел већ учи из </w:t>
+      </w:r>
+      <w:ins w:id="82" w:author="Nikola Babić" w:date="2026-08-20T19:38:00Z" w16du:dateUtc="2026-08-20T17:38:00Z">
+        <w:r>
+          <w:rPr>
+            <w:color w:val="0F1115"/>
+            <w:szCs w:val="30"/>
+            <w:lang w:val="sr-Cyrl-RS"/>
+          </w:rPr>
+          <w:t>необрађеног</w:t>
+        </w:r>
+      </w:ins>
+      <w:ins w:id="83" w:author="Nikola Babić" w:date="2026-08-20T19:39:00Z" w16du:dateUtc="2026-08-20T17:39:00Z">
+        <w:r>
+          <w:rPr>
+            <w:color w:val="0F1115"/>
+            <w:szCs w:val="30"/>
+            <w:lang w:val="sr-Cyrl-RS"/>
+          </w:rPr>
+          <w:t xml:space="preserve"> </w:t>
+        </w:r>
+      </w:ins>
+      <w:del w:id="84" w:author="Nikola Babić" w:date="2026-08-20T19:38:00Z" w16du:dateUtc="2026-08-20T17:38:00Z">
+        <w:r>
+          <w:rPr>
+            <w:color w:val="0F1115"/>
+            <w:szCs w:val="30"/>
+          </w:rPr>
+          <w:delText xml:space="preserve">сировог </w:delText>
+        </w:r>
+      </w:del>
+      <w:r>
+        <w:rPr>
+          <w:color w:val="0F1115"/>
+          <w:szCs w:val="30"/>
+        </w:rPr>
+        <w:t>текста.</w:t>
       </w:r>
     </w:p>
     <w:p>
@@ -3745,11 +4947,11 @@
           <w:szCs w:val="30"/>
         </w:rPr>
       </w:pPr>
-      <w:bookmarkStart w:id="11" w:name="_Toc238141436"/>
+      <w:bookmarkStart w:id="85" w:name="_Toc238141436"/>
       <w:r>
         <w:t>2.3. Анотација коментара</w:t>
       </w:r>
-      <w:bookmarkEnd w:id="11"/>
+      <w:bookmarkEnd w:id="85"/>
     </w:p>
     <w:p>
       <w:pPr>
@@ -3799,8 +5001,69 @@
           <w:color w:val="0F1115"/>
           <w:szCs w:val="30"/>
         </w:rPr>
-        <w:t> – коментари који подржавају студентске протесте и критикују институције. Карактеристична лексика: </w:t>
-      </w:r>
+        <w:t> – коментари који</w:t>
+      </w:r>
+      <w:ins w:id="86" w:author="Nikola Babić" w:date="2026-08-20T19:40:00Z" w16du:dateUtc="2026-08-20T17:40:00Z">
+        <w:r>
+          <w:rPr>
+            <w:color w:val="0F1115"/>
+            <w:szCs w:val="30"/>
+            <w:lang w:val="sr-Cyrl-RS"/>
+          </w:rPr>
+          <w:t xml:space="preserve"> директно критикују власт и њене представнике,</w:t>
+        </w:r>
+      </w:ins>
+      <w:r>
+        <w:rPr>
+          <w:color w:val="0F1115"/>
+          <w:szCs w:val="30"/>
+        </w:rPr>
+        <w:t xml:space="preserve"> подржавају студентске протесте и критикују </w:t>
+      </w:r>
+      <w:ins w:id="87" w:author="Nikola Babić" w:date="2026-08-20T19:41:00Z" w16du:dateUtc="2026-08-20T17:41:00Z">
+        <w:r>
+          <w:rPr>
+            <w:color w:val="0F1115"/>
+            <w:szCs w:val="30"/>
+            <w:lang w:val="sr-Cyrl-RS"/>
+          </w:rPr>
+          <w:t xml:space="preserve">рад </w:t>
+        </w:r>
+      </w:ins>
+      <w:r>
+        <w:rPr>
+          <w:color w:val="0F1115"/>
+          <w:szCs w:val="30"/>
+        </w:rPr>
+        <w:t>институциј</w:t>
+      </w:r>
+      <w:del w:id="88" w:author="Nikola Babić" w:date="2026-08-20T19:41:00Z" w16du:dateUtc="2026-08-20T17:41:00Z">
+        <w:r>
+          <w:rPr>
+            <w:color w:val="0F1115"/>
+            <w:szCs w:val="30"/>
+          </w:rPr>
+          <w:delText>е</w:delText>
+        </w:r>
+      </w:del>
+      <w:ins w:id="89" w:author="Nikola Babić" w:date="2026-08-20T19:41:00Z" w16du:dateUtc="2026-08-20T17:41:00Z">
+        <w:r>
+          <w:rPr>
+            <w:color w:val="0F1115"/>
+            <w:szCs w:val="30"/>
+            <w:lang w:val="sr-Cyrl-RS"/>
+          </w:rPr>
+          <w:t>а</w:t>
+        </w:r>
+      </w:ins>
+      <w:r>
+        <w:rPr>
+          <w:color w:val="0F1115"/>
+          <w:szCs w:val="30"/>
+        </w:rPr>
+        <w:t>. Карактеристична лексика: </w:t>
+      </w:r>
+      <w:commentRangeStart w:id="90"/>
       <w:r>
         <w:rPr>
           <w:rStyle w:val="Emphasis"/>
@@ -3808,6 +5071,16 @@
           <w:szCs w:val="30"/>
         </w:rPr>
         <w:t>подржавам, правда, корупција, смењивање, транспарентност.</w:t>
+      </w:r>
+      <w:commentRangeEnd w:id="90"/>
+      <w:r>
+        <w:rPr>
+          <w:rStyle w:val="CommentReference"/>
+          <w:color w:val="0F1115"/>
+          <w:sz w:val="24"/>
+          <w:szCs w:val="30"/>
+        </w:rPr>
+        <w:commentReference w:id="90"/>
       </w:r>
     </w:p>
     <w:p>
@@ -3838,7 +5111,24 @@
           <w:color w:val="0F1115"/>
           <w:szCs w:val="30"/>
         </w:rPr>
-        <w:t> – коментари који подржавају тренутну власт и доводе у питање легитимитет протеста. Карактеристична лексика: </w:t>
+        <w:t> – коментари који подржавају тренутну власт и доводе у питање легитимитет</w:t>
+      </w:r>
+      <w:ins w:id="91" w:author="Nikola Babić" w:date="2026-08-20T19:43:00Z" w16du:dateUtc="2026-08-20T17:43:00Z">
+        <w:r>
+          <w:rPr>
+            <w:color w:val="0F1115"/>
+            <w:szCs w:val="30"/>
+            <w:lang w:val="sr-Cyrl-RS"/>
+          </w:rPr>
+          <w:t xml:space="preserve"> и искреност намере учесника</w:t>
+        </w:r>
+      </w:ins>
+      <w:r>
+        <w:rPr>
+          <w:color w:val="0F1115"/>
+          <w:szCs w:val="30"/>
+        </w:rPr>
+        <w:t xml:space="preserve"> протеста. Карактеристична лексика: </w:t>
       </w:r>
       <w:r>
         <w:rPr>
@@ -3877,7 +5167,41 @@
           <w:color w:val="0F1115"/>
           <w:szCs w:val="30"/>
         </w:rPr>
-        <w:t> – коментари без израженог става, који преносе информације или постављају питања. Карактеристична лексика: </w:t>
+        <w:t> – коментари без израженог става</w:t>
+      </w:r>
+      <w:ins w:id="92" w:author="Nikola Babić" w:date="2026-08-20T19:44:00Z" w16du:dateUtc="2026-08-20T17:44:00Z">
+        <w:r>
+          <w:rPr>
+            <w:color w:val="0F1115"/>
+            <w:szCs w:val="30"/>
+            <w:lang w:val="sr-Cyrl-RS"/>
+          </w:rPr>
+          <w:t xml:space="preserve"> или у сукобу и са влашћу и са опозицијом/студентима учесницима протеста</w:t>
+        </w:r>
+      </w:ins>
+      <w:r>
+        <w:rPr>
+          <w:color w:val="0F1115"/>
+          <w:szCs w:val="30"/>
+        </w:rPr>
+        <w:t xml:space="preserve">, </w:t>
+      </w:r>
+      <w:ins w:id="93" w:author="Nikola Babić" w:date="2026-08-20T19:45:00Z" w16du:dateUtc="2026-08-20T17:45:00Z">
+        <w:r>
+          <w:rPr>
+            <w:color w:val="0F1115"/>
+            <w:szCs w:val="30"/>
+            <w:lang w:val="sr-Cyrl-RS"/>
+          </w:rPr>
+          <w:t xml:space="preserve">они </w:t>
+        </w:r>
+      </w:ins>
+      <w:r>
+        <w:rPr>
+          <w:color w:val="0F1115"/>
+          <w:szCs w:val="30"/>
+        </w:rPr>
+        <w:t>који преносе информације или постављају питања. Карактеристична лексика: </w:t>
       </w:r>
       <w:r>
         <w:rPr>
@@ -3924,7 +5248,6 @@
           <w:b/>
           <w:sz w:val="32"/>
         </w:rPr>
-        <w:lastRenderedPageBreak/>
         <w:t>2.4. Експлоративна анализа података</w:t>
       </w:r>
     </w:p>
@@ -3969,7 +5292,7 @@
         <w:rPr>
           <w:color w:val="0F1115"/>
           <w:szCs w:val="30"/>
-          <w:lang/>
+          <w:lang w:val="sr-Cyrl-RS"/>
         </w:rPr>
         <w:t xml:space="preserve">2. </w:t>
       </w:r>
@@ -3997,7 +5320,7 @@
           <w:lang w:val="en-US"/>
         </w:rPr>
         <w:drawing>
-          <wp:inline distT="0" distB="0" distL="0" distR="0">
+          <wp:inline distT="0" distB="0" distL="0" distR="0" wp14:anchorId="22CC6A20" wp14:editId="4C7AC587">
             <wp:extent cx="3777343" cy="2493604"/>
             <wp:effectExtent l="0" t="0" r="0" b="0"/>
             <wp:docPr id="18" name="Picture 18" descr="C:\Users\korisnik\Desktop\Ana Bulatovic\opj\nlp-student-protest-stance-classification\phase3_model_training\output\data_analysis\02_label_distribution.png"/>
@@ -4014,7 +5337,7 @@
                     </pic:cNvPicPr>
                   </pic:nvPicPr>
                   <pic:blipFill>
-                    <a:blip r:embed="rId8" cstate="print"/>
+                    <a:blip r:embed="rId12" cstate="print"/>
                     <a:srcRect t="15042" b="11699"/>
                     <a:stretch>
                       <a:fillRect/>
@@ -4065,7 +5388,7 @@
           <w:color w:val="0F1115"/>
           <w:szCs w:val="30"/>
           <w:shd w:val="clear" w:color="auto" w:fill="FFFFFF"/>
-          <w:lang/>
+          <w:lang w:val="sr-Cyrl-RS"/>
         </w:rPr>
         <w:t>2</w:t>
       </w:r>
@@ -4096,30 +5419,41 @@
           <w:color w:val="0F1115"/>
           <w:szCs w:val="30"/>
         </w:rPr>
-        <w:t>Најзаступљенија је класа PROTIV-VLASTI са 1.168 коментара (40</w:t>
-      </w:r>
-      <w:proofErr w:type="gramStart"/>
-      <w:r>
-        <w:rPr>
-          <w:color w:val="0F1115"/>
-          <w:szCs w:val="30"/>
-        </w:rPr>
-        <w:t>,6</w:t>
-      </w:r>
-      <w:proofErr w:type="gramEnd"/>
-      <w:r>
-        <w:rPr>
-          <w:color w:val="0F1115"/>
-          <w:szCs w:val="30"/>
-        </w:rPr>
-        <w:t>%), следи ZA-VLAST са 1.038 (36,1%), док су неутрални к</w:t>
-      </w:r>
-      <w:r>
-        <w:rPr>
-          <w:color w:val="0F1115"/>
-          <w:szCs w:val="30"/>
-        </w:rPr>
-        <w:t xml:space="preserve">оментари најређи — 668 (23,2%), </w:t>
+        <w:lastRenderedPageBreak/>
+        <w:t>Најзаступљенија је класа PROTIV-VLASTI са 1.168 коментара (40,6%), следи ZA-VLAST са 1.038 (36,1%), док су неутрални к</w:t>
+      </w:r>
+      <w:r>
+        <w:rPr>
+          <w:color w:val="0F1115"/>
+          <w:szCs w:val="30"/>
+        </w:rPr>
+        <w:t>оментари најређи</w:t>
+      </w:r>
+      <w:ins w:id="94" w:author="Nikola Babić" w:date="2026-08-20T19:45:00Z" w16du:dateUtc="2026-08-20T17:45:00Z">
+        <w:r>
+          <w:rPr>
+            <w:color w:val="0F1115"/>
+            <w:szCs w:val="30"/>
+            <w:lang w:val="sr-Cyrl-RS"/>
+          </w:rPr>
+          <w:t>,</w:t>
+        </w:r>
+      </w:ins>
+      <w:del w:id="95" w:author="Nikola Babić" w:date="2026-08-20T19:45:00Z" w16du:dateUtc="2026-08-20T17:45:00Z">
+        <w:r>
+          <w:rPr>
+            <w:color w:val="0F1115"/>
+            <w:szCs w:val="30"/>
+          </w:rPr>
+          <w:delText xml:space="preserve"> —</w:delText>
+        </w:r>
+      </w:del>
+      <w:r>
+        <w:rPr>
+          <w:color w:val="0F1115"/>
+          <w:szCs w:val="30"/>
+        </w:rPr>
+        <w:t xml:space="preserve"> 668 (23,2%), </w:t>
       </w:r>
       <w:r>
         <w:rPr>
@@ -4133,7 +5467,7 @@
         <w:rPr>
           <w:color w:val="0F1115"/>
           <w:szCs w:val="30"/>
-          <w:lang/>
+          <w:lang w:val="sr-Cyrl-RS"/>
         </w:rPr>
         <w:t>3</w:t>
       </w:r>
@@ -4145,6 +5479,56 @@
         </w:rPr>
         <w:t>. </w:t>
       </w:r>
+      <w:ins w:id="96" w:author="Nikola Babić" w:date="2026-08-20T19:46:00Z" w16du:dateUtc="2026-08-20T17:46:00Z">
+        <w:r>
+          <w:rPr>
+            <w:color w:val="0F1115"/>
+            <w:szCs w:val="30"/>
+            <w:lang w:val="sr-Cyrl-RS"/>
+          </w:rPr>
+          <w:t>И очекивано за овакав тип класификације да је неутрална класа м</w:t>
+        </w:r>
+      </w:ins>
+      <w:ins w:id="97" w:author="Nikola Babić" w:date="2026-08-20T19:47:00Z" w16du:dateUtc="2026-08-20T17:47:00Z">
+        <w:r>
+          <w:rPr>
+            <w:color w:val="0F1115"/>
+            <w:szCs w:val="30"/>
+            <w:lang w:val="sr-Cyrl-RS"/>
+          </w:rPr>
+          <w:t>ање заступљена јер је чист облик њеног појављивања изузетно тешко пронаћи. Из тог разлога приликом д</w:t>
+        </w:r>
+      </w:ins>
+      <w:ins w:id="98" w:author="Nikola Babić" w:date="2026-08-20T19:48:00Z" w16du:dateUtc="2026-08-20T17:48:00Z">
+        <w:r>
+          <w:rPr>
+            <w:color w:val="0F1115"/>
+            <w:szCs w:val="30"/>
+            <w:lang w:val="sr-Cyrl-RS"/>
+          </w:rPr>
+          <w:t>оговора око анотације постигнути су одређени компромиси</w:t>
+        </w:r>
+      </w:ins>
+      <w:ins w:id="99" w:author="Nikola Babić" w:date="2026-08-20T19:50:00Z" w16du:dateUtc="2026-08-20T17:50:00Z">
+        <w:r>
+          <w:rPr>
+            <w:color w:val="0F1115"/>
+            <w:szCs w:val="30"/>
+            <w:lang w:val="sr-Cyrl-RS"/>
+          </w:rPr>
+          <w:t xml:space="preserve"> и проширена схватања неутралних коме</w:t>
+        </w:r>
+      </w:ins>
+      <w:ins w:id="100" w:author="Nikola Babić" w:date="2026-08-20T19:51:00Z" w16du:dateUtc="2026-08-20T17:51:00Z">
+        <w:r>
+          <w:rPr>
+            <w:color w:val="0F1115"/>
+            <w:szCs w:val="30"/>
+            <w:lang w:val="sr-Cyrl-RS"/>
+          </w:rPr>
+          <w:t xml:space="preserve">нтара који су већ описани у подпоглављу 2.3. </w:t>
+        </w:r>
+      </w:ins>
       <w:r>
         <w:rPr>
           <w:color w:val="0F1115"/>
@@ -4188,7 +5572,7 @@
           <w:szCs w:val="30"/>
         </w:rPr>
         <w:drawing>
-          <wp:inline distT="0" distB="0" distL="0" distR="0">
+          <wp:inline distT="0" distB="0" distL="0" distR="0" wp14:anchorId="608AA020" wp14:editId="412DE456">
             <wp:extent cx="4066062" cy="2979026"/>
             <wp:effectExtent l="19050" t="0" r="0" b="0"/>
             <wp:docPr id="19" name="Picture 19" descr="C:\Users\korisnik\Desktop\Ana Bulatovic\opj\nlp-student-protest-stance-classification\phase3_model_training\output\data_analysis\03_label_bars.png"/>
@@ -4205,7 +5589,7 @@
                     </pic:cNvPicPr>
                   </pic:nvPicPr>
                   <pic:blipFill>
-                    <a:blip r:embed="rId9" cstate="print"/>
+                    <a:blip r:embed="rId13" cstate="print"/>
                     <a:srcRect/>
                     <a:stretch>
                       <a:fillRect/>
@@ -4245,7 +5629,7 @@
           <w:color w:val="0F1115"/>
           <w:szCs w:val="30"/>
           <w:shd w:val="clear" w:color="auto" w:fill="FFFFFF"/>
-          <w:lang/>
+          <w:lang w:val="sr-Cyrl-RS"/>
         </w:rPr>
       </w:pPr>
       <w:r>
@@ -4263,7 +5647,7 @@
           <w:color w:val="0F1115"/>
           <w:szCs w:val="30"/>
           <w:shd w:val="clear" w:color="auto" w:fill="FFFFFF"/>
-          <w:lang/>
+          <w:lang w:val="sr-Cyrl-RS"/>
         </w:rPr>
         <w:t>3</w:t>
       </w:r>
@@ -4321,7 +5705,53 @@
           <w:color w:val="0F1115"/>
           <w:szCs w:val="30"/>
         </w:rPr>
-        <w:t>Анализирајући расподелу по платформама (Слика 2.4), уочава се релативно уравнотежен узорак — свака платформа доприноси са приближно 690–780 коментара. Facebook је најзаступљенији (783), следе YouTube (702), Instagram (694) и X (690).</w:t>
+        <w:t>Анализирајући расподелу по платформама (Слика 2.4), уочава се релативно уравнотежен узорак</w:t>
+      </w:r>
+      <w:ins w:id="101" w:author="Nikola Babić" w:date="2026-08-20T19:52:00Z" w16du:dateUtc="2026-08-20T17:52:00Z">
+        <w:r>
+          <w:rPr>
+            <w:color w:val="0F1115"/>
+            <w:szCs w:val="30"/>
+            <w:lang w:val="sr-Cyrl-RS"/>
+          </w:rPr>
+          <w:t>.</w:t>
+        </w:r>
+      </w:ins>
+      <w:ins w:id="102" w:author="Nikola Babić" w:date="2026-08-20T19:53:00Z" w16du:dateUtc="2026-08-20T17:53:00Z">
+        <w:r>
+          <w:rPr>
+            <w:color w:val="0F1115"/>
+            <w:szCs w:val="30"/>
+            <w:lang w:val="sr-Cyrl-RS"/>
+          </w:rPr>
+          <w:t xml:space="preserve"> </w:t>
+        </w:r>
+      </w:ins>
+      <w:del w:id="103" w:author="Nikola Babić" w:date="2026-08-20T19:52:00Z" w16du:dateUtc="2026-08-20T17:52:00Z">
+        <w:r>
+          <w:rPr>
+            <w:color w:val="0F1115"/>
+            <w:szCs w:val="30"/>
+          </w:rPr>
+          <w:delText xml:space="preserve"> — с</w:delText>
+        </w:r>
+      </w:del>
+      <w:ins w:id="104" w:author="Nikola Babić" w:date="2026-08-20T19:53:00Z" w16du:dateUtc="2026-08-20T17:53:00Z">
+        <w:r>
+          <w:rPr>
+            <w:color w:val="0F1115"/>
+            <w:szCs w:val="30"/>
+            <w:lang w:val="sr-Cyrl-RS"/>
+          </w:rPr>
+          <w:t>С</w:t>
+        </w:r>
+      </w:ins>
+      <w:r>
+        <w:rPr>
+          <w:color w:val="0F1115"/>
+          <w:szCs w:val="30"/>
+        </w:rPr>
+        <w:t>вака платформа доприноси са приближно 690–780 коментара. Facebook је најзаступљенији (783), следе YouTube (702), Instagram (694) и X (690).</w:t>
       </w:r>
     </w:p>
     <w:p>
@@ -4341,8 +5771,9 @@
           <w:color w:val="0F1115"/>
           <w:szCs w:val="30"/>
         </w:rPr>
+        <w:lastRenderedPageBreak/>
         <w:drawing>
-          <wp:inline distT="0" distB="0" distL="0" distR="0">
+          <wp:inline distT="0" distB="0" distL="0" distR="0" wp14:anchorId="189D829F" wp14:editId="502CF5F9">
             <wp:extent cx="4064000" cy="2715996"/>
             <wp:effectExtent l="0" t="0" r="0" b="0"/>
             <wp:docPr id="22" name="Picture 22" descr="C:\Users\korisnik\Desktop\Ana Bulatovic\opj\nlp-student-protest-stance-classification\phase3_model_training\output\data_analysis\07_annotated_by_platform_stacked.png"/>
@@ -4359,7 +5790,7 @@
                     </pic:cNvPicPr>
                   </pic:nvPicPr>
                   <pic:blipFill rotWithShape="1">
-                    <a:blip r:embed="rId10" cstate="print"/>
+                    <a:blip r:embed="rId14" cstate="print"/>
                     <a:srcRect t="8188"/>
                     <a:stretch>
                       <a:fillRect/>
@@ -4379,7 +5810,7 @@
                     </a:ln>
                     <a:extLst>
                       <a:ext uri="{53640926-AAD7-44D8-BBD7-CCE9431645EC}">
-                        <a14:shadowObscured xmlns:a14="http://schemas.microsoft.com/office/drawing/2010/main" xmlns:wps="http://schemas.microsoft.com/office/word/2010/wordprocessingShape" xmlns:wpi="http://schemas.microsoft.com/office/word/2010/wordprocessingInk" xmlns:wpg="http://schemas.microsoft.com/office/word/2010/wordprocessingGroup" xmlns:w16se="http://schemas.microsoft.com/office/word/2015/wordml/symex" xmlns:w16sdtfl="http://schemas.microsoft.com/office/word/2024/wordml/sdtformatlock" xmlns:w16sdtdh="http://schemas.microsoft.com/office/word/2020/wordml/sdtdatahash" xmlns:w16du="http://schemas.microsoft.com/office/word/2023/wordml/word16du" xmlns:w16="http://schemas.microsoft.com/office/word/2018/wordml" xmlns:w16cid="http://schemas.microsoft.com/office/word/2016/wordml/cid" xmlns:w16cex="http://schemas.microsoft.com/office/word/2018/wordml/cex" xmlns:w16cei="http://schemas.microsoft.com/office/word/2026/wordml/cei" xmlns:w15="http://schemas.microsoft.com/office/word/2012/wordml" xmlns:w14="http://schemas.microsoft.com/office/word/2010/wordml" xmlns:w="http://schemas.openxmlformats.org/wordprocessingml/2006/main" xmlns:w10="urn:schemas-microsoft-com:office:word" xmlns:wp14="http://schemas.microsoft.com/office/word/2010/wordprocessingDrawing" xmlns:v="urn:schemas-microsoft-com:vml" xmlns:oel="http://schemas.microsoft.com/office/2019/extlst" xmlns:o="urn:schemas-microsoft-com:office:office" xmlns:am3d="http://schemas.microsoft.com/office/drawing/2017/model3d" xmlns:aink="http://schemas.microsoft.com/office/drawing/2016/ink" xmlns:mc="http://schemas.openxmlformats.org/markup-compatibility/2006" xmlns:cx8="http://schemas.microsoft.com/office/drawing/2016/5/14/chartex" xmlns:cx7="http://schemas.microsoft.com/office/drawing/2016/5/13/chartex" xmlns:cx6="http://schemas.microsoft.com/office/drawing/2016/5/12/chartex" xmlns:cx5="http://schemas.microsoft.com/office/drawing/2016/5/11/chartex" xmlns:cx4="http://schemas.microsoft.com/office/drawing/2016/5/10/chartex" xmlns:cx3="http://schemas.microsoft.com/office/drawing/2016/5/9/chartex" xmlns:cx2="http://schemas.microsoft.com/office/drawing/2015/10/21/chartex" xmlns:cx1="http://schemas.microsoft.com/office/drawing/2015/9/8/chartex" xmlns:cx="http://schemas.microsoft.com/office/drawing/2014/chartex" xmlns:wpc="http://schemas.microsoft.com/office/word/2010/wordprocessingCanvas" xmlns=""/>
+                        <a14:shadowObscured xmlns:a14="http://schemas.microsoft.com/office/drawing/2010/main"/>
                       </a:ext>
                     </a:extLst>
                   </pic:spPr>
@@ -4398,9 +5829,10 @@
           <w:color w:val="0F1115"/>
           <w:szCs w:val="30"/>
           <w:shd w:val="clear" w:color="auto" w:fill="FFFFFF"/>
-          <w:lang/>
-        </w:rPr>
-      </w:pPr>
+          <w:lang w:val="sr-Cyrl-RS"/>
+        </w:rPr>
+      </w:pPr>
+      <w:commentRangeStart w:id="105"/>
       <w:r>
         <w:rPr>
           <w:rStyle w:val="ds-markdown-html"/>
@@ -4410,13 +5842,25 @@
         </w:rPr>
         <w:t>Слика 2.4. Број анотираних коментара по платформи и класи</w:t>
       </w:r>
+      <w:commentRangeEnd w:id="105"/>
+      <w:r>
+        <w:rPr>
+          <w:rStyle w:val="CommentReference"/>
+          <w:color w:val="0F1115"/>
+          <w:sz w:val="24"/>
+          <w:szCs w:val="30"/>
+          <w:shd w:val="clear" w:color="auto" w:fill="FFFFFF"/>
+          <w:lang w:val="sr-Cyrl-RS"/>
+        </w:rPr>
+        <w:commentReference w:id="105"/>
+      </w:r>
     </w:p>
     <w:p>
       <w:pPr>
         <w:jc w:val="center"/>
         <w:rPr>
           <w:sz w:val="20"/>
-          <w:lang/>
+          <w:lang w:val="sr-Cyrl-RS"/>
         </w:rPr>
       </w:pPr>
     </w:p>
@@ -4438,7 +5882,7 @@
           <w:szCs w:val="30"/>
         </w:rPr>
         <w:drawing>
-          <wp:inline distT="0" distB="0" distL="0" distR="0">
+          <wp:inline distT="0" distB="0" distL="0" distR="0" wp14:anchorId="023D2278" wp14:editId="0C01C283">
             <wp:extent cx="3911600" cy="2401442"/>
             <wp:effectExtent l="0" t="0" r="0" b="0"/>
             <wp:docPr id="23" name="Picture 23" descr="C:\Users\korisnik\Desktop\Ana Bulatovic\opj\nlp-student-protest-stance-classification\phase3_model_training\output\data_analysis\09_class_share_by_platform.png"/>
@@ -4455,7 +5899,7 @@
                     </pic:cNvPicPr>
                   </pic:nvPicPr>
                   <pic:blipFill rotWithShape="1">
-                    <a:blip r:embed="rId11" cstate="print"/>
+                    <a:blip r:embed="rId15" cstate="print"/>
                     <a:srcRect t="8494"/>
                     <a:stretch>
                       <a:fillRect/>
@@ -4475,7 +5919,7 @@
                     </a:ln>
                     <a:extLst>
                       <a:ext uri="{53640926-AAD7-44D8-BBD7-CCE9431645EC}">
-                        <a14:shadowObscured xmlns:a14="http://schemas.microsoft.com/office/drawing/2010/main" xmlns:wps="http://schemas.microsoft.com/office/word/2010/wordprocessingShape" xmlns:wpi="http://schemas.microsoft.com/office/word/2010/wordprocessingInk" xmlns:wpg="http://schemas.microsoft.com/office/word/2010/wordprocessingGroup" xmlns:w16se="http://schemas.microsoft.com/office/word/2015/wordml/symex" xmlns:w16sdtfl="http://schemas.microsoft.com/office/word/2024/wordml/sdtformatlock" xmlns:w16sdtdh="http://schemas.microsoft.com/office/word/2020/wordml/sdtdatahash" xmlns:w16du="http://schemas.microsoft.com/office/word/2023/wordml/word16du" xmlns:w16="http://schemas.microsoft.com/office/word/2018/wordml" xmlns:w16cid="http://schemas.microsoft.com/office/word/2016/wordml/cid" xmlns:w16cex="http://schemas.microsoft.com/office/word/2018/wordml/cex" xmlns:w16cei="http://schemas.microsoft.com/office/word/2026/wordml/cei" xmlns:w15="http://schemas.microsoft.com/office/word/2012/wordml" xmlns:w14="http://schemas.microsoft.com/office/word/2010/wordml" xmlns:w="http://schemas.openxmlformats.org/wordprocessingml/2006/main" xmlns:w10="urn:schemas-microsoft-com:office:word" xmlns:wp14="http://schemas.microsoft.com/office/word/2010/wordprocessingDrawing" xmlns:v="urn:schemas-microsoft-com:vml" xmlns:oel="http://schemas.microsoft.com/office/2019/extlst" xmlns:o="urn:schemas-microsoft-com:office:office" xmlns:am3d="http://schemas.microsoft.com/office/drawing/2017/model3d" xmlns:aink="http://schemas.microsoft.com/office/drawing/2016/ink" xmlns:mc="http://schemas.openxmlformats.org/markup-compatibility/2006" xmlns:cx8="http://schemas.microsoft.com/office/drawing/2016/5/14/chartex" xmlns:cx7="http://schemas.microsoft.com/office/drawing/2016/5/13/chartex" xmlns:cx6="http://schemas.microsoft.com/office/drawing/2016/5/12/chartex" xmlns:cx5="http://schemas.microsoft.com/office/drawing/2016/5/11/chartex" xmlns:cx4="http://schemas.microsoft.com/office/drawing/2016/5/10/chartex" xmlns:cx3="http://schemas.microsoft.com/office/drawing/2016/5/9/chartex" xmlns:cx2="http://schemas.microsoft.com/office/drawing/2015/10/21/chartex" xmlns:cx1="http://schemas.microsoft.com/office/drawing/2015/9/8/chartex" xmlns:cx="http://schemas.microsoft.com/office/drawing/2014/chartex" xmlns:wpc="http://schemas.microsoft.com/office/word/2010/wordprocessingCanvas" xmlns=""/>
+                        <a14:shadowObscured xmlns:a14="http://schemas.microsoft.com/office/drawing/2010/main"/>
                       </a:ext>
                     </a:extLst>
                   </pic:spPr>
@@ -4511,7 +5955,7 @@
           <w:color w:val="0F1115"/>
           <w:szCs w:val="30"/>
           <w:shd w:val="clear" w:color="auto" w:fill="FFFFFF"/>
-          <w:lang/>
+          <w:lang w:val="sr-Cyrl-RS"/>
         </w:rPr>
         <w:t xml:space="preserve">5 </w:t>
       </w:r>
@@ -4548,7 +5992,7 @@
         <w:rPr>
           <w:color w:val="0F1115"/>
           <w:szCs w:val="30"/>
-          <w:lang/>
+          <w:lang w:val="sr-Cyrl-RS"/>
         </w:rPr>
         <w:t>5</w:t>
       </w:r>
@@ -4608,7 +6052,7 @@
         <w:rPr>
           <w:color w:val="0F1115"/>
           <w:szCs w:val="30"/>
-          <w:lang/>
+          <w:lang w:val="sr-Cyrl-RS"/>
         </w:rPr>
       </w:pPr>
       <w:r>
@@ -4622,7 +6066,7 @@
         <w:rPr>
           <w:color w:val="0F1115"/>
           <w:szCs w:val="30"/>
-          <w:lang/>
+          <w:lang w:val="sr-Cyrl-RS"/>
         </w:rPr>
         <w:t>, приказана у Табели 2.1,</w:t>
       </w:r>
@@ -4644,16 +6088,37 @@
         <w:rPr>
           <w:color w:val="0F1115"/>
           <w:szCs w:val="30"/>
-          <w:lang/>
-        </w:rPr>
-      </w:pPr>
-      <w:r>
-        <w:rPr>
-          <w:color w:val="0F1115"/>
-          <w:szCs w:val="30"/>
-          <w:lang/>
-        </w:rPr>
-        <w:t>Табела 2.1 – Статистика дужине коментара</w:t>
+          <w:lang w:val="sr-Cyrl-RS"/>
+        </w:rPr>
+      </w:pPr>
+      <w:commentRangeStart w:id="106"/>
+      <w:r>
+        <w:rPr>
+          <w:color w:val="0F1115"/>
+          <w:szCs w:val="30"/>
+          <w:lang w:val="sr-Cyrl-RS"/>
+        </w:rPr>
+        <w:lastRenderedPageBreak/>
+        <w:t xml:space="preserve">Табела 2.1 </w:t>
+      </w:r>
+      <w:commentRangeEnd w:id="106"/>
+      <w:r>
+        <w:rPr>
+          <w:rStyle w:val="CommentReference"/>
+          <w:color w:val="0F1115"/>
+          <w:sz w:val="24"/>
+          <w:szCs w:val="30"/>
+          <w:lang w:val="sr-Cyrl-RS"/>
+        </w:rPr>
+        <w:commentReference w:id="106"/>
+      </w:r>
+      <w:r>
+        <w:rPr>
+          <w:color w:val="0F1115"/>
+          <w:szCs w:val="30"/>
+          <w:lang w:val="sr-Cyrl-RS"/>
+        </w:rPr>
+        <w:t>– Статистика дужине коментара</w:t>
       </w:r>
     </w:p>
     <w:tbl>
@@ -4665,7 +6130,7 @@
           <w:bottom w:w="15" w:type="dxa"/>
           <w:right w:w="15" w:type="dxa"/>
         </w:tblCellMar>
-        <w:tblLook w:val="04A0"/>
+        <w:tblLook w:val="04A0" w:firstRow="1" w:lastRow="0" w:firstColumn="1" w:lastColumn="0" w:noHBand="0" w:noVBand="1"/>
       </w:tblPr>
       <w:tblGrid>
         <w:gridCol w:w="1949"/>
@@ -5531,21 +6996,47 @@
         <w:rPr>
           <w:color w:val="0F1115"/>
           <w:szCs w:val="30"/>
-          <w:lang/>
-        </w:rPr>
-      </w:pPr>
-      <w:r>
-        <w:rPr>
-          <w:color w:val="0F1115"/>
-          <w:szCs w:val="30"/>
-        </w:rPr>
-        <w:t>Коментари који подржавају власт су у просеку најдужи (медијана 14 речи), док су неутрални најкраћи (медијана 9 речи). Ово је интуитивно очекивано — изражавање става често захтева више речи него пуко преношење информације. Највећу варијабилност показују неутрални коментари, што указује да се међу њима налазе и веома опширни, али и изразито сажети примери.</w:t>
-      </w:r>
-      <w:r>
-        <w:rPr>
-          <w:color w:val="0F1115"/>
-          <w:szCs w:val="30"/>
-          <w:lang/>
+          <w:lang w:val="sr-Cyrl-RS"/>
+        </w:rPr>
+      </w:pPr>
+      <w:r>
+        <w:rPr>
+          <w:color w:val="0F1115"/>
+          <w:szCs w:val="30"/>
+        </w:rPr>
+        <w:t>Коментари који подржавају власт су у просеку најдужи (медијана 14 речи), док су неутрални најкраћи (медијана 9 речи). Ово је интуитивно очекивано</w:t>
+      </w:r>
+      <w:ins w:id="107" w:author="Nikola Babić" w:date="2026-08-20T19:56:00Z" w16du:dateUtc="2026-08-20T17:56:00Z">
+        <w:r>
+          <w:rPr>
+            <w:color w:val="0F1115"/>
+            <w:szCs w:val="30"/>
+            <w:lang w:val="sr-Cyrl-RS"/>
+          </w:rPr>
+          <w:t>,</w:t>
+        </w:r>
+      </w:ins>
+      <w:del w:id="108" w:author="Nikola Babić" w:date="2026-08-20T19:56:00Z" w16du:dateUtc="2026-08-20T17:56:00Z">
+        <w:r>
+          <w:rPr>
+            <w:color w:val="0F1115"/>
+            <w:szCs w:val="30"/>
+          </w:rPr>
+          <w:delText xml:space="preserve"> —</w:delText>
+        </w:r>
+      </w:del>
+      <w:r>
+        <w:rPr>
+          <w:color w:val="0F1115"/>
+          <w:szCs w:val="30"/>
+        </w:rPr>
+        <w:t xml:space="preserve"> изражавање става често захтева више речи него пуко преношење информације. Највећу варијабилност показују неутрални коментари, што указује да се међу њима налазе и веома опширни, али и изразито сажети примери.</w:t>
+      </w:r>
+      <w:r>
+        <w:rPr>
+          <w:color w:val="0F1115"/>
+          <w:szCs w:val="30"/>
+          <w:lang w:val="sr-Cyrl-RS"/>
         </w:rPr>
         <w:t xml:space="preserve"> На Слици 2.6 може се видети дистрибуција дужине коментара по класи.</w:t>
       </w:r>
@@ -5568,7 +7059,7 @@
           <w:szCs w:val="30"/>
         </w:rPr>
         <w:drawing>
-          <wp:inline distT="0" distB="0" distL="0" distR="0">
+          <wp:inline distT="0" distB="0" distL="0" distR="0" wp14:anchorId="4434D5A1" wp14:editId="6591E062">
             <wp:extent cx="4253457" cy="2679700"/>
             <wp:effectExtent l="0" t="0" r="0" b="0"/>
             <wp:docPr id="25" name="Picture 25" descr="C:\Users\korisnik\Desktop\Ana Bulatovic\opj\nlp-student-protest-stance-classification\phase3_model_training\output\data_analysis\04_length_by_label.png"/>
@@ -5585,7 +7076,7 @@
                     </pic:cNvPicPr>
                   </pic:nvPicPr>
                   <pic:blipFill rotWithShape="1">
-                    <a:blip r:embed="rId12" cstate="print"/>
+                    <a:blip r:embed="rId16" cstate="print"/>
                     <a:srcRect t="8912"/>
                     <a:stretch>
                       <a:fillRect/>
@@ -5605,7 +7096,7 @@
                     </a:ln>
                     <a:extLst>
                       <a:ext uri="{53640926-AAD7-44D8-BBD7-CCE9431645EC}">
-                        <a14:shadowObscured xmlns:a14="http://schemas.microsoft.com/office/drawing/2010/main" xmlns:wps="http://schemas.microsoft.com/office/word/2010/wordprocessingShape" xmlns:wpi="http://schemas.microsoft.com/office/word/2010/wordprocessingInk" xmlns:wpg="http://schemas.microsoft.com/office/word/2010/wordprocessingGroup" xmlns:w16se="http://schemas.microsoft.com/office/word/2015/wordml/symex" xmlns:w16sdtfl="http://schemas.microsoft.com/office/word/2024/wordml/sdtformatlock" xmlns:w16sdtdh="http://schemas.microsoft.com/office/word/2020/wordml/sdtdatahash" xmlns:w16du="http://schemas.microsoft.com/office/word/2023/wordml/word16du" xmlns:w16="http://schemas.microsoft.com/office/word/2018/wordml" xmlns:w16cid="http://schemas.microsoft.com/office/word/2016/wordml/cid" xmlns:w16cex="http://schemas.microsoft.com/office/word/2018/wordml/cex" xmlns:w16cei="http://schemas.microsoft.com/office/word/2026/wordml/cei" xmlns:w15="http://schemas.microsoft.com/office/word/2012/wordml" xmlns:w14="http://schemas.microsoft.com/office/word/2010/wordml" xmlns:w="http://schemas.openxmlformats.org/wordprocessingml/2006/main" xmlns:w10="urn:schemas-microsoft-com:office:word" xmlns:wp14="http://schemas.microsoft.com/office/word/2010/wordprocessingDrawing" xmlns:v="urn:schemas-microsoft-com:vml" xmlns:oel="http://schemas.microsoft.com/office/2019/extlst" xmlns:o="urn:schemas-microsoft-com:office:office" xmlns:am3d="http://schemas.microsoft.com/office/drawing/2017/model3d" xmlns:aink="http://schemas.microsoft.com/office/drawing/2016/ink" xmlns:mc="http://schemas.openxmlformats.org/markup-compatibility/2006" xmlns:cx8="http://schemas.microsoft.com/office/drawing/2016/5/14/chartex" xmlns:cx7="http://schemas.microsoft.com/office/drawing/2016/5/13/chartex" xmlns:cx6="http://schemas.microsoft.com/office/drawing/2016/5/12/chartex" xmlns:cx5="http://schemas.microsoft.com/office/drawing/2016/5/11/chartex" xmlns:cx4="http://schemas.microsoft.com/office/drawing/2016/5/10/chartex" xmlns:cx3="http://schemas.microsoft.com/office/drawing/2016/5/9/chartex" xmlns:cx2="http://schemas.microsoft.com/office/drawing/2015/10/21/chartex" xmlns:cx1="http://schemas.microsoft.com/office/drawing/2015/9/8/chartex" xmlns:cx="http://schemas.microsoft.com/office/drawing/2014/chartex" xmlns:wpc="http://schemas.microsoft.com/office/word/2010/wordprocessingCanvas" xmlns=""/>
+                        <a14:shadowObscured xmlns:a14="http://schemas.microsoft.com/office/drawing/2010/main"/>
                       </a:ext>
                     </a:extLst>
                   </pic:spPr>
@@ -5642,7 +7133,7 @@
           <w:color w:val="0F1115"/>
           <w:szCs w:val="30"/>
           <w:shd w:val="clear" w:color="auto" w:fill="FFFFFF"/>
-          <w:lang/>
+          <w:lang w:val="sr-Cyrl-RS"/>
         </w:rPr>
         <w:t>6</w:t>
       </w:r>
@@ -5675,7 +7166,7 @@
         </w:rPr>
         <w:lastRenderedPageBreak/>
         <w:drawing>
-          <wp:inline distT="0" distB="0" distL="0" distR="0">
+          <wp:inline distT="0" distB="0" distL="0" distR="0" wp14:anchorId="6DD0BDA7" wp14:editId="30F70852">
             <wp:extent cx="4400550" cy="2348511"/>
             <wp:effectExtent l="0" t="0" r="0" b="0"/>
             <wp:docPr id="24" name="Picture 24" descr="C:\Users\korisnik\Desktop\Ana Bulatovic\opj\nlp-student-protest-stance-classification\phase3_model_training\output\data_analysis\10_length_by_platform.png"/>
@@ -5692,7 +7183,7 @@
                     </pic:cNvPicPr>
                   </pic:nvPicPr>
                   <pic:blipFill rotWithShape="1">
-                    <a:blip r:embed="rId13" cstate="print"/>
+                    <a:blip r:embed="rId17" cstate="print"/>
                     <a:srcRect t="11474"/>
                     <a:stretch>
                       <a:fillRect/>
@@ -5712,7 +7203,7 @@
                     </a:ln>
                     <a:extLst>
                       <a:ext uri="{53640926-AAD7-44D8-BBD7-CCE9431645EC}">
-                        <a14:shadowObscured xmlns:a14="http://schemas.microsoft.com/office/drawing/2010/main" xmlns:wps="http://schemas.microsoft.com/office/word/2010/wordprocessingShape" xmlns:wpi="http://schemas.microsoft.com/office/word/2010/wordprocessingInk" xmlns:wpg="http://schemas.microsoft.com/office/word/2010/wordprocessingGroup" xmlns:w16se="http://schemas.microsoft.com/office/word/2015/wordml/symex" xmlns:w16sdtfl="http://schemas.microsoft.com/office/word/2024/wordml/sdtformatlock" xmlns:w16sdtdh="http://schemas.microsoft.com/office/word/2020/wordml/sdtdatahash" xmlns:w16du="http://schemas.microsoft.com/office/word/2023/wordml/word16du" xmlns:w16="http://schemas.microsoft.com/office/word/2018/wordml" xmlns:w16cid="http://schemas.microsoft.com/office/word/2016/wordml/cid" xmlns:w16cex="http://schemas.microsoft.com/office/word/2018/wordml/cex" xmlns:w16cei="http://schemas.microsoft.com/office/word/2026/wordml/cei" xmlns:w15="http://schemas.microsoft.com/office/word/2012/wordml" xmlns:w14="http://schemas.microsoft.com/office/word/2010/wordml" xmlns:w="http://schemas.openxmlformats.org/wordprocessingml/2006/main" xmlns:w10="urn:schemas-microsoft-com:office:word" xmlns:wp14="http://schemas.microsoft.com/office/word/2010/wordprocessingDrawing" xmlns:v="urn:schemas-microsoft-com:vml" xmlns:oel="http://schemas.microsoft.com/office/2019/extlst" xmlns:o="urn:schemas-microsoft-com:office:office" xmlns:am3d="http://schemas.microsoft.com/office/drawing/2017/model3d" xmlns:aink="http://schemas.microsoft.com/office/drawing/2016/ink" xmlns:mc="http://schemas.openxmlformats.org/markup-compatibility/2006" xmlns:cx8="http://schemas.microsoft.com/office/drawing/2016/5/14/chartex" xmlns:cx7="http://schemas.microsoft.com/office/drawing/2016/5/13/chartex" xmlns:cx6="http://schemas.microsoft.com/office/drawing/2016/5/12/chartex" xmlns:cx5="http://schemas.microsoft.com/office/drawing/2016/5/11/chartex" xmlns:cx4="http://schemas.microsoft.com/office/drawing/2016/5/10/chartex" xmlns:cx3="http://schemas.microsoft.com/office/drawing/2016/5/9/chartex" xmlns:cx2="http://schemas.microsoft.com/office/drawing/2015/10/21/chartex" xmlns:cx1="http://schemas.microsoft.com/office/drawing/2015/9/8/chartex" xmlns:cx="http://schemas.microsoft.com/office/drawing/2014/chartex" xmlns:wpc="http://schemas.microsoft.com/office/word/2010/wordprocessingCanvas" xmlns=""/>
+                        <a14:shadowObscured xmlns:a14="http://schemas.microsoft.com/office/drawing/2010/main"/>
                       </a:ext>
                     </a:extLst>
                   </pic:spPr>
@@ -5745,7 +7236,7 @@
           <w:color w:val="0F1115"/>
           <w:szCs w:val="30"/>
           <w:shd w:val="clear" w:color="auto" w:fill="FFFFFF"/>
-          <w:lang/>
+          <w:lang w:val="sr-Cyrl-RS"/>
         </w:rPr>
         <w:t>7</w:t>
       </w:r>
@@ -5769,7 +7260,7 @@
         <w:rPr>
           <w:color w:val="0F1115"/>
           <w:szCs w:val="30"/>
-          <w:lang/>
+          <w:lang w:val="sr-Cyrl-RS"/>
         </w:rPr>
       </w:pPr>
       <w:r>
@@ -5779,6 +7270,7 @@
         </w:rPr>
         <w:t xml:space="preserve">Посматрано по платформама, најдужи коментари потичу са </w:t>
       </w:r>
+      <w:commentRangeStart w:id="109"/>
       <w:r>
         <w:rPr>
           <w:i/>
@@ -5793,7 +7285,24 @@
           <w:color w:val="0F1115"/>
           <w:szCs w:val="30"/>
         </w:rPr>
-        <w:t xml:space="preserve">-а и </w:t>
+        <w:t xml:space="preserve">-а </w:t>
+      </w:r>
+      <w:commentRangeEnd w:id="109"/>
+      <w:r>
+        <w:rPr>
+          <w:rStyle w:val="CommentReference"/>
+          <w:color w:val="0F1115"/>
+          <w:sz w:val="24"/>
+          <w:szCs w:val="30"/>
+        </w:rPr>
+        <w:commentReference w:id="109"/>
+      </w:r>
+      <w:r>
+        <w:rPr>
+          <w:color w:val="0F1115"/>
+          <w:szCs w:val="30"/>
+        </w:rPr>
+        <w:t xml:space="preserve">и </w:t>
       </w:r>
       <w:r>
         <w:rPr>
@@ -5809,13 +7318,38 @@
           <w:color w:val="0F1115"/>
           <w:szCs w:val="30"/>
         </w:rPr>
-        <w:t>-а, где корисници чешће остављају опширније изразе. На X-у су коментари очекивано краћи, што је последица ограничења дужине твитова.</w:t>
-      </w:r>
-      <w:r>
-        <w:rPr>
-          <w:color w:val="0F1115"/>
-          <w:szCs w:val="30"/>
-          <w:lang/>
+        <w:t xml:space="preserve">-а, где корисници чешће остављају опширније изразе. На X-у су коментари очекивано краћи, што је последица </w:t>
+      </w:r>
+      <w:commentRangeStart w:id="110"/>
+      <w:r>
+        <w:rPr>
+          <w:color w:val="0F1115"/>
+          <w:szCs w:val="30"/>
+        </w:rPr>
+        <w:t>ограничења дужине твитова</w:t>
+      </w:r>
+      <w:commentRangeEnd w:id="110"/>
+      <w:r>
+        <w:rPr>
+          <w:rStyle w:val="CommentReference"/>
+          <w:color w:val="0F1115"/>
+          <w:sz w:val="24"/>
+          <w:szCs w:val="30"/>
+        </w:rPr>
+        <w:commentReference w:id="110"/>
+      </w:r>
+      <w:r>
+        <w:rPr>
+          <w:color w:val="0F1115"/>
+          <w:szCs w:val="30"/>
+        </w:rPr>
+        <w:t>.</w:t>
+      </w:r>
+      <w:r>
+        <w:rPr>
+          <w:color w:val="0F1115"/>
+          <w:szCs w:val="30"/>
+          <w:lang w:val="sr-Cyrl-RS"/>
         </w:rPr>
         <w:t xml:space="preserve"> Ово се може видети на Слици 2.7.</w:t>
       </w:r>
@@ -5833,7 +7367,7 @@
           <w:szCs w:val="37"/>
         </w:rPr>
       </w:pPr>
-      <w:bookmarkStart w:id="12" w:name="_Toc238141437"/>
+      <w:bookmarkStart w:id="111" w:name="_Toc238141437"/>
       <w:r>
         <w:rPr>
           <w:rFonts w:ascii="Times New Roman" w:hAnsi="Times New Roman" w:cs="Times New Roman"/>
@@ -5843,7 +7377,7 @@
         </w:rPr>
         <w:t>2.4.3. Најчешће речи — семантички отисак класа</w:t>
       </w:r>
-      <w:bookmarkEnd w:id="12"/>
+      <w:bookmarkEnd w:id="111"/>
     </w:p>
     <w:p>
       <w:pPr>
@@ -5868,7 +7402,7 @@
         <w:rPr>
           <w:color w:val="0F1115"/>
           <w:szCs w:val="30"/>
-          <w:lang/>
+          <w:lang w:val="sr-Cyrl-RS"/>
         </w:rPr>
         <w:t>8</w:t>
       </w:r>
@@ -5909,6 +7443,7 @@
         </w:rPr>
         <w:t>, што указује на патриотски дискурс. Код противника власти доминирају речи </w:t>
       </w:r>
+      <w:commentRangeStart w:id="112"/>
       <w:r>
         <w:rPr>
           <w:rStyle w:val="Emphasis"/>
@@ -5922,7 +7457,24 @@
           <w:color w:val="0F1115"/>
           <w:szCs w:val="30"/>
         </w:rPr>
-        <w:t> — што говори о критичком тону и захтевима за променама.</w:t>
+        <w:t> </w:t>
+      </w:r>
+      <w:commentRangeEnd w:id="112"/>
+      <w:r>
+        <w:rPr>
+          <w:rStyle w:val="CommentReference"/>
+          <w:color w:val="0F1115"/>
+          <w:sz w:val="24"/>
+          <w:szCs w:val="30"/>
+        </w:rPr>
+        <w:commentReference w:id="112"/>
+      </w:r>
+      <w:r>
+        <w:rPr>
+          <w:color w:val="0F1115"/>
+          <w:szCs w:val="30"/>
+        </w:rPr>
+        <w:t>— што говори о критичком тону и захтевима за променама.</w:t>
       </w:r>
     </w:p>
     <w:p>
@@ -5943,7 +7495,7 @@
           <w:szCs w:val="30"/>
         </w:rPr>
         <w:drawing>
-          <wp:inline distT="0" distB="0" distL="0" distR="0">
+          <wp:inline distT="0" distB="0" distL="0" distR="0" wp14:anchorId="70A0FA2D" wp14:editId="3E73BB2E">
             <wp:extent cx="5324475" cy="2401526"/>
             <wp:effectExtent l="0" t="0" r="0" b="0"/>
             <wp:docPr id="26" name="Picture 26" descr="C:\Users\korisnik\Desktop\Ana Bulatovic\opj\nlp-student-protest-stance-classification\phase3_model_training\output\data_analysis\08_top_tokens_by_label.png"/>
@@ -5960,7 +7512,7 @@
                     </pic:cNvPicPr>
                   </pic:nvPicPr>
                   <pic:blipFill>
-                    <a:blip r:embed="rId14" cstate="print"/>
+                    <a:blip r:embed="rId18" cstate="print"/>
                     <a:srcRect/>
                     <a:stretch>
                       <a:fillRect/>
@@ -6013,7 +7565,7 @@
           <w:color w:val="0F1115"/>
           <w:szCs w:val="30"/>
           <w:shd w:val="clear" w:color="auto" w:fill="FFFFFF"/>
-          <w:lang/>
+          <w:lang w:val="sr-Cyrl-RS"/>
         </w:rPr>
         <w:t>8</w:t>
       </w:r>
@@ -6036,7 +7588,7 @@
         <w:rPr>
           <w:color w:val="0F1115"/>
           <w:szCs w:val="30"/>
-          <w:lang/>
+          <w:lang w:val="sr-Cyrl-RS"/>
         </w:rPr>
       </w:pPr>
       <w:r>
@@ -6057,7 +7609,7 @@
         <w:rPr>
           <w:color w:val="0F1115"/>
           <w:szCs w:val="30"/>
-          <w:lang/>
+          <w:lang w:val="sr-Cyrl-RS"/>
         </w:rPr>
       </w:pPr>
     </w:p>
@@ -6070,7 +7622,7 @@
         <w:rPr>
           <w:color w:val="0F1115"/>
           <w:szCs w:val="30"/>
-          <w:lang/>
+          <w:lang w:val="sr-Cyrl-RS"/>
         </w:rPr>
       </w:pPr>
     </w:p>
@@ -6083,7 +7635,7 @@
         <w:rPr>
           <w:color w:val="0F1115"/>
           <w:szCs w:val="30"/>
-          <w:lang/>
+          <w:lang w:val="sr-Cyrl-RS"/>
         </w:rPr>
       </w:pPr>
     </w:p>
@@ -6096,7 +7648,7 @@
         <w:rPr>
           <w:color w:val="0F1115"/>
           <w:szCs w:val="30"/>
-          <w:lang/>
+          <w:lang w:val="sr-Cyrl-RS"/>
         </w:rPr>
       </w:pPr>
     </w:p>
@@ -6109,7 +7661,7 @@
         <w:rPr>
           <w:color w:val="0F1115"/>
           <w:szCs w:val="30"/>
-          <w:lang/>
+          <w:lang w:val="sr-Cyrl-RS"/>
         </w:rPr>
       </w:pPr>
     </w:p>
@@ -6122,7 +7674,7 @@
         <w:rPr>
           <w:color w:val="0F1115"/>
           <w:szCs w:val="30"/>
-          <w:lang/>
+          <w:lang w:val="sr-Cyrl-RS"/>
         </w:rPr>
       </w:pPr>
     </w:p>
@@ -6135,7 +7687,7 @@
         <w:rPr>
           <w:color w:val="0F1115"/>
           <w:szCs w:val="30"/>
-          <w:lang/>
+          <w:lang w:val="sr-Cyrl-RS"/>
         </w:rPr>
       </w:pPr>
     </w:p>
@@ -6148,7 +7700,7 @@
         <w:rPr>
           <w:color w:val="0F1115"/>
           <w:szCs w:val="30"/>
-          <w:lang/>
+          <w:lang w:val="sr-Cyrl-RS"/>
         </w:rPr>
       </w:pPr>
     </w:p>
@@ -6161,7 +7713,7 @@
         <w:rPr>
           <w:color w:val="0F1115"/>
           <w:szCs w:val="30"/>
-          <w:lang/>
+          <w:lang w:val="sr-Cyrl-RS"/>
         </w:rPr>
       </w:pPr>
     </w:p>
@@ -6174,7 +7726,7 @@
         <w:rPr>
           <w:color w:val="0F1115"/>
           <w:szCs w:val="30"/>
-          <w:lang/>
+          <w:lang w:val="sr-Cyrl-RS"/>
         </w:rPr>
       </w:pPr>
     </w:p>
@@ -6187,7 +7739,7 @@
         <w:rPr>
           <w:color w:val="0F1115"/>
           <w:szCs w:val="30"/>
-          <w:lang/>
+          <w:lang w:val="sr-Cyrl-RS"/>
         </w:rPr>
       </w:pPr>
     </w:p>
@@ -6200,7 +7752,7 @@
         <w:rPr>
           <w:color w:val="0F1115"/>
           <w:szCs w:val="30"/>
-          <w:lang/>
+          <w:lang w:val="sr-Cyrl-RS"/>
         </w:rPr>
       </w:pPr>
     </w:p>
@@ -6213,7 +7765,7 @@
         <w:rPr>
           <w:color w:val="0F1115"/>
           <w:szCs w:val="30"/>
-          <w:lang/>
+          <w:lang w:val="sr-Cyrl-RS"/>
         </w:rPr>
       </w:pPr>
     </w:p>
@@ -6226,7 +7778,7 @@
         <w:rPr>
           <w:color w:val="0F1115"/>
           <w:szCs w:val="30"/>
-          <w:lang/>
+          <w:lang w:val="sr-Cyrl-RS"/>
         </w:rPr>
       </w:pPr>
     </w:p>
@@ -6239,7 +7791,7 @@
         <w:rPr>
           <w:color w:val="0F1115"/>
           <w:szCs w:val="30"/>
-          <w:lang/>
+          <w:lang w:val="sr-Cyrl-RS"/>
         </w:rPr>
       </w:pPr>
     </w:p>
@@ -6252,7 +7804,7 @@
         <w:rPr>
           <w:color w:val="0F1115"/>
           <w:szCs w:val="30"/>
-          <w:lang/>
+          <w:lang w:val="sr-Cyrl-RS"/>
         </w:rPr>
       </w:pPr>
     </w:p>
@@ -6265,7 +7817,7 @@
         <w:rPr>
           <w:color w:val="0F1115"/>
           <w:szCs w:val="30"/>
-          <w:lang/>
+          <w:lang w:val="sr-Cyrl-RS"/>
         </w:rPr>
       </w:pPr>
     </w:p>
@@ -6278,7 +7830,7 @@
         <w:rPr>
           <w:color w:val="0F1115"/>
           <w:szCs w:val="30"/>
-          <w:lang/>
+          <w:lang w:val="sr-Cyrl-RS"/>
         </w:rPr>
       </w:pPr>
     </w:p>
@@ -6304,7 +7856,7 @@
         <w:rPr>
           <w:color w:val="0F1115"/>
           <w:szCs w:val="30"/>
-          <w:lang/>
+          <w:lang w:val="sr-Cyrl-RS"/>
         </w:rPr>
       </w:pPr>
     </w:p>
@@ -6320,13 +7872,13 @@
           <w:szCs w:val="45"/>
         </w:rPr>
       </w:pPr>
-      <w:bookmarkStart w:id="13" w:name="_Toc238141438"/>
+      <w:bookmarkStart w:id="113" w:name="_Toc238141438"/>
       <w:r>
         <w:rPr>
           <w:color w:val="0F1115"/>
           <w:sz w:val="45"/>
           <w:szCs w:val="45"/>
-          <w:lang/>
+          <w:lang w:val="sr-Cyrl-RS"/>
         </w:rPr>
         <w:lastRenderedPageBreak/>
         <w:t>3</w:t>
@@ -6344,11 +7896,11 @@
           <w:color w:val="0F1115"/>
           <w:sz w:val="45"/>
           <w:szCs w:val="45"/>
-          <w:lang/>
+          <w:lang w:val="sr-Cyrl-RS"/>
         </w:rPr>
         <w:t>Обучавање и евалуација модела</w:t>
       </w:r>
-      <w:bookmarkEnd w:id="13"/>
+      <w:bookmarkEnd w:id="113"/>
     </w:p>
     <w:p>
       <w:pPr>
@@ -6357,10 +7909,9 @@
         <w:ind w:firstLine="720"/>
         <w:jc w:val="both"/>
         <w:rPr>
-          <w:lang/>
-        </w:rPr>
-      </w:pPr>
-      <w:proofErr w:type="gramStart"/>
+          <w:lang w:val="sr-Cyrl-RS"/>
+        </w:rPr>
+      </w:pPr>
       <w:r>
         <w:t>У трећој фази истраживања разматрају се различити приступи класификацији става (</w:t>
       </w:r>
@@ -6372,7 +7923,28 @@
         <w:t>stance classification</w:t>
       </w:r>
       <w:r>
-        <w:t xml:space="preserve">) коментара који се односе на студентске протесте у Србији. Циљ ове фазе је да се успостави репрезентативна </w:t>
+        <w:t>) коментара који се односе на</w:t>
+      </w:r>
+      <w:del w:id="114" w:author="Nikola Babić" w:date="2026-08-20T20:02:00Z" w16du:dateUtc="2026-08-20T18:02:00Z">
+        <w:r>
+          <w:delText xml:space="preserve"> </w:delText>
+        </w:r>
+      </w:del>
+      <w:ins w:id="115" w:author="Nikola Babić" w:date="2026-08-20T20:02:00Z" w16du:dateUtc="2026-08-20T18:02:00Z">
+        <w:r>
+          <w:rPr>
+            <w:lang w:val="sr-Cyrl-RS"/>
+          </w:rPr>
+          <w:t>став људи према тренутној власти у Србији</w:t>
+        </w:r>
+      </w:ins>
+      <w:del w:id="116" w:author="Nikola Babić" w:date="2026-08-20T20:02:00Z" w16du:dateUtc="2026-08-20T18:02:00Z">
+        <w:r>
+          <w:delText>студентске протесте у Србији</w:delText>
+        </w:r>
+      </w:del>
+      <w:r>
+        <w:t xml:space="preserve">. Циљ ове фазе је да се успостави репрезентативна </w:t>
       </w:r>
       <w:r>
         <w:rPr>
@@ -6392,15 +7964,11 @@
         <w:t>Transformer</w:t>
       </w:r>
       <w:r>
-        <w:t xml:space="preserve"> модели могу да унапреде резултате.</w:t>
-      </w:r>
-      <w:proofErr w:type="gramEnd"/>
-      <w:r>
-        <w:t xml:space="preserve"> Експерименти су подељени на </w:t>
-      </w:r>
-      <w:r>
-        <w:rPr>
-          <w:lang/>
+        <w:t xml:space="preserve"> модели могу да унапреде резултате. Експерименти су подељени на </w:t>
+      </w:r>
+      <w:r>
+        <w:rPr>
+          <w:lang w:val="sr-Cyrl-RS"/>
         </w:rPr>
         <w:t xml:space="preserve">два </w:t>
       </w:r>
@@ -6409,7 +7977,7 @@
       </w:r>
       <w:r>
         <w:rPr>
-          <w:lang/>
+          <w:lang w:val="sr-Cyrl-RS"/>
         </w:rPr>
         <w:t xml:space="preserve"> и</w:t>
       </w:r>
@@ -6424,54 +7992,20 @@
         <w:t>Transformer</w:t>
       </w:r>
       <w:r>
-        <w:t xml:space="preserve"> моделе. </w:t>
-      </w:r>
-      <w:proofErr w:type="gramStart"/>
-      <w:r>
-        <w:t>Посебна пажња посвећена је утицају начина представљања текста и претпроцесирања, као и фер поређењу модела применом стратификоване унакрсне валидације.</w:t>
-      </w:r>
-      <w:proofErr w:type="gramEnd"/>
-      <w:r>
-        <w:t xml:space="preserve"> </w:t>
-      </w:r>
-      <w:proofErr w:type="gramStart"/>
-      <w:r>
-        <w:t xml:space="preserve">Тренирање и евалуација модела извршени су локално на рачунару </w:t>
-      </w:r>
-      <w:r>
-        <w:t xml:space="preserve">опремљеном графичком картицом </w:t>
-      </w:r>
-      <w:r>
-        <w:rPr>
-          <w:i/>
-        </w:rPr>
-        <w:t>NVIDIA GeForce RTX 3090</w:t>
-      </w:r>
-      <w:r>
-        <w:t xml:space="preserve"> уз коришћење </w:t>
-      </w:r>
-      <w:r>
-        <w:rPr>
-          <w:i/>
-        </w:rPr>
-        <w:t>CUDA</w:t>
-      </w:r>
-      <w:r>
-        <w:t xml:space="preserve"> подршке за убрзање израчунавања на графичком процесору.</w:t>
-      </w:r>
-      <w:proofErr w:type="gramEnd"/>
+        <w:t xml:space="preserve"> моделе. Посебна пажња посвећена је утицају начина представљања текста и претпроцесирања, као и фер поређењу модела применом стратификоване унакрсне валидације.</w:t>
+      </w:r>
     </w:p>
     <w:p>
       <w:pPr>
         <w:pStyle w:val="Heading2"/>
         <w:rPr>
-          <w:lang/>
-        </w:rPr>
-      </w:pPr>
-      <w:bookmarkStart w:id="14" w:name="_Toc238141439"/>
-      <w:r>
-        <w:rPr>
-          <w:lang/>
+          <w:lang w:val="sr-Cyrl-RS"/>
+        </w:rPr>
+      </w:pPr>
+      <w:bookmarkStart w:id="117" w:name="_Toc238141439"/>
+      <w:r>
+        <w:rPr>
+          <w:lang w:val="sr-Cyrl-RS"/>
         </w:rPr>
         <w:t>3.1</w:t>
       </w:r>
@@ -6490,11 +8024,11 @@
       </w:r>
       <w:r>
         <w:rPr>
-          <w:lang/>
+          <w:lang w:val="sr-Cyrl-RS"/>
         </w:rPr>
         <w:t>модели</w:t>
       </w:r>
-      <w:bookmarkEnd w:id="14"/>
+      <w:bookmarkEnd w:id="117"/>
       <w:r>
         <w:t xml:space="preserve"> </w:t>
       </w:r>
@@ -6558,6 +8092,7 @@
         </w:rPr>
         <w:t xml:space="preserve">Као baseline модели коришћени су </w:t>
       </w:r>
+      <w:commentRangeStart w:id="118"/>
       <w:r>
         <w:rPr>
           <w:b/>
@@ -6568,55 +8103,22 @@
           <w:szCs w:val="27"/>
           <w:lang w:val="en-US"/>
         </w:rPr>
-        <w:t>Multinomial Naive Bayes (NB)</w:t>
-      </w:r>
-      <w:r>
-        <w:rPr>
-          <w:color w:val="0F1115"/>
-          <w:szCs w:val="27"/>
-          <w:lang/>
-        </w:rPr>
-        <w:t xml:space="preserve">, </w:t>
-      </w:r>
-      <w:r>
-        <w:rPr>
+        <w:t xml:space="preserve">Multinomial Naive Bayes </w:t>
+      </w:r>
+      <w:commentRangeEnd w:id="118"/>
+      <w:r>
+        <w:rPr>
+          <w:rStyle w:val="CommentReference"/>
           <w:b/>
           <w:bCs/>
           <w:i/>
           <w:iCs/>
           <w:color w:val="0F1115"/>
-          <w:szCs w:val="27"/>
-          <w:lang w:val="en-US"/>
-        </w:rPr>
-        <w:t>Logistic Regression (LR)</w:t>
-      </w:r>
-      <w:r>
-        <w:rPr>
-          <w:i/>
-          <w:iCs/>
-          <w:color w:val="0F1115"/>
-          <w:szCs w:val="27"/>
-          <w:lang/>
-        </w:rPr>
-        <w:t xml:space="preserve"> </w:t>
-      </w:r>
-      <w:r>
-        <w:rPr>
-          <w:color w:val="0F1115"/>
-          <w:szCs w:val="27"/>
-          <w:lang/>
-        </w:rPr>
-        <w:t>и</w:t>
-      </w:r>
-      <w:r>
-        <w:rPr>
-          <w:i/>
-          <w:iCs/>
-          <w:color w:val="0F1115"/>
-          <w:szCs w:val="27"/>
-          <w:lang w:val="en-US"/>
-        </w:rPr>
-        <w:t xml:space="preserve"> </w:t>
+          <w:sz w:val="24"/>
+          <w:szCs w:val="27"/>
+          <w:lang w:val="en-US"/>
+        </w:rPr>
+        <w:commentReference w:id="118"/>
       </w:r>
       <w:r>
         <w:rPr>
@@ -6628,580 +8130,15 @@
           <w:szCs w:val="27"/>
           <w:lang w:val="en-US"/>
         </w:rPr>
-        <w:t>Linear Support Vector Machine (SVM)</w:t>
-      </w:r>
-      <w:r>
-        <w:rPr>
-          <w:i/>
-          <w:iCs/>
-          <w:color w:val="0F1115"/>
-          <w:szCs w:val="27"/>
-          <w:lang/>
-        </w:rPr>
-        <w:t xml:space="preserve">. </w:t>
-      </w:r>
-      <w:r>
-        <w:rPr>
-          <w:color w:val="0F1115"/>
-          <w:szCs w:val="27"/>
-          <w:lang w:val="en-US"/>
-        </w:rPr>
-        <w:t xml:space="preserve">Сва три модела представљају стандардне приступе за класификацију текстуалних података и омогућавају успостављање релативно једноставне, али релевантне референтне тачке за касније поређење са </w:t>
-      </w:r>
-      <w:r>
-        <w:rPr>
-          <w:i/>
-          <w:iCs/>
-          <w:color w:val="0F1115"/>
-          <w:szCs w:val="27"/>
-          <w:lang w:val="en-US"/>
-        </w:rPr>
-        <w:t>Transformer</w:t>
-      </w:r>
-      <w:r>
-        <w:rPr>
-          <w:color w:val="0F1115"/>
-          <w:szCs w:val="27"/>
-          <w:lang w:val="en-US"/>
-        </w:rPr>
-        <w:t xml:space="preserve"> моделима. </w:t>
-      </w:r>
-      <w:r>
-        <w:rPr>
-          <w:i/>
-          <w:iCs/>
-          <w:color w:val="0F1115"/>
-          <w:szCs w:val="27"/>
-          <w:lang w:val="en-US"/>
-        </w:rPr>
-        <w:t>Logistic Regression</w:t>
-      </w:r>
-      <w:r>
-        <w:rPr>
-          <w:color w:val="0F1115"/>
-          <w:szCs w:val="27"/>
-          <w:lang w:val="en-US"/>
-        </w:rPr>
-        <w:t xml:space="preserve"> и </w:t>
-      </w:r>
-      <w:r>
-        <w:rPr>
-          <w:i/>
-          <w:iCs/>
-          <w:color w:val="0F1115"/>
-          <w:szCs w:val="27"/>
-          <w:lang w:val="en-US"/>
-        </w:rPr>
-        <w:t>Linear SVM</w:t>
-      </w:r>
-      <w:r>
-        <w:rPr>
-          <w:color w:val="0F1115"/>
-          <w:szCs w:val="27"/>
-          <w:lang w:val="en-US"/>
-        </w:rPr>
-        <w:t xml:space="preserve"> су погодни за рад са високодимензионалним и ретким текстуалним репрезентацијама, док </w:t>
-      </w:r>
-      <w:r>
-        <w:rPr>
-          <w:i/>
-          <w:iCs/>
-          <w:color w:val="0F1115"/>
-          <w:szCs w:val="27"/>
-          <w:lang w:val="en-US"/>
-        </w:rPr>
-        <w:t xml:space="preserve">Multinomial Naive Bayes </w:t>
-      </w:r>
-      <w:r>
-        <w:rPr>
-          <w:color w:val="0F1115"/>
-          <w:szCs w:val="27"/>
-          <w:lang w:val="en-US"/>
-        </w:rPr>
-        <w:t xml:space="preserve">експлицитно моделује расподелу термина по класама и често се користи као ефикасан </w:t>
-      </w:r>
-      <w:r>
-        <w:rPr>
-          <w:i/>
-          <w:iCs/>
-          <w:color w:val="0F1115"/>
-          <w:szCs w:val="27"/>
-          <w:lang w:val="en-US"/>
-        </w:rPr>
-        <w:t>baseline</w:t>
-      </w:r>
-      <w:r>
-        <w:rPr>
-          <w:color w:val="0F1115"/>
-          <w:szCs w:val="27"/>
-          <w:lang w:val="en-US"/>
-        </w:rPr>
-        <w:t xml:space="preserve"> у задацима текстуалне класификације.</w:t>
-      </w:r>
-    </w:p>
-    <w:p>
-      <w:pPr>
-        <w:pStyle w:val="Heading3"/>
-        <w:rPr>
-          <w:rFonts w:ascii="Times New Roman" w:hAnsi="Times New Roman" w:cs="Times New Roman"/>
-          <w:color w:val="auto"/>
-          <w:sz w:val="32"/>
-          <w:lang/>
-        </w:rPr>
-      </w:pPr>
-      <w:bookmarkStart w:id="15" w:name="_Toc238141440"/>
-      <w:r>
-        <w:rPr>
-          <w:rFonts w:ascii="Times New Roman" w:hAnsi="Times New Roman" w:cs="Times New Roman"/>
-          <w:color w:val="auto"/>
-          <w:sz w:val="32"/>
-          <w:lang/>
-        </w:rPr>
-        <w:t>3.1.</w:t>
-      </w:r>
-      <w:r>
-        <w:rPr>
-          <w:rFonts w:ascii="Times New Roman" w:hAnsi="Times New Roman" w:cs="Times New Roman"/>
-          <w:color w:val="auto"/>
-          <w:sz w:val="32"/>
-        </w:rPr>
-        <w:t>1. Пр</w:t>
-      </w:r>
-      <w:r>
-        <w:rPr>
-          <w:rFonts w:ascii="Times New Roman" w:hAnsi="Times New Roman" w:cs="Times New Roman"/>
-          <w:color w:val="auto"/>
-          <w:sz w:val="32"/>
-          <w:lang/>
-        </w:rPr>
-        <w:t>етпроцесирање и репрезентација текста</w:t>
-      </w:r>
-      <w:bookmarkEnd w:id="15"/>
-    </w:p>
-    <w:p>
-      <w:pPr>
-        <w:rPr>
-          <w:lang/>
-        </w:rPr>
-      </w:pPr>
-    </w:p>
-    <w:p>
-      <w:pPr>
-        <w:ind w:firstLine="720"/>
-        <w:jc w:val="both"/>
-        <w:rPr>
-          <w:lang/>
-        </w:rPr>
-      </w:pPr>
-      <w:proofErr w:type="gramStart"/>
-      <w:r>
-        <w:rPr>
-          <w:lang w:val="en-US"/>
-        </w:rPr>
-        <w:t xml:space="preserve">За разлику од једног унапред дефинисаног </w:t>
-      </w:r>
-      <w:r>
-        <w:rPr>
-          <w:i/>
-          <w:iCs/>
-          <w:lang w:val="en-US"/>
-        </w:rPr>
-        <w:t>baseline</w:t>
-      </w:r>
-      <w:r>
-        <w:rPr>
-          <w:lang w:val="en-US"/>
-        </w:rPr>
-        <w:t xml:space="preserve"> модела, у експериментима је испитан и утицај различитих начина представљања и претпроцесирања текста.</w:t>
-      </w:r>
-      <w:proofErr w:type="gramEnd"/>
-      <w:r>
-        <w:rPr>
-          <w:lang w:val="en-US"/>
-        </w:rPr>
-        <w:t xml:space="preserve"> Разматране су три врсте пондерисања термина: </w:t>
-      </w:r>
-      <w:r>
-        <w:rPr>
-          <w:b/>
-          <w:bCs/>
-          <w:lang w:val="en-US"/>
-        </w:rPr>
-        <w:t>TF</w:t>
-      </w:r>
-      <w:r>
-        <w:rPr>
-          <w:lang w:val="en-US"/>
+        <w:t>(NB)</w:t>
+      </w:r>
+      <w:r>
+        <w:rPr>
+          <w:color w:val="0F1115"/>
+          <w:szCs w:val="27"/>
+          <w:lang w:val="sr-Cyrl-RS"/>
         </w:rPr>
         <w:t xml:space="preserve">, </w:t>
-      </w:r>
-      <w:r>
-        <w:rPr>
-          <w:b/>
-          <w:bCs/>
-          <w:lang w:val="en-US"/>
-        </w:rPr>
-        <w:t>IDF</w:t>
-      </w:r>
-      <w:r>
-        <w:rPr>
-          <w:lang w:val="en-US"/>
-        </w:rPr>
-        <w:t xml:space="preserve"> и </w:t>
-      </w:r>
-      <w:r>
-        <w:rPr>
-          <w:b/>
-          <w:bCs/>
-          <w:lang w:val="en-US"/>
-        </w:rPr>
-        <w:t>TF-IDF</w:t>
-      </w:r>
-      <w:r>
-        <w:rPr>
-          <w:lang w:val="en-US"/>
-        </w:rPr>
-        <w:t>. На тај начин је омогућено да се утврди да ли је TF-IDF, који се често користи као стандардна репрезентација у текстуалној класификацији, заиста најпогоднији избор за посматрани скуп података.</w:t>
-      </w:r>
-    </w:p>
-    <w:p>
-      <w:pPr>
-        <w:ind w:firstLine="720"/>
-        <w:jc w:val="both"/>
-        <w:rPr>
-          <w:lang/>
-        </w:rPr>
-      </w:pPr>
-    </w:p>
-    <w:p>
-      <w:pPr>
-        <w:ind w:firstLine="720"/>
-        <w:jc w:val="both"/>
-        <w:rPr>
-          <w:lang/>
-        </w:rPr>
-      </w:pPr>
-      <w:r>
-        <w:rPr>
-          <w:lang w:val="en-US"/>
-        </w:rPr>
-        <w:t xml:space="preserve">Поред пондерисања, испитиван је и утицај </w:t>
-      </w:r>
-      <w:r>
-        <w:rPr>
-          <w:b/>
-          <w:bCs/>
-          <w:lang w:val="en-US"/>
-        </w:rPr>
-        <w:t>lowercasing-а</w:t>
-      </w:r>
-      <w:r>
-        <w:rPr>
-          <w:lang w:val="en-US"/>
-        </w:rPr>
-        <w:t>, као и нормализације токена. За нормализацију су разматране три варијанте: без нормализације (</w:t>
-      </w:r>
-      <w:r>
-        <w:rPr>
-          <w:i/>
-          <w:iCs/>
-          <w:lang w:val="en-US"/>
-        </w:rPr>
-        <w:t>none</w:t>
-      </w:r>
-      <w:r>
-        <w:rPr>
-          <w:lang w:val="en-US"/>
-        </w:rPr>
-        <w:t xml:space="preserve">), </w:t>
-      </w:r>
-      <w:r>
-        <w:rPr>
-          <w:i/>
-          <w:iCs/>
-          <w:lang w:val="en-US"/>
-        </w:rPr>
-        <w:t>stemming</w:t>
-      </w:r>
-      <w:r>
-        <w:rPr>
-          <w:lang w:val="en-US"/>
-        </w:rPr>
-        <w:t xml:space="preserve"> </w:t>
-      </w:r>
-      <w:r>
-        <w:rPr>
-          <w:lang w:val="en-US"/>
-        </w:rPr>
-        <w:lastRenderedPageBreak/>
-        <w:t>(</w:t>
-      </w:r>
-      <w:r>
-        <w:rPr>
-          <w:i/>
-          <w:iCs/>
-          <w:lang w:val="en-US"/>
-        </w:rPr>
-        <w:t>stem</w:t>
-      </w:r>
-      <w:r>
-        <w:rPr>
-          <w:lang w:val="en-US"/>
-        </w:rPr>
-        <w:t xml:space="preserve">) и </w:t>
-      </w:r>
-      <w:r>
-        <w:rPr>
-          <w:i/>
-          <w:iCs/>
-          <w:lang w:val="en-US"/>
-        </w:rPr>
-        <w:t>lemmatization</w:t>
-      </w:r>
-      <w:r>
-        <w:rPr>
-          <w:lang w:val="en-US"/>
-        </w:rPr>
-        <w:t xml:space="preserve"> (</w:t>
-      </w:r>
-      <w:r>
-        <w:rPr>
-          <w:i/>
-          <w:iCs/>
-          <w:lang w:val="en-US"/>
-        </w:rPr>
-        <w:t>lemma</w:t>
-      </w:r>
-      <w:r>
-        <w:rPr>
-          <w:lang w:val="en-US"/>
-        </w:rPr>
-        <w:t xml:space="preserve">). Комбиновањем ових фактора добијено је укупно 54 конфигурације, односно </w:t>
-      </w:r>
-      <w:r>
-        <w:rPr>
-          <w:lang/>
-        </w:rPr>
-        <w:t>3</w:t>
-      </w:r>
-      <w:r>
-        <w:rPr>
-          <w:lang w:val="en-US"/>
-        </w:rPr>
-        <w:t>*3*2*3</w:t>
-      </w:r>
-      <w:r>
-        <w:rPr>
-          <w:lang w:val="en-US"/>
-        </w:rPr>
-        <w:t>. На овај начин експеримент није усмерен само на избор најбољег класификатора, већ и на утврђивање утицаја различитих начина припреме текстуалних података.</w:t>
-      </w:r>
-    </w:p>
-    <w:p>
-      <w:pPr>
-        <w:ind w:firstLine="720"/>
-        <w:jc w:val="both"/>
-        <w:rPr>
-          <w:lang/>
-        </w:rPr>
-      </w:pPr>
-    </w:p>
-    <w:p>
-      <w:pPr>
-        <w:ind w:firstLine="720"/>
-        <w:jc w:val="both"/>
-        <w:rPr>
-          <w:lang/>
-        </w:rPr>
-      </w:pPr>
-      <w:r>
-        <w:rPr>
-          <w:lang w:val="en-US"/>
-        </w:rPr>
-        <w:t xml:space="preserve">Резултати показују да је </w:t>
-      </w:r>
-      <w:r>
-        <w:rPr>
-          <w:b/>
-          <w:bCs/>
-          <w:lang w:val="en-US"/>
-        </w:rPr>
-        <w:t>stemming</w:t>
-      </w:r>
-      <w:r>
-        <w:rPr>
-          <w:lang w:val="en-US"/>
-        </w:rPr>
-        <w:t xml:space="preserve"> имао најбољи просечан резултат међу разматраним стратегијама нормализације. Просечан macro-F1 за stem износио је 0,5379, док су lemma и none остварили 0,5125 и 0,5004. Овај резултат указује да свођење сродних облика речи на заједничку основу може бити корисно за кратке коментаре на српском, односно BCMS језичком простору. Додатно, </w:t>
-      </w:r>
-      <w:r>
-        <w:rPr>
-          <w:i/>
-          <w:iCs/>
-          <w:lang w:val="en-US"/>
-        </w:rPr>
-        <w:t>lowercasing</w:t>
-      </w:r>
-      <w:r>
-        <w:rPr>
-          <w:lang w:val="en-US"/>
-        </w:rPr>
-        <w:t xml:space="preserve"> је у просеку такође имао позитиван ефекат: конфигурације са укљученим </w:t>
-      </w:r>
-      <w:r>
-        <w:rPr>
-          <w:i/>
-          <w:iCs/>
-          <w:lang w:val="en-US"/>
-        </w:rPr>
-        <w:t>lowercasing</w:t>
-      </w:r>
-      <w:r>
-        <w:rPr>
-          <w:lang w:val="en-US"/>
-        </w:rPr>
-        <w:t>-ом оствариле су просечан macro-F1 од 0,5210, у поређењу са 0,5129 код конфигурација без њега.</w:t>
-      </w:r>
-    </w:p>
-    <w:p>
-      <w:pPr>
-        <w:ind w:firstLine="720"/>
-        <w:jc w:val="both"/>
-        <w:rPr>
-          <w:lang/>
-        </w:rPr>
-      </w:pPr>
-    </w:p>
-    <w:p>
-      <w:pPr>
-        <w:ind w:firstLine="720"/>
-        <w:jc w:val="both"/>
-        <w:rPr>
-          <w:lang w:val="en-US"/>
-        </w:rPr>
-      </w:pPr>
-      <w:r>
-        <w:rPr>
-          <w:lang w:val="en-US"/>
-        </w:rPr>
-        <w:t xml:space="preserve">Занимљив резултат добијен је код пондерисања термина. Најбољи просечан резултат остварен је употребом </w:t>
-      </w:r>
-      <w:r>
-        <w:rPr>
-          <w:b/>
-          <w:bCs/>
-          <w:lang w:val="en-US"/>
-        </w:rPr>
-        <w:t>TF</w:t>
-      </w:r>
-      <w:r>
-        <w:rPr>
-          <w:lang w:val="en-US"/>
-        </w:rPr>
-        <w:t xml:space="preserve"> репрезентације (0,5217), затим IDF (0,5158), док је TF-IDF имао најнижи просечан macro-F1 од 0,5132. Ово показује да TF-IDF није нужно оптималан избор за сваки задатак текстуалне класификације. Код кратких коментара, сама учесталост термина може садржати корисну информацију о ставу, док додатно потискивање често присутних речи кроз IDF пондерисање не мора нужно да доведе до побољшања резултата.</w:t>
-      </w:r>
-    </w:p>
-    <w:p>
-      <w:pPr>
-        <w:rPr>
-          <w:lang/>
-        </w:rPr>
-      </w:pPr>
-    </w:p>
-    <w:p>
-      <w:pPr>
-        <w:pStyle w:val="Heading3"/>
-        <w:rPr>
-          <w:rFonts w:ascii="Times New Roman" w:hAnsi="Times New Roman" w:cs="Times New Roman"/>
-          <w:color w:val="auto"/>
-          <w:sz w:val="32"/>
-          <w:lang/>
-        </w:rPr>
-      </w:pPr>
-      <w:bookmarkStart w:id="16" w:name="_Toc238141441"/>
-      <w:r>
-        <w:rPr>
-          <w:rFonts w:ascii="Times New Roman" w:hAnsi="Times New Roman" w:cs="Times New Roman"/>
-          <w:color w:val="auto"/>
-          <w:sz w:val="32"/>
-          <w:lang/>
-        </w:rPr>
-        <w:t>3.1.</w:t>
-      </w:r>
-      <w:r>
-        <w:rPr>
-          <w:rFonts w:ascii="Times New Roman" w:hAnsi="Times New Roman" w:cs="Times New Roman"/>
-          <w:color w:val="auto"/>
-          <w:sz w:val="32"/>
-        </w:rPr>
-        <w:t>2</w:t>
-      </w:r>
-      <w:r>
-        <w:rPr>
-          <w:rFonts w:ascii="Times New Roman" w:hAnsi="Times New Roman" w:cs="Times New Roman"/>
-          <w:color w:val="auto"/>
-          <w:sz w:val="32"/>
-        </w:rPr>
-        <w:t xml:space="preserve">. </w:t>
-      </w:r>
-      <w:r>
-        <w:rPr>
-          <w:rFonts w:ascii="Times New Roman" w:hAnsi="Times New Roman" w:cs="Times New Roman"/>
-          <w:color w:val="auto"/>
-          <w:sz w:val="32"/>
-          <w:lang/>
-        </w:rPr>
-        <w:t>Евалуација</w:t>
-      </w:r>
-      <w:bookmarkEnd w:id="16"/>
-    </w:p>
-    <w:p>
-      <w:pPr>
-        <w:rPr>
-          <w:lang/>
-        </w:rPr>
-      </w:pPr>
-    </w:p>
-    <w:p>
-      <w:pPr>
-        <w:jc w:val="both"/>
-        <w:rPr>
-          <w:lang/>
-        </w:rPr>
-      </w:pPr>
-      <w:r>
-        <w:rPr>
-          <w:lang/>
-        </w:rPr>
-        <w:tab/>
-      </w:r>
-      <w:r>
-        <w:rPr>
-          <w:lang w:val="en-US"/>
-        </w:rPr>
-        <w:t xml:space="preserve">За евалуацију </w:t>
-      </w:r>
-      <w:r>
-        <w:rPr>
-          <w:i/>
-          <w:iCs/>
-          <w:lang w:val="en-US"/>
-        </w:rPr>
-        <w:t>baseline</w:t>
-      </w:r>
-      <w:r>
-        <w:rPr>
-          <w:lang w:val="en-US"/>
-        </w:rPr>
-        <w:t xml:space="preserve"> модела коришћена је </w:t>
-      </w:r>
-      <w:r>
-        <w:rPr>
-          <w:b/>
-          <w:bCs/>
-          <w:lang w:val="en-US"/>
-        </w:rPr>
-        <w:t>угнежђена стратификована унакрсна валидација (</w:t>
       </w:r>
       <w:r>
         <w:rPr>
@@ -7209,155 +8146,39 @@
           <w:bCs/>
           <w:i/>
           <w:iCs/>
-          <w:lang w:val="en-US"/>
-        </w:rPr>
-        <w:t>nested stratified cross-validation</w:t>
-      </w:r>
-      <w:r>
-        <w:rPr>
-          <w:b/>
-          <w:bCs/>
-          <w:lang w:val="en-US"/>
-        </w:rPr>
-        <w:t>)</w:t>
-      </w:r>
-      <w:r>
-        <w:rPr>
-          <w:lang w:val="en-US"/>
-        </w:rPr>
-        <w:t xml:space="preserve">. </w:t>
-      </w:r>
-      <w:proofErr w:type="gramStart"/>
-      <w:r>
-        <w:rPr>
-          <w:lang w:val="en-US"/>
-        </w:rPr>
-        <w:t>Спољашњи део валидације састојао се од 10 fold-ова, док су унутрашњи fold-ови коришћени за избор хиперпараметара.</w:t>
-      </w:r>
-      <w:proofErr w:type="gramEnd"/>
-      <w:r>
-        <w:rPr>
-          <w:lang w:val="en-US"/>
-        </w:rPr>
-        <w:t xml:space="preserve"> Овакав приступ омогућава одвајање процеса избора хиперпараметара од коначне процене модела и тиме смањује ризик од оптимистичке процене перформанси услед прилагођавања модела евалуационим подацима.</w:t>
-      </w:r>
-    </w:p>
-    <w:p>
-      <w:pPr>
-        <w:jc w:val="both"/>
-        <w:rPr>
-          <w:lang/>
-        </w:rPr>
-      </w:pPr>
-    </w:p>
-    <w:p>
-      <w:pPr>
-        <w:ind w:firstLine="720"/>
-        <w:jc w:val="both"/>
-        <w:rPr>
-          <w:lang w:val="en-US"/>
-        </w:rPr>
-      </w:pPr>
-      <w:r>
-        <w:rPr>
-          <w:lang w:val="en-US"/>
-        </w:rPr>
-        <w:t xml:space="preserve">За </w:t>
+          <w:color w:val="0F1115"/>
+          <w:szCs w:val="27"/>
+          <w:lang w:val="en-US"/>
+        </w:rPr>
+        <w:t>Logistic Regression (LR)</w:t>
       </w:r>
       <w:r>
         <w:rPr>
           <w:i/>
           <w:iCs/>
-          <w:lang w:val="en-US"/>
-        </w:rPr>
-        <w:t>Logistic Regression</w:t>
-      </w:r>
-      <w:r>
-        <w:rPr>
-          <w:lang w:val="en-US"/>
-        </w:rPr>
-        <w:t xml:space="preserve"> и </w:t>
+          <w:color w:val="0F1115"/>
+          <w:szCs w:val="27"/>
+          <w:lang w:val="sr-Cyrl-RS"/>
+        </w:rPr>
+        <w:t xml:space="preserve"> </w:t>
+      </w:r>
+      <w:r>
+        <w:rPr>
+          <w:color w:val="0F1115"/>
+          <w:szCs w:val="27"/>
+          <w:lang w:val="sr-Cyrl-RS"/>
+        </w:rPr>
+        <w:t>и</w:t>
       </w:r>
       <w:r>
         <w:rPr>
           <w:i/>
           <w:iCs/>
-          <w:lang w:val="en-US"/>
-        </w:rPr>
-        <w:t>Linear SVM</w:t>
-      </w:r>
-      <w:r>
-        <w:rPr>
-          <w:lang w:val="en-US"/>
-        </w:rPr>
-        <w:t xml:space="preserve"> разматране су вредности параметра </w:t>
-      </w:r>
-      <w:r>
-        <w:rPr>
-          <w:lang w:val="en-US"/>
-        </w:rPr>
-        <w:t>C</w:t>
-      </w:r>
-      <w:proofErr w:type="gramStart"/>
-      <w:r>
-        <w:rPr>
-          <w:rFonts w:ascii="Cambria Math" w:hAnsi="Cambria Math" w:cs="Cambria Math"/>
-        </w:rPr>
-        <w:t>∈</w:t>
-      </w:r>
-      <w:r>
-        <w:rPr>
-          <w:lang w:val="en-US"/>
-        </w:rPr>
-        <w:t>{</w:t>
-      </w:r>
-      <w:proofErr w:type="gramEnd"/>
-      <w:r>
-        <w:rPr>
-          <w:lang w:val="en-US"/>
-        </w:rPr>
-        <w:t>0.1,1.0,10.0}</w:t>
-      </w:r>
-      <w:r>
-        <w:rPr>
-          <w:lang w:val="en-US"/>
-        </w:rPr>
-        <w:t xml:space="preserve">, док су за </w:t>
-      </w:r>
-      <w:r>
-        <w:rPr>
-          <w:i/>
-          <w:iCs/>
-          <w:lang w:val="en-US"/>
-        </w:rPr>
-        <w:t>Multinomial Naive Bayes</w:t>
-      </w:r>
-      <w:r>
-        <w:rPr>
-          <w:lang w:val="en-US"/>
-        </w:rPr>
-        <w:t xml:space="preserve"> испитиване вредности </w:t>
-      </w:r>
-      <w:r>
-        <w:t>α</w:t>
-      </w:r>
-      <w:r>
-        <w:rPr>
-          <w:rFonts w:ascii="Cambria Math" w:hAnsi="Cambria Math" w:cs="Cambria Math"/>
-        </w:rPr>
-        <w:t>∈</w:t>
-      </w:r>
-      <w:r>
-        <w:rPr>
-          <w:rFonts w:ascii="Cambria Math" w:hAnsi="Cambria Math" w:cs="Cambria Math"/>
-        </w:rPr>
-        <w:t>{10.1,0.5,1.0}</w:t>
-      </w:r>
-      <w:r>
-        <w:rPr>
-          <w:lang w:val="en-US"/>
-        </w:rPr>
-        <w:t xml:space="preserve">. Приликом евалуације пријављени су </w:t>
+          <w:color w:val="0F1115"/>
+          <w:szCs w:val="27"/>
+          <w:lang w:val="en-US"/>
+        </w:rPr>
+        <w:t xml:space="preserve"> </w:t>
       </w:r>
       <w:r>
         <w:rPr>
@@ -7365,17 +8186,576 @@
           <w:bCs/>
           <w:i/>
           <w:iCs/>
-          <w:lang w:val="en-US"/>
-        </w:rPr>
-        <w:t>accuracy</w:t>
+          <w:color w:val="0F1115"/>
+          <w:szCs w:val="27"/>
+          <w:lang w:val="en-US"/>
+        </w:rPr>
+        <w:t>Linear Support Vector Machine (SVM)</w:t>
       </w:r>
       <w:r>
         <w:rPr>
           <w:i/>
           <w:iCs/>
+          <w:color w:val="0F1115"/>
+          <w:szCs w:val="27"/>
+          <w:lang w:val="sr-Cyrl-RS"/>
+        </w:rPr>
+        <w:t xml:space="preserve">. </w:t>
+      </w:r>
+      <w:r>
+        <w:rPr>
+          <w:color w:val="0F1115"/>
+          <w:szCs w:val="27"/>
+          <w:lang w:val="en-US"/>
+        </w:rPr>
+        <w:t xml:space="preserve">Сва три модела представљају стандардне приступе за класификацију текстуалних података и омогућавају успостављање релативно једноставне, али релевантне референтне тачке за касније поређење са </w:t>
+      </w:r>
+      <w:r>
+        <w:rPr>
+          <w:i/>
+          <w:iCs/>
+          <w:color w:val="0F1115"/>
+          <w:szCs w:val="27"/>
+          <w:lang w:val="en-US"/>
+        </w:rPr>
+        <w:t>Transformer</w:t>
+      </w:r>
+      <w:r>
+        <w:rPr>
+          <w:color w:val="0F1115"/>
+          <w:szCs w:val="27"/>
+          <w:lang w:val="en-US"/>
+        </w:rPr>
+        <w:t xml:space="preserve"> моделима. </w:t>
+      </w:r>
+      <w:r>
+        <w:rPr>
+          <w:i/>
+          <w:iCs/>
+          <w:color w:val="0F1115"/>
+          <w:szCs w:val="27"/>
+          <w:lang w:val="en-US"/>
+        </w:rPr>
+        <w:t>Logistic Regression</w:t>
+      </w:r>
+      <w:r>
+        <w:rPr>
+          <w:color w:val="0F1115"/>
+          <w:szCs w:val="27"/>
+          <w:lang w:val="en-US"/>
+        </w:rPr>
+        <w:t xml:space="preserve"> и </w:t>
+      </w:r>
+      <w:r>
+        <w:rPr>
+          <w:i/>
+          <w:iCs/>
+          <w:color w:val="0F1115"/>
+          <w:szCs w:val="27"/>
+          <w:lang w:val="en-US"/>
+        </w:rPr>
+        <w:t>Linear SVM</w:t>
+      </w:r>
+      <w:r>
+        <w:rPr>
+          <w:color w:val="0F1115"/>
+          <w:szCs w:val="27"/>
+          <w:lang w:val="en-US"/>
+        </w:rPr>
+        <w:t xml:space="preserve"> су погодни за рад са високодимензионалним и ретким текстуалним репрезентацијама, док </w:t>
+      </w:r>
+      <w:r>
+        <w:rPr>
+          <w:i/>
+          <w:iCs/>
+          <w:color w:val="0F1115"/>
+          <w:szCs w:val="27"/>
+          <w:lang w:val="en-US"/>
+        </w:rPr>
+        <w:t xml:space="preserve">Multinomial Naive Bayes </w:t>
+      </w:r>
+      <w:r>
+        <w:rPr>
+          <w:color w:val="0F1115"/>
+          <w:szCs w:val="27"/>
+          <w:lang w:val="en-US"/>
+        </w:rPr>
+        <w:t xml:space="preserve">експлицитно моделује расподелу термина по класама и често се користи као ефикасан </w:t>
+      </w:r>
+      <w:r>
+        <w:rPr>
+          <w:i/>
+          <w:iCs/>
+          <w:color w:val="0F1115"/>
+          <w:szCs w:val="27"/>
+          <w:lang w:val="en-US"/>
+        </w:rPr>
+        <w:t>baseline</w:t>
+      </w:r>
+      <w:r>
+        <w:rPr>
+          <w:color w:val="0F1115"/>
+          <w:szCs w:val="27"/>
+          <w:lang w:val="en-US"/>
+        </w:rPr>
+        <w:t xml:space="preserve"> у задацима текстуалне класификације.</w:t>
+      </w:r>
+    </w:p>
+    <w:p>
+      <w:pPr>
+        <w:pStyle w:val="Heading3"/>
+        <w:rPr>
+          <w:rFonts w:ascii="Times New Roman" w:hAnsi="Times New Roman" w:cs="Times New Roman"/>
+          <w:color w:val="auto"/>
+          <w:sz w:val="32"/>
+          <w:lang w:val="sr-Cyrl-RS"/>
+        </w:rPr>
+      </w:pPr>
+      <w:bookmarkStart w:id="119" w:name="_Toc238141440"/>
+      <w:r>
+        <w:rPr>
+          <w:rFonts w:ascii="Times New Roman" w:hAnsi="Times New Roman" w:cs="Times New Roman"/>
+          <w:color w:val="auto"/>
+          <w:sz w:val="32"/>
+          <w:lang w:val="sr-Cyrl-RS"/>
+        </w:rPr>
+        <w:t>3.1.</w:t>
+      </w:r>
+      <w:r>
+        <w:rPr>
+          <w:rFonts w:ascii="Times New Roman" w:hAnsi="Times New Roman" w:cs="Times New Roman"/>
+          <w:color w:val="auto"/>
+          <w:sz w:val="32"/>
+        </w:rPr>
+        <w:t>1. Пр</w:t>
+      </w:r>
+      <w:r>
+        <w:rPr>
+          <w:rFonts w:ascii="Times New Roman" w:hAnsi="Times New Roman" w:cs="Times New Roman"/>
+          <w:color w:val="auto"/>
+          <w:sz w:val="32"/>
+          <w:lang w:val="sr-Cyrl-RS"/>
+        </w:rPr>
+        <w:t>етпроцесирање и репрезентација текста</w:t>
+      </w:r>
+      <w:bookmarkEnd w:id="119"/>
+    </w:p>
+    <w:p>
+      <w:pPr>
+        <w:rPr>
+          <w:lang w:val="sr-Cyrl-RS"/>
+        </w:rPr>
+      </w:pPr>
+    </w:p>
+    <w:p>
+      <w:pPr>
+        <w:ind w:firstLine="720"/>
+        <w:jc w:val="both"/>
+        <w:rPr>
+          <w:lang w:val="sr-Cyrl-RS"/>
+        </w:rPr>
+      </w:pPr>
+      <w:r>
+        <w:rPr>
+          <w:lang w:val="en-US"/>
+        </w:rPr>
+        <w:t xml:space="preserve">За разлику од једног унапред дефинисаног </w:t>
+      </w:r>
+      <w:r>
+        <w:rPr>
+          <w:i/>
+          <w:iCs/>
+          <w:lang w:val="en-US"/>
+        </w:rPr>
+        <w:t>baseline</w:t>
+      </w:r>
+      <w:r>
+        <w:rPr>
+          <w:lang w:val="en-US"/>
+        </w:rPr>
+        <w:t xml:space="preserve"> модела, у експериментима је испитан и утицај различитих начина представљања и претпроцесирања текста. Разматране су три врсте пондерисања термина: </w:t>
+      </w:r>
+      <w:r>
+        <w:rPr>
+          <w:b/>
+          <w:bCs/>
+          <w:lang w:val="en-US"/>
+        </w:rPr>
+        <w:t>TF</w:t>
+      </w:r>
+      <w:r>
+        <w:rPr>
           <w:lang w:val="en-US"/>
         </w:rPr>
         <w:t xml:space="preserve">, </w:t>
+      </w:r>
+      <w:r>
+        <w:rPr>
+          <w:b/>
+          <w:bCs/>
+          <w:lang w:val="en-US"/>
+        </w:rPr>
+        <w:t>IDF</w:t>
+      </w:r>
+      <w:r>
+        <w:rPr>
+          <w:lang w:val="en-US"/>
+        </w:rPr>
+        <w:t xml:space="preserve"> и </w:t>
+      </w:r>
+      <w:r>
+        <w:rPr>
+          <w:b/>
+          <w:bCs/>
+          <w:lang w:val="en-US"/>
+        </w:rPr>
+        <w:t>TF-IDF</w:t>
+      </w:r>
+      <w:r>
+        <w:rPr>
+          <w:lang w:val="en-US"/>
+        </w:rPr>
+        <w:t>. На тај начин је омогућено да се утврди да ли је TF-IDF, који се често користи као стандардна репрезентација у текстуалној класификацији, заиста најпогоднији избор за посматрани скуп података.</w:t>
+      </w:r>
+    </w:p>
+    <w:p>
+      <w:pPr>
+        <w:ind w:firstLine="720"/>
+        <w:jc w:val="both"/>
+        <w:rPr>
+          <w:lang w:val="sr-Cyrl-RS"/>
+        </w:rPr>
+      </w:pPr>
+    </w:p>
+    <w:p>
+      <w:pPr>
+        <w:ind w:firstLine="720"/>
+        <w:jc w:val="both"/>
+        <w:rPr>
+          <w:lang w:val="sr-Cyrl-RS"/>
+        </w:rPr>
+      </w:pPr>
+      <w:r>
+        <w:rPr>
+          <w:lang w:val="en-US"/>
+        </w:rPr>
+        <w:t xml:space="preserve">Поред пондерисања, испитиван је и утицај </w:t>
+      </w:r>
+      <w:r>
+        <w:rPr>
+          <w:b/>
+          <w:bCs/>
+          <w:lang w:val="en-US"/>
+        </w:rPr>
+        <w:t>lowercasing-а</w:t>
+      </w:r>
+      <w:r>
+        <w:rPr>
+          <w:lang w:val="en-US"/>
+        </w:rPr>
+        <w:t>, као и нормализације токена. За нормализацију су разматране три варијанте: без нормализације (</w:t>
+      </w:r>
+      <w:r>
+        <w:rPr>
+          <w:i/>
+          <w:iCs/>
+          <w:lang w:val="en-US"/>
+        </w:rPr>
+        <w:t>none</w:t>
+      </w:r>
+      <w:r>
+        <w:rPr>
+          <w:lang w:val="en-US"/>
+        </w:rPr>
+        <w:t xml:space="preserve">), </w:t>
+      </w:r>
+      <w:r>
+        <w:rPr>
+          <w:i/>
+          <w:iCs/>
+          <w:lang w:val="en-US"/>
+        </w:rPr>
+        <w:t>stemming</w:t>
+      </w:r>
+      <w:r>
+        <w:rPr>
+          <w:lang w:val="en-US"/>
+        </w:rPr>
+        <w:t xml:space="preserve"> (</w:t>
+      </w:r>
+      <w:r>
+        <w:rPr>
+          <w:i/>
+          <w:iCs/>
+          <w:lang w:val="en-US"/>
+        </w:rPr>
+        <w:t>stem</w:t>
+      </w:r>
+      <w:r>
+        <w:rPr>
+          <w:lang w:val="en-US"/>
+        </w:rPr>
+        <w:t xml:space="preserve">) и </w:t>
+      </w:r>
+      <w:r>
+        <w:rPr>
+          <w:i/>
+          <w:iCs/>
+          <w:lang w:val="en-US"/>
+        </w:rPr>
+        <w:t>lemmatization</w:t>
+      </w:r>
+      <w:r>
+        <w:rPr>
+          <w:lang w:val="en-US"/>
+        </w:rPr>
+        <w:t xml:space="preserve"> (</w:t>
+      </w:r>
+      <w:r>
+        <w:rPr>
+          <w:i/>
+          <w:iCs/>
+          <w:lang w:val="en-US"/>
+        </w:rPr>
+        <w:t>lemma</w:t>
+      </w:r>
+      <w:r>
+        <w:rPr>
+          <w:lang w:val="en-US"/>
+        </w:rPr>
+        <w:t xml:space="preserve">). Комбиновањем ових фактора добијено је укупно 54 конфигурације, односно </w:t>
+      </w:r>
+      <w:r>
+        <w:rPr>
+          <w:lang w:val="sr-Cyrl-RS"/>
+        </w:rPr>
+        <w:t>3</w:t>
+      </w:r>
+      <w:r>
+        <w:rPr>
+          <w:lang w:val="en-US"/>
+        </w:rPr>
+        <w:t>*3*2*3</w:t>
+      </w:r>
+      <w:r>
+        <w:rPr>
+          <w:lang w:val="en-US"/>
+        </w:rPr>
+        <w:t xml:space="preserve">. На овај начин експеримент није усмерен само на избор </w:t>
+      </w:r>
+      <w:r>
+        <w:rPr>
+          <w:lang w:val="en-US"/>
+        </w:rPr>
+        <w:lastRenderedPageBreak/>
+        <w:t>најбољег класификатора, већ и на утврђивање утицаја различитих начина припреме текстуалних података.</w:t>
+      </w:r>
+    </w:p>
+    <w:p>
+      <w:pPr>
+        <w:ind w:firstLine="720"/>
+        <w:jc w:val="both"/>
+        <w:rPr>
+          <w:lang w:val="sr-Cyrl-RS"/>
+        </w:rPr>
+      </w:pPr>
+    </w:p>
+    <w:p>
+      <w:pPr>
+        <w:ind w:firstLine="720"/>
+        <w:jc w:val="both"/>
+        <w:rPr>
+          <w:lang w:val="sr-Cyrl-RS"/>
+        </w:rPr>
+      </w:pPr>
+      <w:r>
+        <w:rPr>
+          <w:lang w:val="en-US"/>
+        </w:rPr>
+        <w:t xml:space="preserve">Резултати показују да је </w:t>
+      </w:r>
+      <w:r>
+        <w:rPr>
+          <w:b/>
+          <w:bCs/>
+          <w:lang w:val="en-US"/>
+        </w:rPr>
+        <w:t>stemming</w:t>
+      </w:r>
+      <w:r>
+        <w:rPr>
+          <w:lang w:val="en-US"/>
+        </w:rPr>
+        <w:t xml:space="preserve"> имао најбољи просечан резултат међу разматраним стратегијама нормализације. Просечан macro-F1 за stem износио је 0,5379, док су lemma и none остварили 0,5125 и 0,5004. Овај резултат указује да свођење сродних облика речи на заједничку основу може бити корисно за кратке коментаре на српском, односно BCMS језичком простору. Додатно, </w:t>
+      </w:r>
+      <w:r>
+        <w:rPr>
+          <w:i/>
+          <w:iCs/>
+          <w:lang w:val="en-US"/>
+        </w:rPr>
+        <w:t>lowercasing</w:t>
+      </w:r>
+      <w:r>
+        <w:rPr>
+          <w:lang w:val="en-US"/>
+        </w:rPr>
+        <w:t xml:space="preserve"> је у просеку такође имао позитиван ефекат: конфигурације са укљученим </w:t>
+      </w:r>
+      <w:r>
+        <w:rPr>
+          <w:i/>
+          <w:iCs/>
+          <w:lang w:val="en-US"/>
+        </w:rPr>
+        <w:t>lowercasing</w:t>
+      </w:r>
+      <w:r>
+        <w:rPr>
+          <w:lang w:val="en-US"/>
+        </w:rPr>
+        <w:t>-ом оствариле су просечан macro-F1 од 0,5210, у поређењу са 0,5129 код конфигурација без њега.</w:t>
+      </w:r>
+    </w:p>
+    <w:p>
+      <w:pPr>
+        <w:ind w:firstLine="720"/>
+        <w:jc w:val="both"/>
+        <w:rPr>
+          <w:lang w:val="sr-Cyrl-RS"/>
+        </w:rPr>
+      </w:pPr>
+    </w:p>
+    <w:p>
+      <w:pPr>
+        <w:ind w:firstLine="720"/>
+        <w:jc w:val="both"/>
+        <w:rPr>
+          <w:lang w:val="en-US"/>
+        </w:rPr>
+      </w:pPr>
+      <w:r>
+        <w:rPr>
+          <w:lang w:val="en-US"/>
+        </w:rPr>
+        <w:t xml:space="preserve">Занимљив резултат добијен је код пондерисања термина. Најбољи просечан резултат остварен је употребом </w:t>
+      </w:r>
+      <w:r>
+        <w:rPr>
+          <w:b/>
+          <w:bCs/>
+          <w:lang w:val="en-US"/>
+        </w:rPr>
+        <w:t>TF</w:t>
+      </w:r>
+      <w:r>
+        <w:rPr>
+          <w:lang w:val="en-US"/>
+        </w:rPr>
+        <w:t xml:space="preserve"> репрезентације (0,5217), затим IDF (0,5158), док је TF-IDF имао најнижи просечан macro-F1 од 0,5132. Ово показује да TF-IDF није нужно оптималан избор за сваки задатак текстуалне класификације. Код кратких коментара, сама учесталост термина може садржати корисну информацију о ставу, док додатно потискивање често присутних речи кроз IDF пондерисање не мора нужно да доведе до побољшања резултата.</w:t>
+      </w:r>
+    </w:p>
+    <w:p>
+      <w:pPr>
+        <w:rPr>
+          <w:lang w:val="sr-Cyrl-RS"/>
+        </w:rPr>
+      </w:pPr>
+    </w:p>
+    <w:p>
+      <w:pPr>
+        <w:pStyle w:val="Heading3"/>
+        <w:rPr>
+          <w:rFonts w:ascii="Times New Roman" w:hAnsi="Times New Roman" w:cs="Times New Roman"/>
+          <w:color w:val="auto"/>
+          <w:sz w:val="32"/>
+          <w:lang w:val="sr-Cyrl-RS"/>
+        </w:rPr>
+      </w:pPr>
+      <w:bookmarkStart w:id="120" w:name="_Toc238141441"/>
+      <w:r>
+        <w:rPr>
+          <w:rFonts w:ascii="Times New Roman" w:hAnsi="Times New Roman" w:cs="Times New Roman"/>
+          <w:color w:val="auto"/>
+          <w:sz w:val="32"/>
+          <w:lang w:val="sr-Cyrl-RS"/>
+        </w:rPr>
+        <w:t>3.1.</w:t>
+      </w:r>
+      <w:r>
+        <w:rPr>
+          <w:rFonts w:ascii="Times New Roman" w:hAnsi="Times New Roman" w:cs="Times New Roman"/>
+          <w:color w:val="auto"/>
+          <w:sz w:val="32"/>
+        </w:rPr>
+        <w:t>2</w:t>
+      </w:r>
+      <w:r>
+        <w:rPr>
+          <w:rFonts w:ascii="Times New Roman" w:hAnsi="Times New Roman" w:cs="Times New Roman"/>
+          <w:color w:val="auto"/>
+          <w:sz w:val="32"/>
+        </w:rPr>
+        <w:t xml:space="preserve">. </w:t>
+      </w:r>
+      <w:r>
+        <w:rPr>
+          <w:rFonts w:ascii="Times New Roman" w:hAnsi="Times New Roman" w:cs="Times New Roman"/>
+          <w:color w:val="auto"/>
+          <w:sz w:val="32"/>
+          <w:lang w:val="sr-Cyrl-RS"/>
+        </w:rPr>
+        <w:t>Евалуација</w:t>
+      </w:r>
+      <w:bookmarkEnd w:id="120"/>
+    </w:p>
+    <w:p>
+      <w:pPr>
+        <w:rPr>
+          <w:lang w:val="sr-Cyrl-RS"/>
+        </w:rPr>
+      </w:pPr>
+    </w:p>
+    <w:p>
+      <w:pPr>
+        <w:jc w:val="both"/>
+        <w:rPr>
+          <w:lang w:val="sr-Cyrl-RS"/>
+        </w:rPr>
+      </w:pPr>
+      <w:r>
+        <w:rPr>
+          <w:lang w:val="sr-Cyrl-RS"/>
+        </w:rPr>
+        <w:tab/>
+      </w:r>
+      <w:r>
+        <w:rPr>
+          <w:lang w:val="en-US"/>
+        </w:rPr>
+        <w:t xml:space="preserve">За евалуацију </w:t>
+      </w:r>
+      <w:r>
+        <w:rPr>
+          <w:i/>
+          <w:iCs/>
+          <w:lang w:val="en-US"/>
+        </w:rPr>
+        <w:t>baseline</w:t>
+      </w:r>
+      <w:r>
+        <w:rPr>
+          <w:lang w:val="en-US"/>
+        </w:rPr>
+        <w:t xml:space="preserve"> модела коришћена је </w:t>
+      </w:r>
+      <w:r>
+        <w:rPr>
+          <w:b/>
+          <w:bCs/>
+          <w:lang w:val="en-US"/>
+        </w:rPr>
+        <w:t>угнежђена стратификована унакрсна валидација (</w:t>
       </w:r>
       <w:r>
         <w:rPr>
@@ -7385,7 +8765,44 @@
           <w:iCs/>
           <w:lang w:val="en-US"/>
         </w:rPr>
-        <w:t>macro-F1</w:t>
+        <w:t>nested stratified cross-validation</w:t>
+      </w:r>
+      <w:r>
+        <w:rPr>
+          <w:b/>
+          <w:bCs/>
+          <w:lang w:val="en-US"/>
+        </w:rPr>
+        <w:t>)</w:t>
+      </w:r>
+      <w:r>
+        <w:rPr>
+          <w:lang w:val="en-US"/>
+        </w:rPr>
+        <w:t>. Спољашњи део валидације састојао се од 10 fold-ова, док су унутрашњи fold-ови коришћени за избор хиперпараметара. Овакав приступ омогућава одвајање процеса избора хиперпараметара од коначне процене модела и тиме смањује ризик од оптимистичке процене перформанси услед прилагођавања модела евалуационим подацима.</w:t>
+      </w:r>
+    </w:p>
+    <w:p>
+      <w:pPr>
+        <w:jc w:val="both"/>
+        <w:rPr>
+          <w:lang w:val="sr-Cyrl-RS"/>
+        </w:rPr>
+      </w:pPr>
+    </w:p>
+    <w:p>
+      <w:pPr>
+        <w:ind w:firstLine="720"/>
+        <w:jc w:val="both"/>
+        <w:rPr>
+          <w:lang w:val="en-US"/>
+        </w:rPr>
+      </w:pPr>
+      <w:r>
+        <w:rPr>
+          <w:lang w:val="en-US"/>
+        </w:rPr>
+        <w:t xml:space="preserve">За </w:t>
       </w:r>
       <w:r>
         <w:rPr>
@@ -7393,7 +8810,86 @@
           <w:iCs/>
           <w:lang w:val="en-US"/>
         </w:rPr>
-        <w:t xml:space="preserve">, </w:t>
+        <w:t>Logistic Regression</w:t>
+      </w:r>
+      <w:r>
+        <w:rPr>
+          <w:lang w:val="en-US"/>
+        </w:rPr>
+        <w:t xml:space="preserve"> и </w:t>
+      </w:r>
+      <w:r>
+        <w:rPr>
+          <w:i/>
+          <w:iCs/>
+          <w:lang w:val="en-US"/>
+        </w:rPr>
+        <w:t>Linear SVM</w:t>
+      </w:r>
+      <w:r>
+        <w:rPr>
+          <w:lang w:val="en-US"/>
+        </w:rPr>
+        <w:t xml:space="preserve"> разматране су вредности параметра </w:t>
+      </w:r>
+      <w:r>
+        <w:rPr>
+          <w:lang w:val="en-US"/>
+        </w:rPr>
+        <w:t>C</w:t>
+      </w:r>
+      <w:r>
+        <w:rPr>
+          <w:rFonts w:ascii="Cambria Math" w:hAnsi="Cambria Math" w:cs="Cambria Math"/>
+        </w:rPr>
+        <w:t>∈</w:t>
+      </w:r>
+      <w:r>
+        <w:rPr>
+          <w:lang w:val="en-US"/>
+        </w:rPr>
+        <w:t>{0.1,1.0,10.0}</w:t>
+      </w:r>
+      <w:r>
+        <w:rPr>
+          <w:lang w:val="en-US"/>
+        </w:rPr>
+        <w:t xml:space="preserve">, док су за </w:t>
+      </w:r>
+      <w:r>
+        <w:rPr>
+          <w:i/>
+          <w:iCs/>
+          <w:lang w:val="en-US"/>
+        </w:rPr>
+        <w:t>Multinomial Naive Bayes</w:t>
+      </w:r>
+      <w:r>
+        <w:rPr>
+          <w:lang w:val="en-US"/>
+        </w:rPr>
+        <w:t xml:space="preserve"> испитиване вредности </w:t>
+      </w:r>
+      <w:r>
+        <w:t>α</w:t>
+      </w:r>
+      <w:r>
+        <w:rPr>
+          <w:rFonts w:ascii="Cambria Math" w:hAnsi="Cambria Math" w:cs="Cambria Math"/>
+        </w:rPr>
+        <w:t>∈</w:t>
+      </w:r>
+      <w:r>
+        <w:rPr>
+          <w:rFonts w:ascii="Cambria Math" w:hAnsi="Cambria Math" w:cs="Cambria Math"/>
+        </w:rPr>
+        <w:t>{10.1,0.5,1.0}</w:t>
+      </w:r>
+      <w:r>
+        <w:rPr>
+          <w:lang w:val="en-US"/>
+        </w:rPr>
+        <w:t xml:space="preserve">. Приликом евалуације пријављени су </w:t>
       </w:r>
       <w:r>
         <w:rPr>
@@ -7403,6 +8899,42 @@
           <w:iCs/>
           <w:lang w:val="en-US"/>
         </w:rPr>
+        <w:t>accuracy</w:t>
+      </w:r>
+      <w:r>
+        <w:rPr>
+          <w:i/>
+          <w:iCs/>
+          <w:lang w:val="en-US"/>
+        </w:rPr>
+        <w:t xml:space="preserve">, </w:t>
+      </w:r>
+      <w:r>
+        <w:rPr>
+          <w:b/>
+          <w:bCs/>
+          <w:i/>
+          <w:iCs/>
+          <w:lang w:val="en-US"/>
+        </w:rPr>
+        <w:t>macro-F1</w:t>
+      </w:r>
+      <w:r>
+        <w:rPr>
+          <w:i/>
+          <w:iCs/>
+          <w:lang w:val="en-US"/>
+        </w:rPr>
+        <w:t xml:space="preserve">, </w:t>
+      </w:r>
+      <w:r>
+        <w:rPr>
+          <w:b/>
+          <w:bCs/>
+          <w:i/>
+          <w:iCs/>
+          <w:lang w:val="en-US"/>
+        </w:rPr>
         <w:t>weighted-F1</w:t>
       </w:r>
       <w:r>
@@ -7424,7 +8956,7 @@
     <w:p>
       <w:pPr>
         <w:rPr>
-          <w:lang/>
+          <w:lang w:val="sr-Cyrl-RS"/>
         </w:rPr>
       </w:pPr>
     </w:p>
@@ -7435,16 +8967,16 @@
           <w:rFonts w:ascii="Times New Roman" w:hAnsi="Times New Roman" w:cs="Times New Roman"/>
           <w:color w:val="auto"/>
           <w:sz w:val="32"/>
-          <w:lang/>
-        </w:rPr>
-      </w:pPr>
-      <w:bookmarkStart w:id="17" w:name="_Toc238141442"/>
+          <w:lang w:val="sr-Cyrl-RS"/>
+        </w:rPr>
+      </w:pPr>
+      <w:bookmarkStart w:id="121" w:name="_Toc238141442"/>
       <w:r>
         <w:rPr>
           <w:rFonts w:ascii="Times New Roman" w:hAnsi="Times New Roman" w:cs="Times New Roman"/>
           <w:color w:val="auto"/>
           <w:sz w:val="32"/>
-          <w:lang/>
+          <w:lang w:val="sr-Cyrl-RS"/>
         </w:rPr>
         <w:t>3.1.</w:t>
       </w:r>
@@ -7469,16 +9001,16 @@
           <w:rFonts w:ascii="Times New Roman" w:hAnsi="Times New Roman" w:cs="Times New Roman"/>
           <w:color w:val="auto"/>
           <w:sz w:val="32"/>
-          <w:lang/>
+          <w:lang w:val="sr-Cyrl-RS"/>
         </w:rPr>
         <w:t>Резултати</w:t>
       </w:r>
-      <w:bookmarkEnd w:id="17"/>
-    </w:p>
-    <w:p>
-      <w:pPr>
-        <w:rPr>
-          <w:lang/>
+      <w:bookmarkEnd w:id="121"/>
+    </w:p>
+    <w:p>
+      <w:pPr>
+        <w:rPr>
+          <w:lang w:val="sr-Cyrl-RS"/>
         </w:rPr>
       </w:pPr>
     </w:p>
@@ -7487,7 +9019,7 @@
         <w:ind w:firstLine="720"/>
         <w:jc w:val="both"/>
         <w:rPr>
-          <w:lang w:val="en-US"/>
+          <w:lang w:val="sr-Cyrl-RS"/>
         </w:rPr>
       </w:pPr>
       <w:r>
@@ -7532,7 +9064,7 @@
       </w:r>
       <w:r>
         <w:rPr>
-          <w:lang/>
+          <w:lang w:val="sr-Cyrl-RS"/>
         </w:rPr>
         <w:t xml:space="preserve">уз вредност </w:t>
       </w:r>
@@ -7564,7 +9096,7 @@
       </w:r>
       <w:r>
         <w:rPr>
-          <w:lang/>
+          <w:lang w:val="sr-Cyrl-RS"/>
         </w:rPr>
         <w:t xml:space="preserve"> Резултати су приказани у Табели 3.1.</w:t>
       </w:r>
@@ -7580,20 +9112,38 @@
     </w:p>
     <w:p>
       <w:pPr>
+        <w:ind w:firstLine="720"/>
+        <w:jc w:val="both"/>
+        <w:rPr>
+          <w:lang w:val="en-US"/>
+        </w:rPr>
+      </w:pPr>
+    </w:p>
+    <w:p>
+      <w:pPr>
+        <w:ind w:firstLine="720"/>
+        <w:jc w:val="both"/>
+        <w:rPr>
+          <w:lang w:val="en-US"/>
+        </w:rPr>
+      </w:pPr>
+    </w:p>
+    <w:p>
+      <w:pPr>
         <w:jc w:val="center"/>
         <w:rPr>
-          <w:lang/>
-        </w:rPr>
-      </w:pPr>
-      <w:r>
-        <w:rPr>
-          <w:lang/>
+          <w:lang w:val="sr-Cyrl-RS"/>
+        </w:rPr>
+      </w:pPr>
+      <w:r>
+        <w:rPr>
+          <w:lang w:val="sr-Cyrl-RS"/>
         </w:rPr>
         <w:t xml:space="preserve">Табела 3.1 </w:t>
       </w:r>
       <w:r>
         <w:rPr>
-          <w:lang/>
+          <w:lang w:val="sr-Cyrl-RS"/>
         </w:rPr>
         <w:t xml:space="preserve">Резултати најбоље </w:t>
       </w:r>
@@ -7613,7 +9163,7 @@
       </w:r>
       <w:r>
         <w:rPr>
-          <w:lang/>
+          <w:lang w:val="sr-Cyrl-RS"/>
         </w:rPr>
         <w:t>конфигурације по класи</w:t>
       </w:r>
@@ -7629,7 +9179,7 @@
           <w:bottom w:w="15" w:type="dxa"/>
           <w:right w:w="15" w:type="dxa"/>
         </w:tblCellMar>
-        <w:tblLook w:val="04A0"/>
+        <w:tblLook w:val="04A0" w:firstRow="1" w:lastRow="0" w:firstColumn="1" w:lastColumn="0" w:noHBand="0" w:noVBand="1"/>
       </w:tblPr>
       <w:tblGrid>
         <w:gridCol w:w="2489"/>
@@ -7988,7 +9538,7 @@
         <w:ind w:firstLine="720"/>
         <w:jc w:val="both"/>
         <w:rPr>
-          <w:lang/>
+          <w:lang w:val="sr-Cyrl-RS"/>
         </w:rPr>
       </w:pPr>
     </w:p>
@@ -8038,10 +9588,9 @@
       <w:r>
         <w:rPr>
           <w:noProof/>
-          <w:lang w:val="en-US"/>
         </w:rPr>
         <w:drawing>
-          <wp:inline distT="0" distB="0" distL="0" distR="0">
+          <wp:inline distT="0" distB="0" distL="0" distR="0" wp14:anchorId="1313D8FD" wp14:editId="3480008E">
             <wp:extent cx="5943600" cy="3328035"/>
             <wp:effectExtent l="0" t="0" r="0" b="0"/>
             <wp:docPr id="898205917" name="Picture 1"/>
@@ -8058,10 +9607,10 @@
                     </pic:cNvPicPr>
                   </pic:nvPicPr>
                   <pic:blipFill>
-                    <a:blip r:embed="rId15" cstate="print">
+                    <a:blip r:embed="rId19" cstate="print">
                       <a:extLst>
                         <a:ext uri="{28A0092B-C50C-407E-A947-70E740481C1C}">
-                          <a14:useLocalDpi xmlns:a14="http://schemas.microsoft.com/office/drawing/2010/main" xmlns:wps="http://schemas.microsoft.com/office/word/2010/wordprocessingShape" xmlns:wpi="http://schemas.microsoft.com/office/word/2010/wordprocessingInk" xmlns:wpg="http://schemas.microsoft.com/office/word/2010/wordprocessingGroup" xmlns:w16se="http://schemas.microsoft.com/office/word/2015/wordml/symex" xmlns:w16sdtfl="http://schemas.microsoft.com/office/word/2024/wordml/sdtformatlock" xmlns:w16sdtdh="http://schemas.microsoft.com/office/word/2020/wordml/sdtdatahash" xmlns:w16du="http://schemas.microsoft.com/office/word/2023/wordml/word16du" xmlns:w16="http://schemas.microsoft.com/office/word/2018/wordml" xmlns:w16cid="http://schemas.microsoft.com/office/word/2016/wordml/cid" xmlns:w16cex="http://schemas.microsoft.com/office/word/2018/wordml/cex" xmlns:w16cei="http://schemas.microsoft.com/office/word/2026/wordml/cei" xmlns:w15="http://schemas.microsoft.com/office/word/2012/wordml" xmlns:w14="http://schemas.microsoft.com/office/word/2010/wordml" xmlns:w="http://schemas.openxmlformats.org/wordprocessingml/2006/main" xmlns:w10="urn:schemas-microsoft-com:office:word" xmlns:wp14="http://schemas.microsoft.com/office/word/2010/wordprocessingDrawing" xmlns:v="urn:schemas-microsoft-com:vml" xmlns:oel="http://schemas.microsoft.com/office/2019/extlst" xmlns:o="urn:schemas-microsoft-com:office:office" xmlns:am3d="http://schemas.microsoft.com/office/drawing/2017/model3d" xmlns:aink="http://schemas.microsoft.com/office/drawing/2016/ink" xmlns:mc="http://schemas.openxmlformats.org/markup-compatibility/2006" xmlns:cx8="http://schemas.microsoft.com/office/drawing/2016/5/14/chartex" xmlns:cx7="http://schemas.microsoft.com/office/drawing/2016/5/13/chartex" xmlns:cx6="http://schemas.microsoft.com/office/drawing/2016/5/12/chartex" xmlns:cx5="http://schemas.microsoft.com/office/drawing/2016/5/11/chartex" xmlns:cx4="http://schemas.microsoft.com/office/drawing/2016/5/10/chartex" xmlns:cx3="http://schemas.microsoft.com/office/drawing/2016/5/9/chartex" xmlns:cx2="http://schemas.microsoft.com/office/drawing/2015/10/21/chartex" xmlns:cx1="http://schemas.microsoft.com/office/drawing/2015/9/8/chartex" xmlns:cx="http://schemas.microsoft.com/office/drawing/2014/chartex" xmlns:wpc="http://schemas.microsoft.com/office/word/2010/wordprocessingCanvas" xmlns="" val="0"/>
+                          <a14:useLocalDpi xmlns:a14="http://schemas.microsoft.com/office/drawing/2010/main" val="0"/>
                         </a:ext>
                       </a:extLst>
                     </a:blip>
@@ -8096,18 +9645,18 @@
         <w:rPr>
           <w:b/>
           <w:bCs/>
-          <w:lang/>
-        </w:rPr>
-      </w:pPr>
-      <w:r>
-        <w:rPr>
-          <w:lang/>
+          <w:lang w:val="sr-Cyrl-RS"/>
+        </w:rPr>
+      </w:pPr>
+      <w:r>
+        <w:rPr>
+          <w:lang w:val="sr-Cyrl-RS"/>
         </w:rPr>
         <w:t>Слика</w:t>
       </w:r>
       <w:r>
         <w:rPr>
-          <w:lang/>
+          <w:lang w:val="sr-Cyrl-RS"/>
         </w:rPr>
         <w:t xml:space="preserve"> 3.1 Макро-</w:t>
       </w:r>
@@ -8119,7 +9668,7 @@
       </w:r>
       <w:r>
         <w:rPr>
-          <w:lang/>
+          <w:lang w:val="sr-Cyrl-RS"/>
         </w:rPr>
         <w:t>за 15 најбољих конфигурација</w:t>
       </w:r>
@@ -8128,7 +9677,7 @@
       <w:pPr>
         <w:jc w:val="both"/>
         <w:rPr>
-          <w:lang/>
+          <w:lang w:val="sr-Cyrl-RS"/>
         </w:rPr>
       </w:pPr>
     </w:p>
@@ -8137,7 +9686,7 @@
         <w:ind w:firstLine="720"/>
         <w:jc w:val="both"/>
         <w:rPr>
-          <w:lang/>
+          <w:lang w:val="sr-Cyrl-RS"/>
         </w:rPr>
       </w:pPr>
       <w:r>
@@ -8159,7 +9708,7 @@
         <w:ind w:firstLine="720"/>
         <w:jc w:val="both"/>
         <w:rPr>
-          <w:lang/>
+          <w:lang w:val="sr-Cyrl-RS"/>
         </w:rPr>
       </w:pPr>
     </w:p>
@@ -8195,7 +9744,7 @@
     <w:p>
       <w:pPr>
         <w:rPr>
-          <w:lang/>
+          <w:lang w:val="sr-Cyrl-RS"/>
         </w:rPr>
       </w:pPr>
     </w:p>
@@ -8204,16 +9753,15 @@
         <w:jc w:val="center"/>
         <w:rPr>
           <w:sz w:val="32"/>
-          <w:lang/>
+          <w:lang w:val="sr-Cyrl-RS"/>
         </w:rPr>
       </w:pPr>
       <w:r>
         <w:rPr>
           <w:noProof/>
-          <w:lang w:val="en-US"/>
         </w:rPr>
         <w:drawing>
-          <wp:inline distT="0" distB="0" distL="0" distR="0">
+          <wp:inline distT="0" distB="0" distL="0" distR="0" wp14:anchorId="716FCC4C" wp14:editId="4C34F937">
             <wp:extent cx="4663440" cy="3054155"/>
             <wp:effectExtent l="0" t="0" r="0" b="0"/>
             <wp:docPr id="1464375562" name="Picture 2"/>
@@ -8230,10 +9778,10 @@
                     </pic:cNvPicPr>
                   </pic:nvPicPr>
                   <pic:blipFill>
-                    <a:blip r:embed="rId16" cstate="print">
+                    <a:blip r:embed="rId20">
                       <a:extLst>
                         <a:ext uri="{28A0092B-C50C-407E-A947-70E740481C1C}">
-                          <a14:useLocalDpi xmlns:a14="http://schemas.microsoft.com/office/drawing/2010/main" xmlns:wps="http://schemas.microsoft.com/office/word/2010/wordprocessingShape" xmlns:wpi="http://schemas.microsoft.com/office/word/2010/wordprocessingInk" xmlns:wpg="http://schemas.microsoft.com/office/word/2010/wordprocessingGroup" xmlns:w16se="http://schemas.microsoft.com/office/word/2015/wordml/symex" xmlns:w16sdtfl="http://schemas.microsoft.com/office/word/2024/wordml/sdtformatlock" xmlns:w16sdtdh="http://schemas.microsoft.com/office/word/2020/wordml/sdtdatahash" xmlns:w16du="http://schemas.microsoft.com/office/word/2023/wordml/word16du" xmlns:w16="http://schemas.microsoft.com/office/word/2018/wordml" xmlns:w16cid="http://schemas.microsoft.com/office/word/2016/wordml/cid" xmlns:w16cex="http://schemas.microsoft.com/office/word/2018/wordml/cex" xmlns:w16cei="http://schemas.microsoft.com/office/word/2026/wordml/cei" xmlns:w15="http://schemas.microsoft.com/office/word/2012/wordml" xmlns:w14="http://schemas.microsoft.com/office/word/2010/wordml" xmlns:w="http://schemas.openxmlformats.org/wordprocessingml/2006/main" xmlns:w10="urn:schemas-microsoft-com:office:word" xmlns:wp14="http://schemas.microsoft.com/office/word/2010/wordprocessingDrawing" xmlns:v="urn:schemas-microsoft-com:vml" xmlns:oel="http://schemas.microsoft.com/office/2019/extlst" xmlns:o="urn:schemas-microsoft-com:office:office" xmlns:am3d="http://schemas.microsoft.com/office/drawing/2017/model3d" xmlns:aink="http://schemas.microsoft.com/office/drawing/2016/ink" xmlns:mc="http://schemas.openxmlformats.org/markup-compatibility/2006" xmlns:cx8="http://schemas.microsoft.com/office/drawing/2016/5/14/chartex" xmlns:cx7="http://schemas.microsoft.com/office/drawing/2016/5/13/chartex" xmlns:cx6="http://schemas.microsoft.com/office/drawing/2016/5/12/chartex" xmlns:cx5="http://schemas.microsoft.com/office/drawing/2016/5/11/chartex" xmlns:cx4="http://schemas.microsoft.com/office/drawing/2016/5/10/chartex" xmlns:cx3="http://schemas.microsoft.com/office/drawing/2016/5/9/chartex" xmlns:cx2="http://schemas.microsoft.com/office/drawing/2015/10/21/chartex" xmlns:cx1="http://schemas.microsoft.com/office/drawing/2015/9/8/chartex" xmlns:cx="http://schemas.microsoft.com/office/drawing/2014/chartex" xmlns:wpc="http://schemas.microsoft.com/office/word/2010/wordprocessingCanvas" xmlns="" val="0"/>
+                          <a14:useLocalDpi xmlns:a14="http://schemas.microsoft.com/office/drawing/2010/main" val="0"/>
                         </a:ext>
                       </a:extLst>
                     </a:blip>
@@ -8266,12 +9814,12 @@
       <w:pPr>
         <w:jc w:val="center"/>
         <w:rPr>
-          <w:lang/>
-        </w:rPr>
-      </w:pPr>
-      <w:r>
-        <w:rPr>
-          <w:lang/>
+          <w:lang w:val="sr-Cyrl-RS"/>
+        </w:rPr>
+      </w:pPr>
+      <w:r>
+        <w:rPr>
+          <w:lang w:val="sr-Cyrl-RS"/>
         </w:rPr>
         <w:t>Слика 3.2 Расподела макро-</w:t>
       </w:r>
@@ -8283,7 +9831,7 @@
       </w:r>
       <w:r>
         <w:rPr>
-          <w:lang/>
+          <w:lang w:val="sr-Cyrl-RS"/>
         </w:rPr>
         <w:t xml:space="preserve"> по моделу за све конфигурације</w:t>
       </w:r>
@@ -8292,7 +9840,7 @@
       <w:pPr>
         <w:jc w:val="center"/>
         <w:rPr>
-          <w:lang/>
+          <w:lang w:val="sr-Cyrl-RS"/>
         </w:rPr>
       </w:pPr>
     </w:p>
@@ -8301,7 +9849,7 @@
         <w:ind w:firstLine="720"/>
         <w:jc w:val="both"/>
         <w:rPr>
-          <w:lang/>
+          <w:lang w:val="sr-Cyrl-RS"/>
         </w:rPr>
       </w:pPr>
       <w:r>
@@ -8309,7 +9857,7 @@
       </w:r>
       <w:r>
         <w:rPr>
-          <w:lang/>
+          <w:lang w:val="sr-Cyrl-RS"/>
         </w:rPr>
         <w:t>2</w:t>
       </w:r>
@@ -8321,16 +9869,15 @@
       <w:pPr>
         <w:jc w:val="center"/>
         <w:rPr>
-          <w:lang/>
+          <w:lang w:val="sr-Cyrl-RS"/>
         </w:rPr>
       </w:pPr>
       <w:r>
         <w:rPr>
           <w:noProof/>
-          <w:lang w:val="en-US"/>
         </w:rPr>
         <w:drawing>
-          <wp:inline distT="0" distB="0" distL="0" distR="0">
+          <wp:inline distT="0" distB="0" distL="0" distR="0" wp14:anchorId="2C920BA3" wp14:editId="1DED526E">
             <wp:extent cx="4251960" cy="3056777"/>
             <wp:effectExtent l="0" t="0" r="0" b="0"/>
             <wp:docPr id="509868485" name="Picture 4"/>
@@ -8347,10 +9894,10 @@
                     </pic:cNvPicPr>
                   </pic:nvPicPr>
                   <pic:blipFill>
-                    <a:blip r:embed="rId17" cstate="print">
+                    <a:blip r:embed="rId21" cstate="print">
                       <a:extLst>
                         <a:ext uri="{28A0092B-C50C-407E-A947-70E740481C1C}">
-                          <a14:useLocalDpi xmlns:a14="http://schemas.microsoft.com/office/drawing/2010/main" xmlns:wps="http://schemas.microsoft.com/office/word/2010/wordprocessingShape" xmlns:wpi="http://schemas.microsoft.com/office/word/2010/wordprocessingInk" xmlns:wpg="http://schemas.microsoft.com/office/word/2010/wordprocessingGroup" xmlns:w16se="http://schemas.microsoft.com/office/word/2015/wordml/symex" xmlns:w16sdtfl="http://schemas.microsoft.com/office/word/2024/wordml/sdtformatlock" xmlns:w16sdtdh="http://schemas.microsoft.com/office/word/2020/wordml/sdtdatahash" xmlns:w16du="http://schemas.microsoft.com/office/word/2023/wordml/word16du" xmlns:w16="http://schemas.microsoft.com/office/word/2018/wordml" xmlns:w16cid="http://schemas.microsoft.com/office/word/2016/wordml/cid" xmlns:w16cex="http://schemas.microsoft.com/office/word/2018/wordml/cex" xmlns:w16cei="http://schemas.microsoft.com/office/word/2026/wordml/cei" xmlns:w15="http://schemas.microsoft.com/office/word/2012/wordml" xmlns:w14="http://schemas.microsoft.com/office/word/2010/wordml" xmlns:w="http://schemas.openxmlformats.org/wordprocessingml/2006/main" xmlns:w10="urn:schemas-microsoft-com:office:word" xmlns:wp14="http://schemas.microsoft.com/office/word/2010/wordprocessingDrawing" xmlns:v="urn:schemas-microsoft-com:vml" xmlns:oel="http://schemas.microsoft.com/office/2019/extlst" xmlns:o="urn:schemas-microsoft-com:office:office" xmlns:am3d="http://schemas.microsoft.com/office/drawing/2017/model3d" xmlns:aink="http://schemas.microsoft.com/office/drawing/2016/ink" xmlns:mc="http://schemas.openxmlformats.org/markup-compatibility/2006" xmlns:cx8="http://schemas.microsoft.com/office/drawing/2016/5/14/chartex" xmlns:cx7="http://schemas.microsoft.com/office/drawing/2016/5/13/chartex" xmlns:cx6="http://schemas.microsoft.com/office/drawing/2016/5/12/chartex" xmlns:cx5="http://schemas.microsoft.com/office/drawing/2016/5/11/chartex" xmlns:cx4="http://schemas.microsoft.com/office/drawing/2016/5/10/chartex" xmlns:cx3="http://schemas.microsoft.com/office/drawing/2016/5/9/chartex" xmlns:cx2="http://schemas.microsoft.com/office/drawing/2015/10/21/chartex" xmlns:cx1="http://schemas.microsoft.com/office/drawing/2015/9/8/chartex" xmlns:cx="http://schemas.microsoft.com/office/drawing/2014/chartex" xmlns:wpc="http://schemas.microsoft.com/office/word/2010/wordprocessingCanvas" xmlns="" val="0"/>
+                          <a14:useLocalDpi xmlns:a14="http://schemas.microsoft.com/office/drawing/2010/main" val="0"/>
                         </a:ext>
                       </a:extLst>
                     </a:blip>
@@ -8383,12 +9930,12 @@
       <w:pPr>
         <w:jc w:val="center"/>
         <w:rPr>
-          <w:lang/>
-        </w:rPr>
-      </w:pPr>
-      <w:r>
-        <w:rPr>
-          <w:lang/>
+          <w:lang w:val="sr-Cyrl-RS"/>
+        </w:rPr>
+      </w:pPr>
+      <w:r>
+        <w:rPr>
+          <w:lang w:val="sr-Cyrl-RS"/>
         </w:rPr>
         <w:t>Слика 3.3 Просечан макро-</w:t>
       </w:r>
@@ -8400,7 +9947,7 @@
       </w:r>
       <w:r>
         <w:rPr>
-          <w:lang/>
+          <w:lang w:val="sr-Cyrl-RS"/>
         </w:rPr>
         <w:t xml:space="preserve"> по пондерисању</w:t>
       </w:r>
@@ -8409,7 +9956,7 @@
       <w:pPr>
         <w:jc w:val="center"/>
         <w:rPr>
-          <w:lang/>
+          <w:lang w:val="sr-Cyrl-RS"/>
         </w:rPr>
       </w:pPr>
     </w:p>
@@ -8429,7 +9976,7 @@
       </w:r>
       <w:r>
         <w:rPr>
-          <w:lang/>
+          <w:lang w:val="sr-Cyrl-RS"/>
         </w:rPr>
         <w:t xml:space="preserve">са </w:t>
       </w:r>
@@ -8441,7 +9988,7 @@
       </w:r>
       <w:r>
         <w:rPr>
-          <w:lang/>
+          <w:lang w:val="sr-Cyrl-RS"/>
         </w:rPr>
         <w:t xml:space="preserve">са </w:t>
       </w:r>
@@ -8453,7 +10000,7 @@
       </w:r>
       <w:r>
         <w:rPr>
-          <w:lang/>
+          <w:lang w:val="sr-Cyrl-RS"/>
         </w:rPr>
         <w:t xml:space="preserve">са </w:t>
       </w:r>
@@ -8469,7 +10016,7 @@
         <w:ind w:firstLine="720"/>
         <w:jc w:val="both"/>
         <w:rPr>
-          <w:lang/>
+          <w:lang w:val="sr-Cyrl-RS"/>
         </w:rPr>
       </w:pPr>
       <w:r>
@@ -8481,7 +10028,7 @@
       </w:r>
       <w:r>
         <w:rPr>
-          <w:lang/>
+          <w:lang w:val="sr-Cyrl-RS"/>
         </w:rPr>
         <w:t>4</w:t>
       </w:r>
@@ -8510,16 +10057,15 @@
       <w:pPr>
         <w:jc w:val="center"/>
         <w:rPr>
-          <w:lang/>
+          <w:lang w:val="sr-Cyrl-RS"/>
         </w:rPr>
       </w:pPr>
       <w:r>
         <w:rPr>
           <w:noProof/>
-          <w:lang w:val="en-US"/>
         </w:rPr>
         <w:drawing>
-          <wp:inline distT="0" distB="0" distL="0" distR="0">
+          <wp:inline distT="0" distB="0" distL="0" distR="0" wp14:anchorId="5E890F76" wp14:editId="7ED192C5">
             <wp:extent cx="5726710" cy="3037115"/>
             <wp:effectExtent l="0" t="0" r="0" b="0"/>
             <wp:docPr id="1366039043" name="Picture 5"/>
@@ -8536,10 +10082,10 @@
                     </pic:cNvPicPr>
                   </pic:nvPicPr>
                   <pic:blipFill>
-                    <a:blip r:embed="rId18" cstate="print">
+                    <a:blip r:embed="rId22" cstate="print">
                       <a:extLst>
                         <a:ext uri="{28A0092B-C50C-407E-A947-70E740481C1C}">
-                          <a14:useLocalDpi xmlns:a14="http://schemas.microsoft.com/office/drawing/2010/main" xmlns:wps="http://schemas.microsoft.com/office/word/2010/wordprocessingShape" xmlns:wpi="http://schemas.microsoft.com/office/word/2010/wordprocessingInk" xmlns:wpg="http://schemas.microsoft.com/office/word/2010/wordprocessingGroup" xmlns:w16se="http://schemas.microsoft.com/office/word/2015/wordml/symex" xmlns:w16sdtfl="http://schemas.microsoft.com/office/word/2024/wordml/sdtformatlock" xmlns:w16sdtdh="http://schemas.microsoft.com/office/word/2020/wordml/sdtdatahash" xmlns:w16du="http://schemas.microsoft.com/office/word/2023/wordml/word16du" xmlns:w16="http://schemas.microsoft.com/office/word/2018/wordml" xmlns:w16cid="http://schemas.microsoft.com/office/word/2016/wordml/cid" xmlns:w16cex="http://schemas.microsoft.com/office/word/2018/wordml/cex" xmlns:w16cei="http://schemas.microsoft.com/office/word/2026/wordml/cei" xmlns:w15="http://schemas.microsoft.com/office/word/2012/wordml" xmlns:w14="http://schemas.microsoft.com/office/word/2010/wordml" xmlns:w="http://schemas.openxmlformats.org/wordprocessingml/2006/main" xmlns:w10="urn:schemas-microsoft-com:office:word" xmlns:wp14="http://schemas.microsoft.com/office/word/2010/wordprocessingDrawing" xmlns:v="urn:schemas-microsoft-com:vml" xmlns:oel="http://schemas.microsoft.com/office/2019/extlst" xmlns:o="urn:schemas-microsoft-com:office:office" xmlns:am3d="http://schemas.microsoft.com/office/drawing/2017/model3d" xmlns:aink="http://schemas.microsoft.com/office/drawing/2016/ink" xmlns:mc="http://schemas.openxmlformats.org/markup-compatibility/2006" xmlns:cx8="http://schemas.microsoft.com/office/drawing/2016/5/14/chartex" xmlns:cx7="http://schemas.microsoft.com/office/drawing/2016/5/13/chartex" xmlns:cx6="http://schemas.microsoft.com/office/drawing/2016/5/12/chartex" xmlns:cx5="http://schemas.microsoft.com/office/drawing/2016/5/11/chartex" xmlns:cx4="http://schemas.microsoft.com/office/drawing/2016/5/10/chartex" xmlns:cx3="http://schemas.microsoft.com/office/drawing/2016/5/9/chartex" xmlns:cx2="http://schemas.microsoft.com/office/drawing/2015/10/21/chartex" xmlns:cx1="http://schemas.microsoft.com/office/drawing/2015/9/8/chartex" xmlns:cx="http://schemas.microsoft.com/office/drawing/2014/chartex" xmlns:wpc="http://schemas.microsoft.com/office/word/2010/wordprocessingCanvas" xmlns="" val="0"/>
+                          <a14:useLocalDpi xmlns:a14="http://schemas.microsoft.com/office/drawing/2010/main" val="0"/>
                         </a:ext>
                       </a:extLst>
                     </a:blip>
@@ -8572,18 +10118,18 @@
       <w:pPr>
         <w:jc w:val="center"/>
         <w:rPr>
-          <w:lang/>
-        </w:rPr>
-      </w:pPr>
-      <w:r>
-        <w:rPr>
-          <w:lang/>
+          <w:lang w:val="sr-Cyrl-RS"/>
+        </w:rPr>
+      </w:pPr>
+      <w:r>
+        <w:rPr>
+          <w:lang w:val="sr-Cyrl-RS"/>
         </w:rPr>
         <w:t>Слика 3.4</w:t>
       </w:r>
       <w:r>
         <w:rPr>
-          <w:lang/>
+          <w:lang w:val="sr-Cyrl-RS"/>
         </w:rPr>
         <w:t xml:space="preserve"> </w:t>
       </w:r>
@@ -8599,13 +10145,13 @@
         <w:rPr>
           <w:i/>
           <w:iCs/>
-          <w:lang/>
+          <w:lang w:val="sr-Cyrl-RS"/>
         </w:rPr>
         <w:t xml:space="preserve"> </w:t>
       </w:r>
       <w:r>
         <w:rPr>
-          <w:lang/>
+          <w:lang w:val="sr-Cyrl-RS"/>
         </w:rPr>
         <w:t>најбољи макро</w:t>
       </w:r>
@@ -8617,7 +10163,7 @@
       </w:r>
       <w:r>
         <w:rPr>
-          <w:lang/>
+          <w:lang w:val="sr-Cyrl-RS"/>
         </w:rPr>
         <w:t xml:space="preserve"> за типове пондерисања и сва 3 модела</w:t>
       </w:r>
@@ -8626,7 +10172,7 @@
       <w:pPr>
         <w:jc w:val="center"/>
         <w:rPr>
-          <w:lang/>
+          <w:lang w:val="sr-Cyrl-RS"/>
         </w:rPr>
       </w:pPr>
     </w:p>
@@ -8646,7 +10192,7 @@
       </w:r>
       <w:r>
         <w:rPr>
-          <w:lang/>
+          <w:lang w:val="sr-Cyrl-RS"/>
         </w:rPr>
         <w:t>5</w:t>
       </w:r>
@@ -8661,16 +10207,15 @@
       <w:pPr>
         <w:jc w:val="center"/>
         <w:rPr>
-          <w:lang/>
+          <w:lang w:val="sr-Cyrl-RS"/>
         </w:rPr>
       </w:pPr>
       <w:r>
         <w:rPr>
           <w:noProof/>
-          <w:lang w:val="en-US"/>
         </w:rPr>
         <w:drawing>
-          <wp:inline distT="0" distB="0" distL="0" distR="0">
+          <wp:inline distT="0" distB="0" distL="0" distR="0" wp14:anchorId="79D5321F" wp14:editId="2C2EE3FE">
             <wp:extent cx="4953000" cy="3560760"/>
             <wp:effectExtent l="0" t="0" r="0" b="0"/>
             <wp:docPr id="1245236040" name="Picture 3"/>
@@ -8687,10 +10232,10 @@
                     </pic:cNvPicPr>
                   </pic:nvPicPr>
                   <pic:blipFill>
-                    <a:blip r:embed="rId19" cstate="print">
+                    <a:blip r:embed="rId23" cstate="print">
                       <a:extLst>
                         <a:ext uri="{28A0092B-C50C-407E-A947-70E740481C1C}">
-                          <a14:useLocalDpi xmlns:a14="http://schemas.microsoft.com/office/drawing/2010/main" xmlns:wps="http://schemas.microsoft.com/office/word/2010/wordprocessingShape" xmlns:wpi="http://schemas.microsoft.com/office/word/2010/wordprocessingInk" xmlns:wpg="http://schemas.microsoft.com/office/word/2010/wordprocessingGroup" xmlns:w16se="http://schemas.microsoft.com/office/word/2015/wordml/symex" xmlns:w16sdtfl="http://schemas.microsoft.com/office/word/2024/wordml/sdtformatlock" xmlns:w16sdtdh="http://schemas.microsoft.com/office/word/2020/wordml/sdtdatahash" xmlns:w16du="http://schemas.microsoft.com/office/word/2023/wordml/word16du" xmlns:w16="http://schemas.microsoft.com/office/word/2018/wordml" xmlns:w16cid="http://schemas.microsoft.com/office/word/2016/wordml/cid" xmlns:w16cex="http://schemas.microsoft.com/office/word/2018/wordml/cex" xmlns:w16cei="http://schemas.microsoft.com/office/word/2026/wordml/cei" xmlns:w15="http://schemas.microsoft.com/office/word/2012/wordml" xmlns:w14="http://schemas.microsoft.com/office/word/2010/wordml" xmlns:w="http://schemas.openxmlformats.org/wordprocessingml/2006/main" xmlns:w10="urn:schemas-microsoft-com:office:word" xmlns:wp14="http://schemas.microsoft.com/office/word/2010/wordprocessingDrawing" xmlns:v="urn:schemas-microsoft-com:vml" xmlns:oel="http://schemas.microsoft.com/office/2019/extlst" xmlns:o="urn:schemas-microsoft-com:office:office" xmlns:am3d="http://schemas.microsoft.com/office/drawing/2017/model3d" xmlns:aink="http://schemas.microsoft.com/office/drawing/2016/ink" xmlns:mc="http://schemas.openxmlformats.org/markup-compatibility/2006" xmlns:cx8="http://schemas.microsoft.com/office/drawing/2016/5/14/chartex" xmlns:cx7="http://schemas.microsoft.com/office/drawing/2016/5/13/chartex" xmlns:cx6="http://schemas.microsoft.com/office/drawing/2016/5/12/chartex" xmlns:cx5="http://schemas.microsoft.com/office/drawing/2016/5/11/chartex" xmlns:cx4="http://schemas.microsoft.com/office/drawing/2016/5/10/chartex" xmlns:cx3="http://schemas.microsoft.com/office/drawing/2016/5/9/chartex" xmlns:cx2="http://schemas.microsoft.com/office/drawing/2015/10/21/chartex" xmlns:cx1="http://schemas.microsoft.com/office/drawing/2015/9/8/chartex" xmlns:cx="http://schemas.microsoft.com/office/drawing/2014/chartex" xmlns:wpc="http://schemas.microsoft.com/office/word/2010/wordprocessingCanvas" xmlns="" val="0"/>
+                          <a14:useLocalDpi xmlns:a14="http://schemas.microsoft.com/office/drawing/2010/main" val="0"/>
                         </a:ext>
                       </a:extLst>
                     </a:blip>
@@ -8728,7 +10273,7 @@
       </w:pPr>
       <w:r>
         <w:rPr>
-          <w:lang/>
+          <w:lang w:val="sr-Cyrl-RS"/>
         </w:rPr>
         <w:t>Слика 3.5 Просечан макро-</w:t>
       </w:r>
@@ -8740,7 +10285,7 @@
       </w:r>
       <w:r>
         <w:rPr>
-          <w:lang/>
+          <w:lang w:val="sr-Cyrl-RS"/>
         </w:rPr>
         <w:t xml:space="preserve"> по нормализацији токена</w:t>
       </w:r>
@@ -8749,17 +10294,16 @@
       <w:pPr>
         <w:jc w:val="center"/>
         <w:rPr>
-          <w:lang/>
+          <w:lang w:val="sr-Cyrl-RS"/>
         </w:rPr>
       </w:pPr>
       <w:r>
         <w:rPr>
           <w:noProof/>
-          <w:lang w:val="en-US"/>
         </w:rPr>
         <w:lastRenderedPageBreak/>
         <w:drawing>
-          <wp:inline distT="0" distB="0" distL="0" distR="0">
+          <wp:inline distT="0" distB="0" distL="0" distR="0" wp14:anchorId="4E94A1EE" wp14:editId="5F7E9790">
             <wp:extent cx="5163412" cy="3712029"/>
             <wp:effectExtent l="0" t="0" r="0" b="0"/>
             <wp:docPr id="171307232" name="Picture 6"/>
@@ -8776,10 +10320,10 @@
                     </pic:cNvPicPr>
                   </pic:nvPicPr>
                   <pic:blipFill>
-                    <a:blip r:embed="rId20" cstate="print">
+                    <a:blip r:embed="rId24">
                       <a:extLst>
                         <a:ext uri="{28A0092B-C50C-407E-A947-70E740481C1C}">
-                          <a14:useLocalDpi xmlns:a14="http://schemas.microsoft.com/office/drawing/2010/main" xmlns:wps="http://schemas.microsoft.com/office/word/2010/wordprocessingShape" xmlns:wpi="http://schemas.microsoft.com/office/word/2010/wordprocessingInk" xmlns:wpg="http://schemas.microsoft.com/office/word/2010/wordprocessingGroup" xmlns:w16se="http://schemas.microsoft.com/office/word/2015/wordml/symex" xmlns:w16sdtfl="http://schemas.microsoft.com/office/word/2024/wordml/sdtformatlock" xmlns:w16sdtdh="http://schemas.microsoft.com/office/word/2020/wordml/sdtdatahash" xmlns:w16du="http://schemas.microsoft.com/office/word/2023/wordml/word16du" xmlns:w16="http://schemas.microsoft.com/office/word/2018/wordml" xmlns:w16cid="http://schemas.microsoft.com/office/word/2016/wordml/cid" xmlns:w16cex="http://schemas.microsoft.com/office/word/2018/wordml/cex" xmlns:w16cei="http://schemas.microsoft.com/office/word/2026/wordml/cei" xmlns:w15="http://schemas.microsoft.com/office/word/2012/wordml" xmlns:w14="http://schemas.microsoft.com/office/word/2010/wordml" xmlns:w="http://schemas.openxmlformats.org/wordprocessingml/2006/main" xmlns:w10="urn:schemas-microsoft-com:office:word" xmlns:wp14="http://schemas.microsoft.com/office/word/2010/wordprocessingDrawing" xmlns:v="urn:schemas-microsoft-com:vml" xmlns:oel="http://schemas.microsoft.com/office/2019/extlst" xmlns:o="urn:schemas-microsoft-com:office:office" xmlns:am3d="http://schemas.microsoft.com/office/drawing/2017/model3d" xmlns:aink="http://schemas.microsoft.com/office/drawing/2016/ink" xmlns:mc="http://schemas.openxmlformats.org/markup-compatibility/2006" xmlns:cx8="http://schemas.microsoft.com/office/drawing/2016/5/14/chartex" xmlns:cx7="http://schemas.microsoft.com/office/drawing/2016/5/13/chartex" xmlns:cx6="http://schemas.microsoft.com/office/drawing/2016/5/12/chartex" xmlns:cx5="http://schemas.microsoft.com/office/drawing/2016/5/11/chartex" xmlns:cx4="http://schemas.microsoft.com/office/drawing/2016/5/10/chartex" xmlns:cx3="http://schemas.microsoft.com/office/drawing/2016/5/9/chartex" xmlns:cx2="http://schemas.microsoft.com/office/drawing/2015/10/21/chartex" xmlns:cx1="http://schemas.microsoft.com/office/drawing/2015/9/8/chartex" xmlns:cx="http://schemas.microsoft.com/office/drawing/2014/chartex" xmlns:wpc="http://schemas.microsoft.com/office/word/2010/wordprocessingCanvas" xmlns="" val="0"/>
+                          <a14:useLocalDpi xmlns:a14="http://schemas.microsoft.com/office/drawing/2010/main" val="0"/>
                         </a:ext>
                       </a:extLst>
                     </a:blip>
@@ -8819,7 +10363,7 @@
       </w:pPr>
       <w:r>
         <w:rPr>
-          <w:lang/>
+          <w:lang w:val="sr-Cyrl-RS"/>
         </w:rPr>
         <w:t>Слика 3.6 Просечан макро-</w:t>
       </w:r>
@@ -8831,7 +10375,7 @@
       </w:r>
       <w:r>
         <w:rPr>
-          <w:lang/>
+          <w:lang w:val="sr-Cyrl-RS"/>
         </w:rPr>
         <w:t xml:space="preserve"> за </w:t>
       </w:r>
@@ -8910,10 +10454,9 @@
       <w:r>
         <w:rPr>
           <w:noProof/>
-          <w:lang w:val="en-US"/>
         </w:rPr>
         <w:drawing>
-          <wp:inline distT="0" distB="0" distL="0" distR="0">
+          <wp:inline distT="0" distB="0" distL="0" distR="0" wp14:anchorId="47E06187" wp14:editId="599D3E48">
             <wp:extent cx="4992751" cy="3418114"/>
             <wp:effectExtent l="0" t="0" r="0" b="0"/>
             <wp:docPr id="1947977998" name="Picture 7"/>
@@ -8930,10 +10473,10 @@
                     </pic:cNvPicPr>
                   </pic:nvPicPr>
                   <pic:blipFill>
-                    <a:blip r:embed="rId21" cstate="print">
+                    <a:blip r:embed="rId25">
                       <a:extLst>
                         <a:ext uri="{28A0092B-C50C-407E-A947-70E740481C1C}">
-                          <a14:useLocalDpi xmlns:a14="http://schemas.microsoft.com/office/drawing/2010/main" xmlns:wps="http://schemas.microsoft.com/office/word/2010/wordprocessingShape" xmlns:wpi="http://schemas.microsoft.com/office/word/2010/wordprocessingInk" xmlns:wpg="http://schemas.microsoft.com/office/word/2010/wordprocessingGroup" xmlns:w16se="http://schemas.microsoft.com/office/word/2015/wordml/symex" xmlns:w16sdtfl="http://schemas.microsoft.com/office/word/2024/wordml/sdtformatlock" xmlns:w16sdtdh="http://schemas.microsoft.com/office/word/2020/wordml/sdtdatahash" xmlns:w16du="http://schemas.microsoft.com/office/word/2023/wordml/word16du" xmlns:w16="http://schemas.microsoft.com/office/word/2018/wordml" xmlns:w16cid="http://schemas.microsoft.com/office/word/2016/wordml/cid" xmlns:w16cex="http://schemas.microsoft.com/office/word/2018/wordml/cex" xmlns:w16cei="http://schemas.microsoft.com/office/word/2026/wordml/cei" xmlns:w15="http://schemas.microsoft.com/office/word/2012/wordml" xmlns:w14="http://schemas.microsoft.com/office/word/2010/wordml" xmlns:w="http://schemas.openxmlformats.org/wordprocessingml/2006/main" xmlns:w10="urn:schemas-microsoft-com:office:word" xmlns:wp14="http://schemas.microsoft.com/office/word/2010/wordprocessingDrawing" xmlns:v="urn:schemas-microsoft-com:vml" xmlns:oel="http://schemas.microsoft.com/office/2019/extlst" xmlns:o="urn:schemas-microsoft-com:office:office" xmlns:am3d="http://schemas.microsoft.com/office/drawing/2017/model3d" xmlns:aink="http://schemas.microsoft.com/office/drawing/2016/ink" xmlns:mc="http://schemas.openxmlformats.org/markup-compatibility/2006" xmlns:cx8="http://schemas.microsoft.com/office/drawing/2016/5/14/chartex" xmlns:cx7="http://schemas.microsoft.com/office/drawing/2016/5/13/chartex" xmlns:cx6="http://schemas.microsoft.com/office/drawing/2016/5/12/chartex" xmlns:cx5="http://schemas.microsoft.com/office/drawing/2016/5/11/chartex" xmlns:cx4="http://schemas.microsoft.com/office/drawing/2016/5/10/chartex" xmlns:cx3="http://schemas.microsoft.com/office/drawing/2016/5/9/chartex" xmlns:cx2="http://schemas.microsoft.com/office/drawing/2015/10/21/chartex" xmlns:cx1="http://schemas.microsoft.com/office/drawing/2015/9/8/chartex" xmlns:cx="http://schemas.microsoft.com/office/drawing/2014/chartex" xmlns:wpc="http://schemas.microsoft.com/office/word/2010/wordprocessingCanvas" xmlns="" val="0"/>
+                          <a14:useLocalDpi xmlns:a14="http://schemas.microsoft.com/office/drawing/2010/main" val="0"/>
                         </a:ext>
                       </a:extLst>
                     </a:blip>
@@ -8966,12 +10509,12 @@
       <w:pPr>
         <w:jc w:val="center"/>
         <w:rPr>
-          <w:lang/>
-        </w:rPr>
-      </w:pPr>
-      <w:r>
-        <w:rPr>
-          <w:lang/>
+          <w:lang w:val="sr-Cyrl-RS"/>
+        </w:rPr>
+      </w:pPr>
+      <w:r>
+        <w:rPr>
+          <w:lang w:val="sr-Cyrl-RS"/>
         </w:rPr>
         <w:t xml:space="preserve">Слика 3.7 Најбоља конфигурација – </w:t>
       </w:r>
@@ -8983,7 +10526,7 @@
       </w:r>
       <w:r>
         <w:rPr>
-          <w:lang/>
+          <w:lang w:val="sr-Cyrl-RS"/>
         </w:rPr>
         <w:t>по класи</w:t>
       </w:r>
@@ -8993,7 +10536,7 @@
         <w:ind w:firstLine="720"/>
         <w:jc w:val="both"/>
         <w:rPr>
-          <w:lang/>
+          <w:lang w:val="sr-Cyrl-RS"/>
         </w:rPr>
       </w:pPr>
       <w:r>
@@ -9005,7 +10548,7 @@
       </w:r>
       <w:r>
         <w:rPr>
-          <w:lang/>
+          <w:lang w:val="sr-Cyrl-RS"/>
         </w:rPr>
         <w:t xml:space="preserve">3.7 </w:t>
       </w:r>
@@ -9013,37 +10556,22 @@
         <w:rPr>
           <w:lang w:val="en-US"/>
         </w:rPr>
-        <w:t>приказује F1 по класама за глобалног победника (LR + TF + stem). Класа NEUTRAL је значајно слабија (≈ 0.38) од ZA-VLAST и PROTIV-VLASTI (≈ 0.63–0.65), што је очекивано јер су неутрални коментари мање лексички „обојени</w:t>
-      </w:r>
-      <w:proofErr w:type="gramStart"/>
-      <w:r>
-        <w:rPr>
-          <w:lang w:val="en-US"/>
-        </w:rPr>
-        <w:t>“ и</w:t>
-      </w:r>
-      <w:proofErr w:type="gramEnd"/>
-      <w:r>
-        <w:rPr>
-          <w:lang w:val="en-US"/>
-        </w:rPr>
-        <w:t xml:space="preserve"> мање заступљени.</w:t>
+        <w:t>приказује F1 по класама за глобалног победника (LR + TF + stem). Класа NEUTRAL је значајно слабија (≈ 0.38) од ZA-VLAST и PROTIV-VLASTI (≈ 0.63–0.65), што је очекивано јер су неутрални коментари мање лексички „обојени“ и мање заступљени.</w:t>
       </w:r>
     </w:p>
     <w:p>
       <w:pPr>
         <w:jc w:val="center"/>
         <w:rPr>
-          <w:lang/>
+          <w:lang w:val="sr-Cyrl-RS"/>
         </w:rPr>
       </w:pPr>
       <w:r>
         <w:rPr>
           <w:noProof/>
-          <w:lang w:val="en-US"/>
         </w:rPr>
         <w:drawing>
-          <wp:inline distT="0" distB="0" distL="0" distR="0">
+          <wp:inline distT="0" distB="0" distL="0" distR="0" wp14:anchorId="53B33680" wp14:editId="665D811B">
             <wp:extent cx="4389120" cy="3111305"/>
             <wp:effectExtent l="0" t="0" r="0" b="0"/>
             <wp:docPr id="1521652836" name="Picture 8"/>
@@ -9060,10 +10588,10 @@
                     </pic:cNvPicPr>
                   </pic:nvPicPr>
                   <pic:blipFill>
-                    <a:blip r:embed="rId22" cstate="print">
+                    <a:blip r:embed="rId26" cstate="print">
                       <a:extLst>
                         <a:ext uri="{28A0092B-C50C-407E-A947-70E740481C1C}">
-                          <a14:useLocalDpi xmlns:a14="http://schemas.microsoft.com/office/drawing/2010/main" xmlns:wps="http://schemas.microsoft.com/office/word/2010/wordprocessingShape" xmlns:wpi="http://schemas.microsoft.com/office/word/2010/wordprocessingInk" xmlns:wpg="http://schemas.microsoft.com/office/word/2010/wordprocessingGroup" xmlns:w16se="http://schemas.microsoft.com/office/word/2015/wordml/symex" xmlns:w16sdtfl="http://schemas.microsoft.com/office/word/2024/wordml/sdtformatlock" xmlns:w16sdtdh="http://schemas.microsoft.com/office/word/2020/wordml/sdtdatahash" xmlns:w16du="http://schemas.microsoft.com/office/word/2023/wordml/word16du" xmlns:w16="http://schemas.microsoft.com/office/word/2018/wordml" xmlns:w16cid="http://schemas.microsoft.com/office/word/2016/wordml/cid" xmlns:w16cex="http://schemas.microsoft.com/office/word/2018/wordml/cex" xmlns:w16cei="http://schemas.microsoft.com/office/word/2026/wordml/cei" xmlns:w15="http://schemas.microsoft.com/office/word/2012/wordml" xmlns:w14="http://schemas.microsoft.com/office/word/2010/wordml" xmlns:w="http://schemas.openxmlformats.org/wordprocessingml/2006/main" xmlns:w10="urn:schemas-microsoft-com:office:word" xmlns:wp14="http://schemas.microsoft.com/office/word/2010/wordprocessingDrawing" xmlns:v="urn:schemas-microsoft-com:vml" xmlns:oel="http://schemas.microsoft.com/office/2019/extlst" xmlns:o="urn:schemas-microsoft-com:office:office" xmlns:am3d="http://schemas.microsoft.com/office/drawing/2017/model3d" xmlns:aink="http://schemas.microsoft.com/office/drawing/2016/ink" xmlns:mc="http://schemas.openxmlformats.org/markup-compatibility/2006" xmlns:cx8="http://schemas.microsoft.com/office/drawing/2016/5/14/chartex" xmlns:cx7="http://schemas.microsoft.com/office/drawing/2016/5/13/chartex" xmlns:cx6="http://schemas.microsoft.com/office/drawing/2016/5/12/chartex" xmlns:cx5="http://schemas.microsoft.com/office/drawing/2016/5/11/chartex" xmlns:cx4="http://schemas.microsoft.com/office/drawing/2016/5/10/chartex" xmlns:cx3="http://schemas.microsoft.com/office/drawing/2016/5/9/chartex" xmlns:cx2="http://schemas.microsoft.com/office/drawing/2015/10/21/chartex" xmlns:cx1="http://schemas.microsoft.com/office/drawing/2015/9/8/chartex" xmlns:cx="http://schemas.microsoft.com/office/drawing/2014/chartex" xmlns:wpc="http://schemas.microsoft.com/office/word/2010/wordprocessingCanvas" xmlns="" val="0"/>
+                          <a14:useLocalDpi xmlns:a14="http://schemas.microsoft.com/office/drawing/2010/main" val="0"/>
                         </a:ext>
                       </a:extLst>
                     </a:blip>
@@ -9096,12 +10624,12 @@
       <w:pPr>
         <w:jc w:val="center"/>
         <w:rPr>
-          <w:lang/>
-        </w:rPr>
-      </w:pPr>
-      <w:r>
-        <w:rPr>
-          <w:lang/>
+          <w:lang w:val="sr-Cyrl-RS"/>
+        </w:rPr>
+      </w:pPr>
+      <w:r>
+        <w:rPr>
+          <w:lang w:val="sr-Cyrl-RS"/>
         </w:rPr>
         <w:t xml:space="preserve">Слика 3.8 Упоредна анализа </w:t>
       </w:r>
@@ -9113,7 +10641,7 @@
       </w:r>
       <w:r>
         <w:rPr>
-          <w:lang/>
+          <w:lang w:val="sr-Cyrl-RS"/>
         </w:rPr>
         <w:t>мере по класи за најбоље конфигурације сва 3 модела</w:t>
       </w:r>
@@ -9122,7 +10650,7 @@
       <w:pPr>
         <w:jc w:val="center"/>
         <w:rPr>
-          <w:lang/>
+          <w:lang w:val="sr-Cyrl-RS"/>
         </w:rPr>
       </w:pPr>
     </w:p>
@@ -9142,7 +10670,7 @@
       </w:r>
       <w:r>
         <w:rPr>
-          <w:lang/>
+          <w:lang w:val="sr-Cyrl-RS"/>
         </w:rPr>
         <w:t>8</w:t>
       </w:r>
@@ -9157,7 +10685,7 @@
       <w:pPr>
         <w:jc w:val="both"/>
         <w:rPr>
-          <w:lang/>
+          <w:lang w:val="sr-Cyrl-RS"/>
         </w:rPr>
       </w:pPr>
     </w:p>
@@ -9165,16 +10693,16 @@
       <w:pPr>
         <w:pStyle w:val="Heading3"/>
         <w:rPr>
-          <w:lang/>
-        </w:rPr>
-      </w:pPr>
-      <w:bookmarkStart w:id="18" w:name="_Toc238141443"/>
+          <w:lang w:val="sr-Cyrl-RS"/>
+        </w:rPr>
+      </w:pPr>
+      <w:bookmarkStart w:id="122" w:name="_Toc238141443"/>
       <w:r>
         <w:rPr>
           <w:rFonts w:ascii="Times New Roman" w:hAnsi="Times New Roman" w:cs="Times New Roman"/>
           <w:color w:val="auto"/>
           <w:sz w:val="32"/>
-          <w:lang/>
+          <w:lang w:val="sr-Cyrl-RS"/>
         </w:rPr>
         <w:t>3.1.4</w:t>
       </w:r>
@@ -9191,11 +10719,11 @@
           <w:rFonts w:ascii="Times New Roman" w:hAnsi="Times New Roman" w:cs="Times New Roman"/>
           <w:color w:val="auto"/>
           <w:sz w:val="32"/>
-          <w:lang/>
+          <w:lang w:val="sr-Cyrl-RS"/>
         </w:rPr>
         <w:t>Дискусија</w:t>
       </w:r>
-      <w:bookmarkEnd w:id="18"/>
+      <w:bookmarkEnd w:id="122"/>
     </w:p>
     <w:p>
       <w:pPr>
@@ -9336,21 +10864,7 @@
         <w:rPr>
           <w:lang w:val="en-US"/>
         </w:rPr>
-        <w:t>Распон између најбоље и најслабије конфигурације (≈ 0,089 поена macro-F1) даље потврђује да су избори у претпроцесирању практично битни: лоша комбинација фактора може значајно ослабити иначе употребљив модел. Истовремено, чињеница да врх листе чине конфигурације са stem-ом говори да је тај фактор најстабилнији „добитник</w:t>
-      </w:r>
-      <w:proofErr w:type="gramStart"/>
-      <w:r>
-        <w:rPr>
-          <w:lang w:val="en-US"/>
-        </w:rPr>
-        <w:t>“ експеримента</w:t>
-      </w:r>
-      <w:proofErr w:type="gramEnd"/>
-      <w:r>
-        <w:rPr>
-          <w:lang w:val="en-US"/>
-        </w:rPr>
-        <w:t>.</w:t>
+        <w:t>Распон између најбоље и најслабије конфигурације (≈ 0,089 поена macro-F1) даље потврђује да су избори у претпроцесирању практично битни: лоша комбинација фактора може значајно ослабити иначе употребљив модел. Истовремено, чињеница да врх листе чине конфигурације са stem-ом говори да је тај фактор најстабилнији „добитник“ експеримента.</w:t>
       </w:r>
     </w:p>
     <w:p>
@@ -9367,7 +10881,12 @@
         <w:ind w:firstLine="720"/>
         <w:jc w:val="both"/>
         <w:rPr>
-          <w:lang w:val="en-US"/>
+          <w:lang w:val="sr-Cyrl-RS"/>
+          <w:rPrChange w:id="123" w:author="Nikola Babić" w:date="2026-08-20T20:16:00Z" w16du:dateUtc="2026-08-20T18:16:00Z">
+            <w:rPr>
+              <w:lang w:val="en-US"/>
+            </w:rPr>
+          </w:rPrChange>
         </w:rPr>
       </w:pPr>
       <w:r>
@@ -9402,8 +10921,39 @@
         <w:rPr>
           <w:lang w:val="en-US"/>
         </w:rPr>
-        <w:t xml:space="preserve"> енкодери (BERTić и mBERT), који могу да искористе контекстуалне односе између речи, могу да превазиђу ограничења класич</w:t>
-      </w:r>
+        <w:t xml:space="preserve"> енкодери (BERTić и mBERT), који могу да искористе контекстуалне односе између речи, могу да превазиђу ограничења </w:t>
+      </w:r>
+      <w:commentRangeStart w:id="124"/>
+      <w:r>
+        <w:rPr>
+          <w:lang w:val="en-US"/>
+        </w:rPr>
+        <w:t>класич</w:t>
+      </w:r>
+      <w:commentRangeEnd w:id="124"/>
+      <w:r>
+        <w:rPr>
+          <w:rStyle w:val="CommentReference"/>
+          <w:sz w:val="24"/>
+          <w:szCs w:val="24"/>
+          <w:lang w:val="sr-Cyrl-RS"/>
+        </w:rPr>
+        <w:commentReference w:id="124"/>
+      </w:r>
+      <w:ins w:id="125" w:author="Nikola Babić" w:date="2026-08-20T20:16:00Z" w16du:dateUtc="2026-08-20T18:16:00Z">
+        <w:r>
+          <w:rPr>
+            <w:lang w:val="sr-Cyrl-RS"/>
+          </w:rPr>
+          <w:t>них прист</w:t>
+        </w:r>
+        <w:r>
+          <w:rPr>
+            <w:lang w:val="sr-Cyrl-RS"/>
+          </w:rPr>
+          <w:t>упа.</w:t>
+        </w:r>
+      </w:ins>
     </w:p>
     <w:p>
       <w:pPr>
@@ -9417,7 +10967,7 @@
       <w:pPr>
         <w:pStyle w:val="Heading2"/>
       </w:pPr>
-      <w:bookmarkStart w:id="19" w:name="_Toc238141444"/>
+      <w:bookmarkStart w:id="126" w:name="_Toc238141444"/>
       <w:r>
         <w:t>3.2</w:t>
       </w:r>
@@ -9427,7 +10977,7 @@
       <w:r>
         <w:t>Енкодер</w:t>
       </w:r>
-      <w:bookmarkEnd w:id="19"/>
+      <w:bookmarkEnd w:id="126"/>
       <w:r>
         <w:t xml:space="preserve">  </w:t>
       </w:r>
@@ -9441,7 +10991,7 @@
         <w:rPr>
           <w:color w:val="0F1115"/>
           <w:szCs w:val="27"/>
-          <w:lang/>
+          <w:lang w:val="sr-Cyrl-RS"/>
         </w:rPr>
       </w:pPr>
       <w:r>
@@ -9501,23 +11051,7 @@
           <w:color w:val="0F1115"/>
           <w:szCs w:val="27"/>
         </w:rPr>
-        <w:t>(најбољи macro-F1 = 0</w:t>
-      </w:r>
-      <w:proofErr w:type="gramStart"/>
-      <w:r>
-        <w:rPr>
-          <w:color w:val="0F1115"/>
-          <w:szCs w:val="27"/>
-        </w:rPr>
-        <w:t>,5532</w:t>
-      </w:r>
-      <w:proofErr w:type="gramEnd"/>
-      <w:r>
-        <w:rPr>
-          <w:color w:val="0F1115"/>
-          <w:szCs w:val="27"/>
-        </w:rPr>
-        <w:t>)</w:t>
+        <w:t>(најбољи macro-F1 = 0,5532)</w:t>
       </w:r>
       <w:r>
         <w:rPr>
@@ -9570,7 +11104,7 @@
         <w:rPr>
           <w:color w:val="0F1115"/>
           <w:szCs w:val="27"/>
-          <w:lang/>
+          <w:lang w:val="sr-Cyrl-RS"/>
         </w:rPr>
       </w:pPr>
     </w:p>
@@ -9578,16 +11112,16 @@
       <w:pPr>
         <w:pStyle w:val="Heading3"/>
         <w:rPr>
-          <w:lang/>
-        </w:rPr>
-      </w:pPr>
-      <w:bookmarkStart w:id="20" w:name="_Toc238141445"/>
+          <w:lang w:val="sr-Cyrl-RS"/>
+        </w:rPr>
+      </w:pPr>
+      <w:bookmarkStart w:id="127" w:name="_Toc238141445"/>
       <w:r>
         <w:rPr>
           <w:rFonts w:ascii="Times New Roman" w:hAnsi="Times New Roman" w:cs="Times New Roman"/>
           <w:color w:val="auto"/>
           <w:sz w:val="32"/>
-          <w:lang/>
+          <w:lang w:val="sr-Cyrl-RS"/>
         </w:rPr>
         <w:t>3.</w:t>
       </w:r>
@@ -9613,11 +11147,11 @@
           <w:rFonts w:ascii="Times New Roman" w:hAnsi="Times New Roman" w:cs="Times New Roman"/>
           <w:color w:val="auto"/>
           <w:sz w:val="32"/>
-          <w:lang/>
+          <w:lang w:val="sr-Cyrl-RS"/>
         </w:rPr>
         <w:t>Модели</w:t>
       </w:r>
-      <w:bookmarkEnd w:id="20"/>
+      <w:bookmarkEnd w:id="127"/>
     </w:p>
     <w:p>
       <w:pPr>
@@ -9628,7 +11162,7 @@
         <w:rPr>
           <w:color w:val="0F1115"/>
           <w:szCs w:val="27"/>
-          <w:lang/>
+          <w:lang w:val="sr-Cyrl-RS"/>
         </w:rPr>
       </w:pPr>
       <w:r>
@@ -9748,7 +11282,7 @@
         <w:rPr>
           <w:color w:val="0F1115"/>
           <w:szCs w:val="27"/>
-          <w:lang/>
+          <w:lang w:val="sr-Cyrl-RS"/>
         </w:rPr>
       </w:pPr>
       <w:r>
@@ -9764,7 +11298,7 @@
         <w:rPr>
           <w:color w:val="0F1115"/>
           <w:szCs w:val="27"/>
-          <w:lang/>
+          <w:lang w:val="sr-Cyrl-RS"/>
         </w:rPr>
         <w:t>:</w:t>
       </w:r>
@@ -9773,7 +11307,32 @@
           <w:color w:val="0F1115"/>
           <w:szCs w:val="27"/>
         </w:rPr>
-        <w:t> BERTić боље моделује локални идиом; mBERT нуди ширу мултилингвалну репрезентацију, али мање специјализације за српски/BCMS.</w:t>
+        <w:t xml:space="preserve"> BERTić боље моделује локални идиом; mBERT нуди ширу мултилингвалну репрезентацију, али мање специјализације за </w:t>
+      </w:r>
+      <w:commentRangeStart w:id="128"/>
+      <w:r>
+        <w:rPr>
+          <w:color w:val="0F1115"/>
+          <w:szCs w:val="27"/>
+        </w:rPr>
+        <w:t>српски/BCMS</w:t>
+      </w:r>
+      <w:commentRangeEnd w:id="128"/>
+      <w:r>
+        <w:rPr>
+          <w:rStyle w:val="CommentReference"/>
+          <w:color w:val="0F1115"/>
+          <w:sz w:val="24"/>
+          <w:szCs w:val="27"/>
+        </w:rPr>
+        <w:commentReference w:id="128"/>
+      </w:r>
+      <w:r>
+        <w:rPr>
+          <w:color w:val="0F1115"/>
+          <w:szCs w:val="27"/>
+        </w:rPr>
+        <w:t>.</w:t>
       </w:r>
     </w:p>
     <w:p>
@@ -9785,7 +11344,7 @@
         <w:rPr>
           <w:color w:val="0F1115"/>
           <w:szCs w:val="27"/>
-          <w:lang/>
+          <w:lang w:val="sr-Cyrl-RS"/>
         </w:rPr>
       </w:pPr>
     </w:p>
@@ -9793,16 +11352,16 @@
       <w:pPr>
         <w:pStyle w:val="Heading3"/>
         <w:rPr>
-          <w:lang/>
-        </w:rPr>
-      </w:pPr>
-      <w:bookmarkStart w:id="21" w:name="_Toc238141446"/>
+          <w:lang w:val="sr-Cyrl-RS"/>
+        </w:rPr>
+      </w:pPr>
+      <w:bookmarkStart w:id="129" w:name="_Toc238141446"/>
       <w:r>
         <w:rPr>
           <w:rFonts w:ascii="Times New Roman" w:hAnsi="Times New Roman" w:cs="Times New Roman"/>
           <w:color w:val="auto"/>
           <w:sz w:val="32"/>
-          <w:lang/>
+          <w:lang w:val="sr-Cyrl-RS"/>
         </w:rPr>
         <w:t>3.</w:t>
       </w:r>
@@ -9820,7 +11379,7 @@
           <w:rFonts w:ascii="Times New Roman" w:hAnsi="Times New Roman" w:cs="Times New Roman"/>
           <w:color w:val="auto"/>
           <w:sz w:val="32"/>
-          <w:lang/>
+          <w:lang w:val="sr-Cyrl-RS"/>
         </w:rPr>
         <w:t>2</w:t>
       </w:r>
@@ -9837,11 +11396,11 @@
           <w:rFonts w:ascii="Times New Roman" w:hAnsi="Times New Roman" w:cs="Times New Roman"/>
           <w:color w:val="auto"/>
           <w:sz w:val="32"/>
-          <w:lang/>
+          <w:lang w:val="sr-Cyrl-RS"/>
         </w:rPr>
         <w:t>Поставка и хиперпараметри</w:t>
       </w:r>
-      <w:bookmarkEnd w:id="21"/>
+      <w:bookmarkEnd w:id="129"/>
     </w:p>
     <w:p>
       <w:pPr>
@@ -9852,7 +11411,7 @@
         <w:rPr>
           <w:color w:val="0F1115"/>
           <w:szCs w:val="27"/>
-          <w:lang/>
+          <w:lang w:val="sr-Cyrl-RS"/>
         </w:rPr>
       </w:pPr>
       <w:r>
@@ -9899,7 +11458,7 @@
           <w:iCs/>
           <w:color w:val="0F1115"/>
           <w:szCs w:val="27"/>
-          <w:lang/>
+          <w:lang w:val="sr-Cyrl-RS"/>
         </w:rPr>
         <w:t>.</w:t>
       </w:r>
@@ -9907,7 +11466,7 @@
         <w:rPr>
           <w:color w:val="0F1115"/>
           <w:szCs w:val="27"/>
-          <w:lang/>
+          <w:lang w:val="sr-Cyrl-RS"/>
         </w:rPr>
         <w:t xml:space="preserve"> </w:t>
       </w:r>
@@ -9967,7 +11526,7 @@
         <w:rPr>
           <w:color w:val="0F1115"/>
           <w:szCs w:val="27"/>
-          <w:lang/>
+          <w:lang w:val="sr-Cyrl-RS"/>
         </w:rPr>
         <w:t xml:space="preserve"> У Табели 3.2 дати су коришћени хиперпараметри. </w:t>
       </w:r>
@@ -9982,7 +11541,7 @@
         <w:rPr>
           <w:color w:val="0F1115"/>
           <w:szCs w:val="27"/>
-          <w:lang/>
+          <w:lang w:val="sr-Cyrl-RS"/>
         </w:rPr>
         <w:t>.</w:t>
       </w:r>
@@ -9996,14 +11555,14 @@
         <w:rPr>
           <w:color w:val="0F1115"/>
           <w:szCs w:val="27"/>
-          <w:lang/>
-        </w:rPr>
-      </w:pPr>
-      <w:r>
-        <w:rPr>
-          <w:color w:val="0F1115"/>
-          <w:szCs w:val="27"/>
-          <w:lang/>
+          <w:lang w:val="sr-Cyrl-RS"/>
+        </w:rPr>
+      </w:pPr>
+      <w:r>
+        <w:rPr>
+          <w:color w:val="0F1115"/>
+          <w:szCs w:val="27"/>
+          <w:lang w:val="sr-Cyrl-RS"/>
         </w:rPr>
         <w:t>Табела 3.2 Хиперпараметри енкодер модела</w:t>
       </w:r>
@@ -10019,7 +11578,7 @@
           <w:bottom w:w="15" w:type="dxa"/>
           <w:right w:w="15" w:type="dxa"/>
         </w:tblCellMar>
-        <w:tblLook w:val="04A0"/>
+        <w:tblLook w:val="04A0" w:firstRow="1" w:lastRow="0" w:firstColumn="1" w:lastColumn="0" w:noHBand="0" w:noVBand="1"/>
       </w:tblPr>
       <w:tblGrid>
         <w:gridCol w:w="4365"/>
@@ -10785,13 +12344,41 @@
           <w:szCs w:val="27"/>
           <w:lang w:val="en-US"/>
         </w:rPr>
-        <w:t>. Овај корак омогућава да се за финалну примену искористе сви расположиви означени подаци, након што је евалуација већ спроведена. BERTić и mBERT модели се чувају одвојено, како би се омогућили независан инференс и директно поређење њихових предвиђања.</w:t>
-      </w:r>
-    </w:p>
-    <w:p>
-      <w:pPr>
-        <w:rPr>
-          <w:lang/>
+        <w:t xml:space="preserve">. Овај корак омогућава да се за финалну примену искористе сви расположиви означени подаци, након што је евалуација већ спроведена. BERTić и mBERT модели се чувају одвојено, како би се омогућили независан </w:t>
+      </w:r>
+      <w:commentRangeStart w:id="130"/>
+      <w:r>
+        <w:rPr>
+          <w:color w:val="0F1115"/>
+          <w:szCs w:val="27"/>
+          <w:lang w:val="en-US"/>
+        </w:rPr>
+        <w:t xml:space="preserve">инференс </w:t>
+      </w:r>
+      <w:commentRangeEnd w:id="130"/>
+      <w:r>
+        <w:rPr>
+          <w:rStyle w:val="CommentReference"/>
+          <w:color w:val="0F1115"/>
+          <w:sz w:val="24"/>
+          <w:szCs w:val="27"/>
+          <w:lang w:val="en-US"/>
+        </w:rPr>
+        <w:commentReference w:id="130"/>
+      </w:r>
+      <w:r>
+        <w:rPr>
+          <w:color w:val="0F1115"/>
+          <w:szCs w:val="27"/>
+          <w:lang w:val="en-US"/>
+        </w:rPr>
+        <w:t>и директно поређење њихових предвиђања.</w:t>
+      </w:r>
+    </w:p>
+    <w:p>
+      <w:pPr>
+        <w:rPr>
+          <w:lang w:val="sr-Cyrl-RS"/>
         </w:rPr>
       </w:pPr>
     </w:p>
@@ -10802,16 +12389,16 @@
           <w:rFonts w:ascii="Times New Roman" w:hAnsi="Times New Roman" w:cs="Times New Roman"/>
           <w:color w:val="auto"/>
           <w:sz w:val="32"/>
-          <w:lang/>
-        </w:rPr>
-      </w:pPr>
-      <w:bookmarkStart w:id="22" w:name="_Toc238141447"/>
+          <w:lang w:val="sr-Cyrl-RS"/>
+        </w:rPr>
+      </w:pPr>
+      <w:bookmarkStart w:id="131" w:name="_Toc238141447"/>
       <w:r>
         <w:rPr>
           <w:rFonts w:ascii="Times New Roman" w:hAnsi="Times New Roman" w:cs="Times New Roman"/>
           <w:color w:val="auto"/>
           <w:sz w:val="32"/>
-          <w:lang/>
+          <w:lang w:val="sr-Cyrl-RS"/>
         </w:rPr>
         <w:t>3.</w:t>
       </w:r>
@@ -10829,7 +12416,7 @@
           <w:rFonts w:ascii="Times New Roman" w:hAnsi="Times New Roman" w:cs="Times New Roman"/>
           <w:color w:val="auto"/>
           <w:sz w:val="32"/>
-          <w:lang/>
+          <w:lang w:val="sr-Cyrl-RS"/>
         </w:rPr>
         <w:t>3</w:t>
       </w:r>
@@ -10846,16 +12433,16 @@
           <w:rFonts w:ascii="Times New Roman" w:hAnsi="Times New Roman" w:cs="Times New Roman"/>
           <w:color w:val="auto"/>
           <w:sz w:val="32"/>
-          <w:lang/>
+          <w:lang w:val="sr-Cyrl-RS"/>
         </w:rPr>
         <w:t>Резултати</w:t>
       </w:r>
-      <w:bookmarkEnd w:id="22"/>
-    </w:p>
-    <w:p>
-      <w:pPr>
-        <w:rPr>
-          <w:lang/>
+      <w:bookmarkEnd w:id="131"/>
+    </w:p>
+    <w:p>
+      <w:pPr>
+        <w:rPr>
+          <w:lang w:val="sr-Cyrl-RS"/>
         </w:rPr>
       </w:pPr>
     </w:p>
@@ -10863,12 +12450,12 @@
       <w:pPr>
         <w:jc w:val="both"/>
         <w:rPr>
-          <w:lang/>
-        </w:rPr>
-      </w:pPr>
-      <w:r>
-        <w:rPr>
-          <w:lang/>
+          <w:lang w:val="sr-Cyrl-RS"/>
+        </w:rPr>
+      </w:pPr>
+      <w:r>
+        <w:rPr>
+          <w:lang w:val="sr-Cyrl-RS"/>
         </w:rPr>
         <w:tab/>
       </w:r>
@@ -10912,16 +12499,15 @@
       <w:pPr>
         <w:jc w:val="center"/>
         <w:rPr>
-          <w:lang/>
+          <w:lang w:val="sr-Cyrl-RS"/>
         </w:rPr>
       </w:pPr>
       <w:r>
         <w:rPr>
           <w:noProof/>
-          <w:lang w:val="en-US"/>
         </w:rPr>
         <w:drawing>
-          <wp:inline distT="0" distB="0" distL="0" distR="0">
+          <wp:inline distT="0" distB="0" distL="0" distR="0" wp14:anchorId="091DFB7D" wp14:editId="3C837BAB">
             <wp:extent cx="5835803" cy="3987800"/>
             <wp:effectExtent l="0" t="0" r="0" b="0"/>
             <wp:docPr id="1926876886" name="Picture 9"/>
@@ -10938,10 +12524,10 @@
                     </pic:cNvPicPr>
                   </pic:nvPicPr>
                   <pic:blipFill>
-                    <a:blip r:embed="rId23" cstate="print">
+                    <a:blip r:embed="rId27">
                       <a:extLst>
                         <a:ext uri="{28A0092B-C50C-407E-A947-70E740481C1C}">
-                          <a14:useLocalDpi xmlns:a14="http://schemas.microsoft.com/office/drawing/2010/main" xmlns:wps="http://schemas.microsoft.com/office/word/2010/wordprocessingShape" xmlns:wpi="http://schemas.microsoft.com/office/word/2010/wordprocessingInk" xmlns:wpg="http://schemas.microsoft.com/office/word/2010/wordprocessingGroup" xmlns:w16se="http://schemas.microsoft.com/office/word/2015/wordml/symex" xmlns:w16sdtfl="http://schemas.microsoft.com/office/word/2024/wordml/sdtformatlock" xmlns:w16sdtdh="http://schemas.microsoft.com/office/word/2020/wordml/sdtdatahash" xmlns:w16du="http://schemas.microsoft.com/office/word/2023/wordml/word16du" xmlns:w16="http://schemas.microsoft.com/office/word/2018/wordml" xmlns:w16cid="http://schemas.microsoft.com/office/word/2016/wordml/cid" xmlns:w16cex="http://schemas.microsoft.com/office/word/2018/wordml/cex" xmlns:w16cei="http://schemas.microsoft.com/office/word/2026/wordml/cei" xmlns:w15="http://schemas.microsoft.com/office/word/2012/wordml" xmlns:w14="http://schemas.microsoft.com/office/word/2010/wordml" xmlns:w="http://schemas.openxmlformats.org/wordprocessingml/2006/main" xmlns:w10="urn:schemas-microsoft-com:office:word" xmlns:wp14="http://schemas.microsoft.com/office/word/2010/wordprocessingDrawing" xmlns:v="urn:schemas-microsoft-com:vml" xmlns:oel="http://schemas.microsoft.com/office/2019/extlst" xmlns:o="urn:schemas-microsoft-com:office:office" xmlns:am3d="http://schemas.microsoft.com/office/drawing/2017/model3d" xmlns:aink="http://schemas.microsoft.com/office/drawing/2016/ink" xmlns:mc="http://schemas.openxmlformats.org/markup-compatibility/2006" xmlns:cx8="http://schemas.microsoft.com/office/drawing/2016/5/14/chartex" xmlns:cx7="http://schemas.microsoft.com/office/drawing/2016/5/13/chartex" xmlns:cx6="http://schemas.microsoft.com/office/drawing/2016/5/12/chartex" xmlns:cx5="http://schemas.microsoft.com/office/drawing/2016/5/11/chartex" xmlns:cx4="http://schemas.microsoft.com/office/drawing/2016/5/10/chartex" xmlns:cx3="http://schemas.microsoft.com/office/drawing/2016/5/9/chartex" xmlns:cx2="http://schemas.microsoft.com/office/drawing/2015/10/21/chartex" xmlns:cx1="http://schemas.microsoft.com/office/drawing/2015/9/8/chartex" xmlns:cx="http://schemas.microsoft.com/office/drawing/2014/chartex" xmlns:wpc="http://schemas.microsoft.com/office/word/2010/wordprocessingCanvas" xmlns="" val="0"/>
+                          <a14:useLocalDpi xmlns:a14="http://schemas.microsoft.com/office/drawing/2010/main" val="0"/>
                         </a:ext>
                       </a:extLst>
                     </a:blip>
@@ -10978,7 +12564,7 @@
         <w:rPr>
           <w:color w:val="0F1115"/>
           <w:szCs w:val="27"/>
-          <w:lang/>
+          <w:lang w:val="sr-Cyrl-RS"/>
         </w:rPr>
       </w:pPr>
       <w:r>
@@ -10997,7 +12583,7 @@
         <w:rPr>
           <w:color w:val="0F1115"/>
           <w:szCs w:val="27"/>
-          <w:lang/>
+          <w:lang w:val="sr-Cyrl-RS"/>
         </w:rPr>
       </w:pPr>
     </w:p>
@@ -11010,7 +12596,7 @@
         <w:rPr>
           <w:color w:val="0F1115"/>
           <w:szCs w:val="27"/>
-          <w:lang/>
+          <w:lang w:val="sr-Cyrl-RS"/>
         </w:rPr>
       </w:pPr>
       <w:r>
@@ -11025,7 +12611,7 @@
         <w:rPr>
           <w:color w:val="0F1115"/>
           <w:szCs w:val="27"/>
-          <w:lang/>
+          <w:lang w:val="sr-Cyrl-RS"/>
         </w:rPr>
         <w:t>Слици 3.9</w:t>
       </w:r>
@@ -11046,7 +12632,7 @@
         <w:rPr>
           <w:color w:val="0F1115"/>
           <w:szCs w:val="27"/>
-          <w:lang/>
+          <w:lang w:val="sr-Cyrl-RS"/>
         </w:rPr>
       </w:pPr>
       <w:r>
@@ -11060,7 +12646,7 @@
         <w:rPr>
           <w:color w:val="0F1115"/>
           <w:szCs w:val="27"/>
-          <w:lang/>
+          <w:lang w:val="sr-Cyrl-RS"/>
         </w:rPr>
         <w:t xml:space="preserve">3.10 </w:t>
       </w:r>
@@ -11080,16 +12666,15 @@
         <w:rPr>
           <w:color w:val="0F1115"/>
           <w:szCs w:val="27"/>
-          <w:lang/>
+          <w:lang w:val="sr-Cyrl-RS"/>
         </w:rPr>
       </w:pPr>
       <w:r>
         <w:rPr>
           <w:noProof/>
-          <w:lang w:val="en-US"/>
         </w:rPr>
         <w:drawing>
-          <wp:inline distT="0" distB="0" distL="0" distR="0">
+          <wp:inline distT="0" distB="0" distL="0" distR="0" wp14:anchorId="452BD82B" wp14:editId="5C1D2D3E">
             <wp:extent cx="4762500" cy="2300348"/>
             <wp:effectExtent l="0" t="0" r="0" b="0"/>
             <wp:docPr id="303430873" name="Picture 10"/>
@@ -11106,10 +12691,10 @@
                     </pic:cNvPicPr>
                   </pic:nvPicPr>
                   <pic:blipFill>
-                    <a:blip r:embed="rId24" cstate="print">
+                    <a:blip r:embed="rId28" cstate="print">
                       <a:extLst>
                         <a:ext uri="{28A0092B-C50C-407E-A947-70E740481C1C}">
-                          <a14:useLocalDpi xmlns:a14="http://schemas.microsoft.com/office/drawing/2010/main" xmlns:wps="http://schemas.microsoft.com/office/word/2010/wordprocessingShape" xmlns:wpi="http://schemas.microsoft.com/office/word/2010/wordprocessingInk" xmlns:wpg="http://schemas.microsoft.com/office/word/2010/wordprocessingGroup" xmlns:w16se="http://schemas.microsoft.com/office/word/2015/wordml/symex" xmlns:w16sdtfl="http://schemas.microsoft.com/office/word/2024/wordml/sdtformatlock" xmlns:w16sdtdh="http://schemas.microsoft.com/office/word/2020/wordml/sdtdatahash" xmlns:w16du="http://schemas.microsoft.com/office/word/2023/wordml/word16du" xmlns:w16="http://schemas.microsoft.com/office/word/2018/wordml" xmlns:w16cid="http://schemas.microsoft.com/office/word/2016/wordml/cid" xmlns:w16cex="http://schemas.microsoft.com/office/word/2018/wordml/cex" xmlns:w16cei="http://schemas.microsoft.com/office/word/2026/wordml/cei" xmlns:w15="http://schemas.microsoft.com/office/word/2012/wordml" xmlns:w14="http://schemas.microsoft.com/office/word/2010/wordml" xmlns:w="http://schemas.openxmlformats.org/wordprocessingml/2006/main" xmlns:w10="urn:schemas-microsoft-com:office:word" xmlns:wp14="http://schemas.microsoft.com/office/word/2010/wordprocessingDrawing" xmlns:v="urn:schemas-microsoft-com:vml" xmlns:oel="http://schemas.microsoft.com/office/2019/extlst" xmlns:o="urn:schemas-microsoft-com:office:office" xmlns:am3d="http://schemas.microsoft.com/office/drawing/2017/model3d" xmlns:aink="http://schemas.microsoft.com/office/drawing/2016/ink" xmlns:mc="http://schemas.openxmlformats.org/markup-compatibility/2006" xmlns:cx8="http://schemas.microsoft.com/office/drawing/2016/5/14/chartex" xmlns:cx7="http://schemas.microsoft.com/office/drawing/2016/5/13/chartex" xmlns:cx6="http://schemas.microsoft.com/office/drawing/2016/5/12/chartex" xmlns:cx5="http://schemas.microsoft.com/office/drawing/2016/5/11/chartex" xmlns:cx4="http://schemas.microsoft.com/office/drawing/2016/5/10/chartex" xmlns:cx3="http://schemas.microsoft.com/office/drawing/2016/5/9/chartex" xmlns:cx2="http://schemas.microsoft.com/office/drawing/2015/10/21/chartex" xmlns:cx1="http://schemas.microsoft.com/office/drawing/2015/9/8/chartex" xmlns:cx="http://schemas.microsoft.com/office/drawing/2014/chartex" xmlns:wpc="http://schemas.microsoft.com/office/word/2010/wordprocessingCanvas" xmlns="" val="0"/>
+                          <a14:useLocalDpi xmlns:a14="http://schemas.microsoft.com/office/drawing/2010/main" val="0"/>
                         </a:ext>
                       </a:extLst>
                     </a:blip>
@@ -11146,7 +12731,7 @@
         <w:rPr>
           <w:color w:val="0F1115"/>
           <w:szCs w:val="27"/>
-          <w:lang/>
+          <w:lang w:val="sr-Cyrl-RS"/>
         </w:rPr>
       </w:pPr>
       <w:r>
@@ -11160,7 +12745,7 @@
         <w:rPr>
           <w:color w:val="0F1115"/>
           <w:szCs w:val="27"/>
-          <w:lang/>
+          <w:lang w:val="sr-Cyrl-RS"/>
         </w:rPr>
         <w:t xml:space="preserve"> модела</w:t>
       </w:r>
@@ -11181,14 +12766,14 @@
         <w:rPr>
           <w:color w:val="0F1115"/>
           <w:szCs w:val="27"/>
-          <w:lang/>
-        </w:rPr>
-      </w:pPr>
-      <w:r>
-        <w:rPr>
-          <w:color w:val="0F1115"/>
-          <w:szCs w:val="27"/>
-          <w:lang/>
+          <w:lang w:val="sr-Cyrl-RS"/>
+        </w:rPr>
+      </w:pPr>
+      <w:r>
+        <w:rPr>
+          <w:color w:val="0F1115"/>
+          <w:szCs w:val="27"/>
+          <w:lang w:val="sr-Cyrl-RS"/>
         </w:rPr>
         <w:t xml:space="preserve">У Табели 3.3 могу се видети перформансе по класама. </w:t>
       </w:r>
@@ -11240,14 +12825,14 @@
         <w:rPr>
           <w:color w:val="0F1115"/>
           <w:szCs w:val="27"/>
-          <w:lang/>
-        </w:rPr>
-      </w:pPr>
-      <w:r>
-        <w:rPr>
-          <w:color w:val="0F1115"/>
-          <w:szCs w:val="27"/>
-          <w:lang/>
+          <w:lang w:val="sr-Cyrl-RS"/>
+        </w:rPr>
+      </w:pPr>
+      <w:r>
+        <w:rPr>
+          <w:color w:val="0F1115"/>
+          <w:szCs w:val="27"/>
+          <w:lang w:val="sr-Cyrl-RS"/>
         </w:rPr>
         <w:t>Табела 3.3 Перформансе по класама</w:t>
       </w:r>
@@ -11263,7 +12848,7 @@
           <w:bottom w:w="15" w:type="dxa"/>
           <w:right w:w="15" w:type="dxa"/>
         </w:tblCellMar>
-        <w:tblLook w:val="04A0"/>
+        <w:tblLook w:val="04A0" w:firstRow="1" w:lastRow="0" w:firstColumn="1" w:lastColumn="0" w:noHBand="0" w:noVBand="1"/>
       </w:tblPr>
       <w:tblGrid>
         <w:gridCol w:w="2193"/>
@@ -11844,17 +13429,16 @@
         <w:rPr>
           <w:color w:val="0F1115"/>
           <w:szCs w:val="27"/>
-          <w:lang/>
+          <w:lang w:val="sr-Cyrl-RS"/>
         </w:rPr>
       </w:pPr>
       <w:r>
         <w:rPr>
           <w:noProof/>
-          <w:lang w:val="en-US"/>
         </w:rPr>
         <w:lastRenderedPageBreak/>
         <w:drawing>
-          <wp:inline distT="0" distB="0" distL="0" distR="0">
+          <wp:inline distT="0" distB="0" distL="0" distR="0" wp14:anchorId="1EFC4E30" wp14:editId="3B369AAF">
             <wp:extent cx="5616597" cy="3784600"/>
             <wp:effectExtent l="0" t="0" r="0" b="0"/>
             <wp:docPr id="1068275389" name="Picture 11"/>
@@ -11871,10 +13455,10 @@
                     </pic:cNvPicPr>
                   </pic:nvPicPr>
                   <pic:blipFill>
-                    <a:blip r:embed="rId25" cstate="print">
+                    <a:blip r:embed="rId29">
                       <a:extLst>
                         <a:ext uri="{28A0092B-C50C-407E-A947-70E740481C1C}">
-                          <a14:useLocalDpi xmlns:a14="http://schemas.microsoft.com/office/drawing/2010/main" xmlns:wps="http://schemas.microsoft.com/office/word/2010/wordprocessingShape" xmlns:wpi="http://schemas.microsoft.com/office/word/2010/wordprocessingInk" xmlns:wpg="http://schemas.microsoft.com/office/word/2010/wordprocessingGroup" xmlns:w16se="http://schemas.microsoft.com/office/word/2015/wordml/symex" xmlns:w16sdtfl="http://schemas.microsoft.com/office/word/2024/wordml/sdtformatlock" xmlns:w16sdtdh="http://schemas.microsoft.com/office/word/2020/wordml/sdtdatahash" xmlns:w16du="http://schemas.microsoft.com/office/word/2023/wordml/word16du" xmlns:w16="http://schemas.microsoft.com/office/word/2018/wordml" xmlns:w16cid="http://schemas.microsoft.com/office/word/2016/wordml/cid" xmlns:w16cex="http://schemas.microsoft.com/office/word/2018/wordml/cex" xmlns:w16cei="http://schemas.microsoft.com/office/word/2026/wordml/cei" xmlns:w15="http://schemas.microsoft.com/office/word/2012/wordml" xmlns:w14="http://schemas.microsoft.com/office/word/2010/wordml" xmlns:w="http://schemas.openxmlformats.org/wordprocessingml/2006/main" xmlns:w10="urn:schemas-microsoft-com:office:word" xmlns:wp14="http://schemas.microsoft.com/office/word/2010/wordprocessingDrawing" xmlns:v="urn:schemas-microsoft-com:vml" xmlns:oel="http://schemas.microsoft.com/office/2019/extlst" xmlns:o="urn:schemas-microsoft-com:office:office" xmlns:am3d="http://schemas.microsoft.com/office/drawing/2017/model3d" xmlns:aink="http://schemas.microsoft.com/office/drawing/2016/ink" xmlns:mc="http://schemas.openxmlformats.org/markup-compatibility/2006" xmlns:cx8="http://schemas.microsoft.com/office/drawing/2016/5/14/chartex" xmlns:cx7="http://schemas.microsoft.com/office/drawing/2016/5/13/chartex" xmlns:cx6="http://schemas.microsoft.com/office/drawing/2016/5/12/chartex" xmlns:cx5="http://schemas.microsoft.com/office/drawing/2016/5/11/chartex" xmlns:cx4="http://schemas.microsoft.com/office/drawing/2016/5/10/chartex" xmlns:cx3="http://schemas.microsoft.com/office/drawing/2016/5/9/chartex" xmlns:cx2="http://schemas.microsoft.com/office/drawing/2015/10/21/chartex" xmlns:cx1="http://schemas.microsoft.com/office/drawing/2015/9/8/chartex" xmlns:cx="http://schemas.microsoft.com/office/drawing/2014/chartex" xmlns:wpc="http://schemas.microsoft.com/office/word/2010/wordprocessingCanvas" xmlns="" val="0"/>
+                          <a14:useLocalDpi xmlns:a14="http://schemas.microsoft.com/office/drawing/2010/main" val="0"/>
                         </a:ext>
                       </a:extLst>
                     </a:blip>
@@ -11911,7 +13495,7 @@
         <w:rPr>
           <w:color w:val="0F1115"/>
           <w:szCs w:val="27"/>
-          <w:lang/>
+          <w:lang w:val="sr-Cyrl-RS"/>
         </w:rPr>
       </w:pPr>
       <w:r>
@@ -11925,7 +13509,7 @@
         <w:rPr>
           <w:color w:val="0F1115"/>
           <w:szCs w:val="27"/>
-          <w:lang/>
+          <w:lang w:val="sr-Cyrl-RS"/>
         </w:rPr>
         <w:t>1</w:t>
       </w:r>
@@ -11940,7 +13524,7 @@
         <w:rPr>
           <w:color w:val="0F1115"/>
           <w:szCs w:val="27"/>
-          <w:lang/>
+          <w:lang w:val="sr-Cyrl-RS"/>
         </w:rPr>
         <w:t xml:space="preserve"> по класи за оба модела</w:t>
       </w:r>
@@ -11954,7 +13538,7 @@
         <w:rPr>
           <w:color w:val="0F1115"/>
           <w:szCs w:val="27"/>
-          <w:lang/>
+          <w:lang w:val="sr-Cyrl-RS"/>
         </w:rPr>
       </w:pPr>
       <w:r>
@@ -11968,7 +13552,7 @@
         <w:rPr>
           <w:color w:val="0F1115"/>
           <w:szCs w:val="27"/>
-          <w:lang/>
+          <w:lang w:val="sr-Cyrl-RS"/>
         </w:rPr>
         <w:t xml:space="preserve">на Слици 3.11 </w:t>
       </w:r>
@@ -11983,7 +13567,7 @@
         <w:rPr>
           <w:color w:val="0F1115"/>
           <w:szCs w:val="27"/>
-          <w:lang/>
+          <w:lang w:val="sr-Cyrl-RS"/>
         </w:rPr>
         <w:t xml:space="preserve"> </w:t>
       </w:r>
@@ -11998,7 +13582,7 @@
         <w:rPr>
           <w:color w:val="0F1115"/>
           <w:szCs w:val="27"/>
-          <w:lang/>
+          <w:lang w:val="sr-Cyrl-RS"/>
         </w:rPr>
         <w:t xml:space="preserve">у Табели 3.4 </w:t>
       </w:r>
@@ -12038,7 +13622,7 @@
         <w:rPr>
           <w:color w:val="0F1115"/>
           <w:szCs w:val="27"/>
-          <w:lang/>
+          <w:lang w:val="sr-Cyrl-RS"/>
         </w:rPr>
         <w:t>.</w:t>
       </w:r>
@@ -12051,14 +13635,14 @@
         <w:rPr>
           <w:color w:val="0F1115"/>
           <w:szCs w:val="27"/>
-          <w:lang/>
-        </w:rPr>
-      </w:pPr>
-      <w:r>
-        <w:rPr>
-          <w:color w:val="0F1115"/>
-          <w:szCs w:val="27"/>
-          <w:lang/>
+          <w:lang w:val="sr-Cyrl-RS"/>
+        </w:rPr>
+      </w:pPr>
+      <w:r>
+        <w:rPr>
+          <w:color w:val="0F1115"/>
+          <w:szCs w:val="27"/>
+          <w:lang w:val="sr-Cyrl-RS"/>
         </w:rPr>
         <w:t>Табела 3.4 Перформансе енкодер модела по класама</w:t>
       </w:r>
@@ -12074,7 +13658,7 @@
           <w:bottom w:w="15" w:type="dxa"/>
           <w:right w:w="15" w:type="dxa"/>
         </w:tblCellMar>
-        <w:tblLook w:val="04A0"/>
+        <w:tblLook w:val="04A0" w:firstRow="1" w:lastRow="0" w:firstColumn="1" w:lastColumn="0" w:noHBand="0" w:noVBand="1"/>
       </w:tblPr>
       <w:tblGrid>
         <w:gridCol w:w="1860"/>
@@ -13303,31 +14887,15 @@
         <w:rPr>
           <w:color w:val="0F1115"/>
           <w:szCs w:val="27"/>
-          <w:lang/>
-        </w:rPr>
-      </w:pPr>
-      <w:r>
-        <w:rPr>
-          <w:color w:val="0F1115"/>
-          <w:szCs w:val="27"/>
-        </w:rPr>
-        <w:t>Код NEUTRAL оба модела имају нижи recall од precision-а (посебно BERTić: recall 0</w:t>
-      </w:r>
-      <w:proofErr w:type="gramStart"/>
-      <w:r>
-        <w:rPr>
-          <w:color w:val="0F1115"/>
-          <w:szCs w:val="27"/>
-        </w:rPr>
-        <w:t>,49</w:t>
-      </w:r>
-      <w:proofErr w:type="gramEnd"/>
-      <w:r>
-        <w:rPr>
-          <w:color w:val="0F1115"/>
-          <w:szCs w:val="27"/>
-        </w:rPr>
-        <w:t>), што значи да се део неутралних коментара и даље класификује као став „за“ или „против“. Код ZA-VLAST су precision и recall избалансиранији, што објашњава највиши F1 управо за ту класу.</w:t>
+          <w:lang w:val="sr-Cyrl-RS"/>
+        </w:rPr>
+      </w:pPr>
+      <w:r>
+        <w:rPr>
+          <w:color w:val="0F1115"/>
+          <w:szCs w:val="27"/>
+        </w:rPr>
+        <w:t>Код NEUTRAL оба модела имају нижи recall од precision-а (посебно BERTić: recall 0,49), што значи да се део неутралних коментара и даље класификује као став „за“ или „против“. Код ZA-VLAST су precision и recall избалансиранији, што објашњава највиши F1 управо за ту класу.</w:t>
       </w:r>
     </w:p>
     <w:p>
@@ -13339,7 +14907,7 @@
         <w:rPr>
           <w:color w:val="0F1115"/>
           <w:szCs w:val="27"/>
-          <w:lang/>
+          <w:lang w:val="sr-Cyrl-RS"/>
         </w:rPr>
       </w:pPr>
       <w:r>
@@ -13353,7 +14921,7 @@
         <w:rPr>
           <w:color w:val="0F1115"/>
           <w:szCs w:val="27"/>
-          <w:lang/>
+          <w:lang w:val="sr-Cyrl-RS"/>
         </w:rPr>
         <w:t>3.5</w:t>
       </w:r>
@@ -13373,14 +14941,14 @@
         <w:rPr>
           <w:color w:val="0F1115"/>
           <w:szCs w:val="27"/>
-          <w:lang/>
-        </w:rPr>
-      </w:pPr>
-      <w:r>
-        <w:rPr>
-          <w:color w:val="0F1115"/>
-          <w:szCs w:val="27"/>
-          <w:lang/>
+          <w:lang w:val="sr-Cyrl-RS"/>
+        </w:rPr>
+      </w:pPr>
+      <w:r>
+        <w:rPr>
+          <w:color w:val="0F1115"/>
+          <w:szCs w:val="27"/>
+          <w:lang w:val="sr-Cyrl-RS"/>
         </w:rPr>
         <w:t>Табела 3.5</w:t>
       </w:r>
@@ -13388,7 +14956,7 @@
         <w:rPr>
           <w:color w:val="0F1115"/>
           <w:szCs w:val="27"/>
-          <w:lang/>
+          <w:lang w:val="sr-Cyrl-RS"/>
         </w:rPr>
         <w:t xml:space="preserve"> </w:t>
       </w:r>
@@ -13411,7 +14979,7 @@
           <w:bottom w:w="15" w:type="dxa"/>
           <w:right w:w="15" w:type="dxa"/>
         </w:tblCellMar>
-        <w:tblLook w:val="04A0"/>
+        <w:tblLook w:val="04A0" w:firstRow="1" w:lastRow="0" w:firstColumn="1" w:lastColumn="0" w:noHBand="0" w:noVBand="1"/>
       </w:tblPr>
       <w:tblGrid>
         <w:gridCol w:w="1860"/>
@@ -13959,7 +15527,7 @@
         <w:rPr>
           <w:color w:val="0F1115"/>
           <w:szCs w:val="27"/>
-          <w:lang/>
+          <w:lang w:val="sr-Cyrl-RS"/>
         </w:rPr>
       </w:pPr>
       <w:r>
@@ -13973,7 +15541,7 @@
         <w:rPr>
           <w:color w:val="0F1115"/>
           <w:szCs w:val="27"/>
-          <w:lang/>
+          <w:lang w:val="sr-Cyrl-RS"/>
         </w:rPr>
         <w:t xml:space="preserve">3.12 </w:t>
       </w:r>
@@ -13982,23 +15550,7 @@
           <w:color w:val="0F1115"/>
           <w:szCs w:val="27"/>
         </w:rPr>
-        <w:t>показује да BERTić има виши ниво перформанси на скоро свим fold-овима, док mBERT остаје у нижем опсегу. Стандардне девијације су релативно мале (≈ 0</w:t>
-      </w:r>
-      <w:proofErr w:type="gramStart"/>
-      <w:r>
-        <w:rPr>
-          <w:color w:val="0F1115"/>
-          <w:szCs w:val="27"/>
-        </w:rPr>
-        <w:t>,02</w:t>
-      </w:r>
-      <w:proofErr w:type="gramEnd"/>
-      <w:r>
-        <w:rPr>
-          <w:color w:val="0F1115"/>
-          <w:szCs w:val="27"/>
-        </w:rPr>
-        <w:t>–0,03), што говори да резултати нису последица једне „срећне“ поделе скупа. BERTić има нешто већи распон (min–max), али и знатно виши просек и максимум; мBERT је нешто компактнији, али системски слабији. Стога је закључак BERTić &gt; mBERT поуздан у оквиру 10-fold протокола.</w:t>
+        <w:t>показује да BERTić има виши ниво перформанси на скоро свим fold-овима, док mBERT остаје у нижем опсегу. Стандардне девијације су релативно мале (≈ 0,02–0,03), што говори да резултати нису последица једне „срећне“ поделе скупа. BERTić има нешто већи распон (min–max), али и знатно виши просек и максимум; мBERT је нешто компактнији, али системски слабији. Стога је закључак BERTić &gt; mBERT поуздан у оквиру 10-fold протокола.</w:t>
       </w:r>
     </w:p>
     <w:p>
@@ -14010,7 +15562,7 @@
         <w:rPr>
           <w:color w:val="0F1115"/>
           <w:szCs w:val="27"/>
-          <w:lang/>
+          <w:lang w:val="sr-Cyrl-RS"/>
         </w:rPr>
       </w:pPr>
     </w:p>
@@ -14027,11 +15579,10 @@
       <w:r>
         <w:rPr>
           <w:noProof/>
-          <w:lang w:val="en-US"/>
         </w:rPr>
         <w:lastRenderedPageBreak/>
         <w:drawing>
-          <wp:inline distT="0" distB="0" distL="0" distR="0">
+          <wp:inline distT="0" distB="0" distL="0" distR="0" wp14:anchorId="04D3C557" wp14:editId="66336100">
             <wp:extent cx="4711700" cy="2918636"/>
             <wp:effectExtent l="0" t="0" r="0" b="0"/>
             <wp:docPr id="755663901" name="Picture 15"/>
@@ -14048,10 +15599,10 @@
                     </pic:cNvPicPr>
                   </pic:nvPicPr>
                   <pic:blipFill>
-                    <a:blip r:embed="rId26" cstate="print">
+                    <a:blip r:embed="rId30" cstate="print">
                       <a:extLst>
                         <a:ext uri="{28A0092B-C50C-407E-A947-70E740481C1C}">
-                          <a14:useLocalDpi xmlns:a14="http://schemas.microsoft.com/office/drawing/2010/main" xmlns:wps="http://schemas.microsoft.com/office/word/2010/wordprocessingShape" xmlns:wpi="http://schemas.microsoft.com/office/word/2010/wordprocessingInk" xmlns:wpg="http://schemas.microsoft.com/office/word/2010/wordprocessingGroup" xmlns:w16se="http://schemas.microsoft.com/office/word/2015/wordml/symex" xmlns:w16sdtfl="http://schemas.microsoft.com/office/word/2024/wordml/sdtformatlock" xmlns:w16sdtdh="http://schemas.microsoft.com/office/word/2020/wordml/sdtdatahash" xmlns:w16du="http://schemas.microsoft.com/office/word/2023/wordml/word16du" xmlns:w16="http://schemas.microsoft.com/office/word/2018/wordml" xmlns:w16cid="http://schemas.microsoft.com/office/word/2016/wordml/cid" xmlns:w16cex="http://schemas.microsoft.com/office/word/2018/wordml/cex" xmlns:w16cei="http://schemas.microsoft.com/office/word/2026/wordml/cei" xmlns:w15="http://schemas.microsoft.com/office/word/2012/wordml" xmlns:w14="http://schemas.microsoft.com/office/word/2010/wordml" xmlns:w="http://schemas.openxmlformats.org/wordprocessingml/2006/main" xmlns:w10="urn:schemas-microsoft-com:office:word" xmlns:wp14="http://schemas.microsoft.com/office/word/2010/wordprocessingDrawing" xmlns:v="urn:schemas-microsoft-com:vml" xmlns:oel="http://schemas.microsoft.com/office/2019/extlst" xmlns:o="urn:schemas-microsoft-com:office:office" xmlns:am3d="http://schemas.microsoft.com/office/drawing/2017/model3d" xmlns:aink="http://schemas.microsoft.com/office/drawing/2016/ink" xmlns:mc="http://schemas.openxmlformats.org/markup-compatibility/2006" xmlns:cx8="http://schemas.microsoft.com/office/drawing/2016/5/14/chartex" xmlns:cx7="http://schemas.microsoft.com/office/drawing/2016/5/13/chartex" xmlns:cx6="http://schemas.microsoft.com/office/drawing/2016/5/12/chartex" xmlns:cx5="http://schemas.microsoft.com/office/drawing/2016/5/11/chartex" xmlns:cx4="http://schemas.microsoft.com/office/drawing/2016/5/10/chartex" xmlns:cx3="http://schemas.microsoft.com/office/drawing/2016/5/9/chartex" xmlns:cx2="http://schemas.microsoft.com/office/drawing/2015/10/21/chartex" xmlns:cx1="http://schemas.microsoft.com/office/drawing/2015/9/8/chartex" xmlns:cx="http://schemas.microsoft.com/office/drawing/2014/chartex" xmlns:wpc="http://schemas.microsoft.com/office/word/2010/wordprocessingCanvas" xmlns="" val="0"/>
+                          <a14:useLocalDpi xmlns:a14="http://schemas.microsoft.com/office/drawing/2010/main" val="0"/>
                         </a:ext>
                       </a:extLst>
                     </a:blip>
@@ -14088,7 +15639,7 @@
         <w:rPr>
           <w:color w:val="0F1115"/>
           <w:szCs w:val="27"/>
-          <w:lang/>
+          <w:lang w:val="sr-Cyrl-RS"/>
         </w:rPr>
       </w:pPr>
       <w:r>
@@ -14117,7 +15668,7 @@
         <w:rPr>
           <w:color w:val="0F1115"/>
           <w:szCs w:val="27"/>
-          <w:lang/>
+          <w:lang w:val="sr-Cyrl-RS"/>
         </w:rPr>
         <w:t xml:space="preserve">Расподела </w:t>
       </w:r>
@@ -14138,7 +15689,7 @@
         <w:rPr>
           <w:color w:val="0F1115"/>
           <w:szCs w:val="27"/>
-          <w:lang/>
+          <w:lang w:val="sr-Cyrl-RS"/>
         </w:rPr>
       </w:pPr>
       <w:r>
@@ -14152,7 +15703,7 @@
         <w:rPr>
           <w:color w:val="0F1115"/>
           <w:szCs w:val="27"/>
-          <w:lang/>
+          <w:lang w:val="sr-Cyrl-RS"/>
         </w:rPr>
         <w:t>, на Сликама 3.1</w:t>
       </w:r>
@@ -14168,7 +15719,7 @@
         <w:rPr>
           <w:color w:val="0F1115"/>
           <w:szCs w:val="27"/>
-          <w:lang/>
+          <w:lang w:val="sr-Cyrl-RS"/>
         </w:rPr>
         <w:t xml:space="preserve"> и 3.1</w:t>
       </w:r>
@@ -14184,7 +15735,7 @@
         <w:rPr>
           <w:color w:val="0F1115"/>
           <w:szCs w:val="27"/>
-          <w:lang/>
+          <w:lang w:val="sr-Cyrl-RS"/>
         </w:rPr>
         <w:t xml:space="preserve"> </w:t>
       </w:r>
@@ -14199,7 +15750,7 @@
         <w:rPr>
           <w:color w:val="0F1115"/>
           <w:szCs w:val="27"/>
-          <w:lang/>
+          <w:lang w:val="sr-Cyrl-RS"/>
         </w:rPr>
         <w:t xml:space="preserve"> </w:t>
       </w:r>
@@ -14212,16 +15763,15 @@
         <w:rPr>
           <w:color w:val="0F1115"/>
           <w:szCs w:val="27"/>
-          <w:lang/>
+          <w:lang w:val="sr-Cyrl-RS"/>
         </w:rPr>
       </w:pPr>
       <w:r>
         <w:rPr>
           <w:noProof/>
-          <w:lang w:val="en-US"/>
         </w:rPr>
         <w:drawing>
-          <wp:inline distT="0" distB="0" distL="0" distR="0">
+          <wp:inline distT="0" distB="0" distL="0" distR="0" wp14:anchorId="1418795A" wp14:editId="1AD38425">
             <wp:extent cx="4536532" cy="3873500"/>
             <wp:effectExtent l="0" t="0" r="0" b="0"/>
             <wp:docPr id="1514036860" name="Picture 14"/>
@@ -14238,10 +15788,10 @@
                     </pic:cNvPicPr>
                   </pic:nvPicPr>
                   <pic:blipFill>
-                    <a:blip r:embed="rId27" cstate="print">
+                    <a:blip r:embed="rId31" cstate="print">
                       <a:extLst>
                         <a:ext uri="{28A0092B-C50C-407E-A947-70E740481C1C}">
-                          <a14:useLocalDpi xmlns:a14="http://schemas.microsoft.com/office/drawing/2010/main" xmlns:wps="http://schemas.microsoft.com/office/word/2010/wordprocessingShape" xmlns:wpi="http://schemas.microsoft.com/office/word/2010/wordprocessingInk" xmlns:wpg="http://schemas.microsoft.com/office/word/2010/wordprocessingGroup" xmlns:w16se="http://schemas.microsoft.com/office/word/2015/wordml/symex" xmlns:w16sdtfl="http://schemas.microsoft.com/office/word/2024/wordml/sdtformatlock" xmlns:w16sdtdh="http://schemas.microsoft.com/office/word/2020/wordml/sdtdatahash" xmlns:w16du="http://schemas.microsoft.com/office/word/2023/wordml/word16du" xmlns:w16="http://schemas.microsoft.com/office/word/2018/wordml" xmlns:w16cid="http://schemas.microsoft.com/office/word/2016/wordml/cid" xmlns:w16cex="http://schemas.microsoft.com/office/word/2018/wordml/cex" xmlns:w16cei="http://schemas.microsoft.com/office/word/2026/wordml/cei" xmlns:w15="http://schemas.microsoft.com/office/word/2012/wordml" xmlns:w14="http://schemas.microsoft.com/office/word/2010/wordml" xmlns:w="http://schemas.openxmlformats.org/wordprocessingml/2006/main" xmlns:w10="urn:schemas-microsoft-com:office:word" xmlns:wp14="http://schemas.microsoft.com/office/word/2010/wordprocessingDrawing" xmlns:v="urn:schemas-microsoft-com:vml" xmlns:oel="http://schemas.microsoft.com/office/2019/extlst" xmlns:o="urn:schemas-microsoft-com:office:office" xmlns:am3d="http://schemas.microsoft.com/office/drawing/2017/model3d" xmlns:aink="http://schemas.microsoft.com/office/drawing/2016/ink" xmlns:mc="http://schemas.openxmlformats.org/markup-compatibility/2006" xmlns:cx8="http://schemas.microsoft.com/office/drawing/2016/5/14/chartex" xmlns:cx7="http://schemas.microsoft.com/office/drawing/2016/5/13/chartex" xmlns:cx6="http://schemas.microsoft.com/office/drawing/2016/5/12/chartex" xmlns:cx5="http://schemas.microsoft.com/office/drawing/2016/5/11/chartex" xmlns:cx4="http://schemas.microsoft.com/office/drawing/2016/5/10/chartex" xmlns:cx3="http://schemas.microsoft.com/office/drawing/2016/5/9/chartex" xmlns:cx2="http://schemas.microsoft.com/office/drawing/2015/10/21/chartex" xmlns:cx1="http://schemas.microsoft.com/office/drawing/2015/9/8/chartex" xmlns:cx="http://schemas.microsoft.com/office/drawing/2014/chartex" xmlns:wpc="http://schemas.microsoft.com/office/word/2010/wordprocessingCanvas" xmlns="" val="0"/>
+                          <a14:useLocalDpi xmlns:a14="http://schemas.microsoft.com/office/drawing/2010/main" val="0"/>
                         </a:ext>
                       </a:extLst>
                     </a:blip>
@@ -14278,14 +15828,14 @@
         <w:rPr>
           <w:color w:val="0F1115"/>
           <w:szCs w:val="27"/>
-          <w:lang/>
-        </w:rPr>
-      </w:pPr>
-      <w:r>
-        <w:rPr>
-          <w:color w:val="0F1115"/>
-          <w:szCs w:val="27"/>
-          <w:lang/>
+          <w:lang w:val="sr-Cyrl-RS"/>
+        </w:rPr>
+      </w:pPr>
+      <w:r>
+        <w:rPr>
+          <w:color w:val="0F1115"/>
+          <w:szCs w:val="27"/>
+          <w:lang w:val="sr-Cyrl-RS"/>
         </w:rPr>
         <w:t>Слика 3.1</w:t>
       </w:r>
@@ -14301,7 +15851,7 @@
         <w:rPr>
           <w:color w:val="0F1115"/>
           <w:szCs w:val="27"/>
-          <w:lang/>
+          <w:lang w:val="sr-Cyrl-RS"/>
         </w:rPr>
         <w:t xml:space="preserve">Матрица конуфзије за </w:t>
       </w:r>
@@ -14322,7 +15872,7 @@
         <w:rPr>
           <w:color w:val="0F1115"/>
           <w:szCs w:val="27"/>
-          <w:lang/>
+          <w:lang w:val="sr-Cyrl-RS"/>
         </w:rPr>
       </w:pPr>
       <w:r>
@@ -14331,23 +15881,7 @@
           <w:szCs w:val="27"/>
         </w:rPr>
         <w:lastRenderedPageBreak/>
-        <w:t>Код BERTić-а највише тачних предикција је на дијагонали: 328 за NEUTRAL, 767 за ZA-VLAST и 825 за PROTIV-VLASTI. Грешке код NEUTRAL најчешће одлазе у PROTIV-VLASTI (216) и ZA-VLAST (124), што потврђује да модел често „повуче</w:t>
-      </w:r>
-      <w:proofErr w:type="gramStart"/>
-      <w:r>
-        <w:rPr>
-          <w:color w:val="0F1115"/>
-          <w:szCs w:val="27"/>
-        </w:rPr>
-        <w:t>“ неутрални</w:t>
-      </w:r>
-      <w:proofErr w:type="gramEnd"/>
-      <w:r>
-        <w:rPr>
-          <w:color w:val="0F1115"/>
-          <w:szCs w:val="27"/>
-        </w:rPr>
-        <w:t xml:space="preserve"> коментар ка једном од два поларизована става. Обрнуто, део коментара PROTIV-VLASTI и ZA-VLAST завршава као NEUTRAL (191 односно 90), што указује на двосмерну конфузију око неутралности.</w:t>
+        <w:t>Код BERTić-а највише тачних предикција је на дијагонали: 328 за NEUTRAL, 767 за ZA-VLAST и 825 за PROTIV-VLASTI. Грешке код NEUTRAL најчешће одлазе у PROTIV-VLASTI (216) и ZA-VLAST (124), што потврђује да модел често „повуче“ неутрални коментар ка једном од два поларизована става. Обрнуто, део коментара PROTIV-VLASTI и ZA-VLAST завршава као NEUTRAL (191 односно 90), што указује на двосмерну конфузију око неутралности.</w:t>
       </w:r>
     </w:p>
     <w:p>
@@ -14364,10 +15898,9 @@
       <w:r>
         <w:rPr>
           <w:noProof/>
-          <w:lang w:val="en-US"/>
         </w:rPr>
         <w:drawing>
-          <wp:inline distT="0" distB="0" distL="0" distR="0">
+          <wp:inline distT="0" distB="0" distL="0" distR="0" wp14:anchorId="09F421CE" wp14:editId="647F5611">
             <wp:extent cx="5277900" cy="4495800"/>
             <wp:effectExtent l="0" t="0" r="0" b="0"/>
             <wp:docPr id="1359564405" name="Picture 13"/>
@@ -14384,10 +15917,10 @@
                     </pic:cNvPicPr>
                   </pic:nvPicPr>
                   <pic:blipFill>
-                    <a:blip r:embed="rId28" cstate="print">
+                    <a:blip r:embed="rId32" cstate="print">
                       <a:extLst>
                         <a:ext uri="{28A0092B-C50C-407E-A947-70E740481C1C}">
-                          <a14:useLocalDpi xmlns:a14="http://schemas.microsoft.com/office/drawing/2010/main" xmlns:wps="http://schemas.microsoft.com/office/word/2010/wordprocessingShape" xmlns:wpi="http://schemas.microsoft.com/office/word/2010/wordprocessingInk" xmlns:wpg="http://schemas.microsoft.com/office/word/2010/wordprocessingGroup" xmlns:w16se="http://schemas.microsoft.com/office/word/2015/wordml/symex" xmlns:w16sdtfl="http://schemas.microsoft.com/office/word/2024/wordml/sdtformatlock" xmlns:w16sdtdh="http://schemas.microsoft.com/office/word/2020/wordml/sdtdatahash" xmlns:w16du="http://schemas.microsoft.com/office/word/2023/wordml/word16du" xmlns:w16="http://schemas.microsoft.com/office/word/2018/wordml" xmlns:w16cid="http://schemas.microsoft.com/office/word/2016/wordml/cid" xmlns:w16cex="http://schemas.microsoft.com/office/word/2018/wordml/cex" xmlns:w16cei="http://schemas.microsoft.com/office/word/2026/wordml/cei" xmlns:w15="http://schemas.microsoft.com/office/word/2012/wordml" xmlns:w14="http://schemas.microsoft.com/office/word/2010/wordml" xmlns:w="http://schemas.openxmlformats.org/wordprocessingml/2006/main" xmlns:w10="urn:schemas-microsoft-com:office:word" xmlns:wp14="http://schemas.microsoft.com/office/word/2010/wordprocessingDrawing" xmlns:v="urn:schemas-microsoft-com:vml" xmlns:oel="http://schemas.microsoft.com/office/2019/extlst" xmlns:o="urn:schemas-microsoft-com:office:office" xmlns:am3d="http://schemas.microsoft.com/office/drawing/2017/model3d" xmlns:aink="http://schemas.microsoft.com/office/drawing/2016/ink" xmlns:mc="http://schemas.openxmlformats.org/markup-compatibility/2006" xmlns:cx8="http://schemas.microsoft.com/office/drawing/2016/5/14/chartex" xmlns:cx7="http://schemas.microsoft.com/office/drawing/2016/5/13/chartex" xmlns:cx6="http://schemas.microsoft.com/office/drawing/2016/5/12/chartex" xmlns:cx5="http://schemas.microsoft.com/office/drawing/2016/5/11/chartex" xmlns:cx4="http://schemas.microsoft.com/office/drawing/2016/5/10/chartex" xmlns:cx3="http://schemas.microsoft.com/office/drawing/2016/5/9/chartex" xmlns:cx2="http://schemas.microsoft.com/office/drawing/2015/10/21/chartex" xmlns:cx1="http://schemas.microsoft.com/office/drawing/2015/9/8/chartex" xmlns:cx="http://schemas.microsoft.com/office/drawing/2014/chartex" xmlns:wpc="http://schemas.microsoft.com/office/word/2010/wordprocessingCanvas" xmlns="" val="0"/>
+                          <a14:useLocalDpi xmlns:a14="http://schemas.microsoft.com/office/drawing/2010/main" val="0"/>
                         </a:ext>
                       </a:extLst>
                     </a:blip>
@@ -14424,14 +15957,14 @@
         <w:rPr>
           <w:color w:val="0F1115"/>
           <w:szCs w:val="27"/>
-          <w:lang/>
-        </w:rPr>
-      </w:pPr>
-      <w:r>
-        <w:rPr>
-          <w:color w:val="0F1115"/>
-          <w:szCs w:val="27"/>
-          <w:lang/>
+          <w:lang w:val="sr-Cyrl-RS"/>
+        </w:rPr>
+      </w:pPr>
+      <w:r>
+        <w:rPr>
+          <w:color w:val="0F1115"/>
+          <w:szCs w:val="27"/>
+          <w:lang w:val="sr-Cyrl-RS"/>
         </w:rPr>
         <w:t>Слика 3.1</w:t>
       </w:r>
@@ -14447,7 +15980,7 @@
         <w:rPr>
           <w:color w:val="0F1115"/>
           <w:szCs w:val="27"/>
-          <w:lang/>
+          <w:lang w:val="sr-Cyrl-RS"/>
         </w:rPr>
         <w:t xml:space="preserve"> Матрица конуфзије за</w:t>
       </w:r>
@@ -14455,7 +15988,7 @@
         <w:rPr>
           <w:color w:val="0F1115"/>
           <w:szCs w:val="27"/>
-          <w:lang/>
+          <w:lang w:val="sr-Cyrl-RS"/>
         </w:rPr>
         <w:t xml:space="preserve"> </w:t>
       </w:r>
@@ -14475,14 +16008,14 @@
         <w:rPr>
           <w:color w:val="0F1115"/>
           <w:szCs w:val="27"/>
-          <w:lang/>
-        </w:rPr>
-      </w:pPr>
-      <w:r>
-        <w:rPr>
-          <w:color w:val="0F1115"/>
-          <w:szCs w:val="27"/>
-          <w:lang/>
+          <w:lang w:val="sr-Cyrl-RS"/>
+        </w:rPr>
+      </w:pPr>
+      <w:r>
+        <w:rPr>
+          <w:color w:val="0F1115"/>
+          <w:szCs w:val="27"/>
+          <w:lang w:val="sr-Cyrl-RS"/>
         </w:rPr>
         <w:tab/>
       </w:r>
@@ -14497,7 +16030,7 @@
         <w:rPr>
           <w:color w:val="0F1115"/>
           <w:szCs w:val="27"/>
-          <w:lang/>
+          <w:lang w:val="sr-Cyrl-RS"/>
         </w:rPr>
         <w:t xml:space="preserve"> </w:t>
       </w:r>
@@ -14512,7 +16045,7 @@
         <w:rPr>
           <w:color w:val="0F1115"/>
           <w:szCs w:val="27"/>
-          <w:lang/>
+          <w:lang w:val="sr-Cyrl-RS"/>
         </w:rPr>
         <w:t xml:space="preserve"> </w:t>
       </w:r>
@@ -14527,7 +16060,7 @@
         <w:rPr>
           <w:color w:val="0F1115"/>
           <w:szCs w:val="27"/>
-          <w:lang/>
+          <w:lang w:val="sr-Cyrl-RS"/>
         </w:rPr>
         <w:t xml:space="preserve"> </w:t>
       </w:r>
@@ -14542,7 +16075,7 @@
         <w:rPr>
           <w:color w:val="0F1115"/>
           <w:szCs w:val="27"/>
-          <w:lang/>
+          <w:lang w:val="sr-Cyrl-RS"/>
         </w:rPr>
         <w:t xml:space="preserve"> </w:t>
       </w:r>
@@ -14557,7 +16090,7 @@
         <w:rPr>
           <w:color w:val="0F1115"/>
           <w:szCs w:val="27"/>
-          <w:lang/>
+          <w:lang w:val="sr-Cyrl-RS"/>
         </w:rPr>
         <w:t xml:space="preserve"> </w:t>
       </w:r>
@@ -14572,7 +16105,7 @@
         <w:rPr>
           <w:color w:val="0F1115"/>
           <w:szCs w:val="27"/>
-          <w:lang/>
+          <w:lang w:val="sr-Cyrl-RS"/>
         </w:rPr>
         <w:t xml:space="preserve"> </w:t>
       </w:r>
@@ -14587,7 +16120,7 @@
         <w:rPr>
           <w:color w:val="0F1115"/>
           <w:szCs w:val="27"/>
-          <w:lang/>
+          <w:lang w:val="sr-Cyrl-RS"/>
         </w:rPr>
         <w:t xml:space="preserve"> </w:t>
       </w:r>
@@ -14596,7 +16129,32 @@
           <w:color w:val="0F1115"/>
           <w:szCs w:val="27"/>
         </w:rPr>
-        <w:t>VLAST. Поређењем две матрице види се да BERTić доследно боље одваја све три класе, уз исти тип најчешћих грешака — што сугерише да проблем NEUTRAL класе није потпуно решен ни Transformer архитектуром, али јесте значајно ублажен у односу на baseline и у односу на mBERT.</w:t>
+        <w:t>VLAST. Поређењем две матрице види се да BERTić доследно боље одваја све три класе, уз исти тип најчешћих грешака</w:t>
+      </w:r>
+      <w:ins w:id="132" w:author="Nikola Babić" w:date="2026-08-20T20:23:00Z" w16du:dateUtc="2026-08-20T18:23:00Z">
+        <w:r>
+          <w:rPr>
+            <w:color w:val="0F1115"/>
+            <w:szCs w:val="27"/>
+          </w:rPr>
+          <w:t>,</w:t>
+        </w:r>
+      </w:ins>
+      <w:del w:id="133" w:author="Nikola Babić" w:date="2026-08-20T20:23:00Z" w16du:dateUtc="2026-08-20T18:23:00Z">
+        <w:r>
+          <w:rPr>
+            <w:color w:val="0F1115"/>
+            <w:szCs w:val="27"/>
+          </w:rPr>
+          <w:delText xml:space="preserve"> —</w:delText>
+        </w:r>
+      </w:del>
+      <w:r>
+        <w:rPr>
+          <w:color w:val="0F1115"/>
+          <w:szCs w:val="27"/>
+        </w:rPr>
+        <w:t xml:space="preserve"> што сугерише да проблем NEUTRAL класе није потпуно решен ни Transformer архитектуром, али јесте значајно ублажен у односу на baseline и у односу на mBERT.</w:t>
       </w:r>
     </w:p>
     <w:p>
@@ -14607,7 +16165,7 @@
         <w:rPr>
           <w:color w:val="0F1115"/>
           <w:szCs w:val="27"/>
-          <w:lang/>
+          <w:lang w:val="sr-Cyrl-RS"/>
         </w:rPr>
       </w:pPr>
     </w:p>
@@ -14618,16 +16176,16 @@
           <w:rFonts w:ascii="Times New Roman" w:hAnsi="Times New Roman" w:cs="Times New Roman"/>
           <w:color w:val="auto"/>
           <w:sz w:val="32"/>
-          <w:lang/>
-        </w:rPr>
-      </w:pPr>
-      <w:bookmarkStart w:id="23" w:name="_Toc238141448"/>
+          <w:lang w:val="sr-Cyrl-RS"/>
+        </w:rPr>
+      </w:pPr>
+      <w:bookmarkStart w:id="134" w:name="_Toc238141448"/>
       <w:r>
         <w:rPr>
           <w:rFonts w:ascii="Times New Roman" w:hAnsi="Times New Roman" w:cs="Times New Roman"/>
           <w:color w:val="auto"/>
           <w:sz w:val="32"/>
-          <w:lang/>
+          <w:lang w:val="sr-Cyrl-RS"/>
         </w:rPr>
         <w:lastRenderedPageBreak/>
         <w:t>3.</w:t>
@@ -14646,7 +16204,7 @@
           <w:rFonts w:ascii="Times New Roman" w:hAnsi="Times New Roman" w:cs="Times New Roman"/>
           <w:color w:val="auto"/>
           <w:sz w:val="32"/>
-          <w:lang/>
+          <w:lang w:val="sr-Cyrl-RS"/>
         </w:rPr>
         <w:t>4</w:t>
       </w:r>
@@ -14658,16 +16216,29 @@
         </w:rPr>
         <w:t xml:space="preserve">. </w:t>
       </w:r>
+      <w:commentRangeStart w:id="135"/>
       <w:r>
         <w:rPr>
           <w:rFonts w:ascii="Times New Roman" w:hAnsi="Times New Roman" w:cs="Times New Roman"/>
           <w:color w:val="auto"/>
           <w:sz w:val="32"/>
-          <w:lang/>
+          <w:lang w:val="sr-Cyrl-RS"/>
         </w:rPr>
         <w:t>Дискусија</w:t>
       </w:r>
-      <w:bookmarkEnd w:id="23"/>
+      <w:bookmarkEnd w:id="134"/>
+      <w:commentRangeEnd w:id="135"/>
+      <w:r>
+        <w:rPr>
+          <w:rStyle w:val="CommentReference"/>
+          <w:rFonts w:ascii="Times New Roman" w:hAnsi="Times New Roman" w:cs="Times New Roman"/>
+          <w:color w:val="auto"/>
+          <w:sz w:val="32"/>
+          <w:szCs w:val="24"/>
+          <w:lang w:val="sr-Cyrl-RS"/>
+        </w:rPr>
+        <w:commentReference w:id="135"/>
+      </w:r>
     </w:p>
     <w:p>
       <w:pPr>
@@ -14684,7 +16255,7 @@
         <w:rPr>
           <w:color w:val="0F1115"/>
           <w:szCs w:val="27"/>
-          <w:lang/>
+          <w:lang w:val="sr-Cyrl-RS"/>
         </w:rPr>
         <w:tab/>
       </w:r>
@@ -14772,7 +16343,7 @@
         <w:rPr>
           <w:color w:val="0F1115"/>
           <w:szCs w:val="27"/>
-          <w:lang/>
+          <w:lang w:val="sr-Cyrl-RS"/>
         </w:rPr>
       </w:pPr>
     </w:p>
@@ -14784,7 +16355,7 @@
         <w:rPr>
           <w:color w:val="0F1115"/>
           <w:szCs w:val="27"/>
-          <w:lang/>
+          <w:lang w:val="sr-Cyrl-RS"/>
         </w:rPr>
       </w:pPr>
     </w:p>
@@ -14796,7 +16367,7 @@
         <w:rPr>
           <w:color w:val="0F1115"/>
           <w:szCs w:val="27"/>
-          <w:lang/>
+          <w:lang w:val="sr-Cyrl-RS"/>
         </w:rPr>
       </w:pPr>
     </w:p>
@@ -14808,7 +16379,7 @@
         <w:rPr>
           <w:color w:val="0F1115"/>
           <w:szCs w:val="27"/>
-          <w:lang/>
+          <w:lang w:val="sr-Cyrl-RS"/>
         </w:rPr>
       </w:pPr>
     </w:p>
@@ -14820,7 +16391,7 @@
         <w:rPr>
           <w:color w:val="0F1115"/>
           <w:szCs w:val="27"/>
-          <w:lang/>
+          <w:lang w:val="sr-Cyrl-RS"/>
         </w:rPr>
       </w:pPr>
     </w:p>
@@ -14832,7 +16403,7 @@
         <w:rPr>
           <w:color w:val="0F1115"/>
           <w:szCs w:val="27"/>
-          <w:lang/>
+          <w:lang w:val="sr-Cyrl-RS"/>
         </w:rPr>
       </w:pPr>
     </w:p>
@@ -14844,7 +16415,7 @@
         <w:rPr>
           <w:color w:val="0F1115"/>
           <w:szCs w:val="27"/>
-          <w:lang/>
+          <w:lang w:val="sr-Cyrl-RS"/>
         </w:rPr>
       </w:pPr>
     </w:p>
@@ -14856,7 +16427,7 @@
         <w:rPr>
           <w:color w:val="0F1115"/>
           <w:szCs w:val="27"/>
-          <w:lang/>
+          <w:lang w:val="sr-Cyrl-RS"/>
         </w:rPr>
       </w:pPr>
     </w:p>
@@ -14868,7 +16439,7 @@
         <w:rPr>
           <w:color w:val="0F1115"/>
           <w:szCs w:val="27"/>
-          <w:lang/>
+          <w:lang w:val="sr-Cyrl-RS"/>
         </w:rPr>
       </w:pPr>
     </w:p>
@@ -14880,7 +16451,7 @@
         <w:rPr>
           <w:color w:val="0F1115"/>
           <w:szCs w:val="27"/>
-          <w:lang/>
+          <w:lang w:val="sr-Cyrl-RS"/>
         </w:rPr>
       </w:pPr>
     </w:p>
@@ -14892,7 +16463,7 @@
         <w:rPr>
           <w:color w:val="0F1115"/>
           <w:szCs w:val="27"/>
-          <w:lang/>
+          <w:lang w:val="sr-Cyrl-RS"/>
         </w:rPr>
       </w:pPr>
     </w:p>
@@ -14904,7 +16475,7 @@
         <w:rPr>
           <w:color w:val="0F1115"/>
           <w:szCs w:val="27"/>
-          <w:lang/>
+          <w:lang w:val="sr-Cyrl-RS"/>
         </w:rPr>
       </w:pPr>
     </w:p>
@@ -14916,7 +16487,7 @@
         <w:rPr>
           <w:color w:val="0F1115"/>
           <w:szCs w:val="27"/>
-          <w:lang/>
+          <w:lang w:val="sr-Cyrl-RS"/>
         </w:rPr>
       </w:pPr>
     </w:p>
@@ -14928,7 +16499,7 @@
         <w:rPr>
           <w:color w:val="0F1115"/>
           <w:szCs w:val="27"/>
-          <w:lang/>
+          <w:lang w:val="sr-Cyrl-RS"/>
         </w:rPr>
       </w:pPr>
     </w:p>
@@ -14940,7 +16511,7 @@
         <w:rPr>
           <w:color w:val="0F1115"/>
           <w:szCs w:val="27"/>
-          <w:lang/>
+          <w:lang w:val="sr-Cyrl-RS"/>
         </w:rPr>
       </w:pPr>
     </w:p>
@@ -14952,7 +16523,7 @@
         <w:rPr>
           <w:color w:val="0F1115"/>
           <w:szCs w:val="27"/>
-          <w:lang/>
+          <w:lang w:val="sr-Cyrl-RS"/>
         </w:rPr>
       </w:pPr>
     </w:p>
@@ -14966,16 +16537,16 @@
           <w:color w:val="0F1115"/>
           <w:sz w:val="45"/>
           <w:szCs w:val="45"/>
-          <w:lang/>
-        </w:rPr>
-      </w:pPr>
-      <w:bookmarkStart w:id="24" w:name="_Toc238141449"/>
+          <w:lang w:val="sr-Cyrl-RS"/>
+        </w:rPr>
+      </w:pPr>
+      <w:bookmarkStart w:id="136" w:name="_Toc238141449"/>
       <w:r>
         <w:rPr>
           <w:color w:val="0F1115"/>
           <w:sz w:val="45"/>
           <w:szCs w:val="45"/>
-          <w:lang/>
+          <w:lang w:val="sr-Cyrl-RS"/>
         </w:rPr>
         <w:lastRenderedPageBreak/>
         <w:t>4</w:t>
@@ -14993,11 +16564,11 @@
           <w:color w:val="0F1115"/>
           <w:sz w:val="45"/>
           <w:szCs w:val="45"/>
-          <w:lang/>
+          <w:lang w:val="sr-Cyrl-RS"/>
         </w:rPr>
         <w:t>Закључак</w:t>
       </w:r>
-      <w:bookmarkEnd w:id="24"/>
+      <w:bookmarkEnd w:id="136"/>
     </w:p>
     <w:p>
       <w:pPr>
@@ -15014,7 +16585,7 @@
         <w:rPr>
           <w:color w:val="0F1115"/>
           <w:szCs w:val="27"/>
-          <w:lang/>
+          <w:lang w:val="sr-Cyrl-RS"/>
         </w:rPr>
         <w:tab/>
       </w:r>
@@ -15281,7 +16852,7 @@
         <w:rPr>
           <w:color w:val="0F1115"/>
           <w:szCs w:val="27"/>
-          <w:lang/>
+          <w:lang w:val="sr-Cyrl-RS"/>
         </w:rPr>
       </w:pPr>
     </w:p>
@@ -15295,9 +16866,604 @@
 </w:document>
 </file>
 
+<file path=word/comments.xml><?xml version="1.0" encoding="utf-8"?>
+<w:comments xmlns:wpc="http://schemas.microsoft.com/office/word/2010/wordprocessingCanvas" xmlns:cx="http://schemas.microsoft.com/office/drawing/2014/chartex" xmlns:cx1="http://schemas.microsoft.com/office/drawing/2015/9/8/chartex" xmlns:cx2="http://schemas.microsoft.com/office/drawing/2015/10/21/chartex" xmlns:cx3="http://schemas.microsoft.com/office/drawing/2016/5/9/chartex" xmlns:cx4="http://schemas.microsoft.com/office/drawing/2016/5/10/chartex" xmlns:cx5="http://schemas.microsoft.com/office/drawing/2016/5/11/chartex" xmlns:cx6="http://schemas.microsoft.com/office/drawing/2016/5/12/chartex" xmlns:cx7="http://schemas.microsoft.com/office/drawing/2016/5/13/chartex" xmlns:cx8="http://schemas.microsoft.com/office/drawing/2016/5/14/chartex" xmlns:mc="http://schemas.openxmlformats.org/markup-compatibility/2006" xmlns:aink="http://schemas.microsoft.com/office/drawing/2016/ink" xmlns:am3d="http://schemas.microsoft.com/office/drawing/2017/model3d" xmlns:o="urn:schemas-microsoft-com:office:office" xmlns:oel="http://schemas.microsoft.com/office/2019/extlst" xmlns:r="http://schemas.openxmlformats.org/officeDocument/2006/relationships" xmlns:m="http://schemas.openxmlformats.org/officeDocument/2006/math" xmlns:v="urn:schemas-microsoft-com:vml" xmlns:wp14="http://schemas.microsoft.com/office/word/2010/wordprocessingDrawing" xmlns:wp="http://schemas.openxmlformats.org/drawingml/2006/wordprocessingDrawing" xmlns:w10="urn:schemas-microsoft-com:office:word" xmlns:w="http://schemas.openxmlformats.org/wordprocessingml/2006/main" xmlns:w14="http://schemas.microsoft.com/office/word/2010/wordml" xmlns:w15="http://schemas.microsoft.com/office/word/2012/wordml" xmlns:w16cei="http://schemas.microsoft.com/office/word/2026/wordml/cei" xmlns:w16cex="http://schemas.microsoft.com/office/word/2018/wordml/cex" xmlns:w16cid="http://schemas.microsoft.com/office/word/2016/wordml/cid" xmlns:w16="http://schemas.microsoft.com/office/word/2018/wordml" xmlns:w16du="http://schemas.microsoft.com/office/word/2023/wordml/word16du" xmlns:w16sdtdh="http://schemas.microsoft.com/office/word/2020/wordml/sdtdatahash" xmlns:w16sdtfl="http://schemas.microsoft.com/office/word/2024/wordml/sdtformatlock" xmlns:w16se="http://schemas.microsoft.com/office/word/2015/wordml/symex" xmlns:wpg="http://schemas.microsoft.com/office/word/2010/wordprocessingGroup" xmlns:wpi="http://schemas.microsoft.com/office/word/2010/wordprocessingInk" xmlns:wne="http://schemas.microsoft.com/office/word/2006/wordml" xmlns:wps="http://schemas.microsoft.com/office/word/2010/wordprocessingShape" mc:Ignorable="w14 w15 w16se w16cid w16 w16cex w16sdtdh w16sdtfl w16du wp14">
+  <w:comment w:id="4" w:author="Nikola Babić" w:date="2026-08-20T18:33:00Z" w:initials="NB">
+    <w:p>
+      <w:pPr>
+        <w:pStyle w:val="CommentText"/>
+      </w:pPr>
+      <w:r>
+        <w:rPr>
+          <w:rStyle w:val="CommentReference"/>
+        </w:rPr>
+        <w:annotationRef/>
+      </w:r>
+      <w:r>
+        <w:rPr>
+          <w:lang w:val="sr-Cyrl-RS"/>
+        </w:rPr>
+        <w:t xml:space="preserve">Ако сам добро разумео, а и такво смо класе именовали, нисмо више везани само за протесте него генерално став грађана по питању власти у периоду од појаве протеста до данас. </w:t>
+      </w:r>
+    </w:p>
+  </w:comment>
+  <w:comment w:id="5" w:author="Nikola Babić" w:date="2026-08-20T18:41:00Z" w:initials="NB">
+    <w:p>
+      <w:pPr>
+        <w:pStyle w:val="CommentText"/>
+      </w:pPr>
+      <w:r>
+        <w:rPr>
+          <w:rStyle w:val="CommentReference"/>
+        </w:rPr>
+        <w:annotationRef/>
+      </w:r>
+      <w:r>
+        <w:rPr>
+          <w:lang w:val="sr-Cyrl-RS"/>
+        </w:rPr>
+        <w:t xml:space="preserve">Нису нам све објаве </w:t>
+      </w:r>
+      <w:r>
+        <w:rPr>
+          <w:lang w:val="ru-RU"/>
+        </w:rPr>
+        <w:t>имале</w:t>
+      </w:r>
+      <w:r>
+        <w:rPr>
+          <w:lang w:val="sr-Cyrl-RS"/>
+        </w:rPr>
+        <w:t xml:space="preserve"> везе са студентима, већ генерално политичким и економским дешавањима у Србији.</w:t>
+      </w:r>
+    </w:p>
+  </w:comment>
+  <w:comment w:id="6" w:author="Nikola Babić" w:date="2026-08-20T18:42:00Z" w:initials="NB">
+    <w:p>
+      <w:pPr>
+        <w:pStyle w:val="CommentText"/>
+      </w:pPr>
+      <w:r>
+        <w:rPr>
+          <w:rStyle w:val="CommentReference"/>
+        </w:rPr>
+        <w:annotationRef/>
+      </w:r>
+      <w:r>
+        <w:rPr>
+          <w:lang w:val="ru-RU"/>
+        </w:rPr>
+        <w:t>Д</w:t>
+      </w:r>
+      <w:r>
+        <w:rPr>
+          <w:lang w:val="sr-Cyrl-RS"/>
+        </w:rPr>
+        <w:t>а ли допунити да има и псовки, нисам цензурисао у својим коментарима, јер сам сматрао да модел онда није релевантан. Овде нема коментара да неко неком мајку не поздрави.</w:t>
+      </w:r>
+    </w:p>
+  </w:comment>
+  <w:comment w:id="14" w:author="Nikola Babić" w:date="2026-08-20T19:28:00Z" w:initials="NB">
+    <w:p>
+      <w:pPr>
+        <w:pStyle w:val="CommentText"/>
+      </w:pPr>
+      <w:r>
+        <w:rPr>
+          <w:rStyle w:val="CommentReference"/>
+        </w:rPr>
+        <w:annotationRef/>
+      </w:r>
+      <w:r>
+        <w:rPr>
+          <w:lang w:val="sr-Cyrl-RS"/>
+        </w:rPr>
+        <w:t>Да ли су ово реални примери, мало ми вештачки звуче поједини</w:t>
+      </w:r>
+    </w:p>
+  </w:comment>
+  <w:comment w:id="45" w:author="Nikola Babić" w:date="2026-08-20T19:23:00Z" w:initials="NB">
+    <w:p>
+      <w:pPr>
+        <w:pStyle w:val="CommentText"/>
+      </w:pPr>
+      <w:r>
+        <w:rPr>
+          <w:rStyle w:val="CommentReference"/>
+        </w:rPr>
+        <w:annotationRef/>
+      </w:r>
+      <w:r>
+        <w:rPr>
+          <w:lang w:val="sr-Cyrl-RS"/>
+        </w:rPr>
+        <w:t xml:space="preserve">Јако велико одступање </w:t>
+      </w:r>
+      <w:r>
+        <w:rPr>
+          <w:lang w:val="ru-RU"/>
+        </w:rPr>
+        <w:t>инстаграма</w:t>
+      </w:r>
+      <w:r>
+        <w:rPr>
+          <w:lang w:val="sr-Cyrl-RS"/>
+        </w:rPr>
+        <w:t xml:space="preserve"> од осталих платформи и оставља простор за запиткивање о начну селекције репрезентативних коментара.</w:t>
+      </w:r>
+    </w:p>
+  </w:comment>
+  <w:comment w:id="49" w:author="Nikola Babić" w:date="2026-08-20T19:25:00Z" w:initials="NB">
+    <w:p>
+      <w:pPr>
+        <w:pStyle w:val="CommentText"/>
+      </w:pPr>
+      <w:r>
+        <w:rPr>
+          <w:rStyle w:val="CommentReference"/>
+        </w:rPr>
+        <w:annotationRef/>
+      </w:r>
+      <w:r>
+        <w:rPr>
+          <w:lang w:val="ru-RU"/>
+        </w:rPr>
+        <w:t>З</w:t>
+      </w:r>
+      <w:r>
+        <w:rPr>
+          <w:lang w:val="sr-Cyrl-RS"/>
+        </w:rPr>
+        <w:t xml:space="preserve">ашто и које су то облици неформалности? </w:t>
+      </w:r>
+      <w:r>
+        <w:rPr>
+          <w:lang w:val="ru-RU"/>
+        </w:rPr>
+        <w:t>М</w:t>
+      </w:r>
+      <w:r>
+        <w:rPr>
+          <w:lang w:val="sr-Cyrl-RS"/>
+        </w:rPr>
+        <w:t>ало је непотпуна реченица</w:t>
+      </w:r>
+    </w:p>
+  </w:comment>
+  <w:comment w:id="90" w:author="Nikola Babić" w:date="2026-08-20T19:41:00Z" w:initials="NB">
+    <w:p>
+      <w:pPr>
+        <w:pStyle w:val="CommentText"/>
+      </w:pPr>
+      <w:r>
+        <w:rPr>
+          <w:rStyle w:val="CommentReference"/>
+        </w:rPr>
+        <w:annotationRef/>
+      </w:r>
+      <w:r>
+        <w:rPr>
+          <w:lang w:val="ru-RU"/>
+        </w:rPr>
+        <w:t>О</w:t>
+      </w:r>
+      <w:r>
+        <w:rPr>
+          <w:lang w:val="sr-Cyrl-RS"/>
+        </w:rPr>
+        <w:t xml:space="preserve">пет јако вештачки звучи, сва </w:t>
+      </w:r>
+      <w:r>
+        <w:rPr>
+          <w:lang w:val="ru-RU"/>
+        </w:rPr>
+        <w:t>три</w:t>
+      </w:r>
+      <w:r>
+        <w:rPr>
+          <w:lang w:val="sr-Cyrl-RS"/>
+        </w:rPr>
+        <w:t>,</w:t>
+      </w:r>
+      <w:r>
+        <w:rPr>
+          <w:lang w:val="ru-RU"/>
+        </w:rPr>
+        <w:t>плус</w:t>
+      </w:r>
+      <w:r>
+        <w:rPr>
+          <w:lang w:val="sr-Cyrl-RS"/>
+        </w:rPr>
+        <w:t xml:space="preserve"> је </w:t>
+      </w:r>
+      <w:r>
+        <w:rPr>
+          <w:lang w:val="ru-RU"/>
+        </w:rPr>
+        <w:t>репетитивно</w:t>
+      </w:r>
+      <w:r>
+        <w:rPr>
+          <w:lang w:val="sr-Cyrl-RS"/>
+        </w:rPr>
+        <w:t>, можда избацити прву појаву у 1.1</w:t>
+      </w:r>
+    </w:p>
+  </w:comment>
+  <w:comment w:id="105" w:author="Nikola Babić" w:date="2026-08-20T19:52:00Z" w:initials="NB">
+    <w:p>
+      <w:pPr>
+        <w:pStyle w:val="CommentText"/>
+      </w:pPr>
+      <w:r>
+        <w:rPr>
+          <w:rStyle w:val="CommentReference"/>
+        </w:rPr>
+        <w:annotationRef/>
+      </w:r>
+      <w:r>
+        <w:rPr>
+          <w:lang w:val="sr-Cyrl-RS"/>
+        </w:rPr>
+        <w:t>5 коментара непознатог порекла?</w:t>
+      </w:r>
+    </w:p>
+  </w:comment>
+  <w:comment w:id="106" w:author="Nikola Babić" w:date="2026-08-20T19:56:00Z" w:initials="NB">
+    <w:p>
+      <w:pPr>
+        <w:pStyle w:val="CommentText"/>
+      </w:pPr>
+      <w:r>
+        <w:rPr>
+          <w:rStyle w:val="CommentReference"/>
+        </w:rPr>
+        <w:annotationRef/>
+      </w:r>
+      <w:r>
+        <w:rPr>
+          <w:lang w:val="ru-RU"/>
+        </w:rPr>
+        <w:t>Да ли желимо овакав изглеед</w:t>
+      </w:r>
+      <w:r>
+        <w:rPr>
+          <w:lang w:val="sr-Cyrl-RS"/>
+        </w:rPr>
+        <w:t xml:space="preserve"> </w:t>
+      </w:r>
+      <w:r>
+        <w:rPr>
+          <w:lang w:val="ru-RU"/>
+        </w:rPr>
+        <w:t>табеле без ивица и поља?</w:t>
+      </w:r>
+    </w:p>
+  </w:comment>
+  <w:comment w:id="109" w:author="Nikola Babić" w:date="2026-08-20T19:58:00Z" w:initials="NB">
+    <w:p>
+      <w:pPr>
+        <w:pStyle w:val="CommentText"/>
+      </w:pPr>
+      <w:r>
+        <w:rPr>
+          <w:rStyle w:val="CommentReference"/>
+        </w:rPr>
+        <w:annotationRef/>
+      </w:r>
+      <w:r>
+        <w:rPr>
+          <w:lang w:val="ru-RU"/>
+        </w:rPr>
+        <w:t>А</w:t>
+      </w:r>
+      <w:r>
+        <w:rPr>
+          <w:lang w:val="sr-Cyrl-RS"/>
+        </w:rPr>
+        <w:t xml:space="preserve">ко ја добро </w:t>
+      </w:r>
+      <w:r>
+        <w:rPr>
+          <w:lang w:val="ru-RU"/>
+        </w:rPr>
+        <w:t>ћитам</w:t>
+      </w:r>
+      <w:r>
+        <w:rPr>
+          <w:lang w:val="sr-Cyrl-RS"/>
+        </w:rPr>
+        <w:t xml:space="preserve"> </w:t>
+      </w:r>
+      <w:r>
+        <w:rPr>
+          <w:lang w:val="ru-RU"/>
+        </w:rPr>
+        <w:t>график</w:t>
+      </w:r>
+      <w:r>
+        <w:rPr>
+          <w:lang w:val="sr-Cyrl-RS"/>
+        </w:rPr>
+        <w:t xml:space="preserve"> ово није тачно, </w:t>
+      </w:r>
+      <w:r>
+        <w:t xml:space="preserve">YT </w:t>
+      </w:r>
+      <w:r>
+        <w:rPr>
+          <w:lang w:val="sr-Cyrl-RS"/>
+        </w:rPr>
+        <w:t>и</w:t>
+      </w:r>
+      <w:r>
+        <w:t xml:space="preserve"> FB</w:t>
+      </w:r>
+    </w:p>
+  </w:comment>
+  <w:comment w:id="110" w:author="Nikola Babić" w:date="2026-08-20T19:58:00Z" w:initials="NB">
+    <w:p>
+      <w:pPr>
+        <w:pStyle w:val="CommentText"/>
+      </w:pPr>
+      <w:r>
+        <w:rPr>
+          <w:rStyle w:val="CommentReference"/>
+        </w:rPr>
+        <w:annotationRef/>
+      </w:r>
+      <w:r>
+        <w:rPr>
+          <w:lang w:val="ru-RU"/>
+        </w:rPr>
+        <w:t>О</w:t>
+      </w:r>
+      <w:r>
+        <w:rPr>
+          <w:lang w:val="sr-Cyrl-RS"/>
+        </w:rPr>
+        <w:t>во је укинуто ја мислим али је остала таква култура/форма писања па можда треба преправити</w:t>
+      </w:r>
+    </w:p>
+  </w:comment>
+  <w:comment w:id="112" w:author="Nikola Babić" w:date="2026-08-20T20:00:00Z" w:initials="NB">
+    <w:p>
+      <w:pPr>
+        <w:pStyle w:val="CommentText"/>
+      </w:pPr>
+      <w:r>
+        <w:rPr>
+          <w:rStyle w:val="CommentReference"/>
+        </w:rPr>
+        <w:annotationRef/>
+      </w:r>
+      <w:r>
+        <w:rPr>
+          <w:lang w:val="ru-RU"/>
+        </w:rPr>
+        <w:t>О</w:t>
+      </w:r>
+      <w:r>
+        <w:rPr>
+          <w:lang w:val="sr-Cyrl-RS"/>
+        </w:rPr>
+        <w:t>во баш одудара од садржаја на графику, и за власт исто мање више</w:t>
+      </w:r>
+    </w:p>
+  </w:comment>
+  <w:comment w:id="118" w:author="Nikola Babić" w:date="2026-08-20T20:05:00Z" w:initials="NB">
+    <w:p>
+      <w:pPr>
+        <w:pStyle w:val="CommentText"/>
+      </w:pPr>
+      <w:r>
+        <w:rPr>
+          <w:rStyle w:val="CommentReference"/>
+        </w:rPr>
+        <w:annotationRef/>
+      </w:r>
+      <w:r>
+        <w:rPr>
+          <w:lang w:val="ru-RU"/>
+        </w:rPr>
+        <w:t>Д</w:t>
+      </w:r>
+      <w:r>
+        <w:rPr>
+          <w:lang w:val="sr-Cyrl-RS"/>
+        </w:rPr>
+        <w:t>о сад је било на српском, треба доследно користити. Рамотрити шта за остала имена исто</w:t>
+      </w:r>
+    </w:p>
+  </w:comment>
+  <w:comment w:id="124" w:author="Nikola Babić" w:date="2026-08-20T20:16:00Z" w:initials="NB">
+    <w:p>
+      <w:pPr>
+        <w:pStyle w:val="CommentText"/>
+      </w:pPr>
+      <w:r>
+        <w:rPr>
+          <w:rStyle w:val="CommentReference"/>
+        </w:rPr>
+        <w:annotationRef/>
+      </w:r>
+      <w:r>
+        <w:rPr>
+          <w:lang w:val="ru-RU"/>
+        </w:rPr>
+        <w:t>Класичних</w:t>
+      </w:r>
+      <w:r>
+        <w:rPr>
+          <w:lang w:val="sr-Cyrl-RS"/>
+        </w:rPr>
+        <w:t xml:space="preserve"> модела/</w:t>
+      </w:r>
+      <w:r>
+        <w:rPr>
+          <w:lang w:val="ru-RU"/>
+        </w:rPr>
+        <w:t>неуралних</w:t>
+      </w:r>
+      <w:r>
+        <w:rPr>
+          <w:lang w:val="sr-Cyrl-RS"/>
+        </w:rPr>
+        <w:t xml:space="preserve"> мрежа/ чега*?</w:t>
+      </w:r>
+    </w:p>
+  </w:comment>
+  <w:comment w:id="128" w:author="Nikola Babić" w:date="2026-08-20T20:17:00Z" w:initials="NB">
+    <w:p>
+      <w:pPr>
+        <w:pStyle w:val="CommentText"/>
+      </w:pPr>
+      <w:r>
+        <w:rPr>
+          <w:rStyle w:val="CommentReference"/>
+        </w:rPr>
+        <w:annotationRef/>
+      </w:r>
+      <w:r>
+        <w:rPr>
+          <w:lang w:val="ru-RU"/>
+        </w:rPr>
+        <w:t>З</w:t>
+      </w:r>
+      <w:r>
+        <w:rPr>
+          <w:lang w:val="sr-Cyrl-RS"/>
+        </w:rPr>
+        <w:t>апис?</w:t>
+      </w:r>
+    </w:p>
+  </w:comment>
+  <w:comment w:id="130" w:author="Nikola Babić" w:date="2026-08-20T20:19:00Z" w:initials="NB">
+    <w:p>
+      <w:pPr>
+        <w:pStyle w:val="CommentText"/>
+        <w:rPr>
+          <w:lang w:val="en-US"/>
+        </w:rPr>
+      </w:pPr>
+      <w:r>
+        <w:rPr>
+          <w:rStyle w:val="CommentReference"/>
+        </w:rPr>
+        <w:annotationRef/>
+      </w:r>
+      <w:r>
+        <w:rPr>
+          <w:lang w:val="ru-RU"/>
+        </w:rPr>
+        <w:t>П</w:t>
+      </w:r>
+      <w:r>
+        <w:rPr>
+          <w:lang w:val="sr-Cyrl-RS"/>
+        </w:rPr>
+        <w:t>адеж?</w:t>
+      </w:r>
+    </w:p>
+  </w:comment>
+  <w:comment w:id="135" w:author="Nikola Babić" w:date="2026-08-20T20:12:00Z" w:initials="NB">
+    <w:p>
+      <w:pPr>
+        <w:pStyle w:val="CommentText"/>
+      </w:pPr>
+      <w:r>
+        <w:rPr>
+          <w:rStyle w:val="CommentReference"/>
+        </w:rPr>
+        <w:annotationRef/>
+      </w:r>
+      <w:r>
+        <w:rPr>
+          <w:lang w:val="ru-RU"/>
+        </w:rPr>
+        <w:t>Д</w:t>
+      </w:r>
+      <w:r>
+        <w:rPr>
+          <w:lang w:val="sr-Cyrl-RS"/>
+        </w:rPr>
+        <w:t>а ли треба назначити  у називима поглавља о чему се дискутује?</w:t>
+      </w:r>
+    </w:p>
+  </w:comment>
+</w:comments>
+</file>
+
+<file path=word/commentsExtended.xml><?xml version="1.0" encoding="utf-8"?>
+<w15:commentsEx xmlns:wpc="http://schemas.microsoft.com/office/word/2010/wordprocessingCanvas" xmlns:cx="http://schemas.microsoft.com/office/drawing/2014/chartex" xmlns:cx1="http://schemas.microsoft.com/office/drawing/2015/9/8/chartex" xmlns:cx2="http://schemas.microsoft.com/office/drawing/2015/10/21/chartex" xmlns:cx3="http://schemas.microsoft.com/office/drawing/2016/5/9/chartex" xmlns:cx4="http://schemas.microsoft.com/office/drawing/2016/5/10/chartex" xmlns:cx5="http://schemas.microsoft.com/office/drawing/2016/5/11/chartex" xmlns:cx6="http://schemas.microsoft.com/office/drawing/2016/5/12/chartex" xmlns:cx7="http://schemas.microsoft.com/office/drawing/2016/5/13/chartex" xmlns:cx8="http://schemas.microsoft.com/office/drawing/2016/5/14/chartex" xmlns:mc="http://schemas.openxmlformats.org/markup-compatibility/2006" xmlns:aink="http://schemas.microsoft.com/office/drawing/2016/ink" xmlns:am3d="http://schemas.microsoft.com/office/drawing/2017/model3d" xmlns:o="urn:schemas-microsoft-com:office:office" xmlns:oel="http://schemas.microsoft.com/office/2019/extlst" xmlns:r="http://schemas.openxmlformats.org/officeDocument/2006/relationships" xmlns:m="http://schemas.openxmlformats.org/officeDocument/2006/math" xmlns:v="urn:schemas-microsoft-com:vml" xmlns:wp14="http://schemas.microsoft.com/office/word/2010/wordprocessingDrawing" xmlns:wp="http://schemas.openxmlformats.org/drawingml/2006/wordprocessingDrawing" xmlns:w10="urn:schemas-microsoft-com:office:word" xmlns:w="http://schemas.openxmlformats.org/wordprocessingml/2006/main" xmlns:w14="http://schemas.microsoft.com/office/word/2010/wordml" xmlns:w15="http://schemas.microsoft.com/office/word/2012/wordml" xmlns:w16cei="http://schemas.microsoft.com/office/word/2026/wordml/cei" xmlns:w16cex="http://schemas.microsoft.com/office/word/2018/wordml/cex" xmlns:w16cid="http://schemas.microsoft.com/office/word/2016/wordml/cid" xmlns:w16="http://schemas.microsoft.com/office/word/2018/wordml" xmlns:w16du="http://schemas.microsoft.com/office/word/2023/wordml/word16du" xmlns:w16sdtdh="http://schemas.microsoft.com/office/word/2020/wordml/sdtdatahash" xmlns:w16sdtfl="http://schemas.microsoft.com/office/word/2024/wordml/sdtformatlock" xmlns:w16se="http://schemas.microsoft.com/office/word/2015/wordml/symex" xmlns:wpg="http://schemas.microsoft.com/office/word/2010/wordprocessingGroup" xmlns:wpi="http://schemas.microsoft.com/office/word/2010/wordprocessingInk" xmlns:wne="http://schemas.microsoft.com/office/word/2006/wordml" xmlns:wps="http://schemas.microsoft.com/office/word/2010/wordprocessingShape" mc:Ignorable="w14 w15 w16se w16cid w16 w16cex w16sdtdh w16sdtfl w16du wp14">
+  <w15:commentEx w15:paraId="2A073117" w15:done="0"/>
+  <w15:commentEx w15:paraId="27E6D7EF" w15:done="0"/>
+  <w15:commentEx w15:paraId="1EBD3C5B" w15:done="0"/>
+  <w15:commentEx w15:paraId="1D41D77E" w15:done="0"/>
+  <w15:commentEx w15:paraId="6B959167" w15:done="0"/>
+  <w15:commentEx w15:paraId="0A7E268B" w15:done="0"/>
+  <w15:commentEx w15:paraId="2A83C661" w15:done="0"/>
+  <w15:commentEx w15:paraId="3510CEF7" w15:done="0"/>
+  <w15:commentEx w15:paraId="68AA7DB2" w15:done="0"/>
+  <w15:commentEx w15:paraId="2A70353F" w15:done="0"/>
+  <w15:commentEx w15:paraId="072325D1" w15:done="0"/>
+  <w15:commentEx w15:paraId="5D4F91E8" w15:done="0"/>
+  <w15:commentEx w15:paraId="778FF368" w15:done="0"/>
+  <w15:commentEx w15:paraId="5A544283" w15:done="0"/>
+  <w15:commentEx w15:paraId="40B544CD" w15:done="0"/>
+  <w15:commentEx w15:paraId="43ADE672" w15:done="0"/>
+  <w15:commentEx w15:paraId="7B502B8B" w15:done="0"/>
+</w15:commentsEx>
+</file>
+
+<file path=word/commentsExtensible.xml><?xml version="1.0" encoding="utf-8"?>
+<w16cex:commentsExtensible xmlns:wpc="http://schemas.microsoft.com/office/word/2010/wordprocessingCanvas" xmlns:cx="http://schemas.microsoft.com/office/drawing/2014/chartex" xmlns:cx1="http://schemas.microsoft.com/office/drawing/2015/9/8/chartex" xmlns:cx2="http://schemas.microsoft.com/office/drawing/2015/10/21/chartex" xmlns:cx3="http://schemas.microsoft.com/office/drawing/2016/5/9/chartex" xmlns:cx4="http://schemas.microsoft.com/office/drawing/2016/5/10/chartex" xmlns:cx5="http://schemas.microsoft.com/office/drawing/2016/5/11/chartex" xmlns:cx6="http://schemas.microsoft.com/office/drawing/2016/5/12/chartex" xmlns:cx7="http://schemas.microsoft.com/office/drawing/2016/5/13/chartex" xmlns:cx8="http://schemas.microsoft.com/office/drawing/2016/5/14/chartex" xmlns:cr="http://schemas.microsoft.com/office/comments/2020/reactions" xmlns:mc="http://schemas.openxmlformats.org/markup-compatibility/2006" xmlns:aink="http://schemas.microsoft.com/office/drawing/2016/ink" xmlns:am3d="http://schemas.microsoft.com/office/drawing/2017/model3d" xmlns:o="urn:schemas-microsoft-com:office:office" xmlns:oel="http://schemas.microsoft.com/office/2019/extlst" xmlns:r="http://schemas.openxmlformats.org/officeDocument/2006/relationships" xmlns:m="http://schemas.openxmlformats.org/officeDocument/2006/math" xmlns:v="urn:schemas-microsoft-com:vml" xmlns:wp14="http://schemas.microsoft.com/office/word/2010/wordprocessingDrawing" xmlns:wp="http://schemas.openxmlformats.org/drawingml/2006/wordprocessingDrawing" xmlns:w10="urn:schemas-microsoft-com:office:word" xmlns:w="http://schemas.openxmlformats.org/wordprocessingml/2006/main" xmlns:w14="http://schemas.microsoft.com/office/word/2010/wordml" xmlns:w15="http://schemas.microsoft.com/office/word/2012/wordml" xmlns:w16cei="http://schemas.microsoft.com/office/word/2026/wordml/cei" xmlns:w16cex="http://schemas.microsoft.com/office/word/2018/wordml/cex" xmlns:w16cid="http://schemas.microsoft.com/office/word/2016/wordml/cid" xmlns:w16="http://schemas.microsoft.com/office/word/2018/wordml" xmlns:w16du="http://schemas.microsoft.com/office/word/2023/wordml/word16du" xmlns:w16sdtdh="http://schemas.microsoft.com/office/word/2020/wordml/sdtdatahash" xmlns:w16sdtfl="http://schemas.microsoft.com/office/word/2024/wordml/sdtformatlock" xmlns:w16se="http://schemas.microsoft.com/office/word/2015/wordml/symex" xmlns:wpg="http://schemas.microsoft.com/office/word/2010/wordprocessingGroup" xmlns:wpi="http://schemas.microsoft.com/office/word/2010/wordprocessingInk" xmlns:wne="http://schemas.microsoft.com/office/word/2006/wordml" xmlns:wps="http://schemas.microsoft.com/office/word/2010/wordprocessingShape" mc:Ignorable="w14 w15 w16se w16cid w16 w16cex w16sdtdh w16sdtfl cr w16du wp14">
+  <w16cex:commentExtensible w16cex:durableId="7B127492" w16cex:dateUtc="2026-08-20T16:33:00Z"/>
+  <w16cex:commentExtensible w16cex:durableId="592FB293" w16cex:dateUtc="2026-08-20T16:41:00Z"/>
+  <w16cex:commentExtensible w16cex:durableId="60D63EED" w16cex:dateUtc="2026-08-20T16:42:00Z"/>
+  <w16cex:commentExtensible w16cex:durableId="559C571D" w16cex:dateUtc="2026-08-20T17:28:00Z"/>
+  <w16cex:commentExtensible w16cex:durableId="322CC6D7" w16cex:dateUtc="2026-08-20T17:23:00Z"/>
+  <w16cex:commentExtensible w16cex:durableId="7E51412B" w16cex:dateUtc="2026-08-20T17:25:00Z"/>
+  <w16cex:commentExtensible w16cex:durableId="7F1896A3" w16cex:dateUtc="2026-08-20T17:41:00Z"/>
+  <w16cex:commentExtensible w16cex:durableId="06CE2260" w16cex:dateUtc="2026-08-20T17:52:00Z"/>
+  <w16cex:commentExtensible w16cex:durableId="638BA8CF" w16cex:dateUtc="2026-08-20T17:56:00Z"/>
+  <w16cex:commentExtensible w16cex:durableId="5FA245A6" w16cex:dateUtc="2026-08-20T17:58:00Z"/>
+  <w16cex:commentExtensible w16cex:durableId="7A11BBA7" w16cex:dateUtc="2026-08-20T17:58:00Z"/>
+  <w16cex:commentExtensible w16cex:durableId="20B18B1B" w16cex:dateUtc="2026-08-20T18:00:00Z"/>
+  <w16cex:commentExtensible w16cex:durableId="6E4B3971" w16cex:dateUtc="2026-08-20T18:05:00Z"/>
+  <w16cex:commentExtensible w16cex:durableId="72B9EDD1" w16cex:dateUtc="2026-08-20T18:16:00Z"/>
+  <w16cex:commentExtensible w16cex:durableId="2E30A522" w16cex:dateUtc="2026-08-20T18:17:00Z"/>
+  <w16cex:commentExtensible w16cex:durableId="33165919" w16cex:dateUtc="2026-08-20T18:19:00Z"/>
+  <w16cex:commentExtensible w16cex:durableId="701C7B9D" w16cex:dateUtc="2026-08-20T18:12:00Z"/>
+</w16cex:commentsExtensible>
+</file>
+
+<file path=word/commentsIds.xml><?xml version="1.0" encoding="utf-8"?>
+<w16cid:commentsIds xmlns:wpc="http://schemas.microsoft.com/office/word/2010/wordprocessingCanvas" xmlns:cx="http://schemas.microsoft.com/office/drawing/2014/chartex" xmlns:cx1="http://schemas.microsoft.com/office/drawing/2015/9/8/chartex" xmlns:cx2="http://schemas.microsoft.com/office/drawing/2015/10/21/chartex" xmlns:cx3="http://schemas.microsoft.com/office/drawing/2016/5/9/chartex" xmlns:cx4="http://schemas.microsoft.com/office/drawing/2016/5/10/chartex" xmlns:cx5="http://schemas.microsoft.com/office/drawing/2016/5/11/chartex" xmlns:cx6="http://schemas.microsoft.com/office/drawing/2016/5/12/chartex" xmlns:cx7="http://schemas.microsoft.com/office/drawing/2016/5/13/chartex" xmlns:cx8="http://schemas.microsoft.com/office/drawing/2016/5/14/chartex" xmlns:mc="http://schemas.openxmlformats.org/markup-compatibility/2006" xmlns:aink="http://schemas.microsoft.com/office/drawing/2016/ink" xmlns:am3d="http://schemas.microsoft.com/office/drawing/2017/model3d" xmlns:o="urn:schemas-microsoft-com:office:office" xmlns:oel="http://schemas.microsoft.com/office/2019/extlst" xmlns:r="http://schemas.openxmlformats.org/officeDocument/2006/relationships" xmlns:m="http://schemas.openxmlformats.org/officeDocument/2006/math" xmlns:v="urn:schemas-microsoft-com:vml" xmlns:wp14="http://schemas.microsoft.com/office/word/2010/wordprocessingDrawing" xmlns:wp="http://schemas.openxmlformats.org/drawingml/2006/wordprocessingDrawing" xmlns:w10="urn:schemas-microsoft-com:office:word" xmlns:w="http://schemas.openxmlformats.org/wordprocessingml/2006/main" xmlns:w14="http://schemas.microsoft.com/office/word/2010/wordml" xmlns:w15="http://schemas.microsoft.com/office/word/2012/wordml" xmlns:w16cei="http://schemas.microsoft.com/office/word/2026/wordml/cei" xmlns:w16cex="http://schemas.microsoft.com/office/word/2018/wordml/cex" xmlns:w16cid="http://schemas.microsoft.com/office/word/2016/wordml/cid" xmlns:w16="http://schemas.microsoft.com/office/word/2018/wordml" xmlns:w16du="http://schemas.microsoft.com/office/word/2023/wordml/word16du" xmlns:w16sdtdh="http://schemas.microsoft.com/office/word/2020/wordml/sdtdatahash" xmlns:w16sdtfl="http://schemas.microsoft.com/office/word/2024/wordml/sdtformatlock" xmlns:w16se="http://schemas.microsoft.com/office/word/2015/wordml/symex" xmlns:wpg="http://schemas.microsoft.com/office/word/2010/wordprocessingGroup" xmlns:wpi="http://schemas.microsoft.com/office/word/2010/wordprocessingInk" xmlns:wne="http://schemas.microsoft.com/office/word/2006/wordml" xmlns:wps="http://schemas.microsoft.com/office/word/2010/wordprocessingShape" mc:Ignorable="w14 w15 w16se w16cid w16 w16cex w16sdtdh w16sdtfl w16du wp14">
+  <w16cid:commentId w16cid:paraId="2A073117" w16cid:durableId="7B127492"/>
+  <w16cid:commentId w16cid:paraId="27E6D7EF" w16cid:durableId="592FB293"/>
+  <w16cid:commentId w16cid:paraId="1EBD3C5B" w16cid:durableId="60D63EED"/>
+  <w16cid:commentId w16cid:paraId="1D41D77E" w16cid:durableId="559C571D"/>
+  <w16cid:commentId w16cid:paraId="6B959167" w16cid:durableId="322CC6D7"/>
+  <w16cid:commentId w16cid:paraId="0A7E268B" w16cid:durableId="7E51412B"/>
+  <w16cid:commentId w16cid:paraId="2A83C661" w16cid:durableId="7F1896A3"/>
+  <w16cid:commentId w16cid:paraId="3510CEF7" w16cid:durableId="06CE2260"/>
+  <w16cid:commentId w16cid:paraId="68AA7DB2" w16cid:durableId="638BA8CF"/>
+  <w16cid:commentId w16cid:paraId="2A70353F" w16cid:durableId="5FA245A6"/>
+  <w16cid:commentId w16cid:paraId="072325D1" w16cid:durableId="7A11BBA7"/>
+  <w16cid:commentId w16cid:paraId="5D4F91E8" w16cid:durableId="20B18B1B"/>
+  <w16cid:commentId w16cid:paraId="778FF368" w16cid:durableId="6E4B3971"/>
+  <w16cid:commentId w16cid:paraId="5A544283" w16cid:durableId="72B9EDD1"/>
+  <w16cid:commentId w16cid:paraId="40B544CD" w16cid:durableId="2E30A522"/>
+  <w16cid:commentId w16cid:paraId="43ADE672" w16cid:durableId="33165919"/>
+  <w16cid:commentId w16cid:paraId="7B502B8B" w16cid:durableId="701C7B9D"/>
+</w16cid:commentsIds>
+</file>
+
 <file path=word/numbering.xml><?xml version="1.0" encoding="utf-8"?>
-<w:numbering xmlns:ve="http://schemas.openxmlformats.org/markup-compatibility/2006" xmlns:o="urn:schemas-microsoft-com:office:office" xmlns:r="http://schemas.openxmlformats.org/officeDocument/2006/relationships" xmlns:m="http://schemas.openxmlformats.org/officeDocument/2006/math" xmlns:v="urn:schemas-microsoft-com:vml" xmlns:wp="http://schemas.openxmlformats.org/drawingml/2006/wordprocessingDrawing" xmlns:w10="urn:schemas-microsoft-com:office:word" xmlns:w="http://schemas.openxmlformats.org/wordprocessingml/2006/main" xmlns:wne="http://schemas.microsoft.com/office/word/2006/wordml">
-  <w:abstractNum w:abstractNumId="0">
+<w:numbering xmlns:wpc="http://schemas.microsoft.com/office/word/2010/wordprocessingCanvas" xmlns:cx="http://schemas.microsoft.com/office/drawing/2014/chartex" xmlns:cx1="http://schemas.microsoft.com/office/drawing/2015/9/8/chartex" xmlns:cx2="http://schemas.microsoft.com/office/drawing/2015/10/21/chartex" xmlns:cx3="http://schemas.microsoft.com/office/drawing/2016/5/9/chartex" xmlns:cx4="http://schemas.microsoft.com/office/drawing/2016/5/10/chartex" xmlns:cx5="http://schemas.microsoft.com/office/drawing/2016/5/11/chartex" xmlns:cx6="http://schemas.microsoft.com/office/drawing/2016/5/12/chartex" xmlns:cx7="http://schemas.microsoft.com/office/drawing/2016/5/13/chartex" xmlns:cx8="http://schemas.microsoft.com/office/drawing/2016/5/14/chartex" xmlns:mc="http://schemas.openxmlformats.org/markup-compatibility/2006" xmlns:aink="http://schemas.microsoft.com/office/drawing/2016/ink" xmlns:am3d="http://schemas.microsoft.com/office/drawing/2017/model3d" xmlns:o="urn:schemas-microsoft-com:office:office" xmlns:oel="http://schemas.microsoft.com/office/2019/extlst" xmlns:r="http://schemas.openxmlformats.org/officeDocument/2006/relationships" xmlns:m="http://schemas.openxmlformats.org/officeDocument/2006/math" xmlns:v="urn:schemas-microsoft-com:vml" xmlns:wp14="http://schemas.microsoft.com/office/word/2010/wordprocessingDrawing" xmlns:wp="http://schemas.openxmlformats.org/drawingml/2006/wordprocessingDrawing" xmlns:w10="urn:schemas-microsoft-com:office:word" xmlns:w="http://schemas.openxmlformats.org/wordprocessingml/2006/main" xmlns:w14="http://schemas.microsoft.com/office/word/2010/wordml" xmlns:w15="http://schemas.microsoft.com/office/word/2012/wordml" xmlns:w16cei="http://schemas.microsoft.com/office/word/2026/wordml/cei" xmlns:w16cex="http://schemas.microsoft.com/office/word/2018/wordml/cex" xmlns:w16cid="http://schemas.microsoft.com/office/word/2016/wordml/cid" xmlns:w16="http://schemas.microsoft.com/office/word/2018/wordml" xmlns:w16du="http://schemas.microsoft.com/office/word/2023/wordml/word16du" xmlns:w16sdtdh="http://schemas.microsoft.com/office/word/2020/wordml/sdtdatahash" xmlns:w16sdtfl="http://schemas.microsoft.com/office/word/2024/wordml/sdtformatlock" xmlns:w16se="http://schemas.microsoft.com/office/word/2015/wordml/symex" xmlns:wpg="http://schemas.microsoft.com/office/word/2010/wordprocessingGroup" xmlns:wpi="http://schemas.microsoft.com/office/word/2010/wordprocessingInk" xmlns:wne="http://schemas.microsoft.com/office/word/2006/wordml" xmlns:wps="http://schemas.microsoft.com/office/word/2010/wordprocessingShape" mc:Ignorable="w14 w15 w16se w16cid w16 w16cex w16sdtdh w16sdtfl w16du wp14">
+  <w:abstractNum w:abstractNumId="0" w15:restartNumberingAfterBreak="0">
     <w:nsid w:val="0D133A30"/>
     <w:multiLevelType w:val="hybridMultilevel"/>
     <w:tmpl w:val="19068268"/>
@@ -15410,7 +17576,7 @@
       </w:rPr>
     </w:lvl>
   </w:abstractNum>
-  <w:abstractNum w:abstractNumId="1">
+  <w:abstractNum w:abstractNumId="1" w15:restartNumberingAfterBreak="0">
     <w:nsid w:val="14FB0D69"/>
     <w:multiLevelType w:val="hybridMultilevel"/>
     <w:tmpl w:val="35067F98"/>
@@ -15523,7 +17689,7 @@
       </w:rPr>
     </w:lvl>
   </w:abstractNum>
-  <w:abstractNum w:abstractNumId="2">
+  <w:abstractNum w:abstractNumId="2" w15:restartNumberingAfterBreak="0">
     <w:nsid w:val="169E61B1"/>
     <w:multiLevelType w:val="hybridMultilevel"/>
     <w:tmpl w:val="13225824"/>
@@ -15636,7 +17802,7 @@
       </w:rPr>
     </w:lvl>
   </w:abstractNum>
-  <w:abstractNum w:abstractNumId="3">
+  <w:abstractNum w:abstractNumId="3" w15:restartNumberingAfterBreak="0">
     <w:nsid w:val="18912696"/>
     <w:multiLevelType w:val="multilevel"/>
     <w:tmpl w:val="1154099E"/>
@@ -15785,7 +17951,7 @@
       </w:rPr>
     </w:lvl>
   </w:abstractNum>
-  <w:abstractNum w:abstractNumId="4">
+  <w:abstractNum w:abstractNumId="4" w15:restartNumberingAfterBreak="0">
     <w:nsid w:val="27FF200E"/>
     <w:multiLevelType w:val="hybridMultilevel"/>
     <w:tmpl w:val="AC1C6230"/>
@@ -15874,7 +18040,7 @@
       </w:pPr>
     </w:lvl>
   </w:abstractNum>
-  <w:abstractNum w:abstractNumId="5">
+  <w:abstractNum w:abstractNumId="5" w15:restartNumberingAfterBreak="0">
     <w:nsid w:val="28493837"/>
     <w:multiLevelType w:val="multilevel"/>
     <w:tmpl w:val="AA90E626"/>
@@ -16023,7 +18189,7 @@
       </w:rPr>
     </w:lvl>
   </w:abstractNum>
-  <w:abstractNum w:abstractNumId="6">
+  <w:abstractNum w:abstractNumId="6" w15:restartNumberingAfterBreak="0">
     <w:nsid w:val="390E0E51"/>
     <w:multiLevelType w:val="multilevel"/>
     <w:tmpl w:val="F30A7378"/>
@@ -16172,7 +18338,7 @@
       </w:rPr>
     </w:lvl>
   </w:abstractNum>
-  <w:abstractNum w:abstractNumId="7">
+  <w:abstractNum w:abstractNumId="7" w15:restartNumberingAfterBreak="0">
     <w:nsid w:val="3C944305"/>
     <w:multiLevelType w:val="multilevel"/>
     <w:tmpl w:val="C8D2B786"/>
@@ -16321,7 +18487,7 @@
       </w:rPr>
     </w:lvl>
   </w:abstractNum>
-  <w:abstractNum w:abstractNumId="8">
+  <w:abstractNum w:abstractNumId="8" w15:restartNumberingAfterBreak="0">
     <w:nsid w:val="4CD96D86"/>
     <w:multiLevelType w:val="hybridMultilevel"/>
     <w:tmpl w:val="E67CAF94"/>
@@ -16407,7 +18573,7 @@
       </w:pPr>
     </w:lvl>
   </w:abstractNum>
-  <w:abstractNum w:abstractNumId="9">
+  <w:abstractNum w:abstractNumId="9" w15:restartNumberingAfterBreak="0">
     <w:nsid w:val="59C7035F"/>
     <w:multiLevelType w:val="hybridMultilevel"/>
     <w:tmpl w:val="0994D66A"/>
@@ -16520,7 +18686,7 @@
       </w:rPr>
     </w:lvl>
   </w:abstractNum>
-  <w:abstractNum w:abstractNumId="10">
+  <w:abstractNum w:abstractNumId="10" w15:restartNumberingAfterBreak="0">
     <w:nsid w:val="5FBA39F9"/>
     <w:multiLevelType w:val="multilevel"/>
     <w:tmpl w:val="7940F000"/>
@@ -16669,7 +18835,7 @@
       </w:rPr>
     </w:lvl>
   </w:abstractNum>
-  <w:abstractNum w:abstractNumId="11">
+  <w:abstractNum w:abstractNumId="11" w15:restartNumberingAfterBreak="0">
     <w:nsid w:val="78C62519"/>
     <w:multiLevelType w:val="multilevel"/>
     <w:tmpl w:val="E2CC573E"/>
@@ -16818,7 +18984,7 @@
       </w:rPr>
     </w:lvl>
   </w:abstractNum>
-  <w:abstractNum w:abstractNumId="12">
+  <w:abstractNum w:abstractNumId="12" w15:restartNumberingAfterBreak="0">
     <w:nsid w:val="7D69739E"/>
     <w:multiLevelType w:val="multilevel"/>
     <w:tmpl w:val="70B8B406"/>
@@ -16931,50 +19097,58 @@
       </w:pPr>
     </w:lvl>
   </w:abstractNum>
-  <w:num w:numId="1">
+  <w:num w:numId="1" w16cid:durableId="445780056">
     <w:abstractNumId w:val="6"/>
   </w:num>
-  <w:num w:numId="2">
+  <w:num w:numId="2" w16cid:durableId="1450781889">
     <w:abstractNumId w:val="0"/>
   </w:num>
-  <w:num w:numId="3">
+  <w:num w:numId="3" w16cid:durableId="1207840548">
     <w:abstractNumId w:val="5"/>
   </w:num>
-  <w:num w:numId="4">
+  <w:num w:numId="4" w16cid:durableId="2082216899">
     <w:abstractNumId w:val="12"/>
   </w:num>
-  <w:num w:numId="5">
+  <w:num w:numId="5" w16cid:durableId="1916477035">
     <w:abstractNumId w:val="10"/>
   </w:num>
-  <w:num w:numId="6">
+  <w:num w:numId="6" w16cid:durableId="1964798375">
     <w:abstractNumId w:val="7"/>
   </w:num>
-  <w:num w:numId="7">
+  <w:num w:numId="7" w16cid:durableId="196965554">
     <w:abstractNumId w:val="3"/>
   </w:num>
-  <w:num w:numId="8">
+  <w:num w:numId="8" w16cid:durableId="1004623611">
     <w:abstractNumId w:val="9"/>
   </w:num>
-  <w:num w:numId="9">
+  <w:num w:numId="9" w16cid:durableId="444160832">
     <w:abstractNumId w:val="1"/>
   </w:num>
-  <w:num w:numId="10">
+  <w:num w:numId="10" w16cid:durableId="1172337854">
     <w:abstractNumId w:val="8"/>
   </w:num>
-  <w:num w:numId="11">
+  <w:num w:numId="11" w16cid:durableId="721177981">
     <w:abstractNumId w:val="4"/>
   </w:num>
-  <w:num w:numId="12">
+  <w:num w:numId="12" w16cid:durableId="1000040448">
     <w:abstractNumId w:val="11"/>
   </w:num>
-  <w:num w:numId="13">
+  <w:num w:numId="13" w16cid:durableId="1376616000">
     <w:abstractNumId w:val="2"/>
   </w:num>
 </w:numbering>
 </file>
 
+<file path=word/people.xml><?xml version="1.0" encoding="utf-8"?>
+<w15:people xmlns:wpc="http://schemas.microsoft.com/office/word/2010/wordprocessingCanvas" xmlns:cx="http://schemas.microsoft.com/office/drawing/2014/chartex" xmlns:cx1="http://schemas.microsoft.com/office/drawing/2015/9/8/chartex" xmlns:cx2="http://schemas.microsoft.com/office/drawing/2015/10/21/chartex" xmlns:cx3="http://schemas.microsoft.com/office/drawing/2016/5/9/chartex" xmlns:cx4="http://schemas.microsoft.com/office/drawing/2016/5/10/chartex" xmlns:cx5="http://schemas.microsoft.com/office/drawing/2016/5/11/chartex" xmlns:cx6="http://schemas.microsoft.com/office/drawing/2016/5/12/chartex" xmlns:cx7="http://schemas.microsoft.com/office/drawing/2016/5/13/chartex" xmlns:cx8="http://schemas.microsoft.com/office/drawing/2016/5/14/chartex" xmlns:mc="http://schemas.openxmlformats.org/markup-compatibility/2006" xmlns:aink="http://schemas.microsoft.com/office/drawing/2016/ink" xmlns:am3d="http://schemas.microsoft.com/office/drawing/2017/model3d" xmlns:o="urn:schemas-microsoft-com:office:office" xmlns:oel="http://schemas.microsoft.com/office/2019/extlst" xmlns:r="http://schemas.openxmlformats.org/officeDocument/2006/relationships" xmlns:m="http://schemas.openxmlformats.org/officeDocument/2006/math" xmlns:v="urn:schemas-microsoft-com:vml" xmlns:wp14="http://schemas.microsoft.com/office/word/2010/wordprocessingDrawing" xmlns:wp="http://schemas.openxmlformats.org/drawingml/2006/wordprocessingDrawing" xmlns:w10="urn:schemas-microsoft-com:office:word" xmlns:w="http://schemas.openxmlformats.org/wordprocessingml/2006/main" xmlns:w14="http://schemas.microsoft.com/office/word/2010/wordml" xmlns:w15="http://schemas.microsoft.com/office/word/2012/wordml" xmlns:w16cei="http://schemas.microsoft.com/office/word/2026/wordml/cei" xmlns:w16cex="http://schemas.microsoft.com/office/word/2018/wordml/cex" xmlns:w16cid="http://schemas.microsoft.com/office/word/2016/wordml/cid" xmlns:w16="http://schemas.microsoft.com/office/word/2018/wordml" xmlns:w16du="http://schemas.microsoft.com/office/word/2023/wordml/word16du" xmlns:w16sdtdh="http://schemas.microsoft.com/office/word/2020/wordml/sdtdatahash" xmlns:w16sdtfl="http://schemas.microsoft.com/office/word/2024/wordml/sdtformatlock" xmlns:w16se="http://schemas.microsoft.com/office/word/2015/wordml/symex" xmlns:wpg="http://schemas.microsoft.com/office/word/2010/wordprocessingGroup" xmlns:wpi="http://schemas.microsoft.com/office/word/2010/wordprocessingInk" xmlns:wne="http://schemas.microsoft.com/office/word/2006/wordml" xmlns:wps="http://schemas.microsoft.com/office/word/2010/wordprocessingShape" mc:Ignorable="w14 w15 w16se w16cid w16 w16cex w16sdtdh w16sdtfl w16du wp14">
+  <w15:person w15:author="Nikola Babić">
+    <w15:presenceInfo w15:providerId="Windows Live" w15:userId="b670576d5496a851"/>
+  </w15:person>
+</w15:people>
+</file>
+
 <file path=word/styles.xml><?xml version="1.0" encoding="utf-8"?>
-<w:styles xmlns:r="http://schemas.openxmlformats.org/officeDocument/2006/relationships" xmlns:w="http://schemas.openxmlformats.org/wordprocessingml/2006/main">
+<w:styles xmlns:mc="http://schemas.openxmlformats.org/markup-compatibility/2006" xmlns:r="http://schemas.openxmlformats.org/officeDocument/2006/relationships" xmlns:w="http://schemas.openxmlformats.org/wordprocessingml/2006/main" xmlns:w14="http://schemas.microsoft.com/office/word/2010/wordml" xmlns:w15="http://schemas.microsoft.com/office/word/2012/wordml" xmlns:w16cex="http://schemas.microsoft.com/office/word/2018/wordml/cex" xmlns:w16cid="http://schemas.microsoft.com/office/word/2016/wordml/cid" xmlns:w16="http://schemas.microsoft.com/office/word/2018/wordml" xmlns:w16du="http://schemas.microsoft.com/office/word/2023/wordml/word16du" xmlns:w16sdtdh="http://schemas.microsoft.com/office/word/2020/wordml/sdtdatahash" xmlns:w16sdtfl="http://schemas.microsoft.com/office/word/2024/wordml/sdtformatlock" xmlns:w16se="http://schemas.microsoft.com/office/word/2015/wordml/symex" mc:Ignorable="w14 w15 w16se w16cid w16 w16cex w16sdtdh w16sdtfl w16du">
   <w:docDefaults>
     <w:rPrDefault>
       <w:rPr>
@@ -16990,144 +19164,383 @@
       </w:pPr>
     </w:pPrDefault>
   </w:docDefaults>
-  <w:latentStyles w:defLockedState="0" w:defUIPriority="99" w:defSemiHidden="1" w:defUnhideWhenUsed="1" w:defQFormat="0" w:count="267">
-    <w:lsdException w:name="Normal" w:semiHidden="0" w:uiPriority="0" w:unhideWhenUsed="0" w:qFormat="1"/>
-    <w:lsdException w:name="heading 1" w:semiHidden="0" w:uiPriority="9" w:unhideWhenUsed="0" w:qFormat="1"/>
-    <w:lsdException w:name="heading 2" w:uiPriority="9" w:qFormat="1"/>
-    <w:lsdException w:name="heading 3" w:uiPriority="9" w:qFormat="1"/>
-    <w:lsdException w:name="heading 4" w:uiPriority="9" w:qFormat="1"/>
-    <w:lsdException w:name="heading 5" w:uiPriority="9" w:qFormat="1"/>
-    <w:lsdException w:name="heading 6" w:uiPriority="9" w:qFormat="1"/>
-    <w:lsdException w:name="heading 7" w:uiPriority="9" w:qFormat="1"/>
-    <w:lsdException w:name="heading 8" w:uiPriority="9" w:qFormat="1"/>
-    <w:lsdException w:name="heading 9" w:uiPriority="9" w:qFormat="1"/>
-    <w:lsdException w:name="toc 1" w:uiPriority="39"/>
-    <w:lsdException w:name="toc 2" w:uiPriority="39"/>
-    <w:lsdException w:name="toc 3" w:uiPriority="39"/>
-    <w:lsdException w:name="toc 4" w:uiPriority="39"/>
-    <w:lsdException w:name="toc 5" w:uiPriority="39"/>
-    <w:lsdException w:name="toc 6" w:uiPriority="39"/>
-    <w:lsdException w:name="toc 7" w:uiPriority="39"/>
-    <w:lsdException w:name="toc 8" w:uiPriority="39"/>
-    <w:lsdException w:name="toc 9" w:uiPriority="39"/>
-    <w:lsdException w:name="caption" w:uiPriority="35" w:qFormat="1"/>
-    <w:lsdException w:name="Title" w:semiHidden="0" w:uiPriority="10" w:unhideWhenUsed="0" w:qFormat="1"/>
-    <w:lsdException w:name="Default Paragraph Font" w:uiPriority="1"/>
-    <w:lsdException w:name="Subtitle" w:semiHidden="0" w:uiPriority="11" w:unhideWhenUsed="0" w:qFormat="1"/>
-    <w:lsdException w:name="Strong" w:semiHidden="0" w:uiPriority="22" w:unhideWhenUsed="0" w:qFormat="1"/>
-    <w:lsdException w:name="Emphasis" w:semiHidden="0" w:uiPriority="20" w:unhideWhenUsed="0" w:qFormat="1"/>
-    <w:lsdException w:name="Table Grid" w:semiHidden="0" w:uiPriority="59" w:unhideWhenUsed="0"/>
-    <w:lsdException w:name="Placeholder Text" w:unhideWhenUsed="0"/>
-    <w:lsdException w:name="No Spacing" w:semiHidden="0" w:uiPriority="1" w:unhideWhenUsed="0" w:qFormat="1"/>
-    <w:lsdException w:name="Light Shading" w:semiHidden="0" w:uiPriority="60" w:unhideWhenUsed="0"/>
-    <w:lsdException w:name="Light List" w:semiHidden="0" w:uiPriority="61" w:unhideWhenUsed="0"/>
-    <w:lsdException w:name="Light Grid" w:semiHidden="0" w:uiPriority="62" w:unhideWhenUsed="0"/>
-    <w:lsdException w:name="Medium Shading 1" w:semiHidden="0" w:uiPriority="63" w:unhideWhenUsed="0"/>
-    <w:lsdException w:name="Medium Shading 2" w:semiHidden="0" w:uiPriority="64" w:unhideWhenUsed="0"/>
-    <w:lsdException w:name="Medium List 1" w:semiHidden="0" w:uiPriority="65" w:unhideWhenUsed="0"/>
-    <w:lsdException w:name="Medium List 2" w:semiHidden="0" w:uiPriority="66" w:unhideWhenUsed="0"/>
-    <w:lsdException w:name="Medium Grid 1" w:semiHidden="0" w:uiPriority="67" w:unhideWhenUsed="0"/>
-    <w:lsdException w:name="Medium Grid 2" w:semiHidden="0" w:uiPriority="68" w:unhideWhenUsed="0"/>
-    <w:lsdException w:name="Medium Grid 3" w:semiHidden="0" w:uiPriority="69" w:unhideWhenUsed="0"/>
-    <w:lsdException w:name="Dark List" w:semiHidden="0" w:uiPriority="70" w:unhideWhenUsed="0"/>
-    <w:lsdException w:name="Colorful Shading" w:semiHidden="0" w:uiPriority="71" w:unhideWhenUsed="0"/>
-    <w:lsdException w:name="Colorful List" w:semiHidden="0" w:uiPriority="72" w:unhideWhenUsed="0"/>
-    <w:lsdException w:name="Colorful Grid" w:semiHidden="0" w:uiPriority="73" w:unhideWhenUsed="0"/>
-    <w:lsdException w:name="Light Shading Accent 1" w:semiHidden="0" w:uiPriority="60" w:unhideWhenUsed="0"/>
-    <w:lsdException w:name="Light List Accent 1" w:semiHidden="0" w:uiPriority="61" w:unhideWhenUsed="0"/>
-    <w:lsdException w:name="Light Grid Accent 1" w:semiHidden="0" w:uiPriority="62" w:unhideWhenUsed="0"/>
-    <w:lsdException w:name="Medium Shading 1 Accent 1" w:semiHidden="0" w:uiPriority="63" w:unhideWhenUsed="0"/>
-    <w:lsdException w:name="Medium Shading 2 Accent 1" w:semiHidden="0" w:uiPriority="64" w:unhideWhenUsed="0"/>
-    <w:lsdException w:name="Medium List 1 Accent 1" w:semiHidden="0" w:uiPriority="65" w:unhideWhenUsed="0"/>
-    <w:lsdException w:name="Revision" w:unhideWhenUsed="0"/>
-    <w:lsdException w:name="List Paragraph" w:semiHidden="0" w:uiPriority="34" w:unhideWhenUsed="0" w:qFormat="1"/>
-    <w:lsdException w:name="Quote" w:semiHidden="0" w:uiPriority="29" w:unhideWhenUsed="0" w:qFormat="1"/>
-    <w:lsdException w:name="Intense Quote" w:semiHidden="0" w:uiPriority="30" w:unhideWhenUsed="0" w:qFormat="1"/>
-    <w:lsdException w:name="Medium List 2 Accent 1" w:semiHidden="0" w:uiPriority="66" w:unhideWhenUsed="0"/>
-    <w:lsdException w:name="Medium Grid 1 Accent 1" w:semiHidden="0" w:uiPriority="67" w:unhideWhenUsed="0"/>
-    <w:lsdException w:name="Medium Grid 2 Accent 1" w:semiHidden="0" w:uiPriority="68" w:unhideWhenUsed="0"/>
-    <w:lsdException w:name="Medium Grid 3 Accent 1" w:semiHidden="0" w:uiPriority="69" w:unhideWhenUsed="0"/>
-    <w:lsdException w:name="Dark List Accent 1" w:semiHidden="0" w:uiPriority="70" w:unhideWhenUsed="0"/>
-    <w:lsdException w:name="Colorful Shading Accent 1" w:semiHidden="0" w:uiPriority="71" w:unhideWhenUsed="0"/>
-    <w:lsdException w:name="Colorful List Accent 1" w:semiHidden="0" w:uiPriority="72" w:unhideWhenUsed="0"/>
-    <w:lsdException w:name="Colorful Grid Accent 1" w:semiHidden="0" w:uiPriority="73" w:unhideWhenUsed="0"/>
-    <w:lsdException w:name="Light Shading Accent 2" w:semiHidden="0" w:uiPriority="60" w:unhideWhenUsed="0"/>
-    <w:lsdException w:name="Light List Accent 2" w:semiHidden="0" w:uiPriority="61" w:unhideWhenUsed="0"/>
-    <w:lsdException w:name="Light Grid Accent 2" w:semiHidden="0" w:uiPriority="62" w:unhideWhenUsed="0"/>
-    <w:lsdException w:name="Medium Shading 1 Accent 2" w:semiHidden="0" w:uiPriority="63" w:unhideWhenUsed="0"/>
-    <w:lsdException w:name="Medium Shading 2 Accent 2" w:semiHidden="0" w:uiPriority="64" w:unhideWhenUsed="0"/>
-    <w:lsdException w:name="Medium List 1 Accent 2" w:semiHidden="0" w:uiPriority="65" w:unhideWhenUsed="0"/>
-    <w:lsdException w:name="Medium List 2 Accent 2" w:semiHidden="0" w:uiPriority="66" w:unhideWhenUsed="0"/>
-    <w:lsdException w:name="Medium Grid 1 Accent 2" w:semiHidden="0" w:uiPriority="67" w:unhideWhenUsed="0"/>
-    <w:lsdException w:name="Medium Grid 2 Accent 2" w:semiHidden="0" w:uiPriority="68" w:unhideWhenUsed="0"/>
-    <w:lsdException w:name="Medium Grid 3 Accent 2" w:semiHidden="0" w:uiPriority="69" w:unhideWhenUsed="0"/>
-    <w:lsdException w:name="Dark List Accent 2" w:semiHidden="0" w:uiPriority="70" w:unhideWhenUsed="0"/>
-    <w:lsdException w:name="Colorful Shading Accent 2" w:semiHidden="0" w:uiPriority="71" w:unhideWhenUsed="0"/>
-    <w:lsdException w:name="Colorful List Accent 2" w:semiHidden="0" w:uiPriority="72" w:unhideWhenUsed="0"/>
-    <w:lsdException w:name="Colorful Grid Accent 2" w:semiHidden="0" w:uiPriority="73" w:unhideWhenUsed="0"/>
-    <w:lsdException w:name="Light Shading Accent 3" w:semiHidden="0" w:uiPriority="60" w:unhideWhenUsed="0"/>
-    <w:lsdException w:name="Light List Accent 3" w:semiHidden="0" w:uiPriority="61" w:unhideWhenUsed="0"/>
-    <w:lsdException w:name="Light Grid Accent 3" w:semiHidden="0" w:uiPriority="62" w:unhideWhenUsed="0"/>
-    <w:lsdException w:name="Medium Shading 1 Accent 3" w:semiHidden="0" w:uiPriority="63" w:unhideWhenUsed="0"/>
-    <w:lsdException w:name="Medium Shading 2 Accent 3" w:semiHidden="0" w:uiPriority="64" w:unhideWhenUsed="0"/>
-    <w:lsdException w:name="Medium List 1 Accent 3" w:semiHidden="0" w:uiPriority="65" w:unhideWhenUsed="0"/>
-    <w:lsdException w:name="Medium List 2 Accent 3" w:semiHidden="0" w:uiPriority="66" w:unhideWhenUsed="0"/>
-    <w:lsdException w:name="Medium Grid 1 Accent 3" w:semiHidden="0" w:uiPriority="67" w:unhideWhenUsed="0"/>
-    <w:lsdException w:name="Medium Grid 2 Accent 3" w:semiHidden="0" w:uiPriority="68" w:unhideWhenUsed="0"/>
-    <w:lsdException w:name="Medium Grid 3 Accent 3" w:semiHidden="0" w:uiPriority="69" w:unhideWhenUsed="0"/>
-    <w:lsdException w:name="Dark List Accent 3" w:semiHidden="0" w:uiPriority="70" w:unhideWhenUsed="0"/>
-    <w:lsdException w:name="Colorful Shading Accent 3" w:semiHidden="0" w:uiPriority="71" w:unhideWhenUsed="0"/>
-    <w:lsdException w:name="Colorful List Accent 3" w:semiHidden="0" w:uiPriority="72" w:unhideWhenUsed="0"/>
-    <w:lsdException w:name="Colorful Grid Accent 3" w:semiHidden="0" w:uiPriority="73" w:unhideWhenUsed="0"/>
-    <w:lsdException w:name="Light Shading Accent 4" w:semiHidden="0" w:uiPriority="60" w:unhideWhenUsed="0"/>
-    <w:lsdException w:name="Light List Accent 4" w:semiHidden="0" w:uiPriority="61" w:unhideWhenUsed="0"/>
-    <w:lsdException w:name="Light Grid Accent 4" w:semiHidden="0" w:uiPriority="62" w:unhideWhenUsed="0"/>
-    <w:lsdException w:name="Medium Shading 1 Accent 4" w:semiHidden="0" w:uiPriority="63" w:unhideWhenUsed="0"/>
-    <w:lsdException w:name="Medium Shading 2 Accent 4" w:semiHidden="0" w:uiPriority="64" w:unhideWhenUsed="0"/>
-    <w:lsdException w:name="Medium List 1 Accent 4" w:semiHidden="0" w:uiPriority="65" w:unhideWhenUsed="0"/>
-    <w:lsdException w:name="Medium List 2 Accent 4" w:semiHidden="0" w:uiPriority="66" w:unhideWhenUsed="0"/>
-    <w:lsdException w:name="Medium Grid 1 Accent 4" w:semiHidden="0" w:uiPriority="67" w:unhideWhenUsed="0"/>
-    <w:lsdException w:name="Medium Grid 2 Accent 4" w:semiHidden="0" w:uiPriority="68" w:unhideWhenUsed="0"/>
-    <w:lsdException w:name="Medium Grid 3 Accent 4" w:semiHidden="0" w:uiPriority="69" w:unhideWhenUsed="0"/>
-    <w:lsdException w:name="Dark List Accent 4" w:semiHidden="0" w:uiPriority="70" w:unhideWhenUsed="0"/>
-    <w:lsdException w:name="Colorful Shading Accent 4" w:semiHidden="0" w:uiPriority="71" w:unhideWhenUsed="0"/>
-    <w:lsdException w:name="Colorful List Accent 4" w:semiHidden="0" w:uiPriority="72" w:unhideWhenUsed="0"/>
-    <w:lsdException w:name="Colorful Grid Accent 4" w:semiHidden="0" w:uiPriority="73" w:unhideWhenUsed="0"/>
-    <w:lsdException w:name="Light Shading Accent 5" w:semiHidden="0" w:uiPriority="60" w:unhideWhenUsed="0"/>
-    <w:lsdException w:name="Light List Accent 5" w:semiHidden="0" w:uiPriority="61" w:unhideWhenUsed="0"/>
-    <w:lsdException w:name="Light Grid Accent 5" w:semiHidden="0" w:uiPriority="62" w:unhideWhenUsed="0"/>
-    <w:lsdException w:name="Medium Shading 1 Accent 5" w:semiHidden="0" w:uiPriority="63" w:unhideWhenUsed="0"/>
-    <w:lsdException w:name="Medium Shading 2 Accent 5" w:semiHidden="0" w:uiPriority="64" w:unhideWhenUsed="0"/>
-    <w:lsdException w:name="Medium List 1 Accent 5" w:semiHidden="0" w:uiPriority="65" w:unhideWhenUsed="0"/>
-    <w:lsdException w:name="Medium List 2 Accent 5" w:semiHidden="0" w:uiPriority="66" w:unhideWhenUsed="0"/>
-    <w:lsdException w:name="Medium Grid 1 Accent 5" w:semiHidden="0" w:uiPriority="67" w:unhideWhenUsed="0"/>
-    <w:lsdException w:name="Medium Grid 2 Accent 5" w:semiHidden="0" w:uiPriority="68" w:unhideWhenUsed="0"/>
-    <w:lsdException w:name="Medium Grid 3 Accent 5" w:semiHidden="0" w:uiPriority="69" w:unhideWhenUsed="0"/>
-    <w:lsdException w:name="Dark List Accent 5" w:semiHidden="0" w:uiPriority="70" w:unhideWhenUsed="0"/>
-    <w:lsdException w:name="Colorful Shading Accent 5" w:semiHidden="0" w:uiPriority="71" w:unhideWhenUsed="0"/>
-    <w:lsdException w:name="Colorful List Accent 5" w:semiHidden="0" w:uiPriority="72" w:unhideWhenUsed="0"/>
-    <w:lsdException w:name="Colorful Grid Accent 5" w:semiHidden="0" w:uiPriority="73" w:unhideWhenUsed="0"/>
-    <w:lsdException w:name="Light Shading Accent 6" w:semiHidden="0" w:uiPriority="60" w:unhideWhenUsed="0"/>
-    <w:lsdException w:name="Light List Accent 6" w:semiHidden="0" w:uiPriority="61" w:unhideWhenUsed="0"/>
-    <w:lsdException w:name="Light Grid Accent 6" w:semiHidden="0" w:uiPriority="62" w:unhideWhenUsed="0"/>
-    <w:lsdException w:name="Medium Shading 1 Accent 6" w:semiHidden="0" w:uiPriority="63" w:unhideWhenUsed="0"/>
-    <w:lsdException w:name="Medium Shading 2 Accent 6" w:semiHidden="0" w:uiPriority="64" w:unhideWhenUsed="0"/>
-    <w:lsdException w:name="Medium List 1 Accent 6" w:semiHidden="0" w:uiPriority="65" w:unhideWhenUsed="0"/>
-    <w:lsdException w:name="Medium List 2 Accent 6" w:semiHidden="0" w:uiPriority="66" w:unhideWhenUsed="0"/>
-    <w:lsdException w:name="Medium Grid 1 Accent 6" w:semiHidden="0" w:uiPriority="67" w:unhideWhenUsed="0"/>
-    <w:lsdException w:name="Medium Grid 2 Accent 6" w:semiHidden="0" w:uiPriority="68" w:unhideWhenUsed="0"/>
-    <w:lsdException w:name="Medium Grid 3 Accent 6" w:semiHidden="0" w:uiPriority="69" w:unhideWhenUsed="0"/>
-    <w:lsdException w:name="Dark List Accent 6" w:semiHidden="0" w:uiPriority="70" w:unhideWhenUsed="0"/>
-    <w:lsdException w:name="Colorful Shading Accent 6" w:semiHidden="0" w:uiPriority="71" w:unhideWhenUsed="0"/>
-    <w:lsdException w:name="Colorful List Accent 6" w:semiHidden="0" w:uiPriority="72" w:unhideWhenUsed="0"/>
-    <w:lsdException w:name="Colorful Grid Accent 6" w:semiHidden="0" w:uiPriority="73" w:unhideWhenUsed="0"/>
-    <w:lsdException w:name="Subtle Emphasis" w:semiHidden="0" w:uiPriority="19" w:unhideWhenUsed="0" w:qFormat="1"/>
-    <w:lsdException w:name="Intense Emphasis" w:semiHidden="0" w:uiPriority="21" w:unhideWhenUsed="0" w:qFormat="1"/>
-    <w:lsdException w:name="Subtle Reference" w:semiHidden="0" w:uiPriority="31" w:unhideWhenUsed="0" w:qFormat="1"/>
-    <w:lsdException w:name="Intense Reference" w:semiHidden="0" w:uiPriority="32" w:unhideWhenUsed="0" w:qFormat="1"/>
-    <w:lsdException w:name="Book Title" w:semiHidden="0" w:uiPriority="33" w:unhideWhenUsed="0" w:qFormat="1"/>
-    <w:lsdException w:name="Bibliography" w:uiPriority="37"/>
-    <w:lsdException w:name="TOC Heading" w:uiPriority="39" w:qFormat="1"/>
+  <w:latentStyles w:defLockedState="0" w:defUIPriority="99" w:defSemiHidden="0" w:defUnhideWhenUsed="0" w:defQFormat="0" w:count="376">
+    <w:lsdException w:name="Normal" w:uiPriority="0" w:qFormat="1"/>
+    <w:lsdException w:name="heading 1" w:uiPriority="9" w:qFormat="1"/>
+    <w:lsdException w:name="heading 2" w:semiHidden="1" w:uiPriority="9" w:unhideWhenUsed="1" w:qFormat="1"/>
+    <w:lsdException w:name="heading 3" w:semiHidden="1" w:uiPriority="9" w:unhideWhenUsed="1" w:qFormat="1"/>
+    <w:lsdException w:name="heading 4" w:semiHidden="1" w:uiPriority="9" w:unhideWhenUsed="1" w:qFormat="1"/>
+    <w:lsdException w:name="heading 5" w:semiHidden="1" w:uiPriority="9" w:unhideWhenUsed="1" w:qFormat="1"/>
+    <w:lsdException w:name="heading 6" w:semiHidden="1" w:uiPriority="9" w:unhideWhenUsed="1" w:qFormat="1"/>
+    <w:lsdException w:name="heading 7" w:semiHidden="1" w:uiPriority="9" w:unhideWhenUsed="1" w:qFormat="1"/>
+    <w:lsdException w:name="heading 8" w:semiHidden="1" w:uiPriority="9" w:unhideWhenUsed="1" w:qFormat="1"/>
+    <w:lsdException w:name="heading 9" w:semiHidden="1" w:uiPriority="9" w:unhideWhenUsed="1" w:qFormat="1"/>
+    <w:lsdException w:name="index 1" w:semiHidden="1" w:unhideWhenUsed="1"/>
+    <w:lsdException w:name="index 2" w:semiHidden="1" w:unhideWhenUsed="1"/>
+    <w:lsdException w:name="index 3" w:semiHidden="1" w:unhideWhenUsed="1"/>
+    <w:lsdException w:name="index 4" w:semiHidden="1" w:unhideWhenUsed="1"/>
+    <w:lsdException w:name="index 5" w:semiHidden="1" w:unhideWhenUsed="1"/>
+    <w:lsdException w:name="index 6" w:semiHidden="1" w:unhideWhenUsed="1"/>
+    <w:lsdException w:name="index 7" w:semiHidden="1" w:unhideWhenUsed="1"/>
+    <w:lsdException w:name="index 8" w:semiHidden="1" w:unhideWhenUsed="1"/>
+    <w:lsdException w:name="index 9" w:semiHidden="1" w:unhideWhenUsed="1"/>
+    <w:lsdException w:name="toc 1" w:semiHidden="1" w:uiPriority="39" w:unhideWhenUsed="1"/>
+    <w:lsdException w:name="toc 2" w:semiHidden="1" w:uiPriority="39" w:unhideWhenUsed="1"/>
+    <w:lsdException w:name="toc 3" w:semiHidden="1" w:uiPriority="39" w:unhideWhenUsed="1"/>
+    <w:lsdException w:name="toc 4" w:semiHidden="1" w:uiPriority="39" w:unhideWhenUsed="1"/>
+    <w:lsdException w:name="toc 5" w:semiHidden="1" w:uiPriority="39" w:unhideWhenUsed="1"/>
+    <w:lsdException w:name="toc 6" w:semiHidden="1" w:uiPriority="39" w:unhideWhenUsed="1"/>
+    <w:lsdException w:name="toc 7" w:semiHidden="1" w:uiPriority="39" w:unhideWhenUsed="1"/>
+    <w:lsdException w:name="toc 8" w:semiHidden="1" w:uiPriority="39" w:unhideWhenUsed="1"/>
+    <w:lsdException w:name="toc 9" w:semiHidden="1" w:uiPriority="39" w:unhideWhenUsed="1"/>
+    <w:lsdException w:name="Normal Indent" w:semiHidden="1" w:unhideWhenUsed="1"/>
+    <w:lsdException w:name="footnote text" w:semiHidden="1" w:unhideWhenUsed="1"/>
+    <w:lsdException w:name="annotation text" w:semiHidden="1" w:unhideWhenUsed="1"/>
+    <w:lsdException w:name="header" w:semiHidden="1" w:unhideWhenUsed="1"/>
+    <w:lsdException w:name="footer" w:semiHidden="1" w:unhideWhenUsed="1"/>
+    <w:lsdException w:name="index heading" w:semiHidden="1" w:unhideWhenUsed="1"/>
+    <w:lsdException w:name="caption" w:semiHidden="1" w:uiPriority="35" w:unhideWhenUsed="1" w:qFormat="1"/>
+    <w:lsdException w:name="table of figures" w:semiHidden="1" w:unhideWhenUsed="1"/>
+    <w:lsdException w:name="envelope address" w:semiHidden="1" w:unhideWhenUsed="1"/>
+    <w:lsdException w:name="envelope return" w:semiHidden="1" w:unhideWhenUsed="1"/>
+    <w:lsdException w:name="footnote reference" w:semiHidden="1" w:unhideWhenUsed="1"/>
+    <w:lsdException w:name="annotation reference" w:semiHidden="1" w:unhideWhenUsed="1"/>
+    <w:lsdException w:name="line number" w:semiHidden="1" w:unhideWhenUsed="1"/>
+    <w:lsdException w:name="page number" w:semiHidden="1" w:unhideWhenUsed="1"/>
+    <w:lsdException w:name="endnote reference" w:semiHidden="1" w:unhideWhenUsed="1"/>
+    <w:lsdException w:name="endnote text" w:semiHidden="1" w:unhideWhenUsed="1"/>
+    <w:lsdException w:name="table of authorities" w:semiHidden="1" w:unhideWhenUsed="1"/>
+    <w:lsdException w:name="macro" w:semiHidden="1" w:unhideWhenUsed="1"/>
+    <w:lsdException w:name="toa heading" w:semiHidden="1" w:unhideWhenUsed="1"/>
+    <w:lsdException w:name="List" w:semiHidden="1" w:unhideWhenUsed="1"/>
+    <w:lsdException w:name="List Bullet" w:semiHidden="1" w:unhideWhenUsed="1"/>
+    <w:lsdException w:name="List Number" w:semiHidden="1" w:unhideWhenUsed="1"/>
+    <w:lsdException w:name="List 2" w:semiHidden="1" w:unhideWhenUsed="1"/>
+    <w:lsdException w:name="List 3" w:semiHidden="1" w:unhideWhenUsed="1"/>
+    <w:lsdException w:name="List 4" w:semiHidden="1" w:unhideWhenUsed="1"/>
+    <w:lsdException w:name="List 5" w:semiHidden="1" w:unhideWhenUsed="1"/>
+    <w:lsdException w:name="List Bullet 2" w:semiHidden="1" w:unhideWhenUsed="1"/>
+    <w:lsdException w:name="List Bullet 3" w:semiHidden="1" w:unhideWhenUsed="1"/>
+    <w:lsdException w:name="List Bullet 4" w:semiHidden="1" w:unhideWhenUsed="1"/>
+    <w:lsdException w:name="List Bullet 5" w:semiHidden="1" w:unhideWhenUsed="1"/>
+    <w:lsdException w:name="List Number 2" w:semiHidden="1" w:unhideWhenUsed="1"/>
+    <w:lsdException w:name="List Number 3" w:semiHidden="1" w:unhideWhenUsed="1"/>
+    <w:lsdException w:name="List Number 4" w:semiHidden="1" w:unhideWhenUsed="1"/>
+    <w:lsdException w:name="List Number 5" w:semiHidden="1" w:unhideWhenUsed="1"/>
+    <w:lsdException w:name="Title" w:uiPriority="10" w:qFormat="1"/>
+    <w:lsdException w:name="Closing" w:semiHidden="1" w:unhideWhenUsed="1"/>
+    <w:lsdException w:name="Signature" w:semiHidden="1" w:unhideWhenUsed="1"/>
+    <w:lsdException w:name="Default Paragraph Font" w:semiHidden="1" w:uiPriority="1" w:unhideWhenUsed="1"/>
+    <w:lsdException w:name="Body Text" w:semiHidden="1" w:unhideWhenUsed="1"/>
+    <w:lsdException w:name="Body Text Indent" w:semiHidden="1" w:unhideWhenUsed="1"/>
+    <w:lsdException w:name="List Continue" w:semiHidden="1" w:unhideWhenUsed="1"/>
+    <w:lsdException w:name="List Continue 2" w:semiHidden="1" w:unhideWhenUsed="1"/>
+    <w:lsdException w:name="List Continue 3" w:semiHidden="1" w:unhideWhenUsed="1"/>
+    <w:lsdException w:name="List Continue 4" w:semiHidden="1" w:unhideWhenUsed="1"/>
+    <w:lsdException w:name="List Continue 5" w:semiHidden="1" w:unhideWhenUsed="1"/>
+    <w:lsdException w:name="Message Header" w:semiHidden="1" w:unhideWhenUsed="1"/>
+    <w:lsdException w:name="Subtitle" w:uiPriority="11" w:qFormat="1"/>
+    <w:lsdException w:name="Salutation" w:semiHidden="1" w:unhideWhenUsed="1"/>
+    <w:lsdException w:name="Date" w:semiHidden="1" w:unhideWhenUsed="1"/>
+    <w:lsdException w:name="Body Text First Indent" w:semiHidden="1" w:unhideWhenUsed="1"/>
+    <w:lsdException w:name="Body Text First Indent 2" w:semiHidden="1" w:unhideWhenUsed="1"/>
+    <w:lsdException w:name="Note Heading" w:semiHidden="1" w:unhideWhenUsed="1"/>
+    <w:lsdException w:name="Body Text 2" w:semiHidden="1" w:unhideWhenUsed="1"/>
+    <w:lsdException w:name="Body Text 3" w:semiHidden="1" w:unhideWhenUsed="1"/>
+    <w:lsdException w:name="Body Text Indent 2" w:semiHidden="1" w:unhideWhenUsed="1"/>
+    <w:lsdException w:name="Body Text Indent 3" w:semiHidden="1" w:unhideWhenUsed="1"/>
+    <w:lsdException w:name="Block Text" w:semiHidden="1" w:unhideWhenUsed="1"/>
+    <w:lsdException w:name="Hyperlink" w:semiHidden="1" w:unhideWhenUsed="1"/>
+    <w:lsdException w:name="FollowedHyperlink" w:semiHidden="1" w:unhideWhenUsed="1"/>
+    <w:lsdException w:name="Strong" w:uiPriority="22" w:qFormat="1"/>
+    <w:lsdException w:name="Emphasis" w:uiPriority="20" w:qFormat="1"/>
+    <w:lsdException w:name="Document Map" w:semiHidden="1" w:unhideWhenUsed="1"/>
+    <w:lsdException w:name="Plain Text" w:semiHidden="1" w:unhideWhenUsed="1"/>
+    <w:lsdException w:name="E-mail Signature" w:semiHidden="1" w:unhideWhenUsed="1"/>
+    <w:lsdException w:name="HTML Top of Form" w:semiHidden="1" w:unhideWhenUsed="1"/>
+    <w:lsdException w:name="HTML Bottom of Form" w:semiHidden="1" w:unhideWhenUsed="1"/>
+    <w:lsdException w:name="Normal (Web)" w:semiHidden="1" w:unhideWhenUsed="1"/>
+    <w:lsdException w:name="HTML Acronym" w:semiHidden="1" w:unhideWhenUsed="1"/>
+    <w:lsdException w:name="HTML Address" w:semiHidden="1" w:unhideWhenUsed="1"/>
+    <w:lsdException w:name="HTML Cite" w:semiHidden="1" w:unhideWhenUsed="1"/>
+    <w:lsdException w:name="HTML Code" w:semiHidden="1" w:unhideWhenUsed="1"/>
+    <w:lsdException w:name="HTML Definition" w:semiHidden="1" w:unhideWhenUsed="1"/>
+    <w:lsdException w:name="HTML Keyboard" w:semiHidden="1" w:unhideWhenUsed="1"/>
+    <w:lsdException w:name="HTML Preformatted" w:semiHidden="1" w:unhideWhenUsed="1"/>
+    <w:lsdException w:name="HTML Sample" w:semiHidden="1" w:unhideWhenUsed="1"/>
+    <w:lsdException w:name="HTML Typewriter" w:semiHidden="1" w:unhideWhenUsed="1"/>
+    <w:lsdException w:name="HTML Variable" w:semiHidden="1" w:unhideWhenUsed="1"/>
+    <w:lsdException w:name="Normal Table" w:semiHidden="1" w:unhideWhenUsed="1"/>
+    <w:lsdException w:name="annotation subject" w:semiHidden="1" w:unhideWhenUsed="1"/>
+    <w:lsdException w:name="No List" w:semiHidden="1" w:unhideWhenUsed="1"/>
+    <w:lsdException w:name="Outline List 1" w:semiHidden="1" w:unhideWhenUsed="1"/>
+    <w:lsdException w:name="Outline List 2" w:semiHidden="1" w:unhideWhenUsed="1"/>
+    <w:lsdException w:name="Outline List 3" w:semiHidden="1" w:unhideWhenUsed="1"/>
+    <w:lsdException w:name="Table Simple 1" w:semiHidden="1" w:unhideWhenUsed="1"/>
+    <w:lsdException w:name="Table Simple 2" w:semiHidden="1" w:unhideWhenUsed="1"/>
+    <w:lsdException w:name="Table Simple 3" w:semiHidden="1" w:unhideWhenUsed="1"/>
+    <w:lsdException w:name="Table Classic 1" w:semiHidden="1" w:unhideWhenUsed="1"/>
+    <w:lsdException w:name="Table Classic 2" w:semiHidden="1" w:unhideWhenUsed="1"/>
+    <w:lsdException w:name="Table Classic 3" w:semiHidden="1" w:unhideWhenUsed="1"/>
+    <w:lsdException w:name="Table Classic 4" w:semiHidden="1" w:unhideWhenUsed="1"/>
+    <w:lsdException w:name="Table Colorful 1" w:semiHidden="1" w:unhideWhenUsed="1"/>
+    <w:lsdException w:name="Table Colorful 2" w:semiHidden="1" w:unhideWhenUsed="1"/>
+    <w:lsdException w:name="Table Colorful 3" w:semiHidden="1" w:unhideWhenUsed="1"/>
+    <w:lsdException w:name="Table Columns 1" w:semiHidden="1" w:unhideWhenUsed="1"/>
+    <w:lsdException w:name="Table Columns 2" w:semiHidden="1" w:unhideWhenUsed="1"/>
+    <w:lsdException w:name="Table Columns 3" w:semiHidden="1" w:unhideWhenUsed="1"/>
+    <w:lsdException w:name="Table Columns 4" w:semiHidden="1" w:unhideWhenUsed="1"/>
+    <w:lsdException w:name="Table Columns 5" w:semiHidden="1" w:unhideWhenUsed="1"/>
+    <w:lsdException w:name="Table Grid 1" w:semiHidden="1" w:unhideWhenUsed="1"/>
+    <w:lsdException w:name="Table Grid 2" w:semiHidden="1" w:unhideWhenUsed="1"/>
+    <w:lsdException w:name="Table Grid 3" w:semiHidden="1" w:unhideWhenUsed="1"/>
+    <w:lsdException w:name="Table Grid 4" w:semiHidden="1" w:unhideWhenUsed="1"/>
+    <w:lsdException w:name="Table Grid 5" w:semiHidden="1" w:unhideWhenUsed="1"/>
+    <w:lsdException w:name="Table Grid 6" w:semiHidden="1" w:unhideWhenUsed="1"/>
+    <w:lsdException w:name="Table Grid 7" w:semiHidden="1" w:unhideWhenUsed="1"/>
+    <w:lsdException w:name="Table Grid 8" w:semiHidden="1" w:unhideWhenUsed="1"/>
+    <w:lsdException w:name="Table List 1" w:semiHidden="1" w:unhideWhenUsed="1"/>
+    <w:lsdException w:name="Table List 2" w:semiHidden="1" w:unhideWhenUsed="1"/>
+    <w:lsdException w:name="Table List 3" w:semiHidden="1" w:unhideWhenUsed="1"/>
+    <w:lsdException w:name="Table List 4" w:semiHidden="1" w:unhideWhenUsed="1"/>
+    <w:lsdException w:name="Table List 5" w:semiHidden="1" w:unhideWhenUsed="1"/>
+    <w:lsdException w:name="Table List 6" w:semiHidden="1" w:unhideWhenUsed="1"/>
+    <w:lsdException w:name="Table List 7" w:semiHidden="1" w:unhideWhenUsed="1"/>
+    <w:lsdException w:name="Table List 8" w:semiHidden="1" w:unhideWhenUsed="1"/>
+    <w:lsdException w:name="Table 3D effects 1" w:semiHidden="1" w:unhideWhenUsed="1"/>
+    <w:lsdException w:name="Table 3D effects 2" w:semiHidden="1" w:unhideWhenUsed="1"/>
+    <w:lsdException w:name="Table 3D effects 3" w:semiHidden="1" w:unhideWhenUsed="1"/>
+    <w:lsdException w:name="Table Contemporary" w:semiHidden="1" w:unhideWhenUsed="1"/>
+    <w:lsdException w:name="Table Elegant" w:semiHidden="1" w:unhideWhenUsed="1"/>
+    <w:lsdException w:name="Table Professional" w:semiHidden="1" w:unhideWhenUsed="1"/>
+    <w:lsdException w:name="Table Subtle 1" w:semiHidden="1" w:unhideWhenUsed="1"/>
+    <w:lsdException w:name="Table Subtle 2" w:semiHidden="1" w:unhideWhenUsed="1"/>
+    <w:lsdException w:name="Table Web 1" w:semiHidden="1" w:unhideWhenUsed="1"/>
+    <w:lsdException w:name="Table Web 2" w:semiHidden="1" w:unhideWhenUsed="1"/>
+    <w:lsdException w:name="Table Web 3" w:semiHidden="1" w:unhideWhenUsed="1"/>
+    <w:lsdException w:name="Balloon Text" w:semiHidden="1" w:unhideWhenUsed="1"/>
+    <w:lsdException w:name="Table Grid" w:uiPriority="59"/>
+    <w:lsdException w:name="Table Theme" w:semiHidden="1" w:unhideWhenUsed="1"/>
+    <w:lsdException w:name="Placeholder Text" w:semiHidden="1"/>
+    <w:lsdException w:name="No Spacing" w:uiPriority="1" w:qFormat="1"/>
+    <w:lsdException w:name="Light Shading" w:uiPriority="60"/>
+    <w:lsdException w:name="Light List" w:uiPriority="61"/>
+    <w:lsdException w:name="Light Grid" w:uiPriority="62"/>
+    <w:lsdException w:name="Medium Shading 1" w:uiPriority="63"/>
+    <w:lsdException w:name="Medium Shading 2" w:uiPriority="64"/>
+    <w:lsdException w:name="Medium List 1" w:uiPriority="65"/>
+    <w:lsdException w:name="Medium List 2" w:uiPriority="66"/>
+    <w:lsdException w:name="Medium Grid 1" w:uiPriority="67"/>
+    <w:lsdException w:name="Medium Grid 2" w:uiPriority="68"/>
+    <w:lsdException w:name="Medium Grid 3" w:uiPriority="69"/>
+    <w:lsdException w:name="Dark List" w:uiPriority="70"/>
+    <w:lsdException w:name="Colorful Shading" w:uiPriority="71"/>
+    <w:lsdException w:name="Colorful List" w:uiPriority="72"/>
+    <w:lsdException w:name="Colorful Grid" w:uiPriority="73"/>
+    <w:lsdException w:name="Light Shading Accent 1" w:uiPriority="60"/>
+    <w:lsdException w:name="Light List Accent 1" w:uiPriority="61"/>
+    <w:lsdException w:name="Light Grid Accent 1" w:uiPriority="62"/>
+    <w:lsdException w:name="Medium Shading 1 Accent 1" w:uiPriority="63"/>
+    <w:lsdException w:name="Medium Shading 2 Accent 1" w:uiPriority="64"/>
+    <w:lsdException w:name="Medium List 1 Accent 1" w:uiPriority="65"/>
+    <w:lsdException w:name="Revision" w:semiHidden="1"/>
+    <w:lsdException w:name="List Paragraph" w:uiPriority="34" w:qFormat="1"/>
+    <w:lsdException w:name="Quote" w:uiPriority="29" w:qFormat="1"/>
+    <w:lsdException w:name="Intense Quote" w:uiPriority="30" w:qFormat="1"/>
+    <w:lsdException w:name="Medium List 2 Accent 1" w:uiPriority="66"/>
+    <w:lsdException w:name="Medium Grid 1 Accent 1" w:uiPriority="67"/>
+    <w:lsdException w:name="Medium Grid 2 Accent 1" w:uiPriority="68"/>
+    <w:lsdException w:name="Medium Grid 3 Accent 1" w:uiPriority="69"/>
+    <w:lsdException w:name="Dark List Accent 1" w:uiPriority="70"/>
+    <w:lsdException w:name="Colorful Shading Accent 1" w:uiPriority="71"/>
+    <w:lsdException w:name="Colorful List Accent 1" w:uiPriority="72"/>
+    <w:lsdException w:name="Colorful Grid Accent 1" w:uiPriority="73"/>
+    <w:lsdException w:name="Light Shading Accent 2" w:uiPriority="60"/>
+    <w:lsdException w:name="Light List Accent 2" w:uiPriority="61"/>
+    <w:lsdException w:name="Light Grid Accent 2" w:uiPriority="62"/>
+    <w:lsdException w:name="Medium Shading 1 Accent 2" w:uiPriority="63"/>
+    <w:lsdException w:name="Medium Shading 2 Accent 2" w:uiPriority="64"/>
+    <w:lsdException w:name="Medium List 1 Accent 2" w:uiPriority="65"/>
+    <w:lsdException w:name="Medium List 2 Accent 2" w:uiPriority="66"/>
+    <w:lsdException w:name="Medium Grid 1 Accent 2" w:uiPriority="67"/>
+    <w:lsdException w:name="Medium Grid 2 Accent 2" w:uiPriority="68"/>
+    <w:lsdException w:name="Medium Grid 3 Accent 2" w:uiPriority="69"/>
+    <w:lsdException w:name="Dark List Accent 2" w:uiPriority="70"/>
+    <w:lsdException w:name="Colorful Shading Accent 2" w:uiPriority="71"/>
+    <w:lsdException w:name="Colorful List Accent 2" w:uiPriority="72"/>
+    <w:lsdException w:name="Colorful Grid Accent 2" w:uiPriority="73"/>
+    <w:lsdException w:name="Light Shading Accent 3" w:uiPriority="60"/>
+    <w:lsdException w:name="Light List Accent 3" w:uiPriority="61"/>
+    <w:lsdException w:name="Light Grid Accent 3" w:uiPriority="62"/>
+    <w:lsdException w:name="Medium Shading 1 Accent 3" w:uiPriority="63"/>
+    <w:lsdException w:name="Medium Shading 2 Accent 3" w:uiPriority="64"/>
+    <w:lsdException w:name="Medium List 1 Accent 3" w:uiPriority="65"/>
+    <w:lsdException w:name="Medium List 2 Accent 3" w:uiPriority="66"/>
+    <w:lsdException w:name="Medium Grid 1 Accent 3" w:uiPriority="67"/>
+    <w:lsdException w:name="Medium Grid 2 Accent 3" w:uiPriority="68"/>
+    <w:lsdException w:name="Medium Grid 3 Accent 3" w:uiPriority="69"/>
+    <w:lsdException w:name="Dark List Accent 3" w:uiPriority="70"/>
+    <w:lsdException w:name="Colorful Shading Accent 3" w:uiPriority="71"/>
+    <w:lsdException w:name="Colorful List Accent 3" w:uiPriority="72"/>
+    <w:lsdException w:name="Colorful Grid Accent 3" w:uiPriority="73"/>
+    <w:lsdException w:name="Light Shading Accent 4" w:uiPriority="60"/>
+    <w:lsdException w:name="Light List Accent 4" w:uiPriority="61"/>
+    <w:lsdException w:name="Light Grid Accent 4" w:uiPriority="62"/>
+    <w:lsdException w:name="Medium Shading 1 Accent 4" w:uiPriority="63"/>
+    <w:lsdException w:name="Medium Shading 2 Accent 4" w:uiPriority="64"/>
+    <w:lsdException w:name="Medium List 1 Accent 4" w:uiPriority="65"/>
+    <w:lsdException w:name="Medium List 2 Accent 4" w:uiPriority="66"/>
+    <w:lsdException w:name="Medium Grid 1 Accent 4" w:uiPriority="67"/>
+    <w:lsdException w:name="Medium Grid 2 Accent 4" w:uiPriority="68"/>
+    <w:lsdException w:name="Medium Grid 3 Accent 4" w:uiPriority="69"/>
+    <w:lsdException w:name="Dark List Accent 4" w:uiPriority="70"/>
+    <w:lsdException w:name="Colorful Shading Accent 4" w:uiPriority="71"/>
+    <w:lsdException w:name="Colorful List Accent 4" w:uiPriority="72"/>
+    <w:lsdException w:name="Colorful Grid Accent 4" w:uiPriority="73"/>
+    <w:lsdException w:name="Light Shading Accent 5" w:uiPriority="60"/>
+    <w:lsdException w:name="Light List Accent 5" w:uiPriority="61"/>
+    <w:lsdException w:name="Light Grid Accent 5" w:uiPriority="62"/>
+    <w:lsdException w:name="Medium Shading 1 Accent 5" w:uiPriority="63"/>
+    <w:lsdException w:name="Medium Shading 2 Accent 5" w:uiPriority="64"/>
+    <w:lsdException w:name="Medium List 1 Accent 5" w:uiPriority="65"/>
+    <w:lsdException w:name="Medium List 2 Accent 5" w:uiPriority="66"/>
+    <w:lsdException w:name="Medium Grid 1 Accent 5" w:uiPriority="67"/>
+    <w:lsdException w:name="Medium Grid 2 Accent 5" w:uiPriority="68"/>
+    <w:lsdException w:name="Medium Grid 3 Accent 5" w:uiPriority="69"/>
+    <w:lsdException w:name="Dark List Accent 5" w:uiPriority="70"/>
+    <w:lsdException w:name="Colorful Shading Accent 5" w:uiPriority="71"/>
+    <w:lsdException w:name="Colorful List Accent 5" w:uiPriority="72"/>
+    <w:lsdException w:name="Colorful Grid Accent 5" w:uiPriority="73"/>
+    <w:lsdException w:name="Light Shading Accent 6" w:uiPriority="60"/>
+    <w:lsdException w:name="Light List Accent 6" w:uiPriority="61"/>
+    <w:lsdException w:name="Light Grid Accent 6" w:uiPriority="62"/>
+    <w:lsdException w:name="Medium Shading 1 Accent 6" w:uiPriority="63"/>
+    <w:lsdException w:name="Medium Shading 2 Accent 6" w:uiPriority="64"/>
+    <w:lsdException w:name="Medium List 1 Accent 6" w:uiPriority="65"/>
+    <w:lsdException w:name="Medium List 2 Accent 6" w:uiPriority="66"/>
+    <w:lsdException w:name="Medium Grid 1 Accent 6" w:uiPriority="67"/>
+    <w:lsdException w:name="Medium Grid 2 Accent 6" w:uiPriority="68"/>
+    <w:lsdException w:name="Medium Grid 3 Accent 6" w:uiPriority="69"/>
+    <w:lsdException w:name="Dark List Accent 6" w:uiPriority="70"/>
+    <w:lsdException w:name="Colorful Shading Accent 6" w:uiPriority="71"/>
+    <w:lsdException w:name="Colorful List Accent 6" w:uiPriority="72"/>
+    <w:lsdException w:name="Colorful Grid Accent 6" w:uiPriority="73"/>
+    <w:lsdException w:name="Subtle Emphasis" w:uiPriority="19" w:qFormat="1"/>
+    <w:lsdException w:name="Intense Emphasis" w:uiPriority="21" w:qFormat="1"/>
+    <w:lsdException w:name="Subtle Reference" w:uiPriority="31" w:qFormat="1"/>
+    <w:lsdException w:name="Intense Reference" w:uiPriority="32" w:qFormat="1"/>
+    <w:lsdException w:name="Book Title" w:uiPriority="33" w:qFormat="1"/>
+    <w:lsdException w:name="Bibliography" w:semiHidden="1" w:uiPriority="37" w:unhideWhenUsed="1"/>
+    <w:lsdException w:name="TOC Heading" w:semiHidden="1" w:uiPriority="39" w:unhideWhenUsed="1" w:qFormat="1"/>
+    <w:lsdException w:name="Plain Table 1" w:uiPriority="41"/>
+    <w:lsdException w:name="Plain Table 2" w:uiPriority="42"/>
+    <w:lsdException w:name="Plain Table 3" w:uiPriority="43"/>
+    <w:lsdException w:name="Plain Table 4" w:uiPriority="44"/>
+    <w:lsdException w:name="Plain Table 5" w:uiPriority="45"/>
+    <w:lsdException w:name="Grid Table Light" w:uiPriority="40"/>
+    <w:lsdException w:name="Grid Table 1 Light" w:uiPriority="46"/>
+    <w:lsdException w:name="Grid Table 2" w:uiPriority="47"/>
+    <w:lsdException w:name="Grid Table 3" w:uiPriority="48"/>
+    <w:lsdException w:name="Grid Table 4" w:uiPriority="49"/>
+    <w:lsdException w:name="Grid Table 5 Dark" w:uiPriority="50"/>
+    <w:lsdException w:name="Grid Table 6 Colorful" w:uiPriority="51"/>
+    <w:lsdException w:name="Grid Table 7 Colorful" w:uiPriority="52"/>
+    <w:lsdException w:name="Grid Table 1 Light Accent 1" w:uiPriority="46"/>
+    <w:lsdException w:name="Grid Table 2 Accent 1" w:uiPriority="47"/>
+    <w:lsdException w:name="Grid Table 3 Accent 1" w:uiPriority="48"/>
+    <w:lsdException w:name="Grid Table 4 Accent 1" w:uiPriority="49"/>
+    <w:lsdException w:name="Grid Table 5 Dark Accent 1" w:uiPriority="50"/>
+    <w:lsdException w:name="Grid Table 6 Colorful Accent 1" w:uiPriority="51"/>
+    <w:lsdException w:name="Grid Table 7 Colorful Accent 1" w:uiPriority="52"/>
+    <w:lsdException w:name="Grid Table 1 Light Accent 2" w:uiPriority="46"/>
+    <w:lsdException w:name="Grid Table 2 Accent 2" w:uiPriority="47"/>
+    <w:lsdException w:name="Grid Table 3 Accent 2" w:uiPriority="48"/>
+    <w:lsdException w:name="Grid Table 4 Accent 2" w:uiPriority="49"/>
+    <w:lsdException w:name="Grid Table 5 Dark Accent 2" w:uiPriority="50"/>
+    <w:lsdException w:name="Grid Table 6 Colorful Accent 2" w:uiPriority="51"/>
+    <w:lsdException w:name="Grid Table 7 Colorful Accent 2" w:uiPriority="52"/>
+    <w:lsdException w:name="Grid Table 1 Light Accent 3" w:uiPriority="46"/>
+    <w:lsdException w:name="Grid Table 2 Accent 3" w:uiPriority="47"/>
+    <w:lsdException w:name="Grid Table 3 Accent 3" w:uiPriority="48"/>
+    <w:lsdException w:name="Grid Table 4 Accent 3" w:uiPriority="49"/>
+    <w:lsdException w:name="Grid Table 5 Dark Accent 3" w:uiPriority="50"/>
+    <w:lsdException w:name="Grid Table 6 Colorful Accent 3" w:uiPriority="51"/>
+    <w:lsdException w:name="Grid Table 7 Colorful Accent 3" w:uiPriority="52"/>
+    <w:lsdException w:name="Grid Table 1 Light Accent 4" w:uiPriority="46"/>
+    <w:lsdException w:name="Grid Table 2 Accent 4" w:uiPriority="47"/>
+    <w:lsdException w:name="Grid Table 3 Accent 4" w:uiPriority="48"/>
+    <w:lsdException w:name="Grid Table 4 Accent 4" w:uiPriority="49"/>
+    <w:lsdException w:name="Grid Table 5 Dark Accent 4" w:uiPriority="50"/>
+    <w:lsdException w:name="Grid Table 6 Colorful Accent 4" w:uiPriority="51"/>
+    <w:lsdException w:name="Grid Table 7 Colorful Accent 4" w:uiPriority="52"/>
+    <w:lsdException w:name="Grid Table 1 Light Accent 5" w:uiPriority="46"/>
+    <w:lsdException w:name="Grid Table 2 Accent 5" w:uiPriority="47"/>
+    <w:lsdException w:name="Grid Table 3 Accent 5" w:uiPriority="48"/>
+    <w:lsdException w:name="Grid Table 4 Accent 5" w:uiPriority="49"/>
+    <w:lsdException w:name="Grid Table 5 Dark Accent 5" w:uiPriority="50"/>
+    <w:lsdException w:name="Grid Table 6 Colorful Accent 5" w:uiPriority="51"/>
+    <w:lsdException w:name="Grid Table 7 Colorful Accent 5" w:uiPriority="52"/>
+    <w:lsdException w:name="Grid Table 1 Light Accent 6" w:uiPriority="46"/>
+    <w:lsdException w:name="Grid Table 2 Accent 6" w:uiPriority="47"/>
+    <w:lsdException w:name="Grid Table 3 Accent 6" w:uiPriority="48"/>
+    <w:lsdException w:name="Grid Table 4 Accent 6" w:uiPriority="49"/>
+    <w:lsdException w:name="Grid Table 5 Dark Accent 6" w:uiPriority="50"/>
+    <w:lsdException w:name="Grid Table 6 Colorful Accent 6" w:uiPriority="51"/>
+    <w:lsdException w:name="Grid Table 7 Colorful Accent 6" w:uiPriority="52"/>
+    <w:lsdException w:name="List Table 1 Light" w:uiPriority="46"/>
+    <w:lsdException w:name="List Table 2" w:uiPriority="47"/>
+    <w:lsdException w:name="List Table 3" w:uiPriority="48"/>
+    <w:lsdException w:name="List Table 4" w:uiPriority="49"/>
+    <w:lsdException w:name="List Table 5 Dark" w:uiPriority="50"/>
+    <w:lsdException w:name="List Table 6 Colorful" w:uiPriority="51"/>
+    <w:lsdException w:name="List Table 7 Colorful" w:uiPriority="52"/>
+    <w:lsdException w:name="List Table 1 Light Accent 1" w:uiPriority="46"/>
+    <w:lsdException w:name="List Table 2 Accent 1" w:uiPriority="47"/>
+    <w:lsdException w:name="List Table 3 Accent 1" w:uiPriority="48"/>
+    <w:lsdException w:name="List Table 4 Accent 1" w:uiPriority="49"/>
+    <w:lsdException w:name="List Table 5 Dark Accent 1" w:uiPriority="50"/>
+    <w:lsdException w:name="List Table 6 Colorful Accent 1" w:uiPriority="51"/>
+    <w:lsdException w:name="List Table 7 Colorful Accent 1" w:uiPriority="52"/>
+    <w:lsdException w:name="List Table 1 Light Accent 2" w:uiPriority="46"/>
+    <w:lsdException w:name="List Table 2 Accent 2" w:uiPriority="47"/>
+    <w:lsdException w:name="List Table 3 Accent 2" w:uiPriority="48"/>
+    <w:lsdException w:name="List Table 4 Accent 2" w:uiPriority="49"/>
+    <w:lsdException w:name="List Table 5 Dark Accent 2" w:uiPriority="50"/>
+    <w:lsdException w:name="List Table 6 Colorful Accent 2" w:uiPriority="51"/>
+    <w:lsdException w:name="List Table 7 Colorful Accent 2" w:uiPriority="52"/>
+    <w:lsdException w:name="List Table 1 Light Accent 3" w:uiPriority="46"/>
+    <w:lsdException w:name="List Table 2 Accent 3" w:uiPriority="47"/>
+    <w:lsdException w:name="List Table 3 Accent 3" w:uiPriority="48"/>
+    <w:lsdException w:name="List Table 4 Accent 3" w:uiPriority="49"/>
+    <w:lsdException w:name="List Table 5 Dark Accent 3" w:uiPriority="50"/>
+    <w:lsdException w:name="List Table 6 Colorful Accent 3" w:uiPriority="51"/>
+    <w:lsdException w:name="List Table 7 Colorful Accent 3" w:uiPriority="52"/>
+    <w:lsdException w:name="List Table 1 Light Accent 4" w:uiPriority="46"/>
+    <w:lsdException w:name="List Table 2 Accent 4" w:uiPriority="47"/>
+    <w:lsdException w:name="List Table 3 Accent 4" w:uiPriority="48"/>
+    <w:lsdException w:name="List Table 4 Accent 4" w:uiPriority="49"/>
+    <w:lsdException w:name="List Table 5 Dark Accent 4" w:uiPriority="50"/>
+    <w:lsdException w:name="List Table 6 Colorful Accent 4" w:uiPriority="51"/>
+    <w:lsdException w:name="List Table 7 Colorful Accent 4" w:uiPriority="52"/>
+    <w:lsdException w:name="List Table 1 Light Accent 5" w:uiPriority="46"/>
+    <w:lsdException w:name="List Table 2 Accent 5" w:uiPriority="47"/>
+    <w:lsdException w:name="List Table 3 Accent 5" w:uiPriority="48"/>
+    <w:lsdException w:name="List Table 4 Accent 5" w:uiPriority="49"/>
+    <w:lsdException w:name="List Table 5 Dark Accent 5" w:uiPriority="50"/>
+    <w:lsdException w:name="List Table 6 Colorful Accent 5" w:uiPriority="51"/>
+    <w:lsdException w:name="List Table 7 Colorful Accent 5" w:uiPriority="52"/>
+    <w:lsdException w:name="List Table 1 Light Accent 6" w:uiPriority="46"/>
+    <w:lsdException w:name="List Table 2 Accent 6" w:uiPriority="47"/>
+    <w:lsdException w:name="List Table 3 Accent 6" w:uiPriority="48"/>
+    <w:lsdException w:name="List Table 4 Accent 6" w:uiPriority="49"/>
+    <w:lsdException w:name="List Table 5 Dark Accent 6" w:uiPriority="50"/>
+    <w:lsdException w:name="List Table 6 Colorful Accent 6" w:uiPriority="51"/>
+    <w:lsdException w:name="List Table 7 Colorful Accent 6" w:uiPriority="52"/>
+    <w:lsdException w:name="Mention" w:semiHidden="1" w:unhideWhenUsed="1"/>
+    <w:lsdException w:name="Smart Hyperlink" w:semiHidden="1" w:unhideWhenUsed="1"/>
+    <w:lsdException w:name="Hashtag" w:semiHidden="1" w:unhideWhenUsed="1"/>
+    <w:lsdException w:name="Unresolved Mention" w:semiHidden="1" w:unhideWhenUsed="1"/>
+    <w:lsdException w:name="Smart Link" w:semiHidden="1" w:unhideWhenUsed="1"/>
   </w:latentStyles>
   <w:style w:type="paragraph" w:default="1" w:styleId="Normal">
     <w:name w:val="Normal"/>
@@ -17215,7 +19628,6 @@
     <w:uiPriority w:val="99"/>
     <w:semiHidden/>
     <w:unhideWhenUsed/>
-    <w:qFormat/>
     <w:tblPr>
       <w:tblInd w:w="0" w:type="dxa"/>
       <w:tblCellMar>
@@ -17592,6 +20004,89 @@
       <w:u w:val="single"/>
     </w:rPr>
   </w:style>
+  <w:style w:type="character" w:styleId="CommentReference">
+    <w:name w:val="annotation reference"/>
+    <w:basedOn w:val="DefaultParagraphFont"/>
+    <w:uiPriority w:val="99"/>
+    <w:semiHidden/>
+    <w:unhideWhenUsed/>
+    <w:rsid w:val="005A6FAE"/>
+    <w:rPr>
+      <w:sz w:val="16"/>
+      <w:szCs w:val="16"/>
+    </w:rPr>
+  </w:style>
+  <w:style w:type="paragraph" w:styleId="CommentText">
+    <w:name w:val="annotation text"/>
+    <w:basedOn w:val="Normal"/>
+    <w:link w:val="CommentTextChar"/>
+    <w:uiPriority w:val="99"/>
+    <w:unhideWhenUsed/>
+    <w:rsid w:val="005A6FAE"/>
+    <w:rPr>
+      <w:sz w:val="20"/>
+      <w:szCs w:val="20"/>
+    </w:rPr>
+  </w:style>
+  <w:style w:type="character" w:customStyle="1" w:styleId="CommentTextChar">
+    <w:name w:val="Comment Text Char"/>
+    <w:basedOn w:val="DefaultParagraphFont"/>
+    <w:link w:val="CommentText"/>
+    <w:uiPriority w:val="99"/>
+    <w:rsid w:val="005A6FAE"/>
+    <w:rPr>
+      <w:rFonts w:ascii="Times New Roman" w:eastAsia="Times New Roman" w:hAnsi="Times New Roman" w:cs="Times New Roman"/>
+      <w:sz w:val="20"/>
+      <w:szCs w:val="20"/>
+      <w:lang w:val="en-GB"/>
+    </w:rPr>
+  </w:style>
+  <w:style w:type="paragraph" w:styleId="CommentSubject">
+    <w:name w:val="annotation subject"/>
+    <w:basedOn w:val="CommentText"/>
+    <w:next w:val="CommentText"/>
+    <w:link w:val="CommentSubjectChar"/>
+    <w:uiPriority w:val="99"/>
+    <w:semiHidden/>
+    <w:unhideWhenUsed/>
+    <w:rsid w:val="005A6FAE"/>
+    <w:rPr>
+      <w:b/>
+      <w:bCs/>
+    </w:rPr>
+  </w:style>
+  <w:style w:type="character" w:customStyle="1" w:styleId="CommentSubjectChar">
+    <w:name w:val="Comment Subject Char"/>
+    <w:basedOn w:val="CommentTextChar"/>
+    <w:link w:val="CommentSubject"/>
+    <w:uiPriority w:val="99"/>
+    <w:semiHidden/>
+    <w:rsid w:val="005A6FAE"/>
+    <w:rPr>
+      <w:rFonts w:ascii="Times New Roman" w:eastAsia="Times New Roman" w:hAnsi="Times New Roman" w:cs="Times New Roman"/>
+      <w:b/>
+      <w:bCs/>
+      <w:sz w:val="20"/>
+      <w:szCs w:val="20"/>
+      <w:lang w:val="en-GB"/>
+    </w:rPr>
+  </w:style>
+  <w:style w:type="paragraph" w:styleId="Revision">
+    <w:name w:val="Revision"/>
+    <w:hidden/>
+    <w:uiPriority w:val="99"/>
+    <w:semiHidden/>
+    <w:rsid w:val="00956E3F"/>
+    <w:pPr>
+      <w:spacing w:after="0" w:line="240" w:lineRule="auto"/>
+    </w:pPr>
+    <w:rPr>
+      <w:rFonts w:ascii="Times New Roman" w:eastAsia="Times New Roman" w:hAnsi="Times New Roman" w:cs="Times New Roman"/>
+      <w:sz w:val="24"/>
+      <w:szCs w:val="24"/>
+      <w:lang w:val="en-GB"/>
+    </w:rPr>
+  </w:style>
 </w:styles>
 </file>
 
@@ -17883,7 +20378,7 @@
 </file>
 
 <file path=customXml/itemProps1.xml><?xml version="1.0" encoding="utf-8"?>
-<ds:datastoreItem xmlns:ds="http://schemas.openxmlformats.org/officeDocument/2006/customXml" ds:itemID="{E9DACBD8-DFF3-4ED9-B514-0E5368CF14FD}">
+<ds:datastoreItem xmlns:ds="http://schemas.openxmlformats.org/officeDocument/2006/customXml" ds:itemID="{085BBF78-5A86-4A63-8ADF-9D2E9149A016}">
   <ds:schemaRefs>
     <ds:schemaRef ds:uri="http://schemas.openxmlformats.org/officeDocument/2006/bibliography"/>
   </ds:schemaRefs>

--- a/Извештај.docx
+++ b/Извештај.docx
@@ -1,6 +1,6 @@
 
 <file path=word/document.xml><?xml version="1.0" encoding="utf-8"?>
-<w:document xmlns:wpc="http://schemas.microsoft.com/office/word/2010/wordprocessingCanvas" xmlns:cx="http://schemas.microsoft.com/office/drawing/2014/chartex" xmlns:cx1="http://schemas.microsoft.com/office/drawing/2015/9/8/chartex" xmlns:cx2="http://schemas.microsoft.com/office/drawing/2015/10/21/chartex" xmlns:cx3="http://schemas.microsoft.com/office/drawing/2016/5/9/chartex" xmlns:cx4="http://schemas.microsoft.com/office/drawing/2016/5/10/chartex" xmlns:cx5="http://schemas.microsoft.com/office/drawing/2016/5/11/chartex" xmlns:cx6="http://schemas.microsoft.com/office/drawing/2016/5/12/chartex" xmlns:cx7="http://schemas.microsoft.com/office/drawing/2016/5/13/chartex" xmlns:cx8="http://schemas.microsoft.com/office/drawing/2016/5/14/chartex" xmlns:mc="http://schemas.openxmlformats.org/markup-compatibility/2006" xmlns:aink="http://schemas.microsoft.com/office/drawing/2016/ink" xmlns:am3d="http://schemas.microsoft.com/office/drawing/2017/model3d" xmlns:o="urn:schemas-microsoft-com:office:office" xmlns:oel="http://schemas.microsoft.com/office/2019/extlst" xmlns:r="http://schemas.openxmlformats.org/officeDocument/2006/relationships" xmlns:m="http://schemas.openxmlformats.org/officeDocument/2006/math" xmlns:v="urn:schemas-microsoft-com:vml" xmlns:wp14="http://schemas.microsoft.com/office/word/2010/wordprocessingDrawing" xmlns:wp="http://schemas.openxmlformats.org/drawingml/2006/wordprocessingDrawing" xmlns:w10="urn:schemas-microsoft-com:office:word" xmlns:w="http://schemas.openxmlformats.org/wordprocessingml/2006/main" xmlns:w14="http://schemas.microsoft.com/office/word/2010/wordml" xmlns:w15="http://schemas.microsoft.com/office/word/2012/wordml" xmlns:w16cei="http://schemas.microsoft.com/office/word/2026/wordml/cei" xmlns:w16cex="http://schemas.microsoft.com/office/word/2018/wordml/cex" xmlns:w16cid="http://schemas.microsoft.com/office/word/2016/wordml/cid" xmlns:w16="http://schemas.microsoft.com/office/word/2018/wordml" xmlns:w16du="http://schemas.microsoft.com/office/word/2023/wordml/word16du" xmlns:w16sdtdh="http://schemas.microsoft.com/office/word/2020/wordml/sdtdatahash" xmlns:w16sdtfl="http://schemas.microsoft.com/office/word/2024/wordml/sdtformatlock" xmlns:w16se="http://schemas.microsoft.com/office/word/2015/wordml/symex" xmlns:wpg="http://schemas.microsoft.com/office/word/2010/wordprocessingGroup" xmlns:wpi="http://schemas.microsoft.com/office/word/2010/wordprocessingInk" xmlns:wne="http://schemas.microsoft.com/office/word/2006/wordml" xmlns:wps="http://schemas.microsoft.com/office/word/2010/wordprocessingShape" mc:Ignorable="w14 w15 w16se w16cid w16 w16cex w16sdtdh w16sdtfl w16du wp14">
+<w:document xmlns:wpc="http://schemas.microsoft.com/office/word/2010/wordprocessingCanvas" xmlns:cx="http://schemas.microsoft.com/office/drawing/2014/chartex" xmlns:cx1="http://schemas.microsoft.com/office/drawing/2015/9/8/chartex" xmlns:cx2="http://schemas.microsoft.com/office/drawing/2015/10/21/chartex" xmlns:cx3="http://schemas.microsoft.com/office/drawing/2016/5/9/chartex" xmlns:cx4="http://schemas.microsoft.com/office/drawing/2016/5/10/chartex" xmlns:cx5="http://schemas.microsoft.com/office/drawing/2016/5/11/chartex" xmlns:cx6="http://schemas.microsoft.com/office/drawing/2016/5/12/chartex" xmlns:cx7="http://schemas.microsoft.com/office/drawing/2016/5/13/chartex" xmlns:cx8="http://schemas.microsoft.com/office/drawing/2016/5/14/chartex" xmlns:mc="http://schemas.openxmlformats.org/markup-compatibility/2006" xmlns:aink="http://schemas.microsoft.com/office/drawing/2016/ink" xmlns:am3d="http://schemas.microsoft.com/office/drawing/2017/model3d" xmlns:o="urn:schemas-microsoft-com:office:office" xmlns:oel="http://schemas.microsoft.com/office/2019/extlst" xmlns:r="http://schemas.openxmlformats.org/officeDocument/2006/relationships" xmlns:m="http://schemas.openxmlformats.org/officeDocument/2006/math" xmlns:v="urn:schemas-microsoft-com:vml" xmlns:wp14="http://schemas.microsoft.com/office/word/2010/wordprocessingDrawing" xmlns:wp="http://schemas.openxmlformats.org/drawingml/2006/wordprocessingDrawing" xmlns:w10="urn:schemas-microsoft-com:office:word" xmlns:w="http://schemas.openxmlformats.org/wordprocessingml/2006/main" xmlns:w14="http://schemas.microsoft.com/office/word/2010/wordml" xmlns:w15="http://schemas.microsoft.com/office/word/2012/wordml" xmlns:w16cex="http://schemas.microsoft.com/office/word/2018/wordml/cex" xmlns:w16cid="http://schemas.microsoft.com/office/word/2016/wordml/cid" xmlns:w16="http://schemas.microsoft.com/office/word/2018/wordml" xmlns:w16du="http://schemas.microsoft.com/office/word/2023/wordml/word16du" xmlns:w16sdtdh="http://schemas.microsoft.com/office/word/2020/wordml/sdtdatahash" xmlns:w16sdtfl="http://schemas.microsoft.com/office/word/2024/wordml/sdtformatlock" xmlns:w16se="http://schemas.microsoft.com/office/word/2015/wordml/symex" xmlns:wpg="http://schemas.microsoft.com/office/word/2010/wordprocessingGroup" xmlns:wpi="http://schemas.microsoft.com/office/word/2010/wordprocessingInk" xmlns:wne="http://schemas.microsoft.com/office/word/2006/wordml" xmlns:wps="http://schemas.microsoft.com/office/word/2010/wordprocessingShape" mc:Ignorable="w14 w15 w16se w16cid w16 w16cex w16sdtdh w16sdtfl w16du wp14">
   <w:body>
     <w:p>
       <w:pPr>
@@ -353,6 +353,7 @@
           <w:docPartUnique/>
         </w:docPartObj>
       </w:sdtPr>
+      <w:sdtEndPr/>
       <w:sdtContent>
         <w:p>
           <w:pPr>
@@ -394,7 +395,7 @@
           <w:r>
             <w:fldChar w:fldCharType="separate"/>
           </w:r>
-          <w:hyperlink w:anchor="_Toc238141426" w:history="1">
+          <w:hyperlink w:anchor="_Toc238481644" w:history="1">
             <w:r>
               <w:rPr>
                 <w:rStyle w:val="Hyperlink"/>
@@ -436,7 +437,7 @@
                 <w:noProof/>
                 <w:webHidden/>
               </w:rPr>
-              <w:instrText xml:space="preserve"> PAGEREF _Toc238141426 \h </w:instrText>
+              <w:instrText xml:space="preserve"> PAGEREF _Toc238481644 \h </w:instrText>
             </w:r>
             <w:r>
               <w:rPr>
@@ -481,7 +482,7 @@
               <w14:ligatures w14:val="standardContextual"/>
             </w:rPr>
           </w:pPr>
-          <w:hyperlink w:anchor="_Toc238141427" w:history="1">
+          <w:hyperlink w:anchor="_Toc238481645" w:history="1">
             <w:r>
               <w:rPr>
                 <w:rStyle w:val="Hyperlink"/>
@@ -508,7 +509,7 @@
                 <w:noProof/>
                 <w:webHidden/>
               </w:rPr>
-              <w:instrText xml:space="preserve"> PAGEREF _Toc238141427 \h </w:instrText>
+              <w:instrText xml:space="preserve"> PAGEREF _Toc238481645 \h </w:instrText>
             </w:r>
             <w:r>
               <w:rPr>
@@ -528,7 +529,7 @@
                 <w:noProof/>
                 <w:webHidden/>
               </w:rPr>
-              <w:t>3</w:t>
+              <w:t>4</w:t>
             </w:r>
             <w:r>
               <w:rPr>
@@ -553,7 +554,7 @@
               <w14:ligatures w14:val="standardContextual"/>
             </w:rPr>
           </w:pPr>
-          <w:hyperlink w:anchor="_Toc238141428" w:history="1">
+          <w:hyperlink w:anchor="_Toc238481646" w:history="1">
             <w:r>
               <w:rPr>
                 <w:rStyle w:val="Hyperlink"/>
@@ -580,7 +581,7 @@
                 <w:noProof/>
                 <w:webHidden/>
               </w:rPr>
-              <w:instrText xml:space="preserve"> PAGEREF _Toc238141428 \h </w:instrText>
+              <w:instrText xml:space="preserve"> PAGEREF _Toc238481646 \h </w:instrText>
             </w:r>
             <w:r>
               <w:rPr>
@@ -600,7 +601,7 @@
                 <w:noProof/>
                 <w:webHidden/>
               </w:rPr>
-              <w:t>4</w:t>
+              <w:t>5</w:t>
             </w:r>
             <w:r>
               <w:rPr>
@@ -625,7 +626,7 @@
               <w14:ligatures w14:val="standardContextual"/>
             </w:rPr>
           </w:pPr>
-          <w:hyperlink w:anchor="_Toc238141429" w:history="1">
+          <w:hyperlink w:anchor="_Toc238481647" w:history="1">
             <w:r>
               <w:rPr>
                 <w:rStyle w:val="Hyperlink"/>
@@ -660,7 +661,7 @@
                 <w:noProof/>
                 <w:webHidden/>
               </w:rPr>
-              <w:instrText xml:space="preserve"> PAGEREF _Toc238141429 \h </w:instrText>
+              <w:instrText xml:space="preserve"> PAGEREF _Toc238481647 \h </w:instrText>
             </w:r>
             <w:r>
               <w:rPr>
@@ -705,13 +706,28 @@
               <w14:ligatures w14:val="standardContextual"/>
             </w:rPr>
           </w:pPr>
-          <w:hyperlink w:anchor="_Toc238141430" w:history="1">
+          <w:hyperlink w:anchor="_Toc238481648" w:history="1">
             <w:r>
               <w:rPr>
                 <w:rStyle w:val="Hyperlink"/>
                 <w:noProof/>
               </w:rPr>
-              <w:t>2.1. Прикупљање сирових података са друштвених мрежа</w:t>
+              <w:t xml:space="preserve">2.1. Прикупљање </w:t>
+            </w:r>
+            <w:r>
+              <w:rPr>
+                <w:rStyle w:val="Hyperlink"/>
+                <w:noProof/>
+                <w:lang w:val="sr-Cyrl-RS"/>
+              </w:rPr>
+              <w:t xml:space="preserve">необрађених </w:t>
+            </w:r>
+            <w:r>
+              <w:rPr>
+                <w:rStyle w:val="Hyperlink"/>
+                <w:noProof/>
+              </w:rPr>
+              <w:t>података са друштвених мрежа</w:t>
             </w:r>
             <w:r>
               <w:rPr>
@@ -732,7 +748,7 @@
                 <w:noProof/>
                 <w:webHidden/>
               </w:rPr>
-              <w:instrText xml:space="preserve"> PAGEREF _Toc238141430 \h </w:instrText>
+              <w:instrText xml:space="preserve"> PAGEREF _Toc238481648 \h </w:instrText>
             </w:r>
             <w:r>
               <w:rPr>
@@ -752,7 +768,7 @@
                 <w:noProof/>
                 <w:webHidden/>
               </w:rPr>
-              <w:t>5</w:t>
+              <w:t>6</w:t>
             </w:r>
             <w:r>
               <w:rPr>
@@ -777,7 +793,7 @@
               <w14:ligatures w14:val="standardContextual"/>
             </w:rPr>
           </w:pPr>
-          <w:hyperlink w:anchor="_Toc238141431" w:history="1">
+          <w:hyperlink w:anchor="_Toc238481649" w:history="1">
             <w:r>
               <w:rPr>
                 <w:rStyle w:val="Hyperlink"/>
@@ -804,7 +820,7 @@
                 <w:noProof/>
                 <w:webHidden/>
               </w:rPr>
-              <w:instrText xml:space="preserve"> PAGEREF _Toc238141431 \h </w:instrText>
+              <w:instrText xml:space="preserve"> PAGEREF _Toc238481649 \h </w:instrText>
             </w:r>
             <w:r>
               <w:rPr>
@@ -849,13 +865,28 @@
               <w14:ligatures w14:val="standardContextual"/>
             </w:rPr>
           </w:pPr>
-          <w:hyperlink w:anchor="_Toc238141432" w:history="1">
+          <w:hyperlink w:anchor="_Toc238481650" w:history="1">
             <w:r>
               <w:rPr>
                 <w:rStyle w:val="Hyperlink"/>
                 <w:noProof/>
               </w:rPr>
-              <w:t>2.2.1. Припрема сировог корпуса</w:t>
+              <w:t xml:space="preserve">2.2.1. Припрема </w:t>
+            </w:r>
+            <w:r>
+              <w:rPr>
+                <w:rStyle w:val="Hyperlink"/>
+                <w:noProof/>
+                <w:lang w:val="sr-Cyrl-RS"/>
+              </w:rPr>
+              <w:t>необрађеног</w:t>
+            </w:r>
+            <w:r>
+              <w:rPr>
+                <w:rStyle w:val="Hyperlink"/>
+                <w:noProof/>
+              </w:rPr>
+              <w:t xml:space="preserve"> корпуса</w:t>
             </w:r>
             <w:r>
               <w:rPr>
@@ -876,7 +907,7 @@
                 <w:noProof/>
                 <w:webHidden/>
               </w:rPr>
-              <w:instrText xml:space="preserve"> PAGEREF _Toc238141432 \h </w:instrText>
+              <w:instrText xml:space="preserve"> PAGEREF _Toc238481650 \h </w:instrText>
             </w:r>
             <w:r>
               <w:rPr>
@@ -896,7 +927,7 @@
                 <w:noProof/>
                 <w:webHidden/>
               </w:rPr>
-              <w:t>6</w:t>
+              <w:t>7</w:t>
             </w:r>
             <w:r>
               <w:rPr>
@@ -921,7 +952,7 @@
               <w14:ligatures w14:val="standardContextual"/>
             </w:rPr>
           </w:pPr>
-          <w:hyperlink w:anchor="_Toc238141433" w:history="1">
+          <w:hyperlink w:anchor="_Toc238481651" w:history="1">
             <w:r>
               <w:rPr>
                 <w:rStyle w:val="Hyperlink"/>
@@ -948,7 +979,7 @@
                 <w:noProof/>
                 <w:webHidden/>
               </w:rPr>
-              <w:instrText xml:space="preserve"> PAGEREF _Toc238141433 \h </w:instrText>
+              <w:instrText xml:space="preserve"> PAGEREF _Toc238481651 \h </w:instrText>
             </w:r>
             <w:r>
               <w:rPr>
@@ -993,7 +1024,7 @@
               <w14:ligatures w14:val="standardContextual"/>
             </w:rPr>
           </w:pPr>
-          <w:hyperlink w:anchor="_Toc238141434" w:history="1">
+          <w:hyperlink w:anchor="_Toc238481652" w:history="1">
             <w:r>
               <w:rPr>
                 <w:rStyle w:val="Hyperlink"/>
@@ -1035,7 +1066,7 @@
                 <w:noProof/>
                 <w:webHidden/>
               </w:rPr>
-              <w:instrText xml:space="preserve"> PAGEREF _Toc238141434 \h </w:instrText>
+              <w:instrText xml:space="preserve"> PAGEREF _Toc238481652 \h </w:instrText>
             </w:r>
             <w:r>
               <w:rPr>
@@ -1055,7 +1086,7 @@
                 <w:noProof/>
                 <w:webHidden/>
               </w:rPr>
-              <w:t>7</w:t>
+              <w:t>8</w:t>
             </w:r>
             <w:r>
               <w:rPr>
@@ -1080,7 +1111,7 @@
               <w14:ligatures w14:val="standardContextual"/>
             </w:rPr>
           </w:pPr>
-          <w:hyperlink w:anchor="_Toc238141435" w:history="1">
+          <w:hyperlink w:anchor="_Toc238481653" w:history="1">
             <w:r>
               <w:rPr>
                 <w:rStyle w:val="Hyperlink"/>
@@ -1107,7 +1138,7 @@
                 <w:noProof/>
                 <w:webHidden/>
               </w:rPr>
-              <w:instrText xml:space="preserve"> PAGEREF _Toc238141435 \h </w:instrText>
+              <w:instrText xml:space="preserve"> PAGEREF _Toc238481653 \h </w:instrText>
             </w:r>
             <w:r>
               <w:rPr>
@@ -1127,7 +1158,7 @@
                 <w:noProof/>
                 <w:webHidden/>
               </w:rPr>
-              <w:t>7</w:t>
+              <w:t>8</w:t>
             </w:r>
             <w:r>
               <w:rPr>
@@ -1152,7 +1183,7 @@
               <w14:ligatures w14:val="standardContextual"/>
             </w:rPr>
           </w:pPr>
-          <w:hyperlink w:anchor="_Toc238141436" w:history="1">
+          <w:hyperlink w:anchor="_Toc238481654" w:history="1">
             <w:r>
               <w:rPr>
                 <w:rStyle w:val="Hyperlink"/>
@@ -1179,7 +1210,7 @@
                 <w:noProof/>
                 <w:webHidden/>
               </w:rPr>
-              <w:instrText xml:space="preserve"> PAGEREF _Toc238141436 \h </w:instrText>
+              <w:instrText xml:space="preserve"> PAGEREF _Toc238481654 \h </w:instrText>
             </w:r>
             <w:r>
               <w:rPr>
@@ -1199,7 +1230,7 @@
                 <w:noProof/>
                 <w:webHidden/>
               </w:rPr>
-              <w:t>7</w:t>
+              <w:t>8</w:t>
             </w:r>
             <w:r>
               <w:rPr>
@@ -1224,7 +1255,7 @@
               <w14:ligatures w14:val="standardContextual"/>
             </w:rPr>
           </w:pPr>
-          <w:hyperlink w:anchor="_Toc238141437" w:history="1">
+          <w:hyperlink w:anchor="_Toc238481655" w:history="1">
             <w:r>
               <w:rPr>
                 <w:rStyle w:val="Hyperlink"/>
@@ -1251,7 +1282,7 @@
                 <w:noProof/>
                 <w:webHidden/>
               </w:rPr>
-              <w:instrText xml:space="preserve"> PAGEREF _Toc238141437 \h </w:instrText>
+              <w:instrText xml:space="preserve"> PAGEREF _Toc238481655 \h </w:instrText>
             </w:r>
             <w:r>
               <w:rPr>
@@ -1271,7 +1302,7 @@
                 <w:noProof/>
                 <w:webHidden/>
               </w:rPr>
-              <w:t>12</w:t>
+              <w:t>13</w:t>
             </w:r>
             <w:r>
               <w:rPr>
@@ -1296,7 +1327,7 @@
               <w14:ligatures w14:val="standardContextual"/>
             </w:rPr>
           </w:pPr>
-          <w:hyperlink w:anchor="_Toc238141438" w:history="1">
+          <w:hyperlink w:anchor="_Toc238481656" w:history="1">
             <w:r>
               <w:rPr>
                 <w:rStyle w:val="Hyperlink"/>
@@ -1339,7 +1370,7 @@
                 <w:noProof/>
                 <w:webHidden/>
               </w:rPr>
-              <w:instrText xml:space="preserve"> PAGEREF _Toc238141438 \h </w:instrText>
+              <w:instrText xml:space="preserve"> PAGEREF _Toc238481656 \h </w:instrText>
             </w:r>
             <w:r>
               <w:rPr>
@@ -1359,7 +1390,7 @@
                 <w:noProof/>
                 <w:webHidden/>
               </w:rPr>
-              <w:t>13</w:t>
+              <w:t>14</w:t>
             </w:r>
             <w:r>
               <w:rPr>
@@ -1384,7 +1415,7 @@
               <w14:ligatures w14:val="standardContextual"/>
             </w:rPr>
           </w:pPr>
-          <w:hyperlink w:anchor="_Toc238141439" w:history="1">
+          <w:hyperlink w:anchor="_Toc238481657" w:history="1">
             <w:r>
               <w:rPr>
                 <w:rStyle w:val="Hyperlink"/>
@@ -1443,7 +1474,7 @@
                 <w:noProof/>
                 <w:webHidden/>
               </w:rPr>
-              <w:instrText xml:space="preserve"> PAGEREF _Toc238141439 \h </w:instrText>
+              <w:instrText xml:space="preserve"> PAGEREF _Toc238481657 \h </w:instrText>
             </w:r>
             <w:r>
               <w:rPr>
@@ -1463,7 +1494,7 @@
                 <w:noProof/>
                 <w:webHidden/>
               </w:rPr>
-              <w:t>13</w:t>
+              <w:t>14</w:t>
             </w:r>
             <w:r>
               <w:rPr>
@@ -1488,7 +1519,7 @@
               <w14:ligatures w14:val="standardContextual"/>
             </w:rPr>
           </w:pPr>
-          <w:hyperlink w:anchor="_Toc238141440" w:history="1">
+          <w:hyperlink w:anchor="_Toc238481658" w:history="1">
             <w:r>
               <w:rPr>
                 <w:rStyle w:val="Hyperlink"/>
@@ -1531,7 +1562,7 @@
                 <w:noProof/>
                 <w:webHidden/>
               </w:rPr>
-              <w:instrText xml:space="preserve"> PAGEREF _Toc238141440 \h </w:instrText>
+              <w:instrText xml:space="preserve"> PAGEREF _Toc238481658 \h </w:instrText>
             </w:r>
             <w:r>
               <w:rPr>
@@ -1551,7 +1582,7 @@
                 <w:noProof/>
                 <w:webHidden/>
               </w:rPr>
-              <w:t>14</w:t>
+              <w:t>15</w:t>
             </w:r>
             <w:r>
               <w:rPr>
@@ -1576,7 +1607,7 @@
               <w14:ligatures w14:val="standardContextual"/>
             </w:rPr>
           </w:pPr>
-          <w:hyperlink w:anchor="_Toc238141441" w:history="1">
+          <w:hyperlink w:anchor="_Toc238481659" w:history="1">
             <w:r>
               <w:rPr>
                 <w:rStyle w:val="Hyperlink"/>
@@ -1619,7 +1650,7 @@
                 <w:noProof/>
                 <w:webHidden/>
               </w:rPr>
-              <w:instrText xml:space="preserve"> PAGEREF _Toc238141441 \h </w:instrText>
+              <w:instrText xml:space="preserve"> PAGEREF _Toc238481659 \h </w:instrText>
             </w:r>
             <w:r>
               <w:rPr>
@@ -1639,7 +1670,7 @@
                 <w:noProof/>
                 <w:webHidden/>
               </w:rPr>
-              <w:t>14</w:t>
+              <w:t>15</w:t>
             </w:r>
             <w:r>
               <w:rPr>
@@ -1664,7 +1695,7 @@
               <w14:ligatures w14:val="standardContextual"/>
             </w:rPr>
           </w:pPr>
-          <w:hyperlink w:anchor="_Toc238141442" w:history="1">
+          <w:hyperlink w:anchor="_Toc238481660" w:history="1">
             <w:r>
               <w:rPr>
                 <w:rStyle w:val="Hyperlink"/>
@@ -1707,7 +1738,7 @@
                 <w:noProof/>
                 <w:webHidden/>
               </w:rPr>
-              <w:instrText xml:space="preserve"> PAGEREF _Toc238141442 \h </w:instrText>
+              <w:instrText xml:space="preserve"> PAGEREF _Toc238481660 \h </w:instrText>
             </w:r>
             <w:r>
               <w:rPr>
@@ -1727,7 +1758,7 @@
                 <w:noProof/>
                 <w:webHidden/>
               </w:rPr>
-              <w:t>15</w:t>
+              <w:t>16</w:t>
             </w:r>
             <w:r>
               <w:rPr>
@@ -1752,7 +1783,7 @@
               <w14:ligatures w14:val="standardContextual"/>
             </w:rPr>
           </w:pPr>
-          <w:hyperlink w:anchor="_Toc238141443" w:history="1">
+          <w:hyperlink w:anchor="_Toc238481661" w:history="1">
             <w:r>
               <w:rPr>
                 <w:rStyle w:val="Hyperlink"/>
@@ -1795,7 +1826,7 @@
                 <w:noProof/>
                 <w:webHidden/>
               </w:rPr>
-              <w:instrText xml:space="preserve"> PAGEREF _Toc238141443 \h </w:instrText>
+              <w:instrText xml:space="preserve"> PAGEREF _Toc238481661 \h </w:instrText>
             </w:r>
             <w:r>
               <w:rPr>
@@ -1815,7 +1846,7 @@
                 <w:noProof/>
                 <w:webHidden/>
               </w:rPr>
-              <w:t>20</w:t>
+              <w:t>21</w:t>
             </w:r>
             <w:r>
               <w:rPr>
@@ -1840,7 +1871,7 @@
               <w14:ligatures w14:val="standardContextual"/>
             </w:rPr>
           </w:pPr>
-          <w:hyperlink w:anchor="_Toc238141444" w:history="1">
+          <w:hyperlink w:anchor="_Toc238481662" w:history="1">
             <w:r>
               <w:rPr>
                 <w:rStyle w:val="Hyperlink"/>
@@ -1867,7 +1898,7 @@
                 <w:noProof/>
                 <w:webHidden/>
               </w:rPr>
-              <w:instrText xml:space="preserve"> PAGEREF _Toc238141444 \h </w:instrText>
+              <w:instrText xml:space="preserve"> PAGEREF _Toc238481662 \h </w:instrText>
             </w:r>
             <w:r>
               <w:rPr>
@@ -1887,7 +1918,7 @@
                 <w:noProof/>
                 <w:webHidden/>
               </w:rPr>
-              <w:t>21</w:t>
+              <w:t>22</w:t>
             </w:r>
             <w:r>
               <w:rPr>
@@ -1912,7 +1943,7 @@
               <w14:ligatures w14:val="standardContextual"/>
             </w:rPr>
           </w:pPr>
-          <w:hyperlink w:anchor="_Toc238141445" w:history="1">
+          <w:hyperlink w:anchor="_Toc238481663" w:history="1">
             <w:r>
               <w:rPr>
                 <w:rStyle w:val="Hyperlink"/>
@@ -1963,7 +1994,7 @@
                 <w:noProof/>
                 <w:webHidden/>
               </w:rPr>
-              <w:instrText xml:space="preserve"> PAGEREF _Toc238141445 \h </w:instrText>
+              <w:instrText xml:space="preserve"> PAGEREF _Toc238481663 \h </w:instrText>
             </w:r>
             <w:r>
               <w:rPr>
@@ -1983,7 +2014,7 @@
                 <w:noProof/>
                 <w:webHidden/>
               </w:rPr>
-              <w:t>21</w:t>
+              <w:t>22</w:t>
             </w:r>
             <w:r>
               <w:rPr>
@@ -2008,7 +2039,7 @@
               <w14:ligatures w14:val="standardContextual"/>
             </w:rPr>
           </w:pPr>
-          <w:hyperlink w:anchor="_Toc238141446" w:history="1">
+          <w:hyperlink w:anchor="_Toc238481664" w:history="1">
             <w:r>
               <w:rPr>
                 <w:rStyle w:val="Hyperlink"/>
@@ -2067,7 +2098,7 @@
                 <w:noProof/>
                 <w:webHidden/>
               </w:rPr>
-              <w:instrText xml:space="preserve"> PAGEREF _Toc238141446 \h </w:instrText>
+              <w:instrText xml:space="preserve"> PAGEREF _Toc238481664 \h </w:instrText>
             </w:r>
             <w:r>
               <w:rPr>
@@ -2087,7 +2118,7 @@
                 <w:noProof/>
                 <w:webHidden/>
               </w:rPr>
-              <w:t>22</w:t>
+              <w:t>23</w:t>
             </w:r>
             <w:r>
               <w:rPr>
@@ -2112,7 +2143,7 @@
               <w14:ligatures w14:val="standardContextual"/>
             </w:rPr>
           </w:pPr>
-          <w:hyperlink w:anchor="_Toc238141447" w:history="1">
+          <w:hyperlink w:anchor="_Toc238481665" w:history="1">
             <w:r>
               <w:rPr>
                 <w:rStyle w:val="Hyperlink"/>
@@ -2171,7 +2202,7 @@
                 <w:noProof/>
                 <w:webHidden/>
               </w:rPr>
-              <w:instrText xml:space="preserve"> PAGEREF _Toc238141447 \h </w:instrText>
+              <w:instrText xml:space="preserve"> PAGEREF _Toc238481665 \h </w:instrText>
             </w:r>
             <w:r>
               <w:rPr>
@@ -2191,7 +2222,7 @@
                 <w:noProof/>
                 <w:webHidden/>
               </w:rPr>
-              <w:t>23</w:t>
+              <w:t>24</w:t>
             </w:r>
             <w:r>
               <w:rPr>
@@ -2216,7 +2247,7 @@
               <w14:ligatures w14:val="standardContextual"/>
             </w:rPr>
           </w:pPr>
-          <w:hyperlink w:anchor="_Toc238141448" w:history="1">
+          <w:hyperlink w:anchor="_Toc238481666" w:history="1">
             <w:r>
               <w:rPr>
                 <w:rStyle w:val="Hyperlink"/>
@@ -2275,7 +2306,7 @@
                 <w:noProof/>
                 <w:webHidden/>
               </w:rPr>
-              <w:instrText xml:space="preserve"> PAGEREF _Toc238141448 \h </w:instrText>
+              <w:instrText xml:space="preserve"> PAGEREF _Toc238481666 \h </w:instrText>
             </w:r>
             <w:r>
               <w:rPr>
@@ -2295,7 +2326,7 @@
                 <w:noProof/>
                 <w:webHidden/>
               </w:rPr>
-              <w:t>29</w:t>
+              <w:t>30</w:t>
             </w:r>
             <w:r>
               <w:rPr>
@@ -2320,7 +2351,7 @@
               <w14:ligatures w14:val="standardContextual"/>
             </w:rPr>
           </w:pPr>
-          <w:hyperlink w:anchor="_Toc238141449" w:history="1">
+          <w:hyperlink w:anchor="_Toc238481667" w:history="1">
             <w:r>
               <w:rPr>
                 <w:rStyle w:val="Hyperlink"/>
@@ -2363,7 +2394,7 @@
                 <w:noProof/>
                 <w:webHidden/>
               </w:rPr>
-              <w:instrText xml:space="preserve"> PAGEREF _Toc238141449 \h </w:instrText>
+              <w:instrText xml:space="preserve"> PAGEREF _Toc238481667 \h </w:instrText>
             </w:r>
             <w:r>
               <w:rPr>
@@ -2383,7 +2414,7 @@
                 <w:noProof/>
                 <w:webHidden/>
               </w:rPr>
-              <w:t>30</w:t>
+              <w:t>31</w:t>
             </w:r>
             <w:r>
               <w:rPr>
@@ -2558,7 +2589,7 @@
           <w:lang w:val="en-US"/>
         </w:rPr>
       </w:pPr>
-      <w:bookmarkStart w:id="1" w:name="_Toc238141426"/>
+      <w:bookmarkStart w:id="1" w:name="_Toc238481644"/>
       <w:r>
         <w:rPr>
           <w:b/>
@@ -2617,61 +2648,45 @@
         </w:rPr>
         <w:t xml:space="preserve">Предмет </w:t>
       </w:r>
-      <w:del w:id="2" w:author="Nikola Babić" w:date="2026-08-20T18:52:00Z" w16du:dateUtc="2026-08-20T16:52:00Z">
-        <w:r>
-          <w:rPr>
-            <w:color w:val="0F1115"/>
-            <w:szCs w:val="27"/>
-            <w:lang w:val="en-US"/>
-          </w:rPr>
-          <w:delText xml:space="preserve">овог </w:delText>
-        </w:r>
-      </w:del>
-      <w:ins w:id="3" w:author="Nikola Babić" w:date="2026-08-20T18:52:00Z" w16du:dateUtc="2026-08-20T16:52:00Z">
-        <w:r>
-          <w:rPr>
-            <w:color w:val="0F1115"/>
-            <w:szCs w:val="27"/>
-            <w:lang w:val="sr-Cyrl-RS"/>
-          </w:rPr>
-          <w:t>изучавања овог</w:t>
-        </w:r>
-        <w:r>
-          <w:rPr>
-            <w:color w:val="0F1115"/>
-            <w:szCs w:val="27"/>
-            <w:lang w:val="en-US"/>
-          </w:rPr>
-          <w:t xml:space="preserve"> </w:t>
-        </w:r>
-      </w:ins>
-      <w:r>
-        <w:rPr>
-          <w:color w:val="0F1115"/>
-          <w:szCs w:val="27"/>
-          <w:lang w:val="en-US"/>
-        </w:rPr>
-        <w:t xml:space="preserve">пројекта је класификација политичких ставова у коментарима на друштвеним мрежама који се односе на </w:t>
-      </w:r>
-      <w:commentRangeStart w:id="4"/>
-      <w:r>
-        <w:rPr>
-          <w:color w:val="0F1115"/>
-          <w:szCs w:val="27"/>
-          <w:lang w:val="en-US"/>
-        </w:rPr>
-        <w:t>студентске протесте у Србији</w:t>
-      </w:r>
-      <w:commentRangeEnd w:id="4"/>
-      <w:r>
-        <w:rPr>
-          <w:rStyle w:val="CommentReference"/>
-          <w:color w:val="0F1115"/>
-          <w:sz w:val="24"/>
-          <w:szCs w:val="27"/>
-          <w:lang w:val="en-US"/>
-        </w:rPr>
-        <w:commentReference w:id="4"/>
+      <w:r>
+        <w:rPr>
+          <w:color w:val="0F1115"/>
+          <w:szCs w:val="27"/>
+          <w:lang w:val="sr-Cyrl-RS"/>
+        </w:rPr>
+        <w:t>изучавања овог</w:t>
+      </w:r>
+      <w:r>
+        <w:rPr>
+          <w:color w:val="0F1115"/>
+          <w:szCs w:val="27"/>
+          <w:lang w:val="en-US"/>
+        </w:rPr>
+        <w:t xml:space="preserve"> </w:t>
+      </w:r>
+      <w:r>
+        <w:rPr>
+          <w:color w:val="0F1115"/>
+          <w:szCs w:val="27"/>
+          <w:lang w:val="en-US"/>
+        </w:rPr>
+        <w:t>пројекта је класификација политичких ставова у коментарима на друштвеним мрежама који се односе на</w:t>
+      </w:r>
+      <w:r>
+        <w:rPr>
+          <w:color w:val="0F1115"/>
+          <w:szCs w:val="27"/>
+          <w:lang w:val="sr-Cyrl-RS"/>
+        </w:rPr>
+        <w:t xml:space="preserve"> актуелна политичка дешавања у Србији у </w:t>
+      </w:r>
+      <w:r>
+        <w:rPr>
+          <w:color w:val="0F1115"/>
+          <w:szCs w:val="27"/>
+          <w:lang w:val="sr-Cyrl-RS"/>
+        </w:rPr>
+        <w:t>последње две године.</w:t>
       </w:r>
       <w:r>
         <w:rPr>
@@ -2723,61 +2738,69 @@
         </w:rPr>
         <w:t xml:space="preserve">За тематски домен одабрани су коментари са друштвених мрежа </w:t>
       </w:r>
-      <w:commentRangeStart w:id="5"/>
-      <w:r>
-        <w:rPr>
-          <w:color w:val="0F1115"/>
-          <w:szCs w:val="27"/>
-          <w:lang w:val="en-US"/>
-        </w:rPr>
-        <w:t>поводом студентских протеста у Србији, који су се догодили у периоду 2024-2026. године</w:t>
-      </w:r>
-      <w:commentRangeEnd w:id="5"/>
-      <w:r>
-        <w:rPr>
-          <w:rStyle w:val="CommentReference"/>
-          <w:color w:val="0F1115"/>
-          <w:sz w:val="24"/>
-          <w:szCs w:val="27"/>
-          <w:lang w:val="en-US"/>
-        </w:rPr>
-        <w:commentReference w:id="5"/>
-      </w:r>
-      <w:r>
-        <w:rPr>
-          <w:color w:val="0F1115"/>
-          <w:szCs w:val="27"/>
-          <w:lang w:val="en-US"/>
-        </w:rPr>
-        <w:t xml:space="preserve">. Ова тема је изабрана због високог степена поларизације у јавном дискурсу, што омогућава јасно разликовање различитих политичких ставова. Са друге стране, коментари на друштвеним мрежама карактеришу се неформалним језиком, </w:t>
-      </w:r>
-      <w:commentRangeStart w:id="6"/>
-      <w:r>
-        <w:rPr>
-          <w:color w:val="0F1115"/>
-          <w:szCs w:val="27"/>
-          <w:lang w:val="en-US"/>
-        </w:rPr>
-        <w:t>честом употребом сленга</w:t>
-      </w:r>
-      <w:commentRangeEnd w:id="6"/>
-      <w:r>
-        <w:rPr>
-          <w:rStyle w:val="CommentReference"/>
-          <w:color w:val="0F1115"/>
-          <w:sz w:val="24"/>
-          <w:szCs w:val="27"/>
-          <w:lang w:val="en-US"/>
-        </w:rPr>
-        <w:commentReference w:id="6"/>
-      </w:r>
-      <w:r>
-        <w:rPr>
-          <w:color w:val="0F1115"/>
-          <w:szCs w:val="27"/>
-          <w:lang w:val="en-US"/>
-        </w:rPr>
-        <w:t>, скраћеница и правописних грешака, што чини задатак додатно изазовним и релевантним за истраживање у области обраде природних језика.</w:t>
+      <w:r>
+        <w:rPr>
+          <w:color w:val="0F1115"/>
+          <w:szCs w:val="27"/>
+          <w:lang w:val="sr-Cyrl-RS"/>
+        </w:rPr>
+        <w:t xml:space="preserve">који коментаришу актуелности </w:t>
+      </w:r>
+      <w:r>
+        <w:rPr>
+          <w:color w:val="0F1115"/>
+          <w:szCs w:val="27"/>
+          <w:lang w:val="sr-Cyrl-RS"/>
+        </w:rPr>
+        <w:t xml:space="preserve">и појаве на политичкој сцени у Србији у периоду </w:t>
+      </w:r>
+      <w:r>
+        <w:rPr>
+          <w:color w:val="0F1115"/>
+          <w:szCs w:val="27"/>
+          <w:lang w:val="sr-Cyrl-RS"/>
+        </w:rPr>
+        <w:t>од појаве</w:t>
+      </w:r>
+      <w:r>
+        <w:rPr>
+          <w:color w:val="0F1115"/>
+          <w:szCs w:val="27"/>
+          <w:lang w:val="en-US"/>
+        </w:rPr>
+        <w:t xml:space="preserve"> студентских протеста у Србији</w:t>
+      </w:r>
+      <w:r>
+        <w:rPr>
+          <w:color w:val="0F1115"/>
+          <w:szCs w:val="27"/>
+          <w:lang w:val="sr-Cyrl-RS"/>
+        </w:rPr>
+        <w:t xml:space="preserve"> до тренутка израдде пројекта</w:t>
+      </w:r>
+      <w:r>
+        <w:rPr>
+          <w:color w:val="0F1115"/>
+          <w:szCs w:val="27"/>
+          <w:lang w:val="en-US"/>
+        </w:rPr>
+        <w:t>, који су се догодили у периоду 2024-2026. године. Ова тема је изабрана због високог степена поларизације у јавном дискурсу, што омогућава јасно разликовање различитих политичких ставова. Са друге стране, коментари на друштвеним мрежама карактеришу се неформалним језиком, честом употребом сленга,</w:t>
+      </w:r>
+      <w:r>
+        <w:rPr>
+          <w:color w:val="0F1115"/>
+          <w:szCs w:val="27"/>
+          <w:lang w:val="sr-Cyrl-RS"/>
+        </w:rPr>
+        <w:t xml:space="preserve"> вулгарних речи,</w:t>
+      </w:r>
+      <w:r>
+        <w:rPr>
+          <w:color w:val="0F1115"/>
+          <w:szCs w:val="27"/>
+          <w:lang w:val="en-US"/>
+        </w:rPr>
+        <w:t xml:space="preserve"> скраћеница и правописних грешака, што чини задатак додатно изазовним и релевантним за истраживање у области обраде природних језика.</w:t>
       </w:r>
     </w:p>
     <w:p>
@@ -2806,11 +2829,11 @@
         <w:pStyle w:val="Heading2"/>
         <w:jc w:val="both"/>
       </w:pPr>
-      <w:bookmarkStart w:id="7" w:name="_Toc238141427"/>
+      <w:bookmarkStart w:id="2" w:name="_Toc238481645"/>
       <w:r>
         <w:t>1.1. Категорије политичких ставова у скупу података</w:t>
       </w:r>
-      <w:bookmarkEnd w:id="7"/>
+      <w:bookmarkEnd w:id="2"/>
     </w:p>
     <w:p>
       <w:pPr>
@@ -2832,36 +2855,22 @@
         </w:rPr>
         <w:t>Скуп података обухвата коментаре који су класификовани у три категорије политичких ставова</w:t>
       </w:r>
-      <w:del w:id="8" w:author="Nikola Babić" w:date="2026-08-20T18:54:00Z" w16du:dateUtc="2026-08-20T16:54:00Z">
-        <w:r>
-          <w:rPr>
-            <w:color w:val="0F1115"/>
-            <w:szCs w:val="27"/>
-            <w:lang w:val="en-US"/>
-          </w:rPr>
-          <w:delText xml:space="preserve"> </w:delText>
-        </w:r>
-      </w:del>
-      <w:ins w:id="9" w:author="Nikola Babić" w:date="2026-08-20T18:54:00Z" w16du:dateUtc="2026-08-20T16:54:00Z">
-        <w:r>
-          <w:rPr>
-            <w:color w:val="0F1115"/>
-            <w:szCs w:val="27"/>
-            <w:lang w:val="sr-Cyrl-RS"/>
-          </w:rPr>
-          <w:t>у односу на подршку тренутној власти</w:t>
-        </w:r>
-      </w:ins>
-      <w:del w:id="10" w:author="Nikola Babić" w:date="2026-08-20T18:54:00Z" w16du:dateUtc="2026-08-20T16:54:00Z">
-        <w:r>
-          <w:rPr>
-            <w:color w:val="0F1115"/>
-            <w:szCs w:val="27"/>
-            <w:lang w:val="en-US"/>
-          </w:rPr>
-          <w:delText>према односу према студентским протестима и ширим политичким контекстом</w:delText>
-        </w:r>
-      </w:del>
+      <w:r>
+        <w:rPr>
+          <w:color w:val="0F1115"/>
+          <w:szCs w:val="27"/>
+          <w:lang w:val="sr-Cyrl-RS"/>
+        </w:rPr>
+        <w:t xml:space="preserve"> </w:t>
+      </w:r>
+      <w:r>
+        <w:rPr>
+          <w:color w:val="0F1115"/>
+          <w:szCs w:val="27"/>
+          <w:lang w:val="sr-Cyrl-RS"/>
+        </w:rPr>
+        <w:t>у односу на подршку тренутној власти</w:t>
+      </w:r>
       <w:r>
         <w:rPr>
           <w:color w:val="0F1115"/>
@@ -2897,35 +2906,6 @@
         <w:lastRenderedPageBreak/>
         <w:t xml:space="preserve">Против власти </w:t>
       </w:r>
-      <w:del w:id="11" w:author="Nikola Babić" w:date="2026-08-20T18:54:00Z" w16du:dateUtc="2026-08-20T16:54:00Z">
-        <w:r>
-          <w:rPr>
-            <w:b/>
-            <w:bCs/>
-            <w:color w:val="0F1115"/>
-            <w:lang w:val="en-US"/>
-          </w:rPr>
-          <w:delText>/</w:delText>
-        </w:r>
-      </w:del>
-      <w:del w:id="12" w:author="Nikola Babić" w:date="2026-08-20T18:50:00Z" w16du:dateUtc="2026-08-20T16:50:00Z">
-        <w:r>
-          <w:rPr>
-            <w:b/>
-            <w:bCs/>
-            <w:color w:val="0F1115"/>
-            <w:lang w:val="en-US"/>
-          </w:rPr>
-          <w:delText xml:space="preserve"> Подршка протестима</w:delText>
-        </w:r>
-        <w:r>
-          <w:rPr>
-            <w:color w:val="0F1115"/>
-            <w:lang w:val="en-US"/>
-          </w:rPr>
-          <w:delText> </w:delText>
-        </w:r>
-      </w:del>
       <w:r>
         <w:rPr>
           <w:color w:val="0F1115"/>
@@ -2959,24 +2939,15 @@
         </w:rPr>
         <w:t>За власт</w:t>
       </w:r>
-      <w:del w:id="13" w:author="Nikola Babić" w:date="2026-08-20T18:54:00Z" w16du:dateUtc="2026-08-20T16:54:00Z">
-        <w:r>
-          <w:rPr>
-            <w:b/>
-            <w:bCs/>
-            <w:color w:val="0F1115"/>
-            <w:lang w:val="en-US"/>
-          </w:rPr>
-          <w:delText xml:space="preserve"> / Противљење протестима</w:delText>
-        </w:r>
-        <w:r>
-          <w:rPr>
-            <w:color w:val="0F1115"/>
-            <w:lang w:val="en-US"/>
-          </w:rPr>
-          <w:delText> </w:delText>
-        </w:r>
-      </w:del>
+      <w:r>
+        <w:rPr>
+          <w:b/>
+          <w:bCs/>
+          <w:color w:val="0F1115"/>
+          <w:lang w:val="sr-Cyrl-RS"/>
+        </w:rPr>
+        <w:t xml:space="preserve"> </w:t>
+      </w:r>
       <w:r>
         <w:rPr>
           <w:color w:val="0F1115"/>
@@ -2984,7 +2955,7 @@
         </w:rPr>
         <w:t xml:space="preserve">– коментари који изражавају подршку властима и противљење студентским протестима. Карактерише их лексика противљења </w:t>
       </w:r>
-      <w:commentRangeStart w:id="14"/>
+      <w:commentRangeStart w:id="3"/>
       <w:r>
         <w:rPr>
           <w:color w:val="0F1115"/>
@@ -2992,7 +2963,7 @@
         </w:rPr>
         <w:t>(„наплаћени протести", „студенти су марионете", „ред и закон", „одржавање стабилности"</w:t>
       </w:r>
-      <w:commentRangeEnd w:id="14"/>
+      <w:commentRangeEnd w:id="3"/>
       <w:r>
         <w:rPr>
           <w:rStyle w:val="CommentReference"/>
@@ -3001,7 +2972,7 @@
           <w:szCs w:val="24"/>
           <w:lang w:val="en-US"/>
         </w:rPr>
-        <w:commentReference w:id="14"/>
+        <w:commentReference w:id="3"/>
       </w:r>
       <w:r>
         <w:rPr>
@@ -3036,25 +3007,15 @@
         </w:rPr>
         <w:t>Неутрални</w:t>
       </w:r>
-      <w:del w:id="15" w:author="Nikola Babić" w:date="2026-08-20T18:55:00Z" w16du:dateUtc="2026-08-20T16:55:00Z">
-        <w:r>
-          <w:rPr>
-            <w:b/>
-            <w:bCs/>
-            <w:color w:val="0F1115"/>
-            <w:lang w:val="en-US"/>
-          </w:rPr>
-          <w:delText xml:space="preserve"> / Информативни</w:delText>
-        </w:r>
-        <w:r>
-          <w:rPr>
-            <w:color w:val="0F1115"/>
-            <w:szCs w:val="27"/>
-            <w:lang w:val="en-US"/>
-          </w:rPr>
-          <w:delText> </w:delText>
-        </w:r>
-      </w:del>
+      <w:r>
+        <w:rPr>
+          <w:b/>
+          <w:bCs/>
+          <w:color w:val="0F1115"/>
+          <w:lang w:val="sr-Cyrl-RS"/>
+        </w:rPr>
+        <w:t xml:space="preserve"> </w:t>
+      </w:r>
       <w:r>
         <w:rPr>
           <w:color w:val="0F1115"/>
@@ -3099,7 +3060,7 @@
           <w:sz w:val="32"/>
         </w:rPr>
       </w:pPr>
-      <w:bookmarkStart w:id="16" w:name="_Toc238141428"/>
+      <w:bookmarkStart w:id="4" w:name="_Toc238481646"/>
       <w:r>
         <w:rPr>
           <w:sz w:val="32"/>
@@ -3109,7 +3070,7 @@
       <w:r>
         <w:t>.2. Циљ пројекта</w:t>
       </w:r>
-      <w:bookmarkEnd w:id="16"/>
+      <w:bookmarkEnd w:id="4"/>
     </w:p>
     <w:p>
       <w:pPr>
@@ -3131,51 +3092,29 @@
         </w:rPr>
         <w:t xml:space="preserve">Главни циљеви овог пројекта су имплементација, анализа и поређење различитих рачунарских решења која на основу текста једног коментара имају задатак да предвиде политички став који коментар изражава. Поред саме предикције, важан аспект рада односи се на испитивање лингвистичких и стилских одлика које највише доприносе ефикасном разликовању и диференцијацији обухваћених категорија. Истраживање је структурирано кроз неколико кључних фаза, почевши од прикупљања </w:t>
       </w:r>
-      <w:ins w:id="17" w:author="Nikola Babić" w:date="2026-08-20T19:01:00Z" w16du:dateUtc="2026-08-20T17:01:00Z">
-        <w:r>
-          <w:rPr>
-            <w:color w:val="0F1115"/>
-            <w:szCs w:val="27"/>
-            <w:lang w:val="sr-Cyrl-RS"/>
-          </w:rPr>
-          <w:t>необрађених</w:t>
-        </w:r>
-      </w:ins>
-      <w:del w:id="18" w:author="Nikola Babić" w:date="2026-08-20T19:01:00Z" w16du:dateUtc="2026-08-20T17:01:00Z">
-        <w:r>
-          <w:rPr>
-            <w:color w:val="0F1115"/>
-            <w:szCs w:val="27"/>
-            <w:lang w:val="en-US"/>
-          </w:rPr>
-          <w:delText xml:space="preserve">сирових </w:delText>
-        </w:r>
-      </w:del>
-      <w:r>
-        <w:rPr>
-          <w:color w:val="0F1115"/>
-          <w:szCs w:val="27"/>
-          <w:lang w:val="en-US"/>
-        </w:rPr>
-        <w:t xml:space="preserve">података, преко </w:t>
-      </w:r>
-      <w:del w:id="19" w:author="Nikola Babić" w:date="2026-08-20T18:59:00Z" w16du:dateUtc="2026-08-20T16:59:00Z">
-        <w:r>
-          <w:rPr>
-            <w:color w:val="0F1115"/>
-            <w:szCs w:val="27"/>
-            <w:lang w:val="en-US"/>
-          </w:rPr>
-          <w:delText xml:space="preserve">детаљне </w:delText>
-        </w:r>
-      </w:del>
-      <w:r>
-        <w:rPr>
-          <w:color w:val="0F1115"/>
-          <w:szCs w:val="27"/>
-          <w:lang w:val="en-US"/>
-        </w:rPr>
-        <w:t>анотације, па све до напредног моделовања и евалуације добијених резултата.</w:t>
+      <w:r>
+        <w:rPr>
+          <w:color w:val="0F1115"/>
+          <w:szCs w:val="27"/>
+          <w:lang w:val="sr-Cyrl-RS"/>
+        </w:rPr>
+        <w:t>необрађених</w:t>
+      </w:r>
+      <w:r>
+        <w:rPr>
+          <w:color w:val="0F1115"/>
+          <w:szCs w:val="27"/>
+          <w:lang w:val="sr-Cyrl-RS"/>
+        </w:rPr>
+        <w:t xml:space="preserve"> </w:t>
+      </w:r>
+      <w:r>
+        <w:rPr>
+          <w:color w:val="0F1115"/>
+          <w:szCs w:val="27"/>
+          <w:lang w:val="en-US"/>
+        </w:rPr>
+        <w:t>података, преко анотације, па све до напредног моделовања и евалуације добијених резултата.</w:t>
       </w:r>
     </w:p>
     <w:p>
@@ -3295,7 +3234,7 @@
           <w:lang w:val="sr-Cyrl-RS"/>
         </w:rPr>
       </w:pPr>
-      <w:bookmarkStart w:id="20" w:name="_Toc238141429"/>
+      <w:bookmarkStart w:id="5" w:name="_Toc238481647"/>
       <w:r>
         <w:rPr>
           <w:color w:val="0F1115"/>
@@ -3313,7 +3252,7 @@
         </w:rPr>
         <w:t>рикупљање података</w:t>
       </w:r>
-      <w:bookmarkEnd w:id="20"/>
+      <w:bookmarkEnd w:id="5"/>
     </w:p>
     <w:p>
       <w:pPr>
@@ -3332,76 +3271,39 @@
           <w:color w:val="0F1115"/>
           <w:szCs w:val="30"/>
         </w:rPr>
-        <w:t xml:space="preserve">У овом поглављу описан је целокупан процес формирања корпуса </w:t>
-      </w:r>
-      <w:del w:id="21" w:author="Nikola Babić" w:date="2026-08-20T18:59:00Z" w16du:dateUtc="2026-08-20T16:59:00Z">
-        <w:r>
-          <w:rPr>
-            <w:color w:val="0F1115"/>
-            <w:szCs w:val="30"/>
-          </w:rPr>
-          <w:delText>—</w:delText>
-        </w:r>
-      </w:del>
-      <w:r>
-        <w:rPr>
-          <w:color w:val="0F1115"/>
-          <w:szCs w:val="30"/>
-        </w:rPr>
-        <w:t xml:space="preserve"> од прикупљања </w:t>
-      </w:r>
-      <w:ins w:id="22" w:author="Nikola Babić" w:date="2026-08-20T19:01:00Z" w16du:dateUtc="2026-08-20T17:01:00Z">
-        <w:r>
-          <w:rPr>
-            <w:color w:val="0F1115"/>
-            <w:szCs w:val="30"/>
-            <w:lang w:val="sr-Cyrl-RS"/>
-          </w:rPr>
-          <w:t>необрађених</w:t>
-        </w:r>
-      </w:ins>
-      <w:del w:id="23" w:author="Nikola Babić" w:date="2026-08-20T19:01:00Z" w16du:dateUtc="2026-08-20T17:01:00Z">
-        <w:r>
-          <w:rPr>
-            <w:color w:val="0F1115"/>
-            <w:szCs w:val="30"/>
-          </w:rPr>
-          <w:delText xml:space="preserve">сирових </w:delText>
-        </w:r>
-      </w:del>
-      <w:r>
-        <w:rPr>
-          <w:color w:val="0F1115"/>
-          <w:szCs w:val="30"/>
-        </w:rPr>
-        <w:t xml:space="preserve">коментара са друштвених мрежа, </w:t>
-      </w:r>
-      <w:del w:id="24" w:author="Nikola Babić" w:date="2026-08-20T19:02:00Z" w16du:dateUtc="2026-08-20T17:02:00Z">
-        <w:r>
-          <w:rPr>
-            <w:color w:val="0F1115"/>
-            <w:szCs w:val="30"/>
-          </w:rPr>
-          <w:delText xml:space="preserve">преко </w:delText>
-        </w:r>
-      </w:del>
-      <w:r>
-        <w:rPr>
-          <w:color w:val="0F1115"/>
-          <w:szCs w:val="30"/>
-        </w:rPr>
-        <w:t>чишћења и стандардизације, до ручне анотације</w:t>
-      </w:r>
-      <w:ins w:id="25" w:author="Nikola Babić" w:date="2026-08-20T19:02:00Z" w16du:dateUtc="2026-08-20T17:02:00Z">
-        <w:r>
-          <w:rPr>
-            <w:color w:val="0F1115"/>
-            <w:szCs w:val="30"/>
-            <w:lang w:val="sr-Cyrl-RS"/>
-          </w:rPr>
-          <w:t xml:space="preserve"> коришћењем специјализовано израђених алата анотације за овај проблем</w:t>
-        </w:r>
-      </w:ins>
+        <w:t xml:space="preserve">У овом поглављу описан је целокупан процес формирања корпуса  од прикупљања </w:t>
+      </w:r>
+      <w:r>
+        <w:rPr>
+          <w:color w:val="0F1115"/>
+          <w:szCs w:val="30"/>
+          <w:lang w:val="sr-Cyrl-RS"/>
+        </w:rPr>
+        <w:t>необрађених</w:t>
+      </w:r>
+      <w:r>
+        <w:rPr>
+          <w:color w:val="0F1115"/>
+          <w:szCs w:val="30"/>
+          <w:lang w:val="sr-Cyrl-RS"/>
+        </w:rPr>
+        <w:t xml:space="preserve"> </w:t>
+      </w:r>
+      <w:r>
+        <w:rPr>
+          <w:color w:val="0F1115"/>
+          <w:szCs w:val="30"/>
+        </w:rPr>
+        <w:t>коментара са друштвених мрежа, чишћења и стандардизације, до ручне анотације</w:t>
+      </w:r>
+      <w:r>
+        <w:rPr>
+          <w:color w:val="0F1115"/>
+          <w:szCs w:val="30"/>
+          <w:lang w:val="sr-Cyrl-RS"/>
+        </w:rPr>
+        <w:t xml:space="preserve"> коришћењем специјализовано израђених алата анотације за овај проблем</w:t>
+      </w:r>
       <w:r>
         <w:rPr>
           <w:color w:val="0F1115"/>
@@ -3415,35 +3317,26 @@
         <w:pStyle w:val="Heading2"/>
         <w:jc w:val="both"/>
       </w:pPr>
-      <w:bookmarkStart w:id="26" w:name="_Toc238141430"/>
+      <w:bookmarkStart w:id="6" w:name="_Toc238481648"/>
       <w:r>
         <w:t xml:space="preserve">2.1. Прикупљање </w:t>
       </w:r>
-      <w:ins w:id="27" w:author="Nikola Babić" w:date="2026-08-20T19:05:00Z" w16du:dateUtc="2026-08-20T17:05:00Z">
-        <w:r>
-          <w:rPr>
-            <w:lang w:val="sr-Cyrl-RS"/>
-          </w:rPr>
-          <w:t>необрађених</w:t>
-        </w:r>
-      </w:ins>
-      <w:ins w:id="28" w:author="Nikola Babić" w:date="2026-08-20T19:03:00Z" w16du:dateUtc="2026-08-20T17:03:00Z">
-        <w:r>
-          <w:rPr>
-            <w:lang w:val="sr-Cyrl-RS"/>
-          </w:rPr>
-          <w:t xml:space="preserve"> </w:t>
-        </w:r>
-      </w:ins>
-      <w:del w:id="29" w:author="Nikola Babić" w:date="2026-08-20T19:03:00Z" w16du:dateUtc="2026-08-20T17:03:00Z">
-        <w:r>
-          <w:delText xml:space="preserve">сирових </w:delText>
-        </w:r>
-      </w:del>
+      <w:r>
+        <w:rPr>
+          <w:lang w:val="sr-Cyrl-RS"/>
+        </w:rPr>
+        <w:t>необрађених</w:t>
+      </w:r>
+      <w:r>
+        <w:rPr>
+          <w:lang w:val="sr-Cyrl-RS"/>
+        </w:rPr>
+        <w:t xml:space="preserve"> </w:t>
+      </w:r>
       <w:r>
         <w:t>података са друштвених мрежа</w:t>
       </w:r>
-      <w:bookmarkEnd w:id="26"/>
+      <w:bookmarkEnd w:id="6"/>
     </w:p>
     <w:p>
       <w:pPr>
@@ -3457,45 +3350,14 @@
           <w:szCs w:val="30"/>
         </w:rPr>
       </w:pPr>
-      <w:ins w:id="30" w:author="Nikola Babić" w:date="2026-08-20T19:04:00Z" w16du:dateUtc="2026-08-20T17:04:00Z">
-        <w:r>
-          <w:rPr>
-            <w:color w:val="0F1115"/>
-            <w:szCs w:val="30"/>
-            <w:lang w:val="sr-Cyrl-RS"/>
-          </w:rPr>
-          <w:t>Извор за корпус података модела</w:t>
-        </w:r>
-      </w:ins>
-      <w:ins w:id="31" w:author="Nikola Babić" w:date="2026-08-20T19:05:00Z" w16du:dateUtc="2026-08-20T17:05:00Z">
-        <w:r>
-          <w:rPr>
-            <w:color w:val="0F1115"/>
-            <w:szCs w:val="30"/>
-            <w:lang w:val="sr-Cyrl-RS"/>
-          </w:rPr>
-          <w:t xml:space="preserve">, </w:t>
-        </w:r>
-      </w:ins>
-      <w:ins w:id="32" w:author="Nikola Babić" w:date="2026-08-20T19:04:00Z" w16du:dateUtc="2026-08-20T17:04:00Z">
-        <w:r>
-          <w:rPr>
-            <w:color w:val="0F1115"/>
-            <w:szCs w:val="30"/>
-            <w:lang w:val="sr-Cyrl-RS"/>
-          </w:rPr>
-          <w:t xml:space="preserve"> </w:t>
-        </w:r>
-      </w:ins>
-      <w:del w:id="33" w:author="Nikola Babić" w:date="2026-08-20T19:04:00Z" w16du:dateUtc="2026-08-20T17:04:00Z">
-        <w:r>
-          <w:rPr>
-            <w:color w:val="0F1115"/>
-            <w:szCs w:val="30"/>
-          </w:rPr>
-          <w:delText xml:space="preserve">Полазну грађу </w:delText>
-        </w:r>
-      </w:del>
+      <w:r>
+        <w:rPr>
+          <w:color w:val="0F1115"/>
+          <w:szCs w:val="30"/>
+          <w:lang w:val="sr-Cyrl-RS"/>
+        </w:rPr>
+        <w:t xml:space="preserve">Извор за корпус података модела,  </w:t>
+      </w:r>
       <w:r>
         <w:rPr>
           <w:color w:val="0F1115"/>
@@ -3509,12 +3371,6 @@
           <w:bCs/>
           <w:color w:val="0F1115"/>
           <w:szCs w:val="30"/>
-          <w:rPrChange w:id="34" w:author="Nikola Babić" w:date="2026-08-20T19:05:00Z" w16du:dateUtc="2026-08-20T17:05:00Z">
-            <w:rPr>
-              <w:color w:val="0F1115"/>
-              <w:szCs w:val="30"/>
-            </w:rPr>
-          </w:rPrChange>
         </w:rPr>
         <w:t>Instagram</w:t>
       </w:r>
@@ -3531,12 +3387,6 @@
           <w:bCs/>
           <w:color w:val="0F1115"/>
           <w:szCs w:val="30"/>
-          <w:rPrChange w:id="35" w:author="Nikola Babić" w:date="2026-08-20T19:05:00Z" w16du:dateUtc="2026-08-20T17:05:00Z">
-            <w:rPr>
-              <w:color w:val="0F1115"/>
-              <w:szCs w:val="30"/>
-            </w:rPr>
-          </w:rPrChange>
         </w:rPr>
         <w:t>X</w:t>
       </w:r>
@@ -3553,12 +3403,6 @@
           <w:bCs/>
           <w:color w:val="0F1115"/>
           <w:szCs w:val="30"/>
-          <w:rPrChange w:id="36" w:author="Nikola Babić" w:date="2026-08-20T19:05:00Z" w16du:dateUtc="2026-08-20T17:05:00Z">
-            <w:rPr>
-              <w:color w:val="0F1115"/>
-              <w:szCs w:val="30"/>
-            </w:rPr>
-          </w:rPrChange>
         </w:rPr>
         <w:t>YouTube</w:t>
       </w:r>
@@ -3575,12 +3419,6 @@
           <w:bCs/>
           <w:color w:val="0F1115"/>
           <w:szCs w:val="30"/>
-          <w:rPrChange w:id="37" w:author="Nikola Babić" w:date="2026-08-20T19:05:00Z" w16du:dateUtc="2026-08-20T17:05:00Z">
-            <w:rPr>
-              <w:color w:val="0F1115"/>
-              <w:szCs w:val="30"/>
-            </w:rPr>
-          </w:rPrChange>
         </w:rPr>
         <w:t>Facebook</w:t>
       </w:r>
@@ -3589,43 +3427,16 @@
           <w:color w:val="0F1115"/>
           <w:szCs w:val="30"/>
         </w:rPr>
-        <w:t xml:space="preserve">. </w:t>
-      </w:r>
-      <w:del w:id="38" w:author="Nikola Babić" w:date="2026-08-20T19:06:00Z" w16du:dateUtc="2026-08-20T17:06:00Z">
-        <w:r>
-          <w:rPr>
-            <w:color w:val="0F1115"/>
-            <w:szCs w:val="30"/>
-          </w:rPr>
-          <w:delText>Одабир ових платформи није случајан —</w:delText>
-        </w:r>
-      </w:del>
-      <w:r>
-        <w:rPr>
-          <w:color w:val="0F1115"/>
-          <w:szCs w:val="30"/>
-        </w:rPr>
-        <w:t xml:space="preserve"> </w:t>
-      </w:r>
-      <w:ins w:id="39" w:author="Nikola Babić" w:date="2026-08-20T19:06:00Z" w16du:dateUtc="2026-08-20T17:06:00Z">
-        <w:r>
-          <w:rPr>
-            <w:color w:val="0F1115"/>
-            <w:szCs w:val="30"/>
-            <w:lang w:val="sr-Cyrl-RS"/>
-          </w:rPr>
-          <w:t>Управо ове платформе</w:t>
-        </w:r>
-      </w:ins>
-      <w:del w:id="40" w:author="Nikola Babić" w:date="2026-08-20T19:06:00Z" w16du:dateUtc="2026-08-20T17:06:00Z">
-        <w:r>
-          <w:rPr>
-            <w:color w:val="0F1115"/>
-            <w:szCs w:val="30"/>
-          </w:rPr>
-          <w:delText>оне</w:delText>
-        </w:r>
-      </w:del>
+        <w:t xml:space="preserve">.  </w:t>
+      </w:r>
+      <w:r>
+        <w:rPr>
+          <w:color w:val="0F1115"/>
+          <w:szCs w:val="30"/>
+          <w:lang w:val="sr-Cyrl-RS"/>
+        </w:rPr>
+        <w:t>Управо ове платформе</w:t>
+      </w:r>
       <w:r>
         <w:rPr>
           <w:color w:val="0F1115"/>
@@ -3653,44 +3464,21 @@
         </w:rPr>
         <w:t xml:space="preserve">Прикупљање је вршено претраживањем објава које се односе на студентске протесте у периоду 2024–2026. године, након чега су екстраховани сви коментари испод </w:t>
       </w:r>
-      <w:del w:id="41" w:author="Nikola Babić" w:date="2026-08-20T19:07:00Z" w16du:dateUtc="2026-08-20T17:07:00Z">
-        <w:r>
-          <w:rPr>
-            <w:color w:val="0F1115"/>
-            <w:szCs w:val="30"/>
-          </w:rPr>
-          <w:delText xml:space="preserve">тих </w:delText>
-        </w:r>
-      </w:del>
-      <w:ins w:id="42" w:author="Nikola Babić" w:date="2026-08-20T19:07:00Z" w16du:dateUtc="2026-08-20T17:07:00Z">
-        <w:r>
-          <w:rPr>
-            <w:color w:val="0F1115"/>
-            <w:szCs w:val="30"/>
-            <w:lang w:val="sr-Cyrl-RS"/>
-          </w:rPr>
-          <w:t>одабраних репрезента</w:t>
-        </w:r>
-      </w:ins>
-      <w:ins w:id="43" w:author="Nikola Babić" w:date="2026-08-20T19:08:00Z" w16du:dateUtc="2026-08-20T17:08:00Z">
-        <w:r>
-          <w:rPr>
-            <w:color w:val="0F1115"/>
-            <w:szCs w:val="30"/>
-            <w:lang w:val="sr-Cyrl-RS"/>
-          </w:rPr>
-          <w:t>тивнихи</w:t>
-        </w:r>
-      </w:ins>
-      <w:ins w:id="44" w:author="Nikola Babić" w:date="2026-08-20T19:07:00Z" w16du:dateUtc="2026-08-20T17:07:00Z">
-        <w:r>
-          <w:rPr>
-            <w:color w:val="0F1115"/>
-            <w:szCs w:val="30"/>
-          </w:rPr>
-          <w:t xml:space="preserve"> </w:t>
-        </w:r>
-      </w:ins>
+      <w:r>
+        <w:rPr>
+          <w:color w:val="0F1115"/>
+          <w:szCs w:val="30"/>
+          <w:lang w:val="sr-Cyrl-RS"/>
+        </w:rPr>
+        <w:t>одабраних репрезентативнихи</w:t>
+      </w:r>
+      <w:r>
+        <w:rPr>
+          <w:color w:val="0F1115"/>
+          <w:szCs w:val="30"/>
+        </w:rPr>
+        <w:t xml:space="preserve"> </w:t>
+      </w:r>
       <w:r>
         <w:rPr>
           <w:color w:val="0F1115"/>
@@ -3698,7 +3486,7 @@
         </w:rPr>
         <w:t xml:space="preserve">објава. Укупан број сирових коментара износио је </w:t>
       </w:r>
-      <w:commentRangeStart w:id="45"/>
+      <w:commentRangeStart w:id="7"/>
       <w:r>
         <w:rPr>
           <w:color w:val="0F1115"/>
@@ -3706,7 +3494,7 @@
         </w:rPr>
         <w:t>10.870, док је након чишћења задржано 8.912 коментара.</w:t>
       </w:r>
-      <w:commentRangeEnd w:id="45"/>
+      <w:commentRangeEnd w:id="7"/>
       <w:r>
         <w:rPr>
           <w:rStyle w:val="CommentReference"/>
@@ -3714,7 +3502,7 @@
           <w:sz w:val="24"/>
           <w:szCs w:val="30"/>
         </w:rPr>
-        <w:commentReference w:id="45"/>
+        <w:commentReference w:id="7"/>
       </w:r>
     </w:p>
     <w:p>
@@ -3836,32 +3624,21 @@
         </w:rPr>
         <w:t xml:space="preserve">, Instagram је најзаступљенија платформа у </w:t>
       </w:r>
-      <w:del w:id="46" w:author="Nikola Babić" w:date="2026-08-20T19:23:00Z" w16du:dateUtc="2026-08-20T17:23:00Z">
-        <w:r>
-          <w:rPr>
-            <w:color w:val="0F1115"/>
-            <w:szCs w:val="30"/>
-          </w:rPr>
-          <w:delText xml:space="preserve">сировом </w:delText>
-        </w:r>
-      </w:del>
-      <w:ins w:id="47" w:author="Nikola Babić" w:date="2026-08-20T19:23:00Z" w16du:dateUtc="2026-08-20T17:23:00Z">
-        <w:r>
-          <w:rPr>
-            <w:color w:val="0F1115"/>
-            <w:szCs w:val="30"/>
-            <w:lang w:val="sr-Cyrl-RS"/>
-          </w:rPr>
-          <w:t>необрађеном</w:t>
-        </w:r>
-        <w:r>
-          <w:rPr>
-            <w:color w:val="0F1115"/>
-            <w:szCs w:val="30"/>
-          </w:rPr>
-          <w:t xml:space="preserve"> </w:t>
-        </w:r>
-      </w:ins>
+      <w:r>
+        <w:rPr>
+          <w:color w:val="0F1115"/>
+          <w:szCs w:val="30"/>
+          <w:lang w:val="sr-Cyrl-RS"/>
+        </w:rPr>
+        <w:t>необрађеном</w:t>
+      </w:r>
+      <w:r>
+        <w:rPr>
+          <w:color w:val="0F1115"/>
+          <w:szCs w:val="30"/>
+        </w:rPr>
+        <w:t xml:space="preserve"> </w:t>
+      </w:r>
       <w:r>
         <w:rPr>
           <w:color w:val="0F1115"/>
@@ -3874,11 +3651,11 @@
       <w:pPr>
         <w:pStyle w:val="Heading2"/>
       </w:pPr>
-      <w:bookmarkStart w:id="48" w:name="_Toc238141431"/>
+      <w:bookmarkStart w:id="8" w:name="_Toc238481649"/>
       <w:r>
         <w:t>2.2. Чишћење и стандардизација корпуса</w:t>
       </w:r>
-      <w:bookmarkEnd w:id="48"/>
+      <w:bookmarkEnd w:id="8"/>
     </w:p>
     <w:p>
       <w:pPr>
@@ -3901,7 +3678,7 @@
         </w:rPr>
         <w:t xml:space="preserve">Сирови коментари са друштвених мрежа карактеришу се различитим облицима неформалности који би значајно отежали рад </w:t>
       </w:r>
-      <w:commentRangeStart w:id="49"/>
+      <w:commentRangeStart w:id="9"/>
       <w:r>
         <w:rPr>
           <w:color w:val="0F1115"/>
@@ -3910,7 +3687,7 @@
         </w:rPr>
         <w:t>класификационих модела</w:t>
       </w:r>
-      <w:commentRangeEnd w:id="49"/>
+      <w:commentRangeEnd w:id="9"/>
       <w:r>
         <w:rPr>
           <w:rStyle w:val="CommentReference"/>
@@ -3919,7 +3696,7 @@
           <w:szCs w:val="30"/>
           <w:lang w:val="en-GB"/>
         </w:rPr>
-        <w:commentReference w:id="49"/>
+        <w:commentReference w:id="9"/>
       </w:r>
       <w:r>
         <w:rPr>
@@ -3954,34 +3731,22 @@
         </w:rPr>
         <w:t xml:space="preserve">припрема </w:t>
       </w:r>
-      <w:del w:id="50" w:author="Nikola Babić" w:date="2026-08-20T19:25:00Z" w16du:dateUtc="2026-08-20T17:25:00Z">
-        <w:r>
-          <w:rPr>
-            <w:color w:val="0F1115"/>
-            <w:szCs w:val="30"/>
-            <w:lang w:val="en-GB"/>
-          </w:rPr>
-          <w:delText xml:space="preserve">сировог </w:delText>
-        </w:r>
-      </w:del>
-      <w:ins w:id="51" w:author="Nikola Babić" w:date="2026-08-20T19:25:00Z" w16du:dateUtc="2026-08-20T17:25:00Z">
-        <w:r>
-          <w:rPr>
-            <w:color w:val="0F1115"/>
-            <w:szCs w:val="30"/>
-            <w:lang w:val="sr-Cyrl-RS"/>
-          </w:rPr>
-          <w:t>необрађеног</w:t>
-        </w:r>
-        <w:r>
-          <w:rPr>
-            <w:color w:val="0F1115"/>
-            <w:szCs w:val="30"/>
-            <w:lang w:val="en-GB"/>
-          </w:rPr>
-          <w:t xml:space="preserve"> </w:t>
-        </w:r>
-      </w:ins>
+      <w:r>
+        <w:rPr>
+          <w:color w:val="0F1115"/>
+          <w:szCs w:val="30"/>
+          <w:lang w:val="sr-Cyrl-RS"/>
+        </w:rPr>
+        <w:t>необрађеног</w:t>
+      </w:r>
+      <w:r>
+        <w:rPr>
+          <w:color w:val="0F1115"/>
+          <w:szCs w:val="30"/>
+          <w:lang w:val="en-GB"/>
+        </w:rPr>
+        <w:t xml:space="preserve"> </w:t>
+      </w:r>
       <w:r>
         <w:rPr>
           <w:color w:val="0F1115"/>
@@ -4055,7 +3820,7 @@
           <w:sz w:val="32"/>
         </w:rPr>
       </w:pPr>
-      <w:bookmarkStart w:id="52" w:name="_Toc238141432"/>
+      <w:bookmarkStart w:id="10" w:name="_Toc238481650"/>
       <w:r>
         <w:rPr>
           <w:rFonts w:ascii="Times New Roman" w:hAnsi="Times New Roman" w:cs="Times New Roman"/>
@@ -4064,44 +3829,32 @@
         </w:rPr>
         <w:t xml:space="preserve">2.2.1. Припрема </w:t>
       </w:r>
-      <w:del w:id="53" w:author="Nikola Babić" w:date="2026-08-20T19:26:00Z" w16du:dateUtc="2026-08-20T17:26:00Z">
-        <w:r>
-          <w:rPr>
-            <w:rFonts w:ascii="Times New Roman" w:hAnsi="Times New Roman" w:cs="Times New Roman"/>
-            <w:color w:val="auto"/>
-            <w:sz w:val="32"/>
-          </w:rPr>
-          <w:delText xml:space="preserve">сировог </w:delText>
-        </w:r>
-      </w:del>
-      <w:ins w:id="54" w:author="Nikola Babić" w:date="2026-08-20T19:26:00Z" w16du:dateUtc="2026-08-20T17:26:00Z">
-        <w:r>
-          <w:rPr>
-            <w:rFonts w:ascii="Times New Roman" w:hAnsi="Times New Roman" w:cs="Times New Roman"/>
-            <w:color w:val="auto"/>
-            <w:sz w:val="32"/>
-            <w:lang w:val="sr-Cyrl-RS"/>
-          </w:rPr>
-          <w:t>необрађеног</w:t>
-        </w:r>
-        <w:r>
-          <w:rPr>
-            <w:rFonts w:ascii="Times New Roman" w:hAnsi="Times New Roman" w:cs="Times New Roman"/>
-            <w:color w:val="auto"/>
-            <w:sz w:val="32"/>
-          </w:rPr>
-          <w:t xml:space="preserve"> </w:t>
-        </w:r>
-      </w:ins>
       <w:r>
         <w:rPr>
           <w:rFonts w:ascii="Times New Roman" w:hAnsi="Times New Roman" w:cs="Times New Roman"/>
           <w:color w:val="auto"/>
           <w:sz w:val="32"/>
+          <w:lang w:val="sr-Cyrl-RS"/>
+        </w:rPr>
+        <w:t>необрађеног</w:t>
+      </w:r>
+      <w:r>
+        <w:rPr>
+          <w:rFonts w:ascii="Times New Roman" w:hAnsi="Times New Roman" w:cs="Times New Roman"/>
+          <w:color w:val="auto"/>
+          <w:sz w:val="32"/>
+        </w:rPr>
+        <w:t xml:space="preserve"> </w:t>
+      </w:r>
+      <w:r>
+        <w:rPr>
+          <w:rFonts w:ascii="Times New Roman" w:hAnsi="Times New Roman" w:cs="Times New Roman"/>
+          <w:color w:val="auto"/>
+          <w:sz w:val="32"/>
         </w:rPr>
         <w:t>корпуса</w:t>
       </w:r>
-      <w:bookmarkEnd w:id="52"/>
+      <w:bookmarkEnd w:id="10"/>
       <w:r>
         <w:rPr>
           <w:rFonts w:ascii="Times New Roman" w:hAnsi="Times New Roman" w:cs="Times New Roman"/>
@@ -4130,32 +3883,21 @@
         </w:rPr>
         <w:t xml:space="preserve">Сви </w:t>
       </w:r>
-      <w:del w:id="55" w:author="Nikola Babić" w:date="2026-08-20T19:27:00Z" w16du:dateUtc="2026-08-20T17:27:00Z">
-        <w:r>
-          <w:rPr>
-            <w:color w:val="0F1115"/>
-            <w:szCs w:val="30"/>
-          </w:rPr>
-          <w:delText xml:space="preserve">експорти </w:delText>
-        </w:r>
-      </w:del>
-      <w:ins w:id="56" w:author="Nikola Babić" w:date="2026-08-20T19:27:00Z" w16du:dateUtc="2026-08-20T17:27:00Z">
-        <w:r>
-          <w:rPr>
-            <w:color w:val="0F1115"/>
-            <w:szCs w:val="30"/>
-            <w:lang w:val="sr-Cyrl-RS"/>
-          </w:rPr>
-          <w:t>преузети коментари</w:t>
-        </w:r>
-        <w:r>
-          <w:rPr>
-            <w:color w:val="0F1115"/>
-            <w:szCs w:val="30"/>
-          </w:rPr>
-          <w:t xml:space="preserve"> </w:t>
-        </w:r>
-      </w:ins>
+      <w:r>
+        <w:rPr>
+          <w:color w:val="0F1115"/>
+          <w:szCs w:val="30"/>
+          <w:lang w:val="sr-Cyrl-RS"/>
+        </w:rPr>
+        <w:t>преузети коментари</w:t>
+      </w:r>
+      <w:r>
+        <w:rPr>
+          <w:color w:val="0F1115"/>
+          <w:szCs w:val="30"/>
+        </w:rPr>
+        <w:t xml:space="preserve"> </w:t>
+      </w:r>
       <w:r>
         <w:rPr>
           <w:color w:val="0F1115"/>
@@ -4183,31 +3925,20 @@
         </w:rPr>
         <w:t>Емотикони и сродни графички симболи уклањају се регуларним изразом, након чега се узастопне белине сабијају у један размак. Овај корак је спроведен из два разлога. Прво, емотикони могу унети семантичку двосмисленост</w:t>
       </w:r>
-      <w:del w:id="57" w:author="Nikola Babić" w:date="2026-08-20T19:27:00Z" w16du:dateUtc="2026-08-20T17:27:00Z">
-        <w:r>
-          <w:rPr>
-            <w:color w:val="0F1115"/>
-            <w:szCs w:val="30"/>
-          </w:rPr>
-          <w:delText xml:space="preserve"> —</w:delText>
-        </w:r>
-      </w:del>
-      <w:ins w:id="58" w:author="Nikola Babić" w:date="2026-08-20T19:27:00Z" w16du:dateUtc="2026-08-20T17:27:00Z">
-        <w:r>
-          <w:rPr>
-            <w:color w:val="0F1115"/>
-            <w:szCs w:val="30"/>
-            <w:lang w:val="sr-Cyrl-RS"/>
-          </w:rPr>
-          <w:t>,</w:t>
-        </w:r>
-      </w:ins>
-      <w:r>
-        <w:rPr>
-          <w:color w:val="0F1115"/>
-          <w:szCs w:val="30"/>
-        </w:rPr>
-        <w:t xml:space="preserve"> исти симбол (нпр. палчеви горе) може пратити и коментаре подршке протестима и оне са саркастичном намером. </w:t>
+      <w:r>
+        <w:rPr>
+          <w:color w:val="0F1115"/>
+          <w:szCs w:val="30"/>
+          <w:lang w:val="sr-Cyrl-RS"/>
+        </w:rPr>
+        <w:t>,</w:t>
+      </w:r>
+      <w:r>
+        <w:rPr>
+          <w:color w:val="0F1115"/>
+          <w:szCs w:val="30"/>
+        </w:rPr>
+        <w:t xml:space="preserve"> исти симбол (нпр. палчеви горе) може пратити и коментаре подршке протестима и оне са саркастичном намером. Њихово </w:t>
       </w:r>
       <w:r>
         <w:rPr>
@@ -4215,34 +3946,23 @@
           <w:szCs w:val="30"/>
         </w:rPr>
         <w:lastRenderedPageBreak/>
-        <w:t xml:space="preserve">Њихово задржавање уносило би </w:t>
-      </w:r>
-      <w:del w:id="59" w:author="Nikola Babić" w:date="2026-08-20T19:29:00Z" w16du:dateUtc="2026-08-20T17:29:00Z">
-        <w:r>
-          <w:rPr>
-            <w:color w:val="0F1115"/>
-            <w:szCs w:val="30"/>
-          </w:rPr>
-          <w:delText xml:space="preserve">буку </w:delText>
-        </w:r>
-      </w:del>
-      <w:ins w:id="60" w:author="Nikola Babić" w:date="2026-08-20T19:29:00Z" w16du:dateUtc="2026-08-20T17:29:00Z">
-        <w:r>
-          <w:rPr>
-            <w:color w:val="0F1115"/>
-            <w:szCs w:val="30"/>
-            <w:lang w:val="sr-Cyrl-RS"/>
-          </w:rPr>
-          <w:t>шум</w:t>
-        </w:r>
-        <w:r>
-          <w:rPr>
-            <w:color w:val="0F1115"/>
-            <w:szCs w:val="30"/>
-          </w:rPr>
-          <w:t xml:space="preserve"> </w:t>
-        </w:r>
-      </w:ins>
+        <w:t xml:space="preserve">задржавање уносило би </w:t>
+      </w:r>
+      <w:r>
+        <w:rPr>
+          <w:color w:val="0F1115"/>
+          <w:szCs w:val="30"/>
+          <w:lang w:val="sr-Cyrl-RS"/>
+        </w:rPr>
+        <w:t>шум</w:t>
+      </w:r>
+      <w:r>
+        <w:rPr>
+          <w:color w:val="0F1115"/>
+          <w:szCs w:val="30"/>
+        </w:rPr>
+        <w:t xml:space="preserve"> </w:t>
+      </w:r>
       <w:r>
         <w:rPr>
           <w:color w:val="0F1115"/>
@@ -4262,12 +3982,6 @@
           <w:color w:val="0F1115"/>
           <w:szCs w:val="30"/>
           <w:lang w:val="sr-Cyrl-RS"/>
-          <w:rPrChange w:id="61" w:author="Nikola Babić" w:date="2026-08-20T19:30:00Z" w16du:dateUtc="2026-08-20T17:30:00Z">
-            <w:rPr>
-              <w:color w:val="0F1115"/>
-              <w:szCs w:val="30"/>
-            </w:rPr>
-          </w:rPrChange>
         </w:rPr>
       </w:pPr>
       <w:r>
@@ -4278,38 +3992,15 @@
         </w:rPr>
         <w:t xml:space="preserve">Правопис, ћирилица/латиница и садржај коментара нису </w:t>
       </w:r>
-      <w:del w:id="62" w:author="Nikola Babić" w:date="2026-08-20T19:30:00Z" w16du:dateUtc="2026-08-20T17:30:00Z">
-        <w:r>
-          <w:rPr>
-            <w:rStyle w:val="skip-quote-patch"/>
-            <w:color w:val="0F1115"/>
-            <w:szCs w:val="30"/>
-          </w:rPr>
-          <w:delText>„исправљани“ — текст остаје онакав какав је корисник написао, како би модел видео стварну употребу језика на мрежама.</w:delText>
-        </w:r>
-      </w:del>
-      <w:ins w:id="63" w:author="Nikola Babić" w:date="2026-08-20T19:30:00Z" w16du:dateUtc="2026-08-20T17:30:00Z">
-        <w:r>
-          <w:rPr>
-            <w:rStyle w:val="skip-quote-patch"/>
-            <w:color w:val="0F1115"/>
-            <w:szCs w:val="30"/>
-            <w:lang w:val="sr-Cyrl-RS"/>
-          </w:rPr>
-          <w:t>већински исправљани, исправљане су словне грешке у куцању где је то би</w:t>
-        </w:r>
-      </w:ins>
-      <w:ins w:id="64" w:author="Nikola Babić" w:date="2026-08-20T19:31:00Z" w16du:dateUtc="2026-08-20T17:31:00Z">
-        <w:r>
-          <w:rPr>
-            <w:rStyle w:val="skip-quote-patch"/>
-            <w:color w:val="0F1115"/>
-            <w:szCs w:val="30"/>
-            <w:lang w:val="sr-Cyrl-RS"/>
-          </w:rPr>
-          <w:t>ло уочено и процењено као ненамерна грешка.</w:t>
-        </w:r>
-      </w:ins>
+      <w:r>
+        <w:rPr>
+          <w:rStyle w:val="skip-quote-patch"/>
+          <w:color w:val="0F1115"/>
+          <w:szCs w:val="30"/>
+          <w:lang w:val="sr-Cyrl-RS"/>
+        </w:rPr>
+        <w:t>већински исправљани, исправљане су словне грешке у куцању где је то било уочено и процењено као ненамерна грешка.</w:t>
+      </w:r>
     </w:p>
     <w:p>
       <w:pPr>
@@ -4324,7 +4015,7 @@
           <w:szCs w:val="37"/>
         </w:rPr>
       </w:pPr>
-      <w:bookmarkStart w:id="65" w:name="_Toc238141433"/>
+      <w:bookmarkStart w:id="11" w:name="_Toc238481651"/>
       <w:r>
         <w:rPr>
           <w:rFonts w:ascii="Times New Roman" w:hAnsi="Times New Roman" w:cs="Times New Roman"/>
@@ -4334,7 +4025,7 @@
         </w:rPr>
         <w:t>2.2.2. Анотациони скуп</w:t>
       </w:r>
-      <w:bookmarkEnd w:id="65"/>
+      <w:bookmarkEnd w:id="11"/>
       <w:r>
         <w:rPr>
           <w:rFonts w:ascii="Times New Roman" w:hAnsi="Times New Roman" w:cs="Times New Roman"/>
@@ -4364,16 +4055,14 @@
         </w:rPr>
         <w:t xml:space="preserve">Из очишћеног корпуса ручно је </w:t>
       </w:r>
-      <w:ins w:id="66" w:author="Nikola Babić" w:date="2026-08-20T19:32:00Z" w16du:dateUtc="2026-08-20T17:32:00Z">
-        <w:r>
-          <w:rPr>
-            <w:color w:val="0F1115"/>
-            <w:szCs w:val="30"/>
-            <w:lang w:val="sr-Cyrl-RS"/>
-          </w:rPr>
-          <w:t xml:space="preserve">коришћењем специјализованог алата, </w:t>
-        </w:r>
-      </w:ins>
+      <w:r>
+        <w:rPr>
+          <w:color w:val="0F1115"/>
+          <w:szCs w:val="30"/>
+          <w:lang w:val="sr-Cyrl-RS"/>
+        </w:rPr>
+        <w:t xml:space="preserve">коришћењем специјализованог алата, </w:t>
+      </w:r>
       <w:r>
         <w:rPr>
           <w:color w:val="0F1115"/>
@@ -4381,16 +4070,14 @@
         </w:rPr>
         <w:t>издвојен подскуп</w:t>
       </w:r>
-      <w:ins w:id="67" w:author="Nikola Babić" w:date="2026-08-20T19:32:00Z" w16du:dateUtc="2026-08-20T17:32:00Z">
-        <w:r>
-          <w:rPr>
-            <w:color w:val="0F1115"/>
-            <w:szCs w:val="30"/>
-            <w:lang w:val="sr-Cyrl-RS"/>
-          </w:rPr>
-          <w:t xml:space="preserve"> података</w:t>
-        </w:r>
-      </w:ins>
+      <w:r>
+        <w:rPr>
+          <w:color w:val="0F1115"/>
+          <w:szCs w:val="30"/>
+          <w:lang w:val="sr-Cyrl-RS"/>
+        </w:rPr>
+        <w:t xml:space="preserve"> података</w:t>
+      </w:r>
       <w:r>
         <w:rPr>
           <w:color w:val="0F1115"/>
@@ -4398,16 +4085,14 @@
         </w:rPr>
         <w:t xml:space="preserve"> за обележавање</w:t>
       </w:r>
-      <w:ins w:id="68" w:author="Nikola Babić" w:date="2026-08-20T19:33:00Z" w16du:dateUtc="2026-08-20T17:33:00Z">
-        <w:r>
-          <w:rPr>
-            <w:color w:val="0F1115"/>
-            <w:szCs w:val="30"/>
-            <w:lang w:val="sr-Cyrl-RS"/>
-          </w:rPr>
-          <w:t xml:space="preserve"> који је био смислен и одговарао теми проучавања</w:t>
-        </w:r>
-      </w:ins>
+      <w:r>
+        <w:rPr>
+          <w:color w:val="0F1115"/>
+          <w:szCs w:val="30"/>
+          <w:lang w:val="sr-Cyrl-RS"/>
+        </w:rPr>
+        <w:t xml:space="preserve"> који је био смислен и одговарао теми проучавања</w:t>
+      </w:r>
       <w:r>
         <w:rPr>
           <w:color w:val="0F1115"/>
@@ -4415,34 +4100,22 @@
         </w:rPr>
         <w:t>.</w:t>
       </w:r>
-      <w:ins w:id="69" w:author="Nikola Babić" w:date="2026-08-20T19:34:00Z" w16du:dateUtc="2026-08-20T17:34:00Z">
-        <w:r>
-          <w:rPr>
-            <w:color w:val="0F1115"/>
-            <w:szCs w:val="30"/>
-            <w:lang w:val="sr-Cyrl-RS"/>
-          </w:rPr>
-          <w:t xml:space="preserve"> Одбацивани су коментари који превише дивергирају од теме објаве и немају политичку конотацију.</w:t>
-        </w:r>
-        <w:r>
-          <w:rPr>
-            <w:color w:val="0F1115"/>
-            <w:szCs w:val="30"/>
-            <w:lang w:val="sr-Cyrl-RS"/>
-          </w:rPr>
-          <w:t xml:space="preserve"> Пример филтрираних коментара јесу </w:t>
-        </w:r>
-      </w:ins>
-      <w:ins w:id="70" w:author="Nikola Babić" w:date="2026-08-20T19:35:00Z" w16du:dateUtc="2026-08-20T17:35:00Z">
-        <w:r>
-          <w:rPr>
-            <w:color w:val="0F1115"/>
-            <w:szCs w:val="30"/>
-            <w:lang w:val="sr-Cyrl-RS"/>
-          </w:rPr>
-          <w:t>препирке и вређања током коментарисања објава.</w:t>
-        </w:r>
-      </w:ins>
+      <w:r>
+        <w:rPr>
+          <w:color w:val="0F1115"/>
+          <w:szCs w:val="30"/>
+          <w:lang w:val="sr-Cyrl-RS"/>
+        </w:rPr>
+        <w:t xml:space="preserve"> Одбацивани су коментари који превише дивергирају од теме објаве и немају политичку конотацију.</w:t>
+      </w:r>
+      <w:r>
+        <w:rPr>
+          <w:color w:val="0F1115"/>
+          <w:szCs w:val="30"/>
+          <w:lang w:val="sr-Cyrl-RS"/>
+        </w:rPr>
+        <w:t xml:space="preserve"> Пример филтрираних коментара јесу препирке и вређања током коментарисања објава.</w:t>
+      </w:r>
       <w:r>
         <w:rPr>
           <w:color w:val="0F1115"/>
@@ -4450,75 +4123,44 @@
         </w:rPr>
         <w:t xml:space="preserve"> Приликом уписа ознаке текст се не нормализује додатно</w:t>
       </w:r>
-      <w:ins w:id="71" w:author="Nikola Babić" w:date="2026-08-20T19:31:00Z" w16du:dateUtc="2026-08-20T17:31:00Z">
-        <w:r>
-          <w:rPr>
-            <w:color w:val="0F1115"/>
-            <w:szCs w:val="30"/>
-            <w:lang w:val="sr-Cyrl-RS"/>
-          </w:rPr>
-          <w:t>,</w:t>
-        </w:r>
-      </w:ins>
-      <w:r>
-        <w:rPr>
-          <w:color w:val="0F1115"/>
-          <w:szCs w:val="30"/>
+      <w:r>
+        <w:rPr>
+          <w:color w:val="0F1115"/>
+          <w:szCs w:val="30"/>
+          <w:lang w:val="sr-Cyrl-RS"/>
+        </w:rPr>
+        <w:t>,</w:t>
+      </w:r>
+      <w:r>
+        <w:rPr>
+          <w:color w:val="0F1115"/>
+          <w:szCs w:val="30"/>
+        </w:rPr>
+        <w:t xml:space="preserve"> остаје оригинални коментар, уз URL и </w:t>
+      </w:r>
+      <w:r>
+        <w:rPr>
+          <w:color w:val="0F1115"/>
+          <w:szCs w:val="30"/>
+          <w:lang w:val="sr-Cyrl-RS"/>
+        </w:rPr>
+        <w:t xml:space="preserve">анотирану </w:t>
+      </w:r>
+      <w:r>
+        <w:rPr>
+          <w:color w:val="0F1115"/>
+          <w:szCs w:val="30"/>
+        </w:rPr>
+        <w:t>класу</w:t>
+      </w:r>
+      <w:r>
+        <w:rPr>
+          <w:color w:val="0F1115"/>
+          <w:szCs w:val="30"/>
+          <w:lang w:val="sr-Cyrl-RS"/>
         </w:rPr>
         <w:t xml:space="preserve"> </w:t>
       </w:r>
-      <w:del w:id="72" w:author="Nikola Babić" w:date="2026-08-20T19:31:00Z" w16du:dateUtc="2026-08-20T17:31:00Z">
-        <w:r>
-          <w:rPr>
-            <w:color w:val="0F1115"/>
-            <w:szCs w:val="30"/>
-          </w:rPr>
-          <w:delText xml:space="preserve">— </w:delText>
-        </w:r>
-      </w:del>
-      <w:r>
-        <w:rPr>
-          <w:color w:val="0F1115"/>
-          <w:szCs w:val="30"/>
-        </w:rPr>
-        <w:t xml:space="preserve">остаје оригинални коментар, уз URL и </w:t>
-      </w:r>
-      <w:ins w:id="73" w:author="Nikola Babić" w:date="2026-08-20T19:32:00Z" w16du:dateUtc="2026-08-20T17:32:00Z">
-        <w:r>
-          <w:rPr>
-            <w:color w:val="0F1115"/>
-            <w:szCs w:val="30"/>
-            <w:lang w:val="sr-Cyrl-RS"/>
-          </w:rPr>
-          <w:t xml:space="preserve">анотирану </w:t>
-        </w:r>
-      </w:ins>
-      <w:r>
-        <w:rPr>
-          <w:color w:val="0F1115"/>
-          <w:szCs w:val="30"/>
-        </w:rPr>
-        <w:t>класу</w:t>
-      </w:r>
-      <w:del w:id="74" w:author="Nikola Babić" w:date="2026-08-20T19:31:00Z" w16du:dateUtc="2026-08-20T17:31:00Z">
-        <w:r>
-          <w:rPr>
-            <w:color w:val="0F1115"/>
-            <w:szCs w:val="30"/>
-          </w:rPr>
-          <w:delText xml:space="preserve"> —</w:delText>
-        </w:r>
-      </w:del>
-      <w:ins w:id="75" w:author="Nikola Babić" w:date="2026-08-20T19:31:00Z" w16du:dateUtc="2026-08-20T17:31:00Z">
-        <w:r>
-          <w:rPr>
-            <w:color w:val="0F1115"/>
-            <w:szCs w:val="30"/>
-            <w:lang w:val="sr-Cyrl-RS"/>
-          </w:rPr>
-          <w:t xml:space="preserve"> </w:t>
-        </w:r>
-      </w:ins>
       <w:r>
         <w:rPr>
           <w:color w:val="0F1115"/>
@@ -4540,7 +4182,7 @@
           <w:szCs w:val="37"/>
         </w:rPr>
       </w:pPr>
-      <w:bookmarkStart w:id="76" w:name="_Toc238141434"/>
+      <w:bookmarkStart w:id="12" w:name="_Toc238481652"/>
       <w:r>
         <w:rPr>
           <w:rFonts w:ascii="Times New Roman" w:hAnsi="Times New Roman" w:cs="Times New Roman"/>
@@ -4569,7 +4211,7 @@
         </w:rPr>
         <w:t xml:space="preserve"> моделе</w:t>
       </w:r>
-      <w:bookmarkEnd w:id="76"/>
+      <w:bookmarkEnd w:id="12"/>
       <w:r>
         <w:rPr>
           <w:rFonts w:ascii="Times New Roman" w:hAnsi="Times New Roman" w:cs="Times New Roman"/>
@@ -4668,25 +4310,14 @@
         </w:rPr>
         <w:t xml:space="preserve">стемовање </w:t>
       </w:r>
-      <w:ins w:id="77" w:author="Nikola Babić" w:date="2026-08-20T19:37:00Z" w16du:dateUtc="2026-08-20T17:37:00Z">
-        <w:r>
-          <w:rPr>
-            <w:color w:val="0F1115"/>
-            <w:szCs w:val="30"/>
-            <w:lang w:val="sr-Cyrl-RS"/>
-          </w:rPr>
-          <w:t>-</w:t>
-        </w:r>
-      </w:ins>
-      <w:del w:id="78" w:author="Nikola Babić" w:date="2026-08-20T19:37:00Z" w16du:dateUtc="2026-08-20T17:37:00Z">
-        <w:r>
-          <w:rPr>
-            <w:color w:val="0F1115"/>
-            <w:szCs w:val="30"/>
-          </w:rPr>
-          <w:delText>—</w:delText>
-        </w:r>
-      </w:del>
+      <w:r>
+        <w:rPr>
+          <w:color w:val="0F1115"/>
+          <w:szCs w:val="30"/>
+          <w:lang w:val="sr-Cyrl-RS"/>
+        </w:rPr>
+        <w:t>-</w:t>
+      </w:r>
       <w:r>
         <w:rPr>
           <w:color w:val="0F1115"/>
@@ -4717,25 +4348,14 @@
         </w:rPr>
         <w:t xml:space="preserve">лематизација </w:t>
       </w:r>
-      <w:ins w:id="79" w:author="Nikola Babić" w:date="2026-08-20T19:37:00Z" w16du:dateUtc="2026-08-20T17:37:00Z">
-        <w:r>
-          <w:rPr>
-            <w:color w:val="0F1115"/>
-            <w:szCs w:val="30"/>
-            <w:lang w:val="sr-Cyrl-RS"/>
-          </w:rPr>
-          <w:t>-</w:t>
-        </w:r>
-      </w:ins>
-      <w:del w:id="80" w:author="Nikola Babić" w:date="2026-08-20T19:37:00Z" w16du:dateUtc="2026-08-20T17:37:00Z">
-        <w:r>
-          <w:rPr>
-            <w:color w:val="0F1115"/>
-            <w:szCs w:val="30"/>
-          </w:rPr>
-          <w:delText>—</w:delText>
-        </w:r>
-      </w:del>
+      <w:r>
+        <w:rPr>
+          <w:color w:val="0F1115"/>
+          <w:szCs w:val="30"/>
+          <w:lang w:val="sr-Cyrl-RS"/>
+        </w:rPr>
+        <w:t>-</w:t>
+      </w:r>
       <w:r>
         <w:rPr>
           <w:color w:val="0F1115"/>
@@ -4850,7 +4470,7 @@
           <w:szCs w:val="37"/>
         </w:rPr>
       </w:pPr>
-      <w:bookmarkStart w:id="81" w:name="_Toc238141435"/>
+      <w:bookmarkStart w:id="13" w:name="_Toc238481653"/>
       <w:r>
         <w:rPr>
           <w:rFonts w:ascii="Times New Roman" w:hAnsi="Times New Roman" w:cs="Times New Roman"/>
@@ -4860,7 +4480,7 @@
         </w:rPr>
         <w:t>2.2.4. Енкодерски модели</w:t>
       </w:r>
-      <w:bookmarkEnd w:id="81"/>
+      <w:bookmarkEnd w:id="13"/>
       <w:r>
         <w:rPr>
           <w:rFonts w:ascii="Times New Roman" w:hAnsi="Times New Roman" w:cs="Times New Roman"/>
@@ -4890,35 +4510,14 @@
         </w:rPr>
         <w:t xml:space="preserve">BERTић и mBERT користе сопствени подречни токенизатор. Додатно ручно чишћење (стемовање/лематизација) се на њих не примењује, јер би нарушило репрезентацију коју модел већ учи из </w:t>
       </w:r>
-      <w:ins w:id="82" w:author="Nikola Babić" w:date="2026-08-20T19:38:00Z" w16du:dateUtc="2026-08-20T17:38:00Z">
-        <w:r>
-          <w:rPr>
-            <w:color w:val="0F1115"/>
-            <w:szCs w:val="30"/>
-            <w:lang w:val="sr-Cyrl-RS"/>
-          </w:rPr>
-          <w:t>необрађеног</w:t>
-        </w:r>
-      </w:ins>
-      <w:ins w:id="83" w:author="Nikola Babić" w:date="2026-08-20T19:39:00Z" w16du:dateUtc="2026-08-20T17:39:00Z">
-        <w:r>
-          <w:rPr>
-            <w:color w:val="0F1115"/>
-            <w:szCs w:val="30"/>
-            <w:lang w:val="sr-Cyrl-RS"/>
-          </w:rPr>
-          <w:t xml:space="preserve"> </w:t>
-        </w:r>
-      </w:ins>
-      <w:del w:id="84" w:author="Nikola Babić" w:date="2026-08-20T19:38:00Z" w16du:dateUtc="2026-08-20T17:38:00Z">
-        <w:r>
-          <w:rPr>
-            <w:color w:val="0F1115"/>
-            <w:szCs w:val="30"/>
-          </w:rPr>
-          <w:delText xml:space="preserve">сировог </w:delText>
-        </w:r>
-      </w:del>
+      <w:r>
+        <w:rPr>
+          <w:color w:val="0F1115"/>
+          <w:szCs w:val="30"/>
+          <w:lang w:val="sr-Cyrl-RS"/>
+        </w:rPr>
+        <w:t xml:space="preserve">необрађеног </w:t>
+      </w:r>
       <w:r>
         <w:rPr>
           <w:color w:val="0F1115"/>
@@ -4947,11 +4546,12 @@
           <w:szCs w:val="30"/>
         </w:rPr>
       </w:pPr>
-      <w:bookmarkStart w:id="85" w:name="_Toc238141436"/>
-      <w:r>
+      <w:bookmarkStart w:id="14" w:name="_Toc238481654"/>
+      <w:r>
+        <w:lastRenderedPageBreak/>
         <w:t>2.3. Анотација коментара</w:t>
       </w:r>
-      <w:bookmarkEnd w:id="85"/>
+      <w:bookmarkEnd w:id="14"/>
     </w:p>
     <w:p>
       <w:pPr>
@@ -5003,16 +4603,14 @@
         </w:rPr>
         <w:t> – коментари који</w:t>
       </w:r>
-      <w:ins w:id="86" w:author="Nikola Babić" w:date="2026-08-20T19:40:00Z" w16du:dateUtc="2026-08-20T17:40:00Z">
-        <w:r>
-          <w:rPr>
-            <w:color w:val="0F1115"/>
-            <w:szCs w:val="30"/>
-            <w:lang w:val="sr-Cyrl-RS"/>
-          </w:rPr>
-          <w:t xml:space="preserve"> директно критикују власт и њене представнике,</w:t>
-        </w:r>
-      </w:ins>
+      <w:r>
+        <w:rPr>
+          <w:color w:val="0F1115"/>
+          <w:szCs w:val="30"/>
+          <w:lang w:val="sr-Cyrl-RS"/>
+        </w:rPr>
+        <w:t xml:space="preserve"> директно критикују власт и њене представнике,</w:t>
+      </w:r>
       <w:r>
         <w:rPr>
           <w:color w:val="0F1115"/>
@@ -5020,16 +4618,14 @@
         </w:rPr>
         <w:t xml:space="preserve"> подржавају студентске протесте и критикују </w:t>
       </w:r>
-      <w:ins w:id="87" w:author="Nikola Babić" w:date="2026-08-20T19:41:00Z" w16du:dateUtc="2026-08-20T17:41:00Z">
-        <w:r>
-          <w:rPr>
-            <w:color w:val="0F1115"/>
-            <w:szCs w:val="30"/>
-            <w:lang w:val="sr-Cyrl-RS"/>
-          </w:rPr>
-          <w:t xml:space="preserve">рад </w:t>
-        </w:r>
-      </w:ins>
+      <w:r>
+        <w:rPr>
+          <w:color w:val="0F1115"/>
+          <w:szCs w:val="30"/>
+          <w:lang w:val="sr-Cyrl-RS"/>
+        </w:rPr>
+        <w:t xml:space="preserve">рад </w:t>
+      </w:r>
       <w:r>
         <w:rPr>
           <w:color w:val="0F1115"/>
@@ -5037,25 +4633,14 @@
         </w:rPr>
         <w:t>институциј</w:t>
       </w:r>
-      <w:del w:id="88" w:author="Nikola Babić" w:date="2026-08-20T19:41:00Z" w16du:dateUtc="2026-08-20T17:41:00Z">
-        <w:r>
-          <w:rPr>
-            <w:color w:val="0F1115"/>
-            <w:szCs w:val="30"/>
-          </w:rPr>
-          <w:delText>е</w:delText>
-        </w:r>
-      </w:del>
-      <w:ins w:id="89" w:author="Nikola Babić" w:date="2026-08-20T19:41:00Z" w16du:dateUtc="2026-08-20T17:41:00Z">
-        <w:r>
-          <w:rPr>
-            <w:color w:val="0F1115"/>
-            <w:szCs w:val="30"/>
-            <w:lang w:val="sr-Cyrl-RS"/>
-          </w:rPr>
-          <w:t>а</w:t>
-        </w:r>
-      </w:ins>
+      <w:r>
+        <w:rPr>
+          <w:color w:val="0F1115"/>
+          <w:szCs w:val="30"/>
+          <w:lang w:val="sr-Cyrl-RS"/>
+        </w:rPr>
+        <w:t>а</w:t>
+      </w:r>
       <w:r>
         <w:rPr>
           <w:color w:val="0F1115"/>
@@ -5063,7 +4648,7 @@
         </w:rPr>
         <w:t>. Карактеристична лексика: </w:t>
       </w:r>
-      <w:commentRangeStart w:id="90"/>
+      <w:commentRangeStart w:id="15"/>
       <w:r>
         <w:rPr>
           <w:rStyle w:val="Emphasis"/>
@@ -5072,7 +4657,7 @@
         </w:rPr>
         <w:t>подржавам, правда, корупција, смењивање, транспарентност.</w:t>
       </w:r>
-      <w:commentRangeEnd w:id="90"/>
+      <w:commentRangeEnd w:id="15"/>
       <w:r>
         <w:rPr>
           <w:rStyle w:val="CommentReference"/>
@@ -5080,7 +4665,7 @@
           <w:sz w:val="24"/>
           <w:szCs w:val="30"/>
         </w:rPr>
-        <w:commentReference w:id="90"/>
+        <w:commentReference w:id="15"/>
       </w:r>
     </w:p>
     <w:p>
@@ -5113,16 +4698,14 @@
         </w:rPr>
         <w:t> – коментари који подржавају тренутну власт и доводе у питање легитимитет</w:t>
       </w:r>
-      <w:ins w:id="91" w:author="Nikola Babić" w:date="2026-08-20T19:43:00Z" w16du:dateUtc="2026-08-20T17:43:00Z">
-        <w:r>
-          <w:rPr>
-            <w:color w:val="0F1115"/>
-            <w:szCs w:val="30"/>
-            <w:lang w:val="sr-Cyrl-RS"/>
-          </w:rPr>
-          <w:t xml:space="preserve"> и искреност намере учесника</w:t>
-        </w:r>
-      </w:ins>
+      <w:r>
+        <w:rPr>
+          <w:color w:val="0F1115"/>
+          <w:szCs w:val="30"/>
+          <w:lang w:val="sr-Cyrl-RS"/>
+        </w:rPr>
+        <w:t xml:space="preserve"> и искреност намере учесника</w:t>
+      </w:r>
       <w:r>
         <w:rPr>
           <w:color w:val="0F1115"/>
@@ -5169,16 +4752,14 @@
         </w:rPr>
         <w:t> – коментари без израженог става</w:t>
       </w:r>
-      <w:ins w:id="92" w:author="Nikola Babić" w:date="2026-08-20T19:44:00Z" w16du:dateUtc="2026-08-20T17:44:00Z">
-        <w:r>
-          <w:rPr>
-            <w:color w:val="0F1115"/>
-            <w:szCs w:val="30"/>
-            <w:lang w:val="sr-Cyrl-RS"/>
-          </w:rPr>
-          <w:t xml:space="preserve"> или у сукобу и са влашћу и са опозицијом/студентима учесницима протеста</w:t>
-        </w:r>
-      </w:ins>
+      <w:r>
+        <w:rPr>
+          <w:color w:val="0F1115"/>
+          <w:szCs w:val="30"/>
+          <w:lang w:val="sr-Cyrl-RS"/>
+        </w:rPr>
+        <w:t xml:space="preserve"> или у сукобу и са влашћу и са опозицијом/студентима учесницима протеста</w:t>
+      </w:r>
       <w:r>
         <w:rPr>
           <w:color w:val="0F1115"/>
@@ -5186,16 +4767,14 @@
         </w:rPr>
         <w:t xml:space="preserve">, </w:t>
       </w:r>
-      <w:ins w:id="93" w:author="Nikola Babić" w:date="2026-08-20T19:45:00Z" w16du:dateUtc="2026-08-20T17:45:00Z">
-        <w:r>
-          <w:rPr>
-            <w:color w:val="0F1115"/>
-            <w:szCs w:val="30"/>
-            <w:lang w:val="sr-Cyrl-RS"/>
-          </w:rPr>
-          <w:t xml:space="preserve">они </w:t>
-        </w:r>
-      </w:ins>
+      <w:r>
+        <w:rPr>
+          <w:color w:val="0F1115"/>
+          <w:szCs w:val="30"/>
+          <w:lang w:val="sr-Cyrl-RS"/>
+        </w:rPr>
+        <w:t xml:space="preserve">они </w:t>
+      </w:r>
       <w:r>
         <w:rPr>
           <w:color w:val="0F1115"/>
@@ -5419,41 +4998,54 @@
           <w:color w:val="0F1115"/>
           <w:szCs w:val="30"/>
         </w:rPr>
+        <w:t>Најзаступљенија је класа PROTIV-VLASTI са 1.168 коментара (40,6%), следи ZA-VLAST са 1.038 (36,1%), док су неутрални к</w:t>
+      </w:r>
+      <w:r>
+        <w:rPr>
+          <w:color w:val="0F1115"/>
+          <w:szCs w:val="30"/>
+        </w:rPr>
+        <w:t>оментари најређи</w:t>
+      </w:r>
+      <w:r>
+        <w:rPr>
+          <w:color w:val="0F1115"/>
+          <w:szCs w:val="30"/>
+          <w:lang w:val="sr-Cyrl-RS"/>
+        </w:rPr>
+        <w:t>,</w:t>
+      </w:r>
+      <w:r>
+        <w:rPr>
+          <w:color w:val="0F1115"/>
+          <w:szCs w:val="30"/>
+        </w:rPr>
+        <w:t xml:space="preserve"> 668 (23,2%), </w:t>
+      </w:r>
+      <w:r>
+        <w:rPr>
+          <w:color w:val="0F1115"/>
+          <w:szCs w:val="30"/>
+          <w:lang w:val="en-GB"/>
+        </w:rPr>
+        <w:t xml:space="preserve"> што је </w:t>
+      </w:r>
+      <w:r>
+        <w:rPr>
+          <w:color w:val="0F1115"/>
+          <w:szCs w:val="30"/>
+          <w:lang w:val="en-GB"/>
+        </w:rPr>
         <w:lastRenderedPageBreak/>
-        <w:t>Најзаступљенија је класа PROTIV-VLASTI са 1.168 коментара (40,6%), следи ZA-VLAST са 1.038 (36,1%), док су неутрални к</w:t>
-      </w:r>
-      <w:r>
-        <w:rPr>
-          <w:color w:val="0F1115"/>
-          <w:szCs w:val="30"/>
-        </w:rPr>
-        <w:t>оментари најређи</w:t>
-      </w:r>
-      <w:ins w:id="94" w:author="Nikola Babić" w:date="2026-08-20T19:45:00Z" w16du:dateUtc="2026-08-20T17:45:00Z">
-        <w:r>
-          <w:rPr>
-            <w:color w:val="0F1115"/>
-            <w:szCs w:val="30"/>
-            <w:lang w:val="sr-Cyrl-RS"/>
-          </w:rPr>
-          <w:t>,</w:t>
-        </w:r>
-      </w:ins>
-      <w:del w:id="95" w:author="Nikola Babić" w:date="2026-08-20T19:45:00Z" w16du:dateUtc="2026-08-20T17:45:00Z">
-        <w:r>
-          <w:rPr>
-            <w:color w:val="0F1115"/>
-            <w:szCs w:val="30"/>
-          </w:rPr>
-          <w:delText xml:space="preserve"> —</w:delText>
-        </w:r>
-      </w:del>
-      <w:r>
-        <w:rPr>
-          <w:color w:val="0F1115"/>
-          <w:szCs w:val="30"/>
-        </w:rPr>
-        <w:t xml:space="preserve"> 668 (23,2%), </w:t>
+        <w:t>приказано на Слици 2.</w:t>
+      </w:r>
+      <w:r>
+        <w:rPr>
+          <w:color w:val="0F1115"/>
+          <w:szCs w:val="30"/>
+          <w:lang w:val="sr-Cyrl-RS"/>
+        </w:rPr>
+        <w:t>3</w:t>
       </w:r>
       <w:r>
         <w:rPr>
@@ -5461,74 +5053,16 @@
           <w:szCs w:val="30"/>
           <w:lang w:val="en-GB"/>
         </w:rPr>
-        <w:t> што је приказано на Слици 2.</w:t>
-      </w:r>
-      <w:r>
-        <w:rPr>
-          <w:color w:val="0F1115"/>
-          <w:szCs w:val="30"/>
-          <w:lang w:val="sr-Cyrl-RS"/>
-        </w:rPr>
-        <w:t>3</w:t>
-      </w:r>
-      <w:r>
-        <w:rPr>
-          <w:color w:val="0F1115"/>
-          <w:szCs w:val="30"/>
-          <w:lang w:val="en-GB"/>
-        </w:rPr>
         <w:t>. </w:t>
       </w:r>
-      <w:ins w:id="96" w:author="Nikola Babić" w:date="2026-08-20T19:46:00Z" w16du:dateUtc="2026-08-20T17:46:00Z">
-        <w:r>
-          <w:rPr>
-            <w:color w:val="0F1115"/>
-            <w:szCs w:val="30"/>
-            <w:lang w:val="sr-Cyrl-RS"/>
-          </w:rPr>
-          <w:t>И очекивано за овакав тип класификације да је неутрална класа м</w:t>
-        </w:r>
-      </w:ins>
-      <w:ins w:id="97" w:author="Nikola Babić" w:date="2026-08-20T19:47:00Z" w16du:dateUtc="2026-08-20T17:47:00Z">
-        <w:r>
-          <w:rPr>
-            <w:color w:val="0F1115"/>
-            <w:szCs w:val="30"/>
-            <w:lang w:val="sr-Cyrl-RS"/>
-          </w:rPr>
-          <w:t>ање заступљена јер је чист облик њеног појављивања изузетно тешко пронаћи. Из тог разлога приликом д</w:t>
-        </w:r>
-      </w:ins>
-      <w:ins w:id="98" w:author="Nikola Babić" w:date="2026-08-20T19:48:00Z" w16du:dateUtc="2026-08-20T17:48:00Z">
-        <w:r>
-          <w:rPr>
-            <w:color w:val="0F1115"/>
-            <w:szCs w:val="30"/>
-            <w:lang w:val="sr-Cyrl-RS"/>
-          </w:rPr>
-          <w:t>оговора око анотације постигнути су одређени компромиси</w:t>
-        </w:r>
-      </w:ins>
-      <w:ins w:id="99" w:author="Nikola Babić" w:date="2026-08-20T19:50:00Z" w16du:dateUtc="2026-08-20T17:50:00Z">
-        <w:r>
-          <w:rPr>
-            <w:color w:val="0F1115"/>
-            <w:szCs w:val="30"/>
-            <w:lang w:val="sr-Cyrl-RS"/>
-          </w:rPr>
-          <w:t xml:space="preserve"> и проширена схватања неутралних коме</w:t>
-        </w:r>
-      </w:ins>
-      <w:ins w:id="100" w:author="Nikola Babić" w:date="2026-08-20T19:51:00Z" w16du:dateUtc="2026-08-20T17:51:00Z">
-        <w:r>
-          <w:rPr>
-            <w:color w:val="0F1115"/>
-            <w:szCs w:val="30"/>
-            <w:lang w:val="sr-Cyrl-RS"/>
-          </w:rPr>
-          <w:t xml:space="preserve">нтара који су већ описани у подпоглављу 2.3. </w:t>
-        </w:r>
-      </w:ins>
+      <w:r>
+        <w:rPr>
+          <w:color w:val="0F1115"/>
+          <w:szCs w:val="30"/>
+          <w:lang w:val="sr-Cyrl-RS"/>
+        </w:rPr>
+        <w:t xml:space="preserve">И очекивано за овакав тип класификације да је неутрална класа мање заступљена јер је чист облик њеног појављивања изузетно тешко пронаћи. Из тог разлога приликом договора око анотације постигнути су одређени компромиси и проширена схватања неутралних коментара који су већ описани у подпоглављу 2.3. </w:t>
+      </w:r>
       <w:r>
         <w:rPr>
           <w:color w:val="0F1115"/>
@@ -5707,45 +5241,14 @@
         </w:rPr>
         <w:t>Анализирајући расподелу по платформама (Слика 2.4), уочава се релативно уравнотежен узорак</w:t>
       </w:r>
-      <w:ins w:id="101" w:author="Nikola Babić" w:date="2026-08-20T19:52:00Z" w16du:dateUtc="2026-08-20T17:52:00Z">
-        <w:r>
-          <w:rPr>
-            <w:color w:val="0F1115"/>
-            <w:szCs w:val="30"/>
-            <w:lang w:val="sr-Cyrl-RS"/>
-          </w:rPr>
-          <w:t>.</w:t>
-        </w:r>
-      </w:ins>
-      <w:ins w:id="102" w:author="Nikola Babić" w:date="2026-08-20T19:53:00Z" w16du:dateUtc="2026-08-20T17:53:00Z">
-        <w:r>
-          <w:rPr>
-            <w:color w:val="0F1115"/>
-            <w:szCs w:val="30"/>
-            <w:lang w:val="sr-Cyrl-RS"/>
-          </w:rPr>
-          <w:t xml:space="preserve"> </w:t>
-        </w:r>
-      </w:ins>
-      <w:del w:id="103" w:author="Nikola Babić" w:date="2026-08-20T19:52:00Z" w16du:dateUtc="2026-08-20T17:52:00Z">
-        <w:r>
-          <w:rPr>
-            <w:color w:val="0F1115"/>
-            <w:szCs w:val="30"/>
-          </w:rPr>
-          <w:delText xml:space="preserve"> — с</w:delText>
-        </w:r>
-      </w:del>
-      <w:ins w:id="104" w:author="Nikola Babić" w:date="2026-08-20T19:53:00Z" w16du:dateUtc="2026-08-20T17:53:00Z">
-        <w:r>
-          <w:rPr>
-            <w:color w:val="0F1115"/>
-            <w:szCs w:val="30"/>
-            <w:lang w:val="sr-Cyrl-RS"/>
-          </w:rPr>
-          <w:t>С</w:t>
-        </w:r>
-      </w:ins>
+      <w:r>
+        <w:rPr>
+          <w:color w:val="0F1115"/>
+          <w:szCs w:val="30"/>
+          <w:lang w:val="sr-Cyrl-RS"/>
+        </w:rPr>
+        <w:t>. С</w:t>
+      </w:r>
       <w:r>
         <w:rPr>
           <w:color w:val="0F1115"/>
@@ -5832,7 +5335,7 @@
           <w:lang w:val="sr-Cyrl-RS"/>
         </w:rPr>
       </w:pPr>
-      <w:commentRangeStart w:id="105"/>
+      <w:commentRangeStart w:id="16"/>
       <w:r>
         <w:rPr>
           <w:rStyle w:val="ds-markdown-html"/>
@@ -5842,7 +5345,7 @@
         </w:rPr>
         <w:t>Слика 2.4. Број анотираних коментара по платформи и класи</w:t>
       </w:r>
-      <w:commentRangeEnd w:id="105"/>
+      <w:commentRangeEnd w:id="16"/>
       <w:r>
         <w:rPr>
           <w:rStyle w:val="CommentReference"/>
@@ -5852,7 +5355,7 @@
           <w:shd w:val="clear" w:color="auto" w:fill="FFFFFF"/>
           <w:lang w:val="sr-Cyrl-RS"/>
         </w:rPr>
-        <w:commentReference w:id="105"/>
+        <w:commentReference w:id="16"/>
       </w:r>
     </w:p>
     <w:p>
@@ -6091,7 +5594,7 @@
           <w:lang w:val="sr-Cyrl-RS"/>
         </w:rPr>
       </w:pPr>
-      <w:commentRangeStart w:id="106"/>
+      <w:commentRangeStart w:id="17"/>
       <w:r>
         <w:rPr>
           <w:color w:val="0F1115"/>
@@ -6101,7 +5604,7 @@
         <w:lastRenderedPageBreak/>
         <w:t xml:space="preserve">Табела 2.1 </w:t>
       </w:r>
-      <w:commentRangeEnd w:id="106"/>
+      <w:commentRangeEnd w:id="17"/>
       <w:r>
         <w:rPr>
           <w:rStyle w:val="CommentReference"/>
@@ -6110,7 +5613,7 @@
           <w:szCs w:val="30"/>
           <w:lang w:val="sr-Cyrl-RS"/>
         </w:rPr>
-        <w:commentReference w:id="106"/>
+        <w:commentReference w:id="17"/>
       </w:r>
       <w:r>
         <w:rPr>
@@ -7006,25 +6509,14 @@
         </w:rPr>
         <w:t>Коментари који подржавају власт су у просеку најдужи (медијана 14 речи), док су неутрални најкраћи (медијана 9 речи). Ово је интуитивно очекивано</w:t>
       </w:r>
-      <w:ins w:id="107" w:author="Nikola Babić" w:date="2026-08-20T19:56:00Z" w16du:dateUtc="2026-08-20T17:56:00Z">
-        <w:r>
-          <w:rPr>
-            <w:color w:val="0F1115"/>
-            <w:szCs w:val="30"/>
-            <w:lang w:val="sr-Cyrl-RS"/>
-          </w:rPr>
-          <w:t>,</w:t>
-        </w:r>
-      </w:ins>
-      <w:del w:id="108" w:author="Nikola Babić" w:date="2026-08-20T19:56:00Z" w16du:dateUtc="2026-08-20T17:56:00Z">
-        <w:r>
-          <w:rPr>
-            <w:color w:val="0F1115"/>
-            <w:szCs w:val="30"/>
-          </w:rPr>
-          <w:delText xml:space="preserve"> —</w:delText>
-        </w:r>
-      </w:del>
+      <w:r>
+        <w:rPr>
+          <w:color w:val="0F1115"/>
+          <w:szCs w:val="30"/>
+          <w:lang w:val="sr-Cyrl-RS"/>
+        </w:rPr>
+        <w:t>,</w:t>
+      </w:r>
       <w:r>
         <w:rPr>
           <w:color w:val="0F1115"/>
@@ -7270,7 +6762,7 @@
         </w:rPr>
         <w:t xml:space="preserve">Посматрано по платформама, најдужи коментари потичу са </w:t>
       </w:r>
-      <w:commentRangeStart w:id="109"/>
+      <w:commentRangeStart w:id="18"/>
       <w:r>
         <w:rPr>
           <w:i/>
@@ -7287,7 +6779,7 @@
         </w:rPr>
         <w:t xml:space="preserve">-а </w:t>
       </w:r>
-      <w:commentRangeEnd w:id="109"/>
+      <w:commentRangeEnd w:id="18"/>
       <w:r>
         <w:rPr>
           <w:rStyle w:val="CommentReference"/>
@@ -7295,7 +6787,7 @@
           <w:sz w:val="24"/>
           <w:szCs w:val="30"/>
         </w:rPr>
-        <w:commentReference w:id="109"/>
+        <w:commentReference w:id="18"/>
       </w:r>
       <w:r>
         <w:rPr>
@@ -7320,7 +6812,7 @@
         </w:rPr>
         <w:t xml:space="preserve">-а, где корисници чешће остављају опширније изразе. На X-у су коментари очекивано краћи, што је последица </w:t>
       </w:r>
-      <w:commentRangeStart w:id="110"/>
+      <w:commentRangeStart w:id="19"/>
       <w:r>
         <w:rPr>
           <w:color w:val="0F1115"/>
@@ -7328,7 +6820,7 @@
         </w:rPr>
         <w:t>ограничења дужине твитова</w:t>
       </w:r>
-      <w:commentRangeEnd w:id="110"/>
+      <w:commentRangeEnd w:id="19"/>
       <w:r>
         <w:rPr>
           <w:rStyle w:val="CommentReference"/>
@@ -7336,7 +6828,7 @@
           <w:sz w:val="24"/>
           <w:szCs w:val="30"/>
         </w:rPr>
-        <w:commentReference w:id="110"/>
+        <w:commentReference w:id="19"/>
       </w:r>
       <w:r>
         <w:rPr>
@@ -7367,7 +6859,7 @@
           <w:szCs w:val="37"/>
         </w:rPr>
       </w:pPr>
-      <w:bookmarkStart w:id="111" w:name="_Toc238141437"/>
+      <w:bookmarkStart w:id="20" w:name="_Toc238481655"/>
       <w:r>
         <w:rPr>
           <w:rFonts w:ascii="Times New Roman" w:hAnsi="Times New Roman" w:cs="Times New Roman"/>
@@ -7377,7 +6869,7 @@
         </w:rPr>
         <w:t>2.4.3. Најчешће речи — семантички отисак класа</w:t>
       </w:r>
-      <w:bookmarkEnd w:id="111"/>
+      <w:bookmarkEnd w:id="20"/>
     </w:p>
     <w:p>
       <w:pPr>
@@ -7443,7 +6935,7 @@
         </w:rPr>
         <w:t>, што указује на патриотски дискурс. Код противника власти доминирају речи </w:t>
       </w:r>
-      <w:commentRangeStart w:id="112"/>
+      <w:commentRangeStart w:id="21"/>
       <w:r>
         <w:rPr>
           <w:rStyle w:val="Emphasis"/>
@@ -7459,7 +6951,7 @@
         </w:rPr>
         <w:t> </w:t>
       </w:r>
-      <w:commentRangeEnd w:id="112"/>
+      <w:commentRangeEnd w:id="21"/>
       <w:r>
         <w:rPr>
           <w:rStyle w:val="CommentReference"/>
@@ -7467,7 +6959,7 @@
           <w:sz w:val="24"/>
           <w:szCs w:val="30"/>
         </w:rPr>
-        <w:commentReference w:id="112"/>
+        <w:commentReference w:id="21"/>
       </w:r>
       <w:r>
         <w:rPr>
@@ -7872,7 +7364,7 @@
           <w:szCs w:val="45"/>
         </w:rPr>
       </w:pPr>
-      <w:bookmarkStart w:id="113" w:name="_Toc238141438"/>
+      <w:bookmarkStart w:id="22" w:name="_Toc238481656"/>
       <w:r>
         <w:rPr>
           <w:color w:val="0F1115"/>
@@ -7900,7 +7392,7 @@
         </w:rPr>
         <w:t>Обучавање и евалуација модела</w:t>
       </w:r>
-      <w:bookmarkEnd w:id="113"/>
+      <w:bookmarkEnd w:id="22"/>
     </w:p>
     <w:p>
       <w:pPr>
@@ -7925,24 +7417,18 @@
       <w:r>
         <w:t>) коментара који се односе на</w:t>
       </w:r>
-      <w:del w:id="114" w:author="Nikola Babić" w:date="2026-08-20T20:02:00Z" w16du:dateUtc="2026-08-20T18:02:00Z">
-        <w:r>
-          <w:delText xml:space="preserve"> </w:delText>
-        </w:r>
-      </w:del>
-      <w:ins w:id="115" w:author="Nikola Babić" w:date="2026-08-20T20:02:00Z" w16du:dateUtc="2026-08-20T18:02:00Z">
-        <w:r>
-          <w:rPr>
-            <w:lang w:val="sr-Cyrl-RS"/>
-          </w:rPr>
-          <w:t>став људи према тренутној власти у Србији</w:t>
-        </w:r>
-      </w:ins>
-      <w:del w:id="116" w:author="Nikola Babić" w:date="2026-08-20T20:02:00Z" w16du:dateUtc="2026-08-20T18:02:00Z">
-        <w:r>
-          <w:delText>студентске протесте у Србији</w:delText>
-        </w:r>
-      </w:del>
+      <w:r>
+        <w:rPr>
+          <w:lang w:val="sr-Cyrl-RS"/>
+        </w:rPr>
+        <w:t xml:space="preserve"> </w:t>
+      </w:r>
+      <w:r>
+        <w:rPr>
+          <w:lang w:val="sr-Cyrl-RS"/>
+        </w:rPr>
+        <w:t>став људи према тренутној власти у Србији</w:t>
+      </w:r>
       <w:r>
         <w:t xml:space="preserve">. Циљ ове фазе је да се успостави репрезентативна </w:t>
       </w:r>
@@ -8002,7 +7488,7 @@
           <w:lang w:val="sr-Cyrl-RS"/>
         </w:rPr>
       </w:pPr>
-      <w:bookmarkStart w:id="117" w:name="_Toc238141439"/>
+      <w:bookmarkStart w:id="23" w:name="_Toc238481657"/>
       <w:r>
         <w:rPr>
           <w:lang w:val="sr-Cyrl-RS"/>
@@ -8028,7 +7514,7 @@
         </w:rPr>
         <w:t>модели</w:t>
       </w:r>
-      <w:bookmarkEnd w:id="117"/>
+      <w:bookmarkEnd w:id="23"/>
       <w:r>
         <w:t xml:space="preserve"> </w:t>
       </w:r>
@@ -8092,7 +7578,7 @@
         </w:rPr>
         <w:t xml:space="preserve">Као baseline модели коришћени су </w:t>
       </w:r>
-      <w:commentRangeStart w:id="118"/>
+      <w:commentRangeStart w:id="24"/>
       <w:r>
         <w:rPr>
           <w:b/>
@@ -8105,7 +7591,7 @@
         </w:rPr>
         <w:t xml:space="preserve">Multinomial Naive Bayes </w:t>
       </w:r>
-      <w:commentRangeEnd w:id="118"/>
+      <w:commentRangeEnd w:id="24"/>
       <w:r>
         <w:rPr>
           <w:rStyle w:val="CommentReference"/>
@@ -8118,7 +7604,7 @@
           <w:szCs w:val="27"/>
           <w:lang w:val="en-US"/>
         </w:rPr>
-        <w:commentReference w:id="118"/>
+        <w:commentReference w:id="24"/>
       </w:r>
       <w:r>
         <w:rPr>
@@ -8311,7 +7797,7 @@
           <w:lang w:val="sr-Cyrl-RS"/>
         </w:rPr>
       </w:pPr>
-      <w:bookmarkStart w:id="119" w:name="_Toc238141440"/>
+      <w:bookmarkStart w:id="25" w:name="_Toc238481658"/>
       <w:r>
         <w:rPr>
           <w:rFonts w:ascii="Times New Roman" w:hAnsi="Times New Roman" w:cs="Times New Roman"/>
@@ -8338,7 +7824,7 @@
         </w:rPr>
         <w:t>етпроцесирање и репрезентација текста</w:t>
       </w:r>
-      <w:bookmarkEnd w:id="119"/>
+      <w:bookmarkEnd w:id="25"/>
     </w:p>
     <w:p>
       <w:pPr>
@@ -8672,7 +8158,7 @@
           <w:lang w:val="sr-Cyrl-RS"/>
         </w:rPr>
       </w:pPr>
-      <w:bookmarkStart w:id="120" w:name="_Toc238141441"/>
+      <w:bookmarkStart w:id="26" w:name="_Toc238481659"/>
       <w:r>
         <w:rPr>
           <w:rFonts w:ascii="Times New Roman" w:hAnsi="Times New Roman" w:cs="Times New Roman"/>
@@ -8707,7 +8193,7 @@
         </w:rPr>
         <w:t>Евалуација</w:t>
       </w:r>
-      <w:bookmarkEnd w:id="120"/>
+      <w:bookmarkEnd w:id="26"/>
     </w:p>
     <w:p>
       <w:pPr>
@@ -8970,7 +8456,7 @@
           <w:lang w:val="sr-Cyrl-RS"/>
         </w:rPr>
       </w:pPr>
-      <w:bookmarkStart w:id="121" w:name="_Toc238141442"/>
+      <w:bookmarkStart w:id="27" w:name="_Toc238481660"/>
       <w:r>
         <w:rPr>
           <w:rFonts w:ascii="Times New Roman" w:hAnsi="Times New Roman" w:cs="Times New Roman"/>
@@ -9005,7 +8491,7 @@
         </w:rPr>
         <w:t>Резултати</w:t>
       </w:r>
-      <w:bookmarkEnd w:id="121"/>
+      <w:bookmarkEnd w:id="27"/>
     </w:p>
     <w:p>
       <w:pPr>
@@ -9590,7 +9076,7 @@
           <w:noProof/>
         </w:rPr>
         <w:drawing>
-          <wp:inline distT="0" distB="0" distL="0" distR="0" wp14:anchorId="1313D8FD" wp14:editId="3480008E">
+          <wp:inline distT="0" distB="0" distL="0" distR="0" wp14:anchorId="1313D8FD" wp14:editId="3D68F17A">
             <wp:extent cx="5943600" cy="3328035"/>
             <wp:effectExtent l="0" t="0" r="0" b="0"/>
             <wp:docPr id="898205917" name="Picture 1"/>
@@ -9877,7 +9363,7 @@
           <w:noProof/>
         </w:rPr>
         <w:drawing>
-          <wp:inline distT="0" distB="0" distL="0" distR="0" wp14:anchorId="2C920BA3" wp14:editId="1DED526E">
+          <wp:inline distT="0" distB="0" distL="0" distR="0" wp14:anchorId="2C920BA3" wp14:editId="62FA750A">
             <wp:extent cx="4251960" cy="3056777"/>
             <wp:effectExtent l="0" t="0" r="0" b="0"/>
             <wp:docPr id="509868485" name="Picture 4"/>
@@ -10215,7 +9701,7 @@
           <w:noProof/>
         </w:rPr>
         <w:drawing>
-          <wp:inline distT="0" distB="0" distL="0" distR="0" wp14:anchorId="79D5321F" wp14:editId="2C2EE3FE">
+          <wp:inline distT="0" distB="0" distL="0" distR="0" wp14:anchorId="79D5321F" wp14:editId="0A5B1327">
             <wp:extent cx="4953000" cy="3560760"/>
             <wp:effectExtent l="0" t="0" r="0" b="0"/>
             <wp:docPr id="1245236040" name="Picture 3"/>
@@ -10571,7 +10057,7 @@
           <w:noProof/>
         </w:rPr>
         <w:drawing>
-          <wp:inline distT="0" distB="0" distL="0" distR="0" wp14:anchorId="53B33680" wp14:editId="665D811B">
+          <wp:inline distT="0" distB="0" distL="0" distR="0" wp14:anchorId="53B33680" wp14:editId="66DEBF3A">
             <wp:extent cx="4389120" cy="3111305"/>
             <wp:effectExtent l="0" t="0" r="0" b="0"/>
             <wp:docPr id="1521652836" name="Picture 8"/>
@@ -10696,7 +10182,7 @@
           <w:lang w:val="sr-Cyrl-RS"/>
         </w:rPr>
       </w:pPr>
-      <w:bookmarkStart w:id="122" w:name="_Toc238141443"/>
+      <w:bookmarkStart w:id="28" w:name="_Toc238481661"/>
       <w:r>
         <w:rPr>
           <w:rFonts w:ascii="Times New Roman" w:hAnsi="Times New Roman" w:cs="Times New Roman"/>
@@ -10723,7 +10209,7 @@
         </w:rPr>
         <w:t>Дискусија</w:t>
       </w:r>
-      <w:bookmarkEnd w:id="122"/>
+      <w:bookmarkEnd w:id="28"/>
     </w:p>
     <w:p>
       <w:pPr>
@@ -10882,11 +10368,6 @@
         <w:jc w:val="both"/>
         <w:rPr>
           <w:lang w:val="sr-Cyrl-RS"/>
-          <w:rPrChange w:id="123" w:author="Nikola Babić" w:date="2026-08-20T20:16:00Z" w16du:dateUtc="2026-08-20T18:16:00Z">
-            <w:rPr>
-              <w:lang w:val="en-US"/>
-            </w:rPr>
-          </w:rPrChange>
         </w:rPr>
       </w:pPr>
       <w:r>
@@ -10921,39 +10402,20 @@
         <w:rPr>
           <w:lang w:val="en-US"/>
         </w:rPr>
-        <w:t xml:space="preserve"> енкодери (BERTić и mBERT), који могу да искористе контекстуалне односе између речи, могу да превазиђу ограничења </w:t>
-      </w:r>
-      <w:commentRangeStart w:id="124"/>
-      <w:r>
-        <w:rPr>
-          <w:lang w:val="en-US"/>
-        </w:rPr>
-        <w:t>класич</w:t>
-      </w:r>
-      <w:commentRangeEnd w:id="124"/>
-      <w:r>
-        <w:rPr>
-          <w:rStyle w:val="CommentReference"/>
-          <w:sz w:val="24"/>
-          <w:szCs w:val="24"/>
-          <w:lang w:val="sr-Cyrl-RS"/>
-        </w:rPr>
-        <w:commentReference w:id="124"/>
-      </w:r>
-      <w:ins w:id="125" w:author="Nikola Babić" w:date="2026-08-20T20:16:00Z" w16du:dateUtc="2026-08-20T18:16:00Z">
-        <w:r>
-          <w:rPr>
-            <w:lang w:val="sr-Cyrl-RS"/>
-          </w:rPr>
-          <w:t>них прист</w:t>
-        </w:r>
-        <w:r>
-          <w:rPr>
-            <w:lang w:val="sr-Cyrl-RS"/>
-          </w:rPr>
-          <w:t>упа.</w:t>
-        </w:r>
-      </w:ins>
+        <w:t xml:space="preserve"> енкодери (BERTić и mBERT), који могу да искористе контекстуалне односе између речи, могу да превазиђу ограничења класич</w:t>
+      </w:r>
+      <w:r>
+        <w:rPr>
+          <w:lang w:val="sr-Cyrl-RS"/>
+        </w:rPr>
+        <w:t>них прист</w:t>
+      </w:r>
+      <w:r>
+        <w:rPr>
+          <w:lang w:val="sr-Cyrl-RS"/>
+        </w:rPr>
+        <w:t>упа.</w:t>
+      </w:r>
     </w:p>
     <w:p>
       <w:pPr>
@@ -10967,7 +10429,7 @@
       <w:pPr>
         <w:pStyle w:val="Heading2"/>
       </w:pPr>
-      <w:bookmarkStart w:id="126" w:name="_Toc238141444"/>
+      <w:bookmarkStart w:id="29" w:name="_Toc238481662"/>
       <w:r>
         <w:t>3.2</w:t>
       </w:r>
@@ -10977,7 +10439,7 @@
       <w:r>
         <w:t>Енкодер</w:t>
       </w:r>
-      <w:bookmarkEnd w:id="126"/>
+      <w:bookmarkEnd w:id="29"/>
       <w:r>
         <w:t xml:space="preserve">  </w:t>
       </w:r>
@@ -11115,7 +10577,7 @@
           <w:lang w:val="sr-Cyrl-RS"/>
         </w:rPr>
       </w:pPr>
-      <w:bookmarkStart w:id="127" w:name="_Toc238141445"/>
+      <w:bookmarkStart w:id="30" w:name="_Toc238481663"/>
       <w:r>
         <w:rPr>
           <w:rFonts w:ascii="Times New Roman" w:hAnsi="Times New Roman" w:cs="Times New Roman"/>
@@ -11151,7 +10613,7 @@
         </w:rPr>
         <w:t>Модели</w:t>
       </w:r>
-      <w:bookmarkEnd w:id="127"/>
+      <w:bookmarkEnd w:id="30"/>
     </w:p>
     <w:p>
       <w:pPr>
@@ -11309,7 +10771,7 @@
         </w:rPr>
         <w:t xml:space="preserve"> BERTić боље моделује локални идиом; mBERT нуди ширу мултилингвалну репрезентацију, али мање специјализације за </w:t>
       </w:r>
-      <w:commentRangeStart w:id="128"/>
+      <w:commentRangeStart w:id="31"/>
       <w:r>
         <w:rPr>
           <w:color w:val="0F1115"/>
@@ -11317,7 +10779,7 @@
         </w:rPr>
         <w:t>српски/BCMS</w:t>
       </w:r>
-      <w:commentRangeEnd w:id="128"/>
+      <w:commentRangeEnd w:id="31"/>
       <w:r>
         <w:rPr>
           <w:rStyle w:val="CommentReference"/>
@@ -11325,7 +10787,7 @@
           <w:sz w:val="24"/>
           <w:szCs w:val="27"/>
         </w:rPr>
-        <w:commentReference w:id="128"/>
+        <w:commentReference w:id="31"/>
       </w:r>
       <w:r>
         <w:rPr>
@@ -11355,7 +10817,7 @@
           <w:lang w:val="sr-Cyrl-RS"/>
         </w:rPr>
       </w:pPr>
-      <w:bookmarkStart w:id="129" w:name="_Toc238141446"/>
+      <w:bookmarkStart w:id="32" w:name="_Toc238481664"/>
       <w:r>
         <w:rPr>
           <w:rFonts w:ascii="Times New Roman" w:hAnsi="Times New Roman" w:cs="Times New Roman"/>
@@ -11400,7 +10862,7 @@
         </w:rPr>
         <w:t>Поставка и хиперпараметри</w:t>
       </w:r>
-      <w:bookmarkEnd w:id="129"/>
+      <w:bookmarkEnd w:id="32"/>
     </w:p>
     <w:p>
       <w:pPr>
@@ -12346,7 +11808,7 @@
         </w:rPr>
         <w:t xml:space="preserve">. Овај корак омогућава да се за финалну примену искористе сви расположиви означени подаци, након што је евалуација већ спроведена. BERTić и mBERT модели се чувају одвојено, како би се омогућили независан </w:t>
       </w:r>
-      <w:commentRangeStart w:id="130"/>
+      <w:commentRangeStart w:id="33"/>
       <w:r>
         <w:rPr>
           <w:color w:val="0F1115"/>
@@ -12355,7 +11817,7 @@
         </w:rPr>
         <w:t xml:space="preserve">инференс </w:t>
       </w:r>
-      <w:commentRangeEnd w:id="130"/>
+      <w:commentRangeEnd w:id="33"/>
       <w:r>
         <w:rPr>
           <w:rStyle w:val="CommentReference"/>
@@ -12364,7 +11826,7 @@
           <w:szCs w:val="27"/>
           <w:lang w:val="en-US"/>
         </w:rPr>
-        <w:commentReference w:id="130"/>
+        <w:commentReference w:id="33"/>
       </w:r>
       <w:r>
         <w:rPr>
@@ -12392,7 +11854,7 @@
           <w:lang w:val="sr-Cyrl-RS"/>
         </w:rPr>
       </w:pPr>
-      <w:bookmarkStart w:id="131" w:name="_Toc238141447"/>
+      <w:bookmarkStart w:id="34" w:name="_Toc238481665"/>
       <w:r>
         <w:rPr>
           <w:rFonts w:ascii="Times New Roman" w:hAnsi="Times New Roman" w:cs="Times New Roman"/>
@@ -12437,7 +11899,7 @@
         </w:rPr>
         <w:t>Резултати</w:t>
       </w:r>
-      <w:bookmarkEnd w:id="131"/>
+      <w:bookmarkEnd w:id="34"/>
     </w:p>
     <w:p>
       <w:pPr>
@@ -12674,7 +12136,7 @@
           <w:noProof/>
         </w:rPr>
         <w:drawing>
-          <wp:inline distT="0" distB="0" distL="0" distR="0" wp14:anchorId="452BD82B" wp14:editId="5C1D2D3E">
+          <wp:inline distT="0" distB="0" distL="0" distR="0" wp14:anchorId="452BD82B" wp14:editId="35325474">
             <wp:extent cx="4762500" cy="2300348"/>
             <wp:effectExtent l="0" t="0" r="0" b="0"/>
             <wp:docPr id="303430873" name="Picture 10"/>
@@ -15582,7 +15044,7 @@
         </w:rPr>
         <w:lastRenderedPageBreak/>
         <w:drawing>
-          <wp:inline distT="0" distB="0" distL="0" distR="0" wp14:anchorId="04D3C557" wp14:editId="66336100">
+          <wp:inline distT="0" distB="0" distL="0" distR="0" wp14:anchorId="04D3C557" wp14:editId="24ED0DAC">
             <wp:extent cx="4711700" cy="2918636"/>
             <wp:effectExtent l="0" t="0" r="0" b="0"/>
             <wp:docPr id="755663901" name="Picture 15"/>
@@ -16131,24 +15593,13 @@
         </w:rPr>
         <w:t>VLAST. Поређењем две матрице види се да BERTić доследно боље одваја све три класе, уз исти тип најчешћих грешака</w:t>
       </w:r>
-      <w:ins w:id="132" w:author="Nikola Babić" w:date="2026-08-20T20:23:00Z" w16du:dateUtc="2026-08-20T18:23:00Z">
-        <w:r>
-          <w:rPr>
-            <w:color w:val="0F1115"/>
-            <w:szCs w:val="27"/>
-          </w:rPr>
-          <w:t>,</w:t>
-        </w:r>
-      </w:ins>
-      <w:del w:id="133" w:author="Nikola Babić" w:date="2026-08-20T20:23:00Z" w16du:dateUtc="2026-08-20T18:23:00Z">
-        <w:r>
-          <w:rPr>
-            <w:color w:val="0F1115"/>
-            <w:szCs w:val="27"/>
-          </w:rPr>
-          <w:delText xml:space="preserve"> —</w:delText>
-        </w:r>
-      </w:del>
+      <w:r>
+        <w:rPr>
+          <w:color w:val="0F1115"/>
+          <w:szCs w:val="27"/>
+        </w:rPr>
+        <w:t>,</w:t>
+      </w:r>
       <w:r>
         <w:rPr>
           <w:color w:val="0F1115"/>
@@ -16179,7 +15630,7 @@
           <w:lang w:val="sr-Cyrl-RS"/>
         </w:rPr>
       </w:pPr>
-      <w:bookmarkStart w:id="134" w:name="_Toc238141448"/>
+      <w:bookmarkStart w:id="35" w:name="_Toc238481666"/>
       <w:r>
         <w:rPr>
           <w:rFonts w:ascii="Times New Roman" w:hAnsi="Times New Roman" w:cs="Times New Roman"/>
@@ -16216,7 +15667,7 @@
         </w:rPr>
         <w:t xml:space="preserve">. </w:t>
       </w:r>
-      <w:commentRangeStart w:id="135"/>
+      <w:commentRangeStart w:id="36"/>
       <w:r>
         <w:rPr>
           <w:rFonts w:ascii="Times New Roman" w:hAnsi="Times New Roman" w:cs="Times New Roman"/>
@@ -16226,8 +15677,8 @@
         </w:rPr>
         <w:t>Дискусија</w:t>
       </w:r>
-      <w:bookmarkEnd w:id="134"/>
-      <w:commentRangeEnd w:id="135"/>
+      <w:bookmarkEnd w:id="35"/>
+      <w:commentRangeEnd w:id="36"/>
       <w:r>
         <w:rPr>
           <w:rStyle w:val="CommentReference"/>
@@ -16237,7 +15688,7 @@
           <w:szCs w:val="24"/>
           <w:lang w:val="sr-Cyrl-RS"/>
         </w:rPr>
-        <w:commentReference w:id="135"/>
+        <w:commentReference w:id="36"/>
       </w:r>
     </w:p>
     <w:p>
@@ -16540,7 +15991,7 @@
           <w:lang w:val="sr-Cyrl-RS"/>
         </w:rPr>
       </w:pPr>
-      <w:bookmarkStart w:id="136" w:name="_Toc238141449"/>
+      <w:bookmarkStart w:id="37" w:name="_Toc238481667"/>
       <w:r>
         <w:rPr>
           <w:color w:val="0F1115"/>
@@ -16568,7 +16019,7 @@
         </w:rPr>
         <w:t>Закључак</w:t>
       </w:r>
-      <w:bookmarkEnd w:id="136"/>
+      <w:bookmarkEnd w:id="37"/>
     </w:p>
     <w:p>
       <w:pPr>
@@ -16867,8 +16318,8 @@
 </file>
 
 <file path=word/comments.xml><?xml version="1.0" encoding="utf-8"?>
-<w:comments xmlns:wpc="http://schemas.microsoft.com/office/word/2010/wordprocessingCanvas" xmlns:cx="http://schemas.microsoft.com/office/drawing/2014/chartex" xmlns:cx1="http://schemas.microsoft.com/office/drawing/2015/9/8/chartex" xmlns:cx2="http://schemas.microsoft.com/office/drawing/2015/10/21/chartex" xmlns:cx3="http://schemas.microsoft.com/office/drawing/2016/5/9/chartex" xmlns:cx4="http://schemas.microsoft.com/office/drawing/2016/5/10/chartex" xmlns:cx5="http://schemas.microsoft.com/office/drawing/2016/5/11/chartex" xmlns:cx6="http://schemas.microsoft.com/office/drawing/2016/5/12/chartex" xmlns:cx7="http://schemas.microsoft.com/office/drawing/2016/5/13/chartex" xmlns:cx8="http://schemas.microsoft.com/office/drawing/2016/5/14/chartex" xmlns:mc="http://schemas.openxmlformats.org/markup-compatibility/2006" xmlns:aink="http://schemas.microsoft.com/office/drawing/2016/ink" xmlns:am3d="http://schemas.microsoft.com/office/drawing/2017/model3d" xmlns:o="urn:schemas-microsoft-com:office:office" xmlns:oel="http://schemas.microsoft.com/office/2019/extlst" xmlns:r="http://schemas.openxmlformats.org/officeDocument/2006/relationships" xmlns:m="http://schemas.openxmlformats.org/officeDocument/2006/math" xmlns:v="urn:schemas-microsoft-com:vml" xmlns:wp14="http://schemas.microsoft.com/office/word/2010/wordprocessingDrawing" xmlns:wp="http://schemas.openxmlformats.org/drawingml/2006/wordprocessingDrawing" xmlns:w10="urn:schemas-microsoft-com:office:word" xmlns:w="http://schemas.openxmlformats.org/wordprocessingml/2006/main" xmlns:w14="http://schemas.microsoft.com/office/word/2010/wordml" xmlns:w15="http://schemas.microsoft.com/office/word/2012/wordml" xmlns:w16cei="http://schemas.microsoft.com/office/word/2026/wordml/cei" xmlns:w16cex="http://schemas.microsoft.com/office/word/2018/wordml/cex" xmlns:w16cid="http://schemas.microsoft.com/office/word/2016/wordml/cid" xmlns:w16="http://schemas.microsoft.com/office/word/2018/wordml" xmlns:w16du="http://schemas.microsoft.com/office/word/2023/wordml/word16du" xmlns:w16sdtdh="http://schemas.microsoft.com/office/word/2020/wordml/sdtdatahash" xmlns:w16sdtfl="http://schemas.microsoft.com/office/word/2024/wordml/sdtformatlock" xmlns:w16se="http://schemas.microsoft.com/office/word/2015/wordml/symex" xmlns:wpg="http://schemas.microsoft.com/office/word/2010/wordprocessingGroup" xmlns:wpi="http://schemas.microsoft.com/office/word/2010/wordprocessingInk" xmlns:wne="http://schemas.microsoft.com/office/word/2006/wordml" xmlns:wps="http://schemas.microsoft.com/office/word/2010/wordprocessingShape" mc:Ignorable="w14 w15 w16se w16cid w16 w16cex w16sdtdh w16sdtfl w16du wp14">
-  <w:comment w:id="4" w:author="Nikola Babić" w:date="2026-08-20T18:33:00Z" w:initials="NB">
+<w:comments xmlns:wpc="http://schemas.microsoft.com/office/word/2010/wordprocessingCanvas" xmlns:cx="http://schemas.microsoft.com/office/drawing/2014/chartex" xmlns:cx1="http://schemas.microsoft.com/office/drawing/2015/9/8/chartex" xmlns:cx2="http://schemas.microsoft.com/office/drawing/2015/10/21/chartex" xmlns:cx3="http://schemas.microsoft.com/office/drawing/2016/5/9/chartex" xmlns:cx4="http://schemas.microsoft.com/office/drawing/2016/5/10/chartex" xmlns:cx5="http://schemas.microsoft.com/office/drawing/2016/5/11/chartex" xmlns:cx6="http://schemas.microsoft.com/office/drawing/2016/5/12/chartex" xmlns:cx7="http://schemas.microsoft.com/office/drawing/2016/5/13/chartex" xmlns:cx8="http://schemas.microsoft.com/office/drawing/2016/5/14/chartex" xmlns:mc="http://schemas.openxmlformats.org/markup-compatibility/2006" xmlns:aink="http://schemas.microsoft.com/office/drawing/2016/ink" xmlns:am3d="http://schemas.microsoft.com/office/drawing/2017/model3d" xmlns:o="urn:schemas-microsoft-com:office:office" xmlns:oel="http://schemas.microsoft.com/office/2019/extlst" xmlns:r="http://schemas.openxmlformats.org/officeDocument/2006/relationships" xmlns:m="http://schemas.openxmlformats.org/officeDocument/2006/math" xmlns:v="urn:schemas-microsoft-com:vml" xmlns:wp14="http://schemas.microsoft.com/office/word/2010/wordprocessingDrawing" xmlns:wp="http://schemas.openxmlformats.org/drawingml/2006/wordprocessingDrawing" xmlns:w10="urn:schemas-microsoft-com:office:word" xmlns:w="http://schemas.openxmlformats.org/wordprocessingml/2006/main" xmlns:w14="http://schemas.microsoft.com/office/word/2010/wordml" xmlns:w15="http://schemas.microsoft.com/office/word/2012/wordml" xmlns:w16cex="http://schemas.microsoft.com/office/word/2018/wordml/cex" xmlns:w16cid="http://schemas.microsoft.com/office/word/2016/wordml/cid" xmlns:w16="http://schemas.microsoft.com/office/word/2018/wordml" xmlns:w16du="http://schemas.microsoft.com/office/word/2023/wordml/word16du" xmlns:w16sdtdh="http://schemas.microsoft.com/office/word/2020/wordml/sdtdatahash" xmlns:w16sdtfl="http://schemas.microsoft.com/office/word/2024/wordml/sdtformatlock" xmlns:w16se="http://schemas.microsoft.com/office/word/2015/wordml/symex" xmlns:wpg="http://schemas.microsoft.com/office/word/2010/wordprocessingGroup" xmlns:wpi="http://schemas.microsoft.com/office/word/2010/wordprocessingInk" xmlns:wne="http://schemas.microsoft.com/office/word/2006/wordml" xmlns:wps="http://schemas.microsoft.com/office/word/2010/wordprocessingShape" mc:Ignorable="w14 w15 w16se w16cid w16 w16cex w16sdtdh w16sdtfl w16du wp14">
+  <w:comment w:id="3" w:author="Nikola Babić" w:date="2026-08-20T19:28:00Z" w:initials="NB">
     <w:p>
       <w:pPr>
         <w:pStyle w:val="CommentText"/>
@@ -16883,11 +16334,11 @@
         <w:rPr>
           <w:lang w:val="sr-Cyrl-RS"/>
         </w:rPr>
-        <w:t xml:space="preserve">Ако сам добро разумео, а и такво смо класе именовали, нисмо више везани само за протесте него генерално став грађана по питању власти у периоду од појаве протеста до данас. </w:t>
+        <w:t>Да ли су ово реални примери, мало ми вештачки звуче поједини</w:t>
       </w:r>
     </w:p>
   </w:comment>
-  <w:comment w:id="5" w:author="Nikola Babić" w:date="2026-08-20T18:41:00Z" w:initials="NB">
+  <w:comment w:id="7" w:author="Nikola Babić" w:date="2026-08-20T19:23:00Z" w:initials="NB">
     <w:p>
       <w:pPr>
         <w:pStyle w:val="CommentText"/>
@@ -16902,23 +16353,23 @@
         <w:rPr>
           <w:lang w:val="sr-Cyrl-RS"/>
         </w:rPr>
-        <w:t xml:space="preserve">Нису нам све објаве </w:t>
+        <w:t xml:space="preserve">Јако велико одступање </w:t>
       </w:r>
       <w:r>
         <w:rPr>
           <w:lang w:val="ru-RU"/>
         </w:rPr>
-        <w:t>имале</w:t>
-      </w:r>
-      <w:r>
-        <w:rPr>
-          <w:lang w:val="sr-Cyrl-RS"/>
-        </w:rPr>
-        <w:t xml:space="preserve"> везе са студентима, већ генерално политичким и економским дешавањима у Србији.</w:t>
+        <w:t>инстаграма</w:t>
+      </w:r>
+      <w:r>
+        <w:rPr>
+          <w:lang w:val="sr-Cyrl-RS"/>
+        </w:rPr>
+        <w:t xml:space="preserve"> од осталих платформи и оставља простор за запиткивање о начну селекције репрезентативних коментара.</w:t>
       </w:r>
     </w:p>
   </w:comment>
-  <w:comment w:id="6" w:author="Nikola Babić" w:date="2026-08-20T18:42:00Z" w:initials="NB">
+  <w:comment w:id="9" w:author="Nikola Babić" w:date="2026-08-20T19:25:00Z" w:initials="NB">
     <w:p>
       <w:pPr>
         <w:pStyle w:val="CommentText"/>
@@ -16933,17 +16384,276 @@
         <w:rPr>
           <w:lang w:val="ru-RU"/>
         </w:rPr>
+        <w:t>З</w:t>
+      </w:r>
+      <w:r>
+        <w:rPr>
+          <w:lang w:val="sr-Cyrl-RS"/>
+        </w:rPr>
+        <w:t xml:space="preserve">ашто и које су то облици неформалности? </w:t>
+      </w:r>
+      <w:r>
+        <w:rPr>
+          <w:lang w:val="ru-RU"/>
+        </w:rPr>
+        <w:t>М</w:t>
+      </w:r>
+      <w:r>
+        <w:rPr>
+          <w:lang w:val="sr-Cyrl-RS"/>
+        </w:rPr>
+        <w:t>ало је непотпуна реченица</w:t>
+      </w:r>
+    </w:p>
+  </w:comment>
+  <w:comment w:id="15" w:author="Nikola Babić" w:date="2026-08-20T19:41:00Z" w:initials="NB">
+    <w:p>
+      <w:pPr>
+        <w:pStyle w:val="CommentText"/>
+      </w:pPr>
+      <w:r>
+        <w:rPr>
+          <w:rStyle w:val="CommentReference"/>
+        </w:rPr>
+        <w:annotationRef/>
+      </w:r>
+      <w:r>
+        <w:rPr>
+          <w:lang w:val="ru-RU"/>
+        </w:rPr>
+        <w:t>О</w:t>
+      </w:r>
+      <w:r>
+        <w:rPr>
+          <w:lang w:val="sr-Cyrl-RS"/>
+        </w:rPr>
+        <w:t xml:space="preserve">пет јако вештачки звучи, сва </w:t>
+      </w:r>
+      <w:r>
+        <w:rPr>
+          <w:lang w:val="ru-RU"/>
+        </w:rPr>
+        <w:t>три</w:t>
+      </w:r>
+      <w:r>
+        <w:rPr>
+          <w:lang w:val="sr-Cyrl-RS"/>
+        </w:rPr>
+        <w:t>,</w:t>
+      </w:r>
+      <w:r>
+        <w:rPr>
+          <w:lang w:val="ru-RU"/>
+        </w:rPr>
+        <w:t>плус</w:t>
+      </w:r>
+      <w:r>
+        <w:rPr>
+          <w:lang w:val="sr-Cyrl-RS"/>
+        </w:rPr>
+        <w:t xml:space="preserve"> је </w:t>
+      </w:r>
+      <w:r>
+        <w:rPr>
+          <w:lang w:val="ru-RU"/>
+        </w:rPr>
+        <w:t>репетитивно</w:t>
+      </w:r>
+      <w:r>
+        <w:rPr>
+          <w:lang w:val="sr-Cyrl-RS"/>
+        </w:rPr>
+        <w:t>, можда избацити прву појаву у 1.1</w:t>
+      </w:r>
+    </w:p>
+  </w:comment>
+  <w:comment w:id="16" w:author="Nikola Babić" w:date="2026-08-20T19:52:00Z" w:initials="NB">
+    <w:p>
+      <w:pPr>
+        <w:pStyle w:val="CommentText"/>
+      </w:pPr>
+      <w:r>
+        <w:rPr>
+          <w:rStyle w:val="CommentReference"/>
+        </w:rPr>
+        <w:annotationRef/>
+      </w:r>
+      <w:r>
+        <w:rPr>
+          <w:lang w:val="sr-Cyrl-RS"/>
+        </w:rPr>
+        <w:t>5 коментара непознатог порекла?</w:t>
+      </w:r>
+    </w:p>
+  </w:comment>
+  <w:comment w:id="17" w:author="Nikola Babić" w:date="2026-08-20T19:56:00Z" w:initials="NB">
+    <w:p>
+      <w:pPr>
+        <w:pStyle w:val="CommentText"/>
+      </w:pPr>
+      <w:r>
+        <w:rPr>
+          <w:rStyle w:val="CommentReference"/>
+        </w:rPr>
+        <w:annotationRef/>
+      </w:r>
+      <w:r>
+        <w:rPr>
+          <w:lang w:val="ru-RU"/>
+        </w:rPr>
+        <w:t>Да ли желимо овакав изглеед</w:t>
+      </w:r>
+      <w:r>
+        <w:rPr>
+          <w:lang w:val="sr-Cyrl-RS"/>
+        </w:rPr>
+        <w:t xml:space="preserve"> </w:t>
+      </w:r>
+      <w:r>
+        <w:rPr>
+          <w:lang w:val="ru-RU"/>
+        </w:rPr>
+        <w:t>табеле без ивица и поља?</w:t>
+      </w:r>
+    </w:p>
+  </w:comment>
+  <w:comment w:id="18" w:author="Nikola Babić" w:date="2026-08-20T19:58:00Z" w:initials="NB">
+    <w:p>
+      <w:pPr>
+        <w:pStyle w:val="CommentText"/>
+      </w:pPr>
+      <w:r>
+        <w:rPr>
+          <w:rStyle w:val="CommentReference"/>
+        </w:rPr>
+        <w:annotationRef/>
+      </w:r>
+      <w:r>
+        <w:rPr>
+          <w:lang w:val="ru-RU"/>
+        </w:rPr>
+        <w:t>А</w:t>
+      </w:r>
+      <w:r>
+        <w:rPr>
+          <w:lang w:val="sr-Cyrl-RS"/>
+        </w:rPr>
+        <w:t xml:space="preserve">ко ја добро </w:t>
+      </w:r>
+      <w:r>
+        <w:rPr>
+          <w:lang w:val="ru-RU"/>
+        </w:rPr>
+        <w:t>ћитам</w:t>
+      </w:r>
+      <w:r>
+        <w:rPr>
+          <w:lang w:val="sr-Cyrl-RS"/>
+        </w:rPr>
+        <w:t xml:space="preserve"> </w:t>
+      </w:r>
+      <w:r>
+        <w:rPr>
+          <w:lang w:val="ru-RU"/>
+        </w:rPr>
+        <w:t>график</w:t>
+      </w:r>
+      <w:r>
+        <w:rPr>
+          <w:lang w:val="sr-Cyrl-RS"/>
+        </w:rPr>
+        <w:t xml:space="preserve"> ово није тачно, </w:t>
+      </w:r>
+      <w:r>
+        <w:t xml:space="preserve">YT </w:t>
+      </w:r>
+      <w:r>
+        <w:rPr>
+          <w:lang w:val="sr-Cyrl-RS"/>
+        </w:rPr>
+        <w:t>и</w:t>
+      </w:r>
+      <w:r>
+        <w:t xml:space="preserve"> FB</w:t>
+      </w:r>
+    </w:p>
+  </w:comment>
+  <w:comment w:id="19" w:author="Nikola Babić" w:date="2026-08-20T19:58:00Z" w:initials="NB">
+    <w:p>
+      <w:pPr>
+        <w:pStyle w:val="CommentText"/>
+      </w:pPr>
+      <w:r>
+        <w:rPr>
+          <w:rStyle w:val="CommentReference"/>
+        </w:rPr>
+        <w:annotationRef/>
+      </w:r>
+      <w:r>
+        <w:rPr>
+          <w:lang w:val="ru-RU"/>
+        </w:rPr>
+        <w:t>О</w:t>
+      </w:r>
+      <w:r>
+        <w:rPr>
+          <w:lang w:val="sr-Cyrl-RS"/>
+        </w:rPr>
+        <w:t>во је укинуто ја мислим али је остала таква култура/форма писања па можда треба преправити</w:t>
+      </w:r>
+    </w:p>
+  </w:comment>
+  <w:comment w:id="21" w:author="Nikola Babić" w:date="2026-08-20T20:00:00Z" w:initials="NB">
+    <w:p>
+      <w:pPr>
+        <w:pStyle w:val="CommentText"/>
+      </w:pPr>
+      <w:r>
+        <w:rPr>
+          <w:rStyle w:val="CommentReference"/>
+        </w:rPr>
+        <w:annotationRef/>
+      </w:r>
+      <w:r>
+        <w:rPr>
+          <w:lang w:val="ru-RU"/>
+        </w:rPr>
+        <w:t>О</w:t>
+      </w:r>
+      <w:r>
+        <w:rPr>
+          <w:lang w:val="sr-Cyrl-RS"/>
+        </w:rPr>
+        <w:t>во баш одудара од садржаја на графику, и за власт исто мање више</w:t>
+      </w:r>
+    </w:p>
+  </w:comment>
+  <w:comment w:id="24" w:author="Nikola Babić" w:date="2026-08-20T20:05:00Z" w:initials="NB">
+    <w:p>
+      <w:pPr>
+        <w:pStyle w:val="CommentText"/>
+      </w:pPr>
+      <w:r>
+        <w:rPr>
+          <w:rStyle w:val="CommentReference"/>
+        </w:rPr>
+        <w:annotationRef/>
+      </w:r>
+      <w:r>
+        <w:rPr>
+          <w:lang w:val="ru-RU"/>
+        </w:rPr>
         <w:t>Д</w:t>
       </w:r>
       <w:r>
         <w:rPr>
           <w:lang w:val="sr-Cyrl-RS"/>
         </w:rPr>
-        <w:t>а ли допунити да има и псовки, нисам цензурисао у својим коментарима, јер сам сматрао да модел онда није релевантан. Овде нема коментара да неко неком мајку не поздрави.</w:t>
+        <w:t>о сад је било на српском, треба доследно користити. Рамотрити шта за остала имена исто</w:t>
       </w:r>
     </w:p>
   </w:comment>
-  <w:comment w:id="14" w:author="Nikola Babić" w:date="2026-08-20T19:28:00Z" w:initials="NB">
+  <w:comment w:id="31" w:author="Nikola Babić" w:date="2026-08-20T20:17:00Z" w:initials="NB">
     <w:p>
       <w:pPr>
         <w:pStyle w:val="CommentText"/>
@@ -16956,16 +16666,25 @@
       </w:r>
       <w:r>
         <w:rPr>
-          <w:lang w:val="sr-Cyrl-RS"/>
-        </w:rPr>
-        <w:t>Да ли су ово реални примери, мало ми вештачки звуче поједини</w:t>
+          <w:lang w:val="ru-RU"/>
+        </w:rPr>
+        <w:t>З</w:t>
+      </w:r>
+      <w:r>
+        <w:rPr>
+          <w:lang w:val="sr-Cyrl-RS"/>
+        </w:rPr>
+        <w:t>апис?</w:t>
       </w:r>
     </w:p>
   </w:comment>
-  <w:comment w:id="45" w:author="Nikola Babić" w:date="2026-08-20T19:23:00Z" w:initials="NB">
+  <w:comment w:id="33" w:author="Nikola Babić" w:date="2026-08-20T20:19:00Z" w:initials="NB">
     <w:p>
       <w:pPr>
         <w:pStyle w:val="CommentText"/>
+        <w:rPr>
+          <w:lang w:val="en-US"/>
+        </w:rPr>
       </w:pPr>
       <w:r>
         <w:rPr>
@@ -16975,399 +16694,19 @@
       </w:r>
       <w:r>
         <w:rPr>
-          <w:lang w:val="sr-Cyrl-RS"/>
-        </w:rPr>
-        <w:t xml:space="preserve">Јако велико одступање </w:t>
-      </w:r>
-      <w:r>
-        <w:rPr>
           <w:lang w:val="ru-RU"/>
         </w:rPr>
-        <w:t>инстаграма</w:t>
-      </w:r>
-      <w:r>
-        <w:rPr>
-          <w:lang w:val="sr-Cyrl-RS"/>
-        </w:rPr>
-        <w:t xml:space="preserve"> од осталих платформи и оставља простор за запиткивање о начну селекције репрезентативних коментара.</w:t>
+        <w:t>П</w:t>
+      </w:r>
+      <w:r>
+        <w:rPr>
+          <w:lang w:val="sr-Cyrl-RS"/>
+        </w:rPr>
+        <w:t>адеж?</w:t>
       </w:r>
     </w:p>
   </w:comment>
-  <w:comment w:id="49" w:author="Nikola Babić" w:date="2026-08-20T19:25:00Z" w:initials="NB">
-    <w:p>
-      <w:pPr>
-        <w:pStyle w:val="CommentText"/>
-      </w:pPr>
-      <w:r>
-        <w:rPr>
-          <w:rStyle w:val="CommentReference"/>
-        </w:rPr>
-        <w:annotationRef/>
-      </w:r>
-      <w:r>
-        <w:rPr>
-          <w:lang w:val="ru-RU"/>
-        </w:rPr>
-        <w:t>З</w:t>
-      </w:r>
-      <w:r>
-        <w:rPr>
-          <w:lang w:val="sr-Cyrl-RS"/>
-        </w:rPr>
-        <w:t xml:space="preserve">ашто и које су то облици неформалности? </w:t>
-      </w:r>
-      <w:r>
-        <w:rPr>
-          <w:lang w:val="ru-RU"/>
-        </w:rPr>
-        <w:t>М</w:t>
-      </w:r>
-      <w:r>
-        <w:rPr>
-          <w:lang w:val="sr-Cyrl-RS"/>
-        </w:rPr>
-        <w:t>ало је непотпуна реченица</w:t>
-      </w:r>
-    </w:p>
-  </w:comment>
-  <w:comment w:id="90" w:author="Nikola Babić" w:date="2026-08-20T19:41:00Z" w:initials="NB">
-    <w:p>
-      <w:pPr>
-        <w:pStyle w:val="CommentText"/>
-      </w:pPr>
-      <w:r>
-        <w:rPr>
-          <w:rStyle w:val="CommentReference"/>
-        </w:rPr>
-        <w:annotationRef/>
-      </w:r>
-      <w:r>
-        <w:rPr>
-          <w:lang w:val="ru-RU"/>
-        </w:rPr>
-        <w:t>О</w:t>
-      </w:r>
-      <w:r>
-        <w:rPr>
-          <w:lang w:val="sr-Cyrl-RS"/>
-        </w:rPr>
-        <w:t xml:space="preserve">пет јако вештачки звучи, сва </w:t>
-      </w:r>
-      <w:r>
-        <w:rPr>
-          <w:lang w:val="ru-RU"/>
-        </w:rPr>
-        <w:t>три</w:t>
-      </w:r>
-      <w:r>
-        <w:rPr>
-          <w:lang w:val="sr-Cyrl-RS"/>
-        </w:rPr>
-        <w:t>,</w:t>
-      </w:r>
-      <w:r>
-        <w:rPr>
-          <w:lang w:val="ru-RU"/>
-        </w:rPr>
-        <w:t>плус</w:t>
-      </w:r>
-      <w:r>
-        <w:rPr>
-          <w:lang w:val="sr-Cyrl-RS"/>
-        </w:rPr>
-        <w:t xml:space="preserve"> је </w:t>
-      </w:r>
-      <w:r>
-        <w:rPr>
-          <w:lang w:val="ru-RU"/>
-        </w:rPr>
-        <w:t>репетитивно</w:t>
-      </w:r>
-      <w:r>
-        <w:rPr>
-          <w:lang w:val="sr-Cyrl-RS"/>
-        </w:rPr>
-        <w:t>, можда избацити прву појаву у 1.1</w:t>
-      </w:r>
-    </w:p>
-  </w:comment>
-  <w:comment w:id="105" w:author="Nikola Babić" w:date="2026-08-20T19:52:00Z" w:initials="NB">
-    <w:p>
-      <w:pPr>
-        <w:pStyle w:val="CommentText"/>
-      </w:pPr>
-      <w:r>
-        <w:rPr>
-          <w:rStyle w:val="CommentReference"/>
-        </w:rPr>
-        <w:annotationRef/>
-      </w:r>
-      <w:r>
-        <w:rPr>
-          <w:lang w:val="sr-Cyrl-RS"/>
-        </w:rPr>
-        <w:t>5 коментара непознатог порекла?</w:t>
-      </w:r>
-    </w:p>
-  </w:comment>
-  <w:comment w:id="106" w:author="Nikola Babić" w:date="2026-08-20T19:56:00Z" w:initials="NB">
-    <w:p>
-      <w:pPr>
-        <w:pStyle w:val="CommentText"/>
-      </w:pPr>
-      <w:r>
-        <w:rPr>
-          <w:rStyle w:val="CommentReference"/>
-        </w:rPr>
-        <w:annotationRef/>
-      </w:r>
-      <w:r>
-        <w:rPr>
-          <w:lang w:val="ru-RU"/>
-        </w:rPr>
-        <w:t>Да ли желимо овакав изглеед</w:t>
-      </w:r>
-      <w:r>
-        <w:rPr>
-          <w:lang w:val="sr-Cyrl-RS"/>
-        </w:rPr>
-        <w:t xml:space="preserve"> </w:t>
-      </w:r>
-      <w:r>
-        <w:rPr>
-          <w:lang w:val="ru-RU"/>
-        </w:rPr>
-        <w:t>табеле без ивица и поља?</w:t>
-      </w:r>
-    </w:p>
-  </w:comment>
-  <w:comment w:id="109" w:author="Nikola Babić" w:date="2026-08-20T19:58:00Z" w:initials="NB">
-    <w:p>
-      <w:pPr>
-        <w:pStyle w:val="CommentText"/>
-      </w:pPr>
-      <w:r>
-        <w:rPr>
-          <w:rStyle w:val="CommentReference"/>
-        </w:rPr>
-        <w:annotationRef/>
-      </w:r>
-      <w:r>
-        <w:rPr>
-          <w:lang w:val="ru-RU"/>
-        </w:rPr>
-        <w:t>А</w:t>
-      </w:r>
-      <w:r>
-        <w:rPr>
-          <w:lang w:val="sr-Cyrl-RS"/>
-        </w:rPr>
-        <w:t xml:space="preserve">ко ја добро </w:t>
-      </w:r>
-      <w:r>
-        <w:rPr>
-          <w:lang w:val="ru-RU"/>
-        </w:rPr>
-        <w:t>ћитам</w:t>
-      </w:r>
-      <w:r>
-        <w:rPr>
-          <w:lang w:val="sr-Cyrl-RS"/>
-        </w:rPr>
-        <w:t xml:space="preserve"> </w:t>
-      </w:r>
-      <w:r>
-        <w:rPr>
-          <w:lang w:val="ru-RU"/>
-        </w:rPr>
-        <w:t>график</w:t>
-      </w:r>
-      <w:r>
-        <w:rPr>
-          <w:lang w:val="sr-Cyrl-RS"/>
-        </w:rPr>
-        <w:t xml:space="preserve"> ово није тачно, </w:t>
-      </w:r>
-      <w:r>
-        <w:t xml:space="preserve">YT </w:t>
-      </w:r>
-      <w:r>
-        <w:rPr>
-          <w:lang w:val="sr-Cyrl-RS"/>
-        </w:rPr>
-        <w:t>и</w:t>
-      </w:r>
-      <w:r>
-        <w:t xml:space="preserve"> FB</w:t>
-      </w:r>
-    </w:p>
-  </w:comment>
-  <w:comment w:id="110" w:author="Nikola Babić" w:date="2026-08-20T19:58:00Z" w:initials="NB">
-    <w:p>
-      <w:pPr>
-        <w:pStyle w:val="CommentText"/>
-      </w:pPr>
-      <w:r>
-        <w:rPr>
-          <w:rStyle w:val="CommentReference"/>
-        </w:rPr>
-        <w:annotationRef/>
-      </w:r>
-      <w:r>
-        <w:rPr>
-          <w:lang w:val="ru-RU"/>
-        </w:rPr>
-        <w:t>О</w:t>
-      </w:r>
-      <w:r>
-        <w:rPr>
-          <w:lang w:val="sr-Cyrl-RS"/>
-        </w:rPr>
-        <w:t>во је укинуто ја мислим али је остала таква култура/форма писања па можда треба преправити</w:t>
-      </w:r>
-    </w:p>
-  </w:comment>
-  <w:comment w:id="112" w:author="Nikola Babić" w:date="2026-08-20T20:00:00Z" w:initials="NB">
-    <w:p>
-      <w:pPr>
-        <w:pStyle w:val="CommentText"/>
-      </w:pPr>
-      <w:r>
-        <w:rPr>
-          <w:rStyle w:val="CommentReference"/>
-        </w:rPr>
-        <w:annotationRef/>
-      </w:r>
-      <w:r>
-        <w:rPr>
-          <w:lang w:val="ru-RU"/>
-        </w:rPr>
-        <w:t>О</w:t>
-      </w:r>
-      <w:r>
-        <w:rPr>
-          <w:lang w:val="sr-Cyrl-RS"/>
-        </w:rPr>
-        <w:t>во баш одудара од садржаја на графику, и за власт исто мање више</w:t>
-      </w:r>
-    </w:p>
-  </w:comment>
-  <w:comment w:id="118" w:author="Nikola Babić" w:date="2026-08-20T20:05:00Z" w:initials="NB">
-    <w:p>
-      <w:pPr>
-        <w:pStyle w:val="CommentText"/>
-      </w:pPr>
-      <w:r>
-        <w:rPr>
-          <w:rStyle w:val="CommentReference"/>
-        </w:rPr>
-        <w:annotationRef/>
-      </w:r>
-      <w:r>
-        <w:rPr>
-          <w:lang w:val="ru-RU"/>
-        </w:rPr>
-        <w:t>Д</w:t>
-      </w:r>
-      <w:r>
-        <w:rPr>
-          <w:lang w:val="sr-Cyrl-RS"/>
-        </w:rPr>
-        <w:t>о сад је било на српском, треба доследно користити. Рамотрити шта за остала имена исто</w:t>
-      </w:r>
-    </w:p>
-  </w:comment>
-  <w:comment w:id="124" w:author="Nikola Babić" w:date="2026-08-20T20:16:00Z" w:initials="NB">
-    <w:p>
-      <w:pPr>
-        <w:pStyle w:val="CommentText"/>
-      </w:pPr>
-      <w:r>
-        <w:rPr>
-          <w:rStyle w:val="CommentReference"/>
-        </w:rPr>
-        <w:annotationRef/>
-      </w:r>
-      <w:r>
-        <w:rPr>
-          <w:lang w:val="ru-RU"/>
-        </w:rPr>
-        <w:t>Класичних</w:t>
-      </w:r>
-      <w:r>
-        <w:rPr>
-          <w:lang w:val="sr-Cyrl-RS"/>
-        </w:rPr>
-        <w:t xml:space="preserve"> модела/</w:t>
-      </w:r>
-      <w:r>
-        <w:rPr>
-          <w:lang w:val="ru-RU"/>
-        </w:rPr>
-        <w:t>неуралних</w:t>
-      </w:r>
-      <w:r>
-        <w:rPr>
-          <w:lang w:val="sr-Cyrl-RS"/>
-        </w:rPr>
-        <w:t xml:space="preserve"> мрежа/ чега*?</w:t>
-      </w:r>
-    </w:p>
-  </w:comment>
-  <w:comment w:id="128" w:author="Nikola Babić" w:date="2026-08-20T20:17:00Z" w:initials="NB">
-    <w:p>
-      <w:pPr>
-        <w:pStyle w:val="CommentText"/>
-      </w:pPr>
-      <w:r>
-        <w:rPr>
-          <w:rStyle w:val="CommentReference"/>
-        </w:rPr>
-        <w:annotationRef/>
-      </w:r>
-      <w:r>
-        <w:rPr>
-          <w:lang w:val="ru-RU"/>
-        </w:rPr>
-        <w:t>З</w:t>
-      </w:r>
-      <w:r>
-        <w:rPr>
-          <w:lang w:val="sr-Cyrl-RS"/>
-        </w:rPr>
-        <w:t>апис?</w:t>
-      </w:r>
-    </w:p>
-  </w:comment>
-  <w:comment w:id="130" w:author="Nikola Babić" w:date="2026-08-20T20:19:00Z" w:initials="NB">
-    <w:p>
-      <w:pPr>
-        <w:pStyle w:val="CommentText"/>
-        <w:rPr>
-          <w:lang w:val="en-US"/>
-        </w:rPr>
-      </w:pPr>
-      <w:r>
-        <w:rPr>
-          <w:rStyle w:val="CommentReference"/>
-        </w:rPr>
-        <w:annotationRef/>
-      </w:r>
-      <w:r>
-        <w:rPr>
-          <w:lang w:val="ru-RU"/>
-        </w:rPr>
-        <w:t>П</w:t>
-      </w:r>
-      <w:r>
-        <w:rPr>
-          <w:lang w:val="sr-Cyrl-RS"/>
-        </w:rPr>
-        <w:t>адеж?</w:t>
-      </w:r>
-    </w:p>
-  </w:comment>
-  <w:comment w:id="135" w:author="Nikola Babić" w:date="2026-08-20T20:12:00Z" w:initials="NB">
+  <w:comment w:id="36" w:author="Nikola Babić" w:date="2026-08-20T20:12:00Z" w:initials="NB">
     <w:p>
       <w:pPr>
         <w:pStyle w:val="CommentText"/>
@@ -17396,10 +16735,7 @@
 </file>
 
 <file path=word/commentsExtended.xml><?xml version="1.0" encoding="utf-8"?>
-<w15:commentsEx xmlns:wpc="http://schemas.microsoft.com/office/word/2010/wordprocessingCanvas" xmlns:cx="http://schemas.microsoft.com/office/drawing/2014/chartex" xmlns:cx1="http://schemas.microsoft.com/office/drawing/2015/9/8/chartex" xmlns:cx2="http://schemas.microsoft.com/office/drawing/2015/10/21/chartex" xmlns:cx3="http://schemas.microsoft.com/office/drawing/2016/5/9/chartex" xmlns:cx4="http://schemas.microsoft.com/office/drawing/2016/5/10/chartex" xmlns:cx5="http://schemas.microsoft.com/office/drawing/2016/5/11/chartex" xmlns:cx6="http://schemas.microsoft.com/office/drawing/2016/5/12/chartex" xmlns:cx7="http://schemas.microsoft.com/office/drawing/2016/5/13/chartex" xmlns:cx8="http://schemas.microsoft.com/office/drawing/2016/5/14/chartex" xmlns:mc="http://schemas.openxmlformats.org/markup-compatibility/2006" xmlns:aink="http://schemas.microsoft.com/office/drawing/2016/ink" xmlns:am3d="http://schemas.microsoft.com/office/drawing/2017/model3d" xmlns:o="urn:schemas-microsoft-com:office:office" xmlns:oel="http://schemas.microsoft.com/office/2019/extlst" xmlns:r="http://schemas.openxmlformats.org/officeDocument/2006/relationships" xmlns:m="http://schemas.openxmlformats.org/officeDocument/2006/math" xmlns:v="urn:schemas-microsoft-com:vml" xmlns:wp14="http://schemas.microsoft.com/office/word/2010/wordprocessingDrawing" xmlns:wp="http://schemas.openxmlformats.org/drawingml/2006/wordprocessingDrawing" xmlns:w10="urn:schemas-microsoft-com:office:word" xmlns:w="http://schemas.openxmlformats.org/wordprocessingml/2006/main" xmlns:w14="http://schemas.microsoft.com/office/word/2010/wordml" xmlns:w15="http://schemas.microsoft.com/office/word/2012/wordml" xmlns:w16cei="http://schemas.microsoft.com/office/word/2026/wordml/cei" xmlns:w16cex="http://schemas.microsoft.com/office/word/2018/wordml/cex" xmlns:w16cid="http://schemas.microsoft.com/office/word/2016/wordml/cid" xmlns:w16="http://schemas.microsoft.com/office/word/2018/wordml" xmlns:w16du="http://schemas.microsoft.com/office/word/2023/wordml/word16du" xmlns:w16sdtdh="http://schemas.microsoft.com/office/word/2020/wordml/sdtdatahash" xmlns:w16sdtfl="http://schemas.microsoft.com/office/word/2024/wordml/sdtformatlock" xmlns:w16se="http://schemas.microsoft.com/office/word/2015/wordml/symex" xmlns:wpg="http://schemas.microsoft.com/office/word/2010/wordprocessingGroup" xmlns:wpi="http://schemas.microsoft.com/office/word/2010/wordprocessingInk" xmlns:wne="http://schemas.microsoft.com/office/word/2006/wordml" xmlns:wps="http://schemas.microsoft.com/office/word/2010/wordprocessingShape" mc:Ignorable="w14 w15 w16se w16cid w16 w16cex w16sdtdh w16sdtfl w16du wp14">
-  <w15:commentEx w15:paraId="2A073117" w15:done="0"/>
-  <w15:commentEx w15:paraId="27E6D7EF" w15:done="0"/>
-  <w15:commentEx w15:paraId="1EBD3C5B" w15:done="0"/>
+<w15:commentsEx xmlns:wpc="http://schemas.microsoft.com/office/word/2010/wordprocessingCanvas" xmlns:cx="http://schemas.microsoft.com/office/drawing/2014/chartex" xmlns:cx1="http://schemas.microsoft.com/office/drawing/2015/9/8/chartex" xmlns:cx2="http://schemas.microsoft.com/office/drawing/2015/10/21/chartex" xmlns:cx3="http://schemas.microsoft.com/office/drawing/2016/5/9/chartex" xmlns:cx4="http://schemas.microsoft.com/office/drawing/2016/5/10/chartex" xmlns:cx5="http://schemas.microsoft.com/office/drawing/2016/5/11/chartex" xmlns:cx6="http://schemas.microsoft.com/office/drawing/2016/5/12/chartex" xmlns:cx7="http://schemas.microsoft.com/office/drawing/2016/5/13/chartex" xmlns:cx8="http://schemas.microsoft.com/office/drawing/2016/5/14/chartex" xmlns:mc="http://schemas.openxmlformats.org/markup-compatibility/2006" xmlns:aink="http://schemas.microsoft.com/office/drawing/2016/ink" xmlns:am3d="http://schemas.microsoft.com/office/drawing/2017/model3d" xmlns:o="urn:schemas-microsoft-com:office:office" xmlns:oel="http://schemas.microsoft.com/office/2019/extlst" xmlns:r="http://schemas.openxmlformats.org/officeDocument/2006/relationships" xmlns:m="http://schemas.openxmlformats.org/officeDocument/2006/math" xmlns:v="urn:schemas-microsoft-com:vml" xmlns:wp14="http://schemas.microsoft.com/office/word/2010/wordprocessingDrawing" xmlns:wp="http://schemas.openxmlformats.org/drawingml/2006/wordprocessingDrawing" xmlns:w10="urn:schemas-microsoft-com:office:word" xmlns:w="http://schemas.openxmlformats.org/wordprocessingml/2006/main" xmlns:w14="http://schemas.microsoft.com/office/word/2010/wordml" xmlns:w15="http://schemas.microsoft.com/office/word/2012/wordml" xmlns:w16cex="http://schemas.microsoft.com/office/word/2018/wordml/cex" xmlns:w16cid="http://schemas.microsoft.com/office/word/2016/wordml/cid" xmlns:w16="http://schemas.microsoft.com/office/word/2018/wordml" xmlns:w16du="http://schemas.microsoft.com/office/word/2023/wordml/word16du" xmlns:w16sdtdh="http://schemas.microsoft.com/office/word/2020/wordml/sdtdatahash" xmlns:w16sdtfl="http://schemas.microsoft.com/office/word/2024/wordml/sdtformatlock" xmlns:w16se="http://schemas.microsoft.com/office/word/2015/wordml/symex" xmlns:wpg="http://schemas.microsoft.com/office/word/2010/wordprocessingGroup" xmlns:wpi="http://schemas.microsoft.com/office/word/2010/wordprocessingInk" xmlns:wne="http://schemas.microsoft.com/office/word/2006/wordml" xmlns:wps="http://schemas.microsoft.com/office/word/2010/wordprocessingShape" mc:Ignorable="w14 w15 w16se w16cid w16 w16cex w16sdtdh w16sdtfl w16du wp14">
   <w15:commentEx w15:paraId="1D41D77E" w15:done="0"/>
   <w15:commentEx w15:paraId="6B959167" w15:done="0"/>
   <w15:commentEx w15:paraId="0A7E268B" w15:done="0"/>
@@ -17410,7 +16746,6 @@
   <w15:commentEx w15:paraId="072325D1" w15:done="0"/>
   <w15:commentEx w15:paraId="5D4F91E8" w15:done="0"/>
   <w15:commentEx w15:paraId="778FF368" w15:done="0"/>
-  <w15:commentEx w15:paraId="5A544283" w15:done="0"/>
   <w15:commentEx w15:paraId="40B544CD" w15:done="0"/>
   <w15:commentEx w15:paraId="43ADE672" w15:done="0"/>
   <w15:commentEx w15:paraId="7B502B8B" w15:done="0"/>
@@ -17418,10 +16753,7 @@
 </file>
 
 <file path=word/commentsExtensible.xml><?xml version="1.0" encoding="utf-8"?>
-<w16cex:commentsExtensible xmlns:wpc="http://schemas.microsoft.com/office/word/2010/wordprocessingCanvas" xmlns:cx="http://schemas.microsoft.com/office/drawing/2014/chartex" xmlns:cx1="http://schemas.microsoft.com/office/drawing/2015/9/8/chartex" xmlns:cx2="http://schemas.microsoft.com/office/drawing/2015/10/21/chartex" xmlns:cx3="http://schemas.microsoft.com/office/drawing/2016/5/9/chartex" xmlns:cx4="http://schemas.microsoft.com/office/drawing/2016/5/10/chartex" xmlns:cx5="http://schemas.microsoft.com/office/drawing/2016/5/11/chartex" xmlns:cx6="http://schemas.microsoft.com/office/drawing/2016/5/12/chartex" xmlns:cx7="http://schemas.microsoft.com/office/drawing/2016/5/13/chartex" xmlns:cx8="http://schemas.microsoft.com/office/drawing/2016/5/14/chartex" xmlns:cr="http://schemas.microsoft.com/office/comments/2020/reactions" xmlns:mc="http://schemas.openxmlformats.org/markup-compatibility/2006" xmlns:aink="http://schemas.microsoft.com/office/drawing/2016/ink" xmlns:am3d="http://schemas.microsoft.com/office/drawing/2017/model3d" xmlns:o="urn:schemas-microsoft-com:office:office" xmlns:oel="http://schemas.microsoft.com/office/2019/extlst" xmlns:r="http://schemas.openxmlformats.org/officeDocument/2006/relationships" xmlns:m="http://schemas.openxmlformats.org/officeDocument/2006/math" xmlns:v="urn:schemas-microsoft-com:vml" xmlns:wp14="http://schemas.microsoft.com/office/word/2010/wordprocessingDrawing" xmlns:wp="http://schemas.openxmlformats.org/drawingml/2006/wordprocessingDrawing" xmlns:w10="urn:schemas-microsoft-com:office:word" xmlns:w="http://schemas.openxmlformats.org/wordprocessingml/2006/main" xmlns:w14="http://schemas.microsoft.com/office/word/2010/wordml" xmlns:w15="http://schemas.microsoft.com/office/word/2012/wordml" xmlns:w16cei="http://schemas.microsoft.com/office/word/2026/wordml/cei" xmlns:w16cex="http://schemas.microsoft.com/office/word/2018/wordml/cex" xmlns:w16cid="http://schemas.microsoft.com/office/word/2016/wordml/cid" xmlns:w16="http://schemas.microsoft.com/office/word/2018/wordml" xmlns:w16du="http://schemas.microsoft.com/office/word/2023/wordml/word16du" xmlns:w16sdtdh="http://schemas.microsoft.com/office/word/2020/wordml/sdtdatahash" xmlns:w16sdtfl="http://schemas.microsoft.com/office/word/2024/wordml/sdtformatlock" xmlns:w16se="http://schemas.microsoft.com/office/word/2015/wordml/symex" xmlns:wpg="http://schemas.microsoft.com/office/word/2010/wordprocessingGroup" xmlns:wpi="http://schemas.microsoft.com/office/word/2010/wordprocessingInk" xmlns:wne="http://schemas.microsoft.com/office/word/2006/wordml" xmlns:wps="http://schemas.microsoft.com/office/word/2010/wordprocessingShape" mc:Ignorable="w14 w15 w16se w16cid w16 w16cex w16sdtdh w16sdtfl cr w16du wp14">
-  <w16cex:commentExtensible w16cex:durableId="7B127492" w16cex:dateUtc="2026-08-20T16:33:00Z"/>
-  <w16cex:commentExtensible w16cex:durableId="592FB293" w16cex:dateUtc="2026-08-20T16:41:00Z"/>
-  <w16cex:commentExtensible w16cex:durableId="60D63EED" w16cex:dateUtc="2026-08-20T16:42:00Z"/>
+<w16cex:commentsExtensible xmlns:wpc="http://schemas.microsoft.com/office/word/2010/wordprocessingCanvas" xmlns:cx="http://schemas.microsoft.com/office/drawing/2014/chartex" xmlns:cx1="http://schemas.microsoft.com/office/drawing/2015/9/8/chartex" xmlns:cx2="http://schemas.microsoft.com/office/drawing/2015/10/21/chartex" xmlns:cx3="http://schemas.microsoft.com/office/drawing/2016/5/9/chartex" xmlns:cx4="http://schemas.microsoft.com/office/drawing/2016/5/10/chartex" xmlns:cx5="http://schemas.microsoft.com/office/drawing/2016/5/11/chartex" xmlns:cx6="http://schemas.microsoft.com/office/drawing/2016/5/12/chartex" xmlns:cx7="http://schemas.microsoft.com/office/drawing/2016/5/13/chartex" xmlns:cx8="http://schemas.microsoft.com/office/drawing/2016/5/14/chartex" xmlns:cr="http://schemas.microsoft.com/office/comments/2020/reactions" xmlns:mc="http://schemas.openxmlformats.org/markup-compatibility/2006" xmlns:aink="http://schemas.microsoft.com/office/drawing/2016/ink" xmlns:am3d="http://schemas.microsoft.com/office/drawing/2017/model3d" xmlns:o="urn:schemas-microsoft-com:office:office" xmlns:oel="http://schemas.microsoft.com/office/2019/extlst" xmlns:r="http://schemas.openxmlformats.org/officeDocument/2006/relationships" xmlns:m="http://schemas.openxmlformats.org/officeDocument/2006/math" xmlns:v="urn:schemas-microsoft-com:vml" xmlns:wp14="http://schemas.microsoft.com/office/word/2010/wordprocessingDrawing" xmlns:wp="http://schemas.openxmlformats.org/drawingml/2006/wordprocessingDrawing" xmlns:w10="urn:schemas-microsoft-com:office:word" xmlns:w="http://schemas.openxmlformats.org/wordprocessingml/2006/main" xmlns:w14="http://schemas.microsoft.com/office/word/2010/wordml" xmlns:w15="http://schemas.microsoft.com/office/word/2012/wordml" xmlns:w16cex="http://schemas.microsoft.com/office/word/2018/wordml/cex" xmlns:w16cid="http://schemas.microsoft.com/office/word/2016/wordml/cid" xmlns:w16="http://schemas.microsoft.com/office/word/2018/wordml" xmlns:w16du="http://schemas.microsoft.com/office/word/2023/wordml/word16du" xmlns:w16sdtdh="http://schemas.microsoft.com/office/word/2020/wordml/sdtdatahash" xmlns:w16sdtfl="http://schemas.microsoft.com/office/word/2024/wordml/sdtformatlock" xmlns:w16se="http://schemas.microsoft.com/office/word/2015/wordml/symex" xmlns:wpg="http://schemas.microsoft.com/office/word/2010/wordprocessingGroup" xmlns:wpi="http://schemas.microsoft.com/office/word/2010/wordprocessingInk" xmlns:wne="http://schemas.microsoft.com/office/word/2006/wordml" xmlns:wps="http://schemas.microsoft.com/office/word/2010/wordprocessingShape" mc:Ignorable="w14 w15 w16se w16cid w16 w16cex w16sdtdh w16sdtfl cr w16du wp14">
   <w16cex:commentExtensible w16cex:durableId="559C571D" w16cex:dateUtc="2026-08-20T17:28:00Z"/>
   <w16cex:commentExtensible w16cex:durableId="322CC6D7" w16cex:dateUtc="2026-08-20T17:23:00Z"/>
   <w16cex:commentExtensible w16cex:durableId="7E51412B" w16cex:dateUtc="2026-08-20T17:25:00Z"/>
@@ -17432,7 +16764,6 @@
   <w16cex:commentExtensible w16cex:durableId="7A11BBA7" w16cex:dateUtc="2026-08-20T17:58:00Z"/>
   <w16cex:commentExtensible w16cex:durableId="20B18B1B" w16cex:dateUtc="2026-08-20T18:00:00Z"/>
   <w16cex:commentExtensible w16cex:durableId="6E4B3971" w16cex:dateUtc="2026-08-20T18:05:00Z"/>
-  <w16cex:commentExtensible w16cex:durableId="72B9EDD1" w16cex:dateUtc="2026-08-20T18:16:00Z"/>
   <w16cex:commentExtensible w16cex:durableId="2E30A522" w16cex:dateUtc="2026-08-20T18:17:00Z"/>
   <w16cex:commentExtensible w16cex:durableId="33165919" w16cex:dateUtc="2026-08-20T18:19:00Z"/>
   <w16cex:commentExtensible w16cex:durableId="701C7B9D" w16cex:dateUtc="2026-08-20T18:12:00Z"/>
@@ -17440,10 +16771,7 @@
 </file>
 
 <file path=word/commentsIds.xml><?xml version="1.0" encoding="utf-8"?>
-<w16cid:commentsIds xmlns:wpc="http://schemas.microsoft.com/office/word/2010/wordprocessingCanvas" xmlns:cx="http://schemas.microsoft.com/office/drawing/2014/chartex" xmlns:cx1="http://schemas.microsoft.com/office/drawing/2015/9/8/chartex" xmlns:cx2="http://schemas.microsoft.com/office/drawing/2015/10/21/chartex" xmlns:cx3="http://schemas.microsoft.com/office/drawing/2016/5/9/chartex" xmlns:cx4="http://schemas.microsoft.com/office/drawing/2016/5/10/chartex" xmlns:cx5="http://schemas.microsoft.com/office/drawing/2016/5/11/chartex" xmlns:cx6="http://schemas.microsoft.com/office/drawing/2016/5/12/chartex" xmlns:cx7="http://schemas.microsoft.com/office/drawing/2016/5/13/chartex" xmlns:cx8="http://schemas.microsoft.com/office/drawing/2016/5/14/chartex" xmlns:mc="http://schemas.openxmlformats.org/markup-compatibility/2006" xmlns:aink="http://schemas.microsoft.com/office/drawing/2016/ink" xmlns:am3d="http://schemas.microsoft.com/office/drawing/2017/model3d" xmlns:o="urn:schemas-microsoft-com:office:office" xmlns:oel="http://schemas.microsoft.com/office/2019/extlst" xmlns:r="http://schemas.openxmlformats.org/officeDocument/2006/relationships" xmlns:m="http://schemas.openxmlformats.org/officeDocument/2006/math" xmlns:v="urn:schemas-microsoft-com:vml" xmlns:wp14="http://schemas.microsoft.com/office/word/2010/wordprocessingDrawing" xmlns:wp="http://schemas.openxmlformats.org/drawingml/2006/wordprocessingDrawing" xmlns:w10="urn:schemas-microsoft-com:office:word" xmlns:w="http://schemas.openxmlformats.org/wordprocessingml/2006/main" xmlns:w14="http://schemas.microsoft.com/office/word/2010/wordml" xmlns:w15="http://schemas.microsoft.com/office/word/2012/wordml" xmlns:w16cei="http://schemas.microsoft.com/office/word/2026/wordml/cei" xmlns:w16cex="http://schemas.microsoft.com/office/word/2018/wordml/cex" xmlns:w16cid="http://schemas.microsoft.com/office/word/2016/wordml/cid" xmlns:w16="http://schemas.microsoft.com/office/word/2018/wordml" xmlns:w16du="http://schemas.microsoft.com/office/word/2023/wordml/word16du" xmlns:w16sdtdh="http://schemas.microsoft.com/office/word/2020/wordml/sdtdatahash" xmlns:w16sdtfl="http://schemas.microsoft.com/office/word/2024/wordml/sdtformatlock" xmlns:w16se="http://schemas.microsoft.com/office/word/2015/wordml/symex" xmlns:wpg="http://schemas.microsoft.com/office/word/2010/wordprocessingGroup" xmlns:wpi="http://schemas.microsoft.com/office/word/2010/wordprocessingInk" xmlns:wne="http://schemas.microsoft.com/office/word/2006/wordml" xmlns:wps="http://schemas.microsoft.com/office/word/2010/wordprocessingShape" mc:Ignorable="w14 w15 w16se w16cid w16 w16cex w16sdtdh w16sdtfl w16du wp14">
-  <w16cid:commentId w16cid:paraId="2A073117" w16cid:durableId="7B127492"/>
-  <w16cid:commentId w16cid:paraId="27E6D7EF" w16cid:durableId="592FB293"/>
-  <w16cid:commentId w16cid:paraId="1EBD3C5B" w16cid:durableId="60D63EED"/>
+<w16cid:commentsIds xmlns:wpc="http://schemas.microsoft.com/office/word/2010/wordprocessingCanvas" xmlns:cx="http://schemas.microsoft.com/office/drawing/2014/chartex" xmlns:cx1="http://schemas.microsoft.com/office/drawing/2015/9/8/chartex" xmlns:cx2="http://schemas.microsoft.com/office/drawing/2015/10/21/chartex" xmlns:cx3="http://schemas.microsoft.com/office/drawing/2016/5/9/chartex" xmlns:cx4="http://schemas.microsoft.com/office/drawing/2016/5/10/chartex" xmlns:cx5="http://schemas.microsoft.com/office/drawing/2016/5/11/chartex" xmlns:cx6="http://schemas.microsoft.com/office/drawing/2016/5/12/chartex" xmlns:cx7="http://schemas.microsoft.com/office/drawing/2016/5/13/chartex" xmlns:cx8="http://schemas.microsoft.com/office/drawing/2016/5/14/chartex" xmlns:mc="http://schemas.openxmlformats.org/markup-compatibility/2006" xmlns:aink="http://schemas.microsoft.com/office/drawing/2016/ink" xmlns:am3d="http://schemas.microsoft.com/office/drawing/2017/model3d" xmlns:o="urn:schemas-microsoft-com:office:office" xmlns:oel="http://schemas.microsoft.com/office/2019/extlst" xmlns:r="http://schemas.openxmlformats.org/officeDocument/2006/relationships" xmlns:m="http://schemas.openxmlformats.org/officeDocument/2006/math" xmlns:v="urn:schemas-microsoft-com:vml" xmlns:wp14="http://schemas.microsoft.com/office/word/2010/wordprocessingDrawing" xmlns:wp="http://schemas.openxmlformats.org/drawingml/2006/wordprocessingDrawing" xmlns:w10="urn:schemas-microsoft-com:office:word" xmlns:w="http://schemas.openxmlformats.org/wordprocessingml/2006/main" xmlns:w14="http://schemas.microsoft.com/office/word/2010/wordml" xmlns:w15="http://schemas.microsoft.com/office/word/2012/wordml" xmlns:w16cex="http://schemas.microsoft.com/office/word/2018/wordml/cex" xmlns:w16cid="http://schemas.microsoft.com/office/word/2016/wordml/cid" xmlns:w16="http://schemas.microsoft.com/office/word/2018/wordml" xmlns:w16du="http://schemas.microsoft.com/office/word/2023/wordml/word16du" xmlns:w16sdtdh="http://schemas.microsoft.com/office/word/2020/wordml/sdtdatahash" xmlns:w16sdtfl="http://schemas.microsoft.com/office/word/2024/wordml/sdtformatlock" xmlns:w16se="http://schemas.microsoft.com/office/word/2015/wordml/symex" xmlns:wpg="http://schemas.microsoft.com/office/word/2010/wordprocessingGroup" xmlns:wpi="http://schemas.microsoft.com/office/word/2010/wordprocessingInk" xmlns:wne="http://schemas.microsoft.com/office/word/2006/wordml" xmlns:wps="http://schemas.microsoft.com/office/word/2010/wordprocessingShape" mc:Ignorable="w14 w15 w16se w16cid w16 w16cex w16sdtdh w16sdtfl w16du wp14">
   <w16cid:commentId w16cid:paraId="1D41D77E" w16cid:durableId="559C571D"/>
   <w16cid:commentId w16cid:paraId="6B959167" w16cid:durableId="322CC6D7"/>
   <w16cid:commentId w16cid:paraId="0A7E268B" w16cid:durableId="7E51412B"/>
@@ -17454,7 +16782,6 @@
   <w16cid:commentId w16cid:paraId="072325D1" w16cid:durableId="7A11BBA7"/>
   <w16cid:commentId w16cid:paraId="5D4F91E8" w16cid:durableId="20B18B1B"/>
   <w16cid:commentId w16cid:paraId="778FF368" w16cid:durableId="6E4B3971"/>
-  <w16cid:commentId w16cid:paraId="5A544283" w16cid:durableId="72B9EDD1"/>
   <w16cid:commentId w16cid:paraId="40B544CD" w16cid:durableId="2E30A522"/>
   <w16cid:commentId w16cid:paraId="43ADE672" w16cid:durableId="33165919"/>
   <w16cid:commentId w16cid:paraId="7B502B8B" w16cid:durableId="701C7B9D"/>
@@ -17462,7 +16789,7 @@
 </file>
 
 <file path=word/numbering.xml><?xml version="1.0" encoding="utf-8"?>
-<w:numbering xmlns:wpc="http://schemas.microsoft.com/office/word/2010/wordprocessingCanvas" xmlns:cx="http://schemas.microsoft.com/office/drawing/2014/chartex" xmlns:cx1="http://schemas.microsoft.com/office/drawing/2015/9/8/chartex" xmlns:cx2="http://schemas.microsoft.com/office/drawing/2015/10/21/chartex" xmlns:cx3="http://schemas.microsoft.com/office/drawing/2016/5/9/chartex" xmlns:cx4="http://schemas.microsoft.com/office/drawing/2016/5/10/chartex" xmlns:cx5="http://schemas.microsoft.com/office/drawing/2016/5/11/chartex" xmlns:cx6="http://schemas.microsoft.com/office/drawing/2016/5/12/chartex" xmlns:cx7="http://schemas.microsoft.com/office/drawing/2016/5/13/chartex" xmlns:cx8="http://schemas.microsoft.com/office/drawing/2016/5/14/chartex" xmlns:mc="http://schemas.openxmlformats.org/markup-compatibility/2006" xmlns:aink="http://schemas.microsoft.com/office/drawing/2016/ink" xmlns:am3d="http://schemas.microsoft.com/office/drawing/2017/model3d" xmlns:o="urn:schemas-microsoft-com:office:office" xmlns:oel="http://schemas.microsoft.com/office/2019/extlst" xmlns:r="http://schemas.openxmlformats.org/officeDocument/2006/relationships" xmlns:m="http://schemas.openxmlformats.org/officeDocument/2006/math" xmlns:v="urn:schemas-microsoft-com:vml" xmlns:wp14="http://schemas.microsoft.com/office/word/2010/wordprocessingDrawing" xmlns:wp="http://schemas.openxmlformats.org/drawingml/2006/wordprocessingDrawing" xmlns:w10="urn:schemas-microsoft-com:office:word" xmlns:w="http://schemas.openxmlformats.org/wordprocessingml/2006/main" xmlns:w14="http://schemas.microsoft.com/office/word/2010/wordml" xmlns:w15="http://schemas.microsoft.com/office/word/2012/wordml" xmlns:w16cei="http://schemas.microsoft.com/office/word/2026/wordml/cei" xmlns:w16cex="http://schemas.microsoft.com/office/word/2018/wordml/cex" xmlns:w16cid="http://schemas.microsoft.com/office/word/2016/wordml/cid" xmlns:w16="http://schemas.microsoft.com/office/word/2018/wordml" xmlns:w16du="http://schemas.microsoft.com/office/word/2023/wordml/word16du" xmlns:w16sdtdh="http://schemas.microsoft.com/office/word/2020/wordml/sdtdatahash" xmlns:w16sdtfl="http://schemas.microsoft.com/office/word/2024/wordml/sdtformatlock" xmlns:w16se="http://schemas.microsoft.com/office/word/2015/wordml/symex" xmlns:wpg="http://schemas.microsoft.com/office/word/2010/wordprocessingGroup" xmlns:wpi="http://schemas.microsoft.com/office/word/2010/wordprocessingInk" xmlns:wne="http://schemas.microsoft.com/office/word/2006/wordml" xmlns:wps="http://schemas.microsoft.com/office/word/2010/wordprocessingShape" mc:Ignorable="w14 w15 w16se w16cid w16 w16cex w16sdtdh w16sdtfl w16du wp14">
+<w:numbering xmlns:wpc="http://schemas.microsoft.com/office/word/2010/wordprocessingCanvas" xmlns:cx="http://schemas.microsoft.com/office/drawing/2014/chartex" xmlns:cx1="http://schemas.microsoft.com/office/drawing/2015/9/8/chartex" xmlns:cx2="http://schemas.microsoft.com/office/drawing/2015/10/21/chartex" xmlns:cx3="http://schemas.microsoft.com/office/drawing/2016/5/9/chartex" xmlns:cx4="http://schemas.microsoft.com/office/drawing/2016/5/10/chartex" xmlns:cx5="http://schemas.microsoft.com/office/drawing/2016/5/11/chartex" xmlns:cx6="http://schemas.microsoft.com/office/drawing/2016/5/12/chartex" xmlns:cx7="http://schemas.microsoft.com/office/drawing/2016/5/13/chartex" xmlns:cx8="http://schemas.microsoft.com/office/drawing/2016/5/14/chartex" xmlns:mc="http://schemas.openxmlformats.org/markup-compatibility/2006" xmlns:aink="http://schemas.microsoft.com/office/drawing/2016/ink" xmlns:am3d="http://schemas.microsoft.com/office/drawing/2017/model3d" xmlns:o="urn:schemas-microsoft-com:office:office" xmlns:oel="http://schemas.microsoft.com/office/2019/extlst" xmlns:r="http://schemas.openxmlformats.org/officeDocument/2006/relationships" xmlns:m="http://schemas.openxmlformats.org/officeDocument/2006/math" xmlns:v="urn:schemas-microsoft-com:vml" xmlns:wp14="http://schemas.microsoft.com/office/word/2010/wordprocessingDrawing" xmlns:wp="http://schemas.openxmlformats.org/drawingml/2006/wordprocessingDrawing" xmlns:w10="urn:schemas-microsoft-com:office:word" xmlns:w="http://schemas.openxmlformats.org/wordprocessingml/2006/main" xmlns:w14="http://schemas.microsoft.com/office/word/2010/wordml" xmlns:w15="http://schemas.microsoft.com/office/word/2012/wordml" xmlns:w16cex="http://schemas.microsoft.com/office/word/2018/wordml/cex" xmlns:w16cid="http://schemas.microsoft.com/office/word/2016/wordml/cid" xmlns:w16="http://schemas.microsoft.com/office/word/2018/wordml" xmlns:w16du="http://schemas.microsoft.com/office/word/2023/wordml/word16du" xmlns:w16sdtdh="http://schemas.microsoft.com/office/word/2020/wordml/sdtdatahash" xmlns:w16sdtfl="http://schemas.microsoft.com/office/word/2024/wordml/sdtformatlock" xmlns:w16se="http://schemas.microsoft.com/office/word/2015/wordml/symex" xmlns:wpg="http://schemas.microsoft.com/office/word/2010/wordprocessingGroup" xmlns:wpi="http://schemas.microsoft.com/office/word/2010/wordprocessingInk" xmlns:wne="http://schemas.microsoft.com/office/word/2006/wordml" xmlns:wps="http://schemas.microsoft.com/office/word/2010/wordprocessingShape" mc:Ignorable="w14 w15 w16se w16cid w16 w16cex w16sdtdh w16sdtfl w16du wp14">
   <w:abstractNum w:abstractNumId="0" w15:restartNumberingAfterBreak="0">
     <w:nsid w:val="0D133A30"/>
     <w:multiLevelType w:val="hybridMultilevel"/>
@@ -19140,7 +18467,7 @@
 </file>
 
 <file path=word/people.xml><?xml version="1.0" encoding="utf-8"?>
-<w15:people xmlns:wpc="http://schemas.microsoft.com/office/word/2010/wordprocessingCanvas" xmlns:cx="http://schemas.microsoft.com/office/drawing/2014/chartex" xmlns:cx1="http://schemas.microsoft.com/office/drawing/2015/9/8/chartex" xmlns:cx2="http://schemas.microsoft.com/office/drawing/2015/10/21/chartex" xmlns:cx3="http://schemas.microsoft.com/office/drawing/2016/5/9/chartex" xmlns:cx4="http://schemas.microsoft.com/office/drawing/2016/5/10/chartex" xmlns:cx5="http://schemas.microsoft.com/office/drawing/2016/5/11/chartex" xmlns:cx6="http://schemas.microsoft.com/office/drawing/2016/5/12/chartex" xmlns:cx7="http://schemas.microsoft.com/office/drawing/2016/5/13/chartex" xmlns:cx8="http://schemas.microsoft.com/office/drawing/2016/5/14/chartex" xmlns:mc="http://schemas.openxmlformats.org/markup-compatibility/2006" xmlns:aink="http://schemas.microsoft.com/office/drawing/2016/ink" xmlns:am3d="http://schemas.microsoft.com/office/drawing/2017/model3d" xmlns:o="urn:schemas-microsoft-com:office:office" xmlns:oel="http://schemas.microsoft.com/office/2019/extlst" xmlns:r="http://schemas.openxmlformats.org/officeDocument/2006/relationships" xmlns:m="http://schemas.openxmlformats.org/officeDocument/2006/math" xmlns:v="urn:schemas-microsoft-com:vml" xmlns:wp14="http://schemas.microsoft.com/office/word/2010/wordprocessingDrawing" xmlns:wp="http://schemas.openxmlformats.org/drawingml/2006/wordprocessingDrawing" xmlns:w10="urn:schemas-microsoft-com:office:word" xmlns:w="http://schemas.openxmlformats.org/wordprocessingml/2006/main" xmlns:w14="http://schemas.microsoft.com/office/word/2010/wordml" xmlns:w15="http://schemas.microsoft.com/office/word/2012/wordml" xmlns:w16cei="http://schemas.microsoft.com/office/word/2026/wordml/cei" xmlns:w16cex="http://schemas.microsoft.com/office/word/2018/wordml/cex" xmlns:w16cid="http://schemas.microsoft.com/office/word/2016/wordml/cid" xmlns:w16="http://schemas.microsoft.com/office/word/2018/wordml" xmlns:w16du="http://schemas.microsoft.com/office/word/2023/wordml/word16du" xmlns:w16sdtdh="http://schemas.microsoft.com/office/word/2020/wordml/sdtdatahash" xmlns:w16sdtfl="http://schemas.microsoft.com/office/word/2024/wordml/sdtformatlock" xmlns:w16se="http://schemas.microsoft.com/office/word/2015/wordml/symex" xmlns:wpg="http://schemas.microsoft.com/office/word/2010/wordprocessingGroup" xmlns:wpi="http://schemas.microsoft.com/office/word/2010/wordprocessingInk" xmlns:wne="http://schemas.microsoft.com/office/word/2006/wordml" xmlns:wps="http://schemas.microsoft.com/office/word/2010/wordprocessingShape" mc:Ignorable="w14 w15 w16se w16cid w16 w16cex w16sdtdh w16sdtfl w16du wp14">
+<w15:people xmlns:wpc="http://schemas.microsoft.com/office/word/2010/wordprocessingCanvas" xmlns:cx="http://schemas.microsoft.com/office/drawing/2014/chartex" xmlns:cx1="http://schemas.microsoft.com/office/drawing/2015/9/8/chartex" xmlns:cx2="http://schemas.microsoft.com/office/drawing/2015/10/21/chartex" xmlns:cx3="http://schemas.microsoft.com/office/drawing/2016/5/9/chartex" xmlns:cx4="http://schemas.microsoft.com/office/drawing/2016/5/10/chartex" xmlns:cx5="http://schemas.microsoft.com/office/drawing/2016/5/11/chartex" xmlns:cx6="http://schemas.microsoft.com/office/drawing/2016/5/12/chartex" xmlns:cx7="http://schemas.microsoft.com/office/drawing/2016/5/13/chartex" xmlns:cx8="http://schemas.microsoft.com/office/drawing/2016/5/14/chartex" xmlns:mc="http://schemas.openxmlformats.org/markup-compatibility/2006" xmlns:aink="http://schemas.microsoft.com/office/drawing/2016/ink" xmlns:am3d="http://schemas.microsoft.com/office/drawing/2017/model3d" xmlns:o="urn:schemas-microsoft-com:office:office" xmlns:oel="http://schemas.microsoft.com/office/2019/extlst" xmlns:r="http://schemas.openxmlformats.org/officeDocument/2006/relationships" xmlns:m="http://schemas.openxmlformats.org/officeDocument/2006/math" xmlns:v="urn:schemas-microsoft-com:vml" xmlns:wp14="http://schemas.microsoft.com/office/word/2010/wordprocessingDrawing" xmlns:wp="http://schemas.openxmlformats.org/drawingml/2006/wordprocessingDrawing" xmlns:w10="urn:schemas-microsoft-com:office:word" xmlns:w="http://schemas.openxmlformats.org/wordprocessingml/2006/main" xmlns:w14="http://schemas.microsoft.com/office/word/2010/wordml" xmlns:w15="http://schemas.microsoft.com/office/word/2012/wordml" xmlns:w16cex="http://schemas.microsoft.com/office/word/2018/wordml/cex" xmlns:w16cid="http://schemas.microsoft.com/office/word/2016/wordml/cid" xmlns:w16="http://schemas.microsoft.com/office/word/2018/wordml" xmlns:w16du="http://schemas.microsoft.com/office/word/2023/wordml/word16du" xmlns:w16sdtdh="http://schemas.microsoft.com/office/word/2020/wordml/sdtdatahash" xmlns:w16sdtfl="http://schemas.microsoft.com/office/word/2024/wordml/sdtformatlock" xmlns:w16se="http://schemas.microsoft.com/office/word/2015/wordml/symex" xmlns:wpg="http://schemas.microsoft.com/office/word/2010/wordprocessingGroup" xmlns:wpi="http://schemas.microsoft.com/office/word/2010/wordprocessingInk" xmlns:wne="http://schemas.microsoft.com/office/word/2006/wordml" xmlns:wps="http://schemas.microsoft.com/office/word/2010/wordprocessingShape" mc:Ignorable="w14 w15 w16se w16cid w16 w16cex w16sdtdh w16sdtfl w16du wp14">
   <w15:person w15:author="Nikola Babić">
     <w15:presenceInfo w15:providerId="Windows Live" w15:userId="b670576d5496a851"/>
   </w15:person>
